--- a/Lab_01_demshin/Отчёт по лабораторной работе N1.docx
+++ b/Lab_01_demshin/Отчёт по лабораторной работе N1.docx
@@ -55,7 +55,21 @@
         <w:rPr>
           <w:bCs/>
         </w:rPr>
-        <w:t>(ФГАОУ ВО «СПбПУ»)</w:t>
+        <w:t>(ФГАОУ ВО «</w:t>
+      </w:r>
+      <w:proofErr w:type="spellStart"/>
+      <w:r>
+        <w:rPr>
+          <w:bCs/>
+        </w:rPr>
+        <w:t>СПбПУ</w:t>
+      </w:r>
+      <w:proofErr w:type="spellEnd"/>
+      <w:r>
+        <w:rPr>
+          <w:bCs/>
+        </w:rPr>
+        <w:t>»)</w:t>
       </w:r>
     </w:p>
     <w:p>
@@ -427,7 +441,7 @@
                   <v:imagedata r:id="rId7" o:title=""/>
                   <w10:wrap type="square" side="right"/>
                 </v:shape>
-                <o:OLEObject Type="Embed" ProgID="Visio.Drawing.15" ShapeID="_x0000_s2053" DrawAspect="Content" ObjectID="_1850582986" r:id="rId8"/>
+                <o:OLEObject Type="Embed" ProgID="Visio.Drawing.15" ShapeID="_x0000_s2053" DrawAspect="Content" ObjectID="_1850663642" r:id="rId8"/>
               </w:object>
             </w:r>
           </w:p>
@@ -454,12 +468,14 @@
               </w:rPr>
               <w:t xml:space="preserve">Объявление основной функции </w:t>
             </w:r>
+            <w:proofErr w:type="spellStart"/>
             <w:r>
               <w:rPr>
                 <w:rFonts w:ascii="Times New Roman" w:hAnsi="Times New Roman" w:cs="Times New Roman"/>
               </w:rPr>
               <w:t>Main</w:t>
             </w:r>
+            <w:proofErr w:type="spellEnd"/>
             <w:r>
               <w:rPr>
                 <w:rFonts w:ascii="Times New Roman" w:hAnsi="Times New Roman" w:cs="Times New Roman"/>
@@ -578,11 +594,19 @@
               </w:rPr>
               <w:t xml:space="preserve">Расчёт кол-ва сахара и ягод. Переменные </w:t>
             </w:r>
+            <w:proofErr w:type="spellStart"/>
             <w:r>
               <w:rPr>
                 <w:rFonts w:ascii="Times New Roman" w:hAnsi="Times New Roman" w:cs="Times New Roman"/>
               </w:rPr>
-              <w:t xml:space="preserve">Sugar </w:t>
+              <w:t>Sugar</w:t>
+            </w:r>
+            <w:proofErr w:type="spellEnd"/>
+            <w:r>
+              <w:rPr>
+                <w:rFonts w:ascii="Times New Roman" w:hAnsi="Times New Roman" w:cs="Times New Roman"/>
+              </w:rPr>
+              <w:t xml:space="preserve"> </w:t>
             </w:r>
             <w:r>
               <w:rPr>
@@ -590,11 +614,19 @@
               </w:rPr>
               <w:t xml:space="preserve">и </w:t>
             </w:r>
+            <w:proofErr w:type="spellStart"/>
             <w:r>
               <w:rPr>
                 <w:rFonts w:ascii="Times New Roman" w:hAnsi="Times New Roman" w:cs="Times New Roman"/>
               </w:rPr>
-              <w:t xml:space="preserve">Berry </w:t>
+              <w:t>Berry</w:t>
+            </w:r>
+            <w:proofErr w:type="spellEnd"/>
+            <w:r>
+              <w:rPr>
+                <w:rFonts w:ascii="Times New Roman" w:hAnsi="Times New Roman" w:cs="Times New Roman"/>
+              </w:rPr>
+              <w:t xml:space="preserve"> </w:t>
             </w:r>
             <w:r>
               <w:rPr>
@@ -647,19 +679,7 @@
               <w:rPr>
                 <w:rFonts w:ascii="Times New Roman" w:hAnsi="Times New Roman" w:cs="Times New Roman"/>
               </w:rPr>
-              <w:t xml:space="preserve">Вывод расчётных значений необходимого </w:t>
-            </w:r>
-            <w:r>
-              <w:rPr>
-                <w:rFonts w:ascii="Times New Roman" w:hAnsi="Times New Roman" w:cs="Times New Roman"/>
-              </w:rPr>
-              <w:t>кол-ва</w:t>
-            </w:r>
-            <w:r>
-              <w:rPr>
-                <w:rFonts w:ascii="Times New Roman" w:hAnsi="Times New Roman" w:cs="Times New Roman"/>
-              </w:rPr>
-              <w:t xml:space="preserve"> ягод, сахара и воды. </w:t>
+              <w:t xml:space="preserve">Вывод расчётных значений необходимого кол-ва ягод, сахара и воды. </w:t>
             </w:r>
           </w:p>
         </w:tc>
@@ -709,6 +729,7 @@
               </w:rPr>
               <w:t xml:space="preserve"> (</w:t>
             </w:r>
+            <w:proofErr w:type="gramStart"/>
             <w:r>
               <w:rPr>
                 <w:rFonts w:ascii="Times New Roman" w:hAnsi="Times New Roman" w:cs="Times New Roman"/>
@@ -720,7 +741,14 @@
               <w:rPr>
                 <w:rFonts w:ascii="Times New Roman" w:hAnsi="Times New Roman" w:cs="Times New Roman"/>
               </w:rPr>
-              <w:t>()=0)</w:t>
+              <w:t>(</w:t>
+            </w:r>
+            <w:proofErr w:type="gramEnd"/>
+            <w:r>
+              <w:rPr>
+                <w:rFonts w:ascii="Times New Roman" w:hAnsi="Times New Roman" w:cs="Times New Roman"/>
+              </w:rPr>
+              <w:t>)=0)</w:t>
             </w:r>
             <w:r>
               <w:rPr>
@@ -883,42 +911,103 @@
           <w:szCs w:val="24"/>
           <w:lang w:val="en-US"/>
         </w:rPr>
-        <w:t>int main() {</w:t>
-      </w:r>
-    </w:p>
-    <w:p>
-      <w:pPr>
-        <w:rPr>
-          <w:rFonts w:ascii="Times New Roman" w:hAnsi="Times New Roman" w:cs="Times New Roman"/>
-          <w:b/>
-          <w:bCs/>
-          <w:sz w:val="24"/>
-          <w:szCs w:val="24"/>
-          <w:lang w:val="en-US"/>
-        </w:rPr>
-      </w:pPr>
-    </w:p>
-    <w:p>
-      <w:pPr>
-        <w:rPr>
-          <w:rFonts w:ascii="Times New Roman" w:hAnsi="Times New Roman" w:cs="Times New Roman"/>
-          <w:b/>
-          <w:bCs/>
-          <w:sz w:val="24"/>
-          <w:szCs w:val="24"/>
-          <w:lang w:val="en-US"/>
-        </w:rPr>
-      </w:pPr>
-      <w:r>
-        <w:rPr>
-          <w:rFonts w:ascii="Times New Roman" w:hAnsi="Times New Roman" w:cs="Times New Roman"/>
-          <w:b/>
-          <w:bCs/>
-          <w:sz w:val="24"/>
-          <w:szCs w:val="24"/>
-          <w:lang w:val="en-US"/>
-        </w:rPr>
-        <w:t>    setlocale(LC_ALL, "Russian");   //</w:t>
+        <w:t xml:space="preserve">int </w:t>
+      </w:r>
+      <w:proofErr w:type="gramStart"/>
+      <w:r>
+        <w:rPr>
+          <w:rFonts w:ascii="Times New Roman" w:hAnsi="Times New Roman" w:cs="Times New Roman"/>
+          <w:b/>
+          <w:bCs/>
+          <w:sz w:val="24"/>
+          <w:szCs w:val="24"/>
+          <w:lang w:val="en-US"/>
+        </w:rPr>
+        <w:t>main(</w:t>
+      </w:r>
+      <w:proofErr w:type="gramEnd"/>
+      <w:r>
+        <w:rPr>
+          <w:rFonts w:ascii="Times New Roman" w:hAnsi="Times New Roman" w:cs="Times New Roman"/>
+          <w:b/>
+          <w:bCs/>
+          <w:sz w:val="24"/>
+          <w:szCs w:val="24"/>
+          <w:lang w:val="en-US"/>
+        </w:rPr>
+        <w:t>) {</w:t>
+      </w:r>
+    </w:p>
+    <w:p>
+      <w:pPr>
+        <w:rPr>
+          <w:rFonts w:ascii="Times New Roman" w:hAnsi="Times New Roman" w:cs="Times New Roman"/>
+          <w:b/>
+          <w:bCs/>
+          <w:sz w:val="24"/>
+          <w:szCs w:val="24"/>
+          <w:lang w:val="en-US"/>
+        </w:rPr>
+      </w:pPr>
+    </w:p>
+    <w:p>
+      <w:pPr>
+        <w:rPr>
+          <w:rFonts w:ascii="Times New Roman" w:hAnsi="Times New Roman" w:cs="Times New Roman"/>
+          <w:b/>
+          <w:bCs/>
+          <w:sz w:val="24"/>
+          <w:szCs w:val="24"/>
+          <w:lang w:val="en-US"/>
+        </w:rPr>
+      </w:pPr>
+      <w:r>
+        <w:rPr>
+          <w:rFonts w:ascii="Times New Roman" w:hAnsi="Times New Roman" w:cs="Times New Roman"/>
+          <w:b/>
+          <w:bCs/>
+          <w:sz w:val="24"/>
+          <w:szCs w:val="24"/>
+          <w:lang w:val="en-US"/>
+        </w:rPr>
+        <w:t xml:space="preserve">    </w:t>
+      </w:r>
+      <w:proofErr w:type="spellStart"/>
+      <w:proofErr w:type="gramStart"/>
+      <w:r>
+        <w:rPr>
+          <w:rFonts w:ascii="Times New Roman" w:hAnsi="Times New Roman" w:cs="Times New Roman"/>
+          <w:b/>
+          <w:bCs/>
+          <w:sz w:val="24"/>
+          <w:szCs w:val="24"/>
+          <w:lang w:val="en-US"/>
+        </w:rPr>
+        <w:t>setlocale</w:t>
+      </w:r>
+      <w:proofErr w:type="spellEnd"/>
+      <w:r>
+        <w:rPr>
+          <w:rFonts w:ascii="Times New Roman" w:hAnsi="Times New Roman" w:cs="Times New Roman"/>
+          <w:b/>
+          <w:bCs/>
+          <w:sz w:val="24"/>
+          <w:szCs w:val="24"/>
+          <w:lang w:val="en-US"/>
+        </w:rPr>
+        <w:t>(</w:t>
+      </w:r>
+      <w:proofErr w:type="gramEnd"/>
+      <w:r>
+        <w:rPr>
+          <w:rFonts w:ascii="Times New Roman" w:hAnsi="Times New Roman" w:cs="Times New Roman"/>
+          <w:b/>
+          <w:bCs/>
+          <w:sz w:val="24"/>
+          <w:szCs w:val="24"/>
+          <w:lang w:val="en-US"/>
+        </w:rPr>
+        <w:t>LC_ALL, "Russian");   //</w:t>
       </w:r>
       <w:r>
         <w:rPr>
@@ -941,6 +1030,7 @@
         </w:rPr>
         <w:t xml:space="preserve"> </w:t>
       </w:r>
+      <w:proofErr w:type="spellStart"/>
       <w:r>
         <w:rPr>
           <w:rFonts w:ascii="Times New Roman" w:hAnsi="Times New Roman" w:cs="Times New Roman"/>
@@ -951,6 +1041,7 @@
         </w:rPr>
         <w:t>кирилицы</w:t>
       </w:r>
+      <w:proofErr w:type="spellEnd"/>
       <w:r>
         <w:rPr>
           <w:rFonts w:ascii="Times New Roman" w:hAnsi="Times New Roman" w:cs="Times New Roman"/>
@@ -1016,91 +1107,262 @@
           <w:szCs w:val="24"/>
         </w:rPr>
       </w:pPr>
-      <w:r>
-        <w:rPr>
-          <w:rFonts w:ascii="Times New Roman" w:hAnsi="Times New Roman" w:cs="Times New Roman"/>
-          <w:b/>
-          <w:bCs/>
-          <w:sz w:val="24"/>
-          <w:szCs w:val="24"/>
-        </w:rPr>
-        <w:t>double berry, sugar, water;         //Оглавление переменных</w:t>
-      </w:r>
-    </w:p>
-    <w:p>
-      <w:pPr>
-        <w:rPr>
-          <w:rFonts w:ascii="Times New Roman" w:hAnsi="Times New Roman" w:cs="Times New Roman"/>
-          <w:b/>
-          <w:bCs/>
-          <w:sz w:val="24"/>
-          <w:szCs w:val="24"/>
-        </w:rPr>
-      </w:pPr>
-    </w:p>
-    <w:p>
-      <w:pPr>
-        <w:rPr>
-          <w:rFonts w:ascii="Times New Roman" w:hAnsi="Times New Roman" w:cs="Times New Roman"/>
-          <w:b/>
-          <w:bCs/>
-          <w:sz w:val="24"/>
-          <w:szCs w:val="24"/>
-        </w:rPr>
-      </w:pPr>
-      <w:r>
-        <w:rPr>
-          <w:rFonts w:ascii="Times New Roman" w:hAnsi="Times New Roman" w:cs="Times New Roman"/>
-          <w:b/>
-          <w:bCs/>
-          <w:sz w:val="24"/>
-          <w:szCs w:val="24"/>
-        </w:rPr>
-        <w:t>cout &lt;&lt; "Количество литров" &lt;&lt; "-"; //Вывод в терминале фразы "Количество литров -"</w:t>
-      </w:r>
-    </w:p>
-    <w:p>
-      <w:pPr>
-        <w:rPr>
-          <w:rFonts w:ascii="Times New Roman" w:hAnsi="Times New Roman" w:cs="Times New Roman"/>
-          <w:b/>
-          <w:bCs/>
-          <w:sz w:val="24"/>
-          <w:szCs w:val="24"/>
-        </w:rPr>
-      </w:pPr>
-      <w:r>
-        <w:rPr>
-          <w:rFonts w:ascii="Times New Roman" w:hAnsi="Times New Roman" w:cs="Times New Roman"/>
-          <w:b/>
-          <w:bCs/>
-          <w:sz w:val="24"/>
-          <w:szCs w:val="24"/>
-        </w:rPr>
-        <w:t xml:space="preserve">cin &gt;&gt; water;                       //Ввод количества воды </w:t>
-      </w:r>
-    </w:p>
-    <w:p>
-      <w:pPr>
-        <w:rPr>
-          <w:rFonts w:ascii="Times New Roman" w:hAnsi="Times New Roman" w:cs="Times New Roman"/>
-          <w:b/>
-          <w:bCs/>
-          <w:sz w:val="24"/>
-          <w:szCs w:val="24"/>
-        </w:rPr>
-      </w:pPr>
-    </w:p>
-    <w:p>
-      <w:pPr>
-        <w:rPr>
-          <w:rFonts w:ascii="Times New Roman" w:hAnsi="Times New Roman" w:cs="Times New Roman"/>
-          <w:b/>
-          <w:bCs/>
-          <w:sz w:val="24"/>
-          <w:szCs w:val="24"/>
-        </w:rPr>
-      </w:pPr>
+      <w:proofErr w:type="spellStart"/>
+      <w:r>
+        <w:rPr>
+          <w:rFonts w:ascii="Times New Roman" w:hAnsi="Times New Roman" w:cs="Times New Roman"/>
+          <w:b/>
+          <w:bCs/>
+          <w:sz w:val="24"/>
+          <w:szCs w:val="24"/>
+        </w:rPr>
+        <w:t>double</w:t>
+      </w:r>
+      <w:proofErr w:type="spellEnd"/>
+      <w:r>
+        <w:rPr>
+          <w:rFonts w:ascii="Times New Roman" w:hAnsi="Times New Roman" w:cs="Times New Roman"/>
+          <w:b/>
+          <w:bCs/>
+          <w:sz w:val="24"/>
+          <w:szCs w:val="24"/>
+        </w:rPr>
+        <w:t xml:space="preserve"> </w:t>
+      </w:r>
+      <w:proofErr w:type="spellStart"/>
+      <w:r>
+        <w:rPr>
+          <w:rFonts w:ascii="Times New Roman" w:hAnsi="Times New Roman" w:cs="Times New Roman"/>
+          <w:b/>
+          <w:bCs/>
+          <w:sz w:val="24"/>
+          <w:szCs w:val="24"/>
+        </w:rPr>
+        <w:t>berry</w:t>
+      </w:r>
+      <w:proofErr w:type="spellEnd"/>
+      <w:r>
+        <w:rPr>
+          <w:rFonts w:ascii="Times New Roman" w:hAnsi="Times New Roman" w:cs="Times New Roman"/>
+          <w:b/>
+          <w:bCs/>
+          <w:sz w:val="24"/>
+          <w:szCs w:val="24"/>
+        </w:rPr>
+        <w:t xml:space="preserve">, </w:t>
+      </w:r>
+      <w:proofErr w:type="spellStart"/>
+      <w:r>
+        <w:rPr>
+          <w:rFonts w:ascii="Times New Roman" w:hAnsi="Times New Roman" w:cs="Times New Roman"/>
+          <w:b/>
+          <w:bCs/>
+          <w:sz w:val="24"/>
+          <w:szCs w:val="24"/>
+        </w:rPr>
+        <w:t>sugar</w:t>
+      </w:r>
+      <w:proofErr w:type="spellEnd"/>
+      <w:r>
+        <w:rPr>
+          <w:rFonts w:ascii="Times New Roman" w:hAnsi="Times New Roman" w:cs="Times New Roman"/>
+          <w:b/>
+          <w:bCs/>
+          <w:sz w:val="24"/>
+          <w:szCs w:val="24"/>
+        </w:rPr>
+        <w:t xml:space="preserve">, </w:t>
+      </w:r>
+      <w:proofErr w:type="spellStart"/>
+      <w:proofErr w:type="gramStart"/>
+      <w:r>
+        <w:rPr>
+          <w:rFonts w:ascii="Times New Roman" w:hAnsi="Times New Roman" w:cs="Times New Roman"/>
+          <w:b/>
+          <w:bCs/>
+          <w:sz w:val="24"/>
+          <w:szCs w:val="24"/>
+        </w:rPr>
+        <w:t>water</w:t>
+      </w:r>
+      <w:proofErr w:type="spellEnd"/>
+      <w:r>
+        <w:rPr>
+          <w:rFonts w:ascii="Times New Roman" w:hAnsi="Times New Roman" w:cs="Times New Roman"/>
+          <w:b/>
+          <w:bCs/>
+          <w:sz w:val="24"/>
+          <w:szCs w:val="24"/>
+        </w:rPr>
+        <w:t xml:space="preserve">;   </w:t>
+      </w:r>
+      <w:proofErr w:type="gramEnd"/>
+      <w:r>
+        <w:rPr>
+          <w:rFonts w:ascii="Times New Roman" w:hAnsi="Times New Roman" w:cs="Times New Roman"/>
+          <w:b/>
+          <w:bCs/>
+          <w:sz w:val="24"/>
+          <w:szCs w:val="24"/>
+        </w:rPr>
+        <w:t>      //Оглавление переменных</w:t>
+      </w:r>
+    </w:p>
+    <w:p>
+      <w:pPr>
+        <w:rPr>
+          <w:rFonts w:ascii="Times New Roman" w:hAnsi="Times New Roman" w:cs="Times New Roman"/>
+          <w:b/>
+          <w:bCs/>
+          <w:sz w:val="24"/>
+          <w:szCs w:val="24"/>
+        </w:rPr>
+      </w:pPr>
+    </w:p>
+    <w:p>
+      <w:pPr>
+        <w:rPr>
+          <w:rFonts w:ascii="Times New Roman" w:hAnsi="Times New Roman" w:cs="Times New Roman"/>
+          <w:b/>
+          <w:bCs/>
+          <w:sz w:val="24"/>
+          <w:szCs w:val="24"/>
+        </w:rPr>
+      </w:pPr>
+      <w:proofErr w:type="spellStart"/>
+      <w:r>
+        <w:rPr>
+          <w:rFonts w:ascii="Times New Roman" w:hAnsi="Times New Roman" w:cs="Times New Roman"/>
+          <w:b/>
+          <w:bCs/>
+          <w:sz w:val="24"/>
+          <w:szCs w:val="24"/>
+        </w:rPr>
+        <w:t>cout</w:t>
+      </w:r>
+      <w:proofErr w:type="spellEnd"/>
+      <w:r>
+        <w:rPr>
+          <w:rFonts w:ascii="Times New Roman" w:hAnsi="Times New Roman" w:cs="Times New Roman"/>
+          <w:b/>
+          <w:bCs/>
+          <w:sz w:val="24"/>
+          <w:szCs w:val="24"/>
+        </w:rPr>
+        <w:t xml:space="preserve"> </w:t>
+      </w:r>
+      <w:proofErr w:type="gramStart"/>
+      <w:r>
+        <w:rPr>
+          <w:rFonts w:ascii="Times New Roman" w:hAnsi="Times New Roman" w:cs="Times New Roman"/>
+          <w:b/>
+          <w:bCs/>
+          <w:sz w:val="24"/>
+          <w:szCs w:val="24"/>
+        </w:rPr>
+        <w:t>&lt;&lt; "</w:t>
+      </w:r>
+      <w:proofErr w:type="gramEnd"/>
+      <w:r>
+        <w:rPr>
+          <w:rFonts w:ascii="Times New Roman" w:hAnsi="Times New Roman" w:cs="Times New Roman"/>
+          <w:b/>
+          <w:bCs/>
+          <w:sz w:val="24"/>
+          <w:szCs w:val="24"/>
+        </w:rPr>
+        <w:t>Количество литров" &lt;&lt; "-"; //Вывод в терминале фразы "Количество литров -"</w:t>
+      </w:r>
+    </w:p>
+    <w:p>
+      <w:pPr>
+        <w:rPr>
+          <w:rFonts w:ascii="Times New Roman" w:hAnsi="Times New Roman" w:cs="Times New Roman"/>
+          <w:b/>
+          <w:bCs/>
+          <w:sz w:val="24"/>
+          <w:szCs w:val="24"/>
+        </w:rPr>
+      </w:pPr>
+      <w:proofErr w:type="spellStart"/>
+      <w:proofErr w:type="gramStart"/>
+      <w:r>
+        <w:rPr>
+          <w:rFonts w:ascii="Times New Roman" w:hAnsi="Times New Roman" w:cs="Times New Roman"/>
+          <w:b/>
+          <w:bCs/>
+          <w:sz w:val="24"/>
+          <w:szCs w:val="24"/>
+        </w:rPr>
+        <w:t>cin</w:t>
+      </w:r>
+      <w:proofErr w:type="spellEnd"/>
+      <w:r>
+        <w:rPr>
+          <w:rFonts w:ascii="Times New Roman" w:hAnsi="Times New Roman" w:cs="Times New Roman"/>
+          <w:b/>
+          <w:bCs/>
+          <w:sz w:val="24"/>
+          <w:szCs w:val="24"/>
+        </w:rPr>
+        <w:t xml:space="preserve"> &gt;</w:t>
+      </w:r>
+      <w:proofErr w:type="gramEnd"/>
+      <w:r>
+        <w:rPr>
+          <w:rFonts w:ascii="Times New Roman" w:hAnsi="Times New Roman" w:cs="Times New Roman"/>
+          <w:b/>
+          <w:bCs/>
+          <w:sz w:val="24"/>
+          <w:szCs w:val="24"/>
+        </w:rPr>
+        <w:t xml:space="preserve">&gt; </w:t>
+      </w:r>
+      <w:proofErr w:type="spellStart"/>
+      <w:r>
+        <w:rPr>
+          <w:rFonts w:ascii="Times New Roman" w:hAnsi="Times New Roman" w:cs="Times New Roman"/>
+          <w:b/>
+          <w:bCs/>
+          <w:sz w:val="24"/>
+          <w:szCs w:val="24"/>
+        </w:rPr>
+        <w:t>water</w:t>
+      </w:r>
+      <w:proofErr w:type="spellEnd"/>
+      <w:r>
+        <w:rPr>
+          <w:rFonts w:ascii="Times New Roman" w:hAnsi="Times New Roman" w:cs="Times New Roman"/>
+          <w:b/>
+          <w:bCs/>
+          <w:sz w:val="24"/>
+          <w:szCs w:val="24"/>
+        </w:rPr>
+        <w:t xml:space="preserve">;                       //Ввод количества воды </w:t>
+      </w:r>
+    </w:p>
+    <w:p>
+      <w:pPr>
+        <w:rPr>
+          <w:rFonts w:ascii="Times New Roman" w:hAnsi="Times New Roman" w:cs="Times New Roman"/>
+          <w:b/>
+          <w:bCs/>
+          <w:sz w:val="24"/>
+          <w:szCs w:val="24"/>
+        </w:rPr>
+      </w:pPr>
+    </w:p>
+    <w:p>
+      <w:pPr>
+        <w:rPr>
+          <w:rFonts w:ascii="Times New Roman" w:hAnsi="Times New Roman" w:cs="Times New Roman"/>
+          <w:b/>
+          <w:bCs/>
+          <w:sz w:val="24"/>
+          <w:szCs w:val="24"/>
+        </w:rPr>
+      </w:pPr>
+      <w:proofErr w:type="spellStart"/>
       <w:r>
         <w:rPr>
           <w:rFonts w:ascii="Times New Roman" w:hAnsi="Times New Roman" w:cs="Times New Roman"/>
@@ -1110,83 +1372,243 @@
           <w:szCs w:val="24"/>
         </w:rPr>
         <w:lastRenderedPageBreak/>
-        <w:t>berry = water / 3;                  //Инициализация переменной berry</w:t>
-      </w:r>
-    </w:p>
-    <w:p>
-      <w:pPr>
-        <w:rPr>
-          <w:rFonts w:ascii="Times New Roman" w:hAnsi="Times New Roman" w:cs="Times New Roman"/>
-          <w:b/>
-          <w:bCs/>
-          <w:sz w:val="24"/>
-          <w:szCs w:val="24"/>
-        </w:rPr>
-      </w:pPr>
-      <w:r>
-        <w:rPr>
-          <w:rFonts w:ascii="Times New Roman" w:hAnsi="Times New Roman" w:cs="Times New Roman"/>
-          <w:b/>
-          <w:bCs/>
-          <w:sz w:val="24"/>
-          <w:szCs w:val="24"/>
-        </w:rPr>
-        <w:t>sugar = water / 2;                  //Инициализация переменной sugar</w:t>
-      </w:r>
-    </w:p>
-    <w:p>
-      <w:pPr>
-        <w:rPr>
-          <w:rFonts w:ascii="Times New Roman" w:hAnsi="Times New Roman" w:cs="Times New Roman"/>
-          <w:b/>
-          <w:bCs/>
-          <w:sz w:val="24"/>
-          <w:szCs w:val="24"/>
-        </w:rPr>
-      </w:pPr>
-    </w:p>
-    <w:p>
-      <w:pPr>
-        <w:rPr>
-          <w:rFonts w:ascii="Times New Roman" w:hAnsi="Times New Roman" w:cs="Times New Roman"/>
-          <w:b/>
-          <w:bCs/>
-          <w:sz w:val="24"/>
-          <w:szCs w:val="24"/>
-        </w:rPr>
-      </w:pPr>
-      <w:r>
-        <w:rPr>
-          <w:rFonts w:ascii="Times New Roman" w:hAnsi="Times New Roman" w:cs="Times New Roman"/>
-          <w:b/>
-          <w:bCs/>
-          <w:sz w:val="24"/>
-          <w:szCs w:val="24"/>
-        </w:rPr>
-        <w:t>//Вывод данных о количестве ингридиентов</w:t>
-      </w:r>
-    </w:p>
-    <w:p>
-      <w:pPr>
-        <w:rPr>
-          <w:rFonts w:ascii="Times New Roman" w:hAnsi="Times New Roman" w:cs="Times New Roman"/>
-          <w:b/>
-          <w:bCs/>
-          <w:sz w:val="24"/>
-          <w:szCs w:val="24"/>
-          <w:lang w:val="en-US"/>
-        </w:rPr>
-      </w:pPr>
-      <w:r>
-        <w:rPr>
-          <w:rFonts w:ascii="Times New Roman" w:hAnsi="Times New Roman" w:cs="Times New Roman"/>
-          <w:b/>
-          <w:bCs/>
-          <w:sz w:val="24"/>
-          <w:szCs w:val="24"/>
-          <w:lang w:val="en-US"/>
-        </w:rPr>
-        <w:t>cout &lt;&lt; "</w:t>
+        <w:t>berry</w:t>
+      </w:r>
+      <w:proofErr w:type="spellEnd"/>
+      <w:r>
+        <w:rPr>
+          <w:rFonts w:ascii="Times New Roman" w:hAnsi="Times New Roman" w:cs="Times New Roman"/>
+          <w:b/>
+          <w:bCs/>
+          <w:sz w:val="24"/>
+          <w:szCs w:val="24"/>
+        </w:rPr>
+        <w:t xml:space="preserve"> = </w:t>
+      </w:r>
+      <w:proofErr w:type="spellStart"/>
+      <w:r>
+        <w:rPr>
+          <w:rFonts w:ascii="Times New Roman" w:hAnsi="Times New Roman" w:cs="Times New Roman"/>
+          <w:b/>
+          <w:bCs/>
+          <w:sz w:val="24"/>
+          <w:szCs w:val="24"/>
+        </w:rPr>
+        <w:t>water</w:t>
+      </w:r>
+      <w:proofErr w:type="spellEnd"/>
+      <w:r>
+        <w:rPr>
+          <w:rFonts w:ascii="Times New Roman" w:hAnsi="Times New Roman" w:cs="Times New Roman"/>
+          <w:b/>
+          <w:bCs/>
+          <w:sz w:val="24"/>
+          <w:szCs w:val="24"/>
+        </w:rPr>
+        <w:t xml:space="preserve"> / </w:t>
+      </w:r>
+      <w:proofErr w:type="gramStart"/>
+      <w:r>
+        <w:rPr>
+          <w:rFonts w:ascii="Times New Roman" w:hAnsi="Times New Roman" w:cs="Times New Roman"/>
+          <w:b/>
+          <w:bCs/>
+          <w:sz w:val="24"/>
+          <w:szCs w:val="24"/>
+        </w:rPr>
+        <w:t xml:space="preserve">3;   </w:t>
+      </w:r>
+      <w:proofErr w:type="gramEnd"/>
+      <w:r>
+        <w:rPr>
+          <w:rFonts w:ascii="Times New Roman" w:hAnsi="Times New Roman" w:cs="Times New Roman"/>
+          <w:b/>
+          <w:bCs/>
+          <w:sz w:val="24"/>
+          <w:szCs w:val="24"/>
+        </w:rPr>
+        <w:t xml:space="preserve">               //Инициализация переменной </w:t>
+      </w:r>
+      <w:proofErr w:type="spellStart"/>
+      <w:r>
+        <w:rPr>
+          <w:rFonts w:ascii="Times New Roman" w:hAnsi="Times New Roman" w:cs="Times New Roman"/>
+          <w:b/>
+          <w:bCs/>
+          <w:sz w:val="24"/>
+          <w:szCs w:val="24"/>
+        </w:rPr>
+        <w:t>berry</w:t>
+      </w:r>
+      <w:proofErr w:type="spellEnd"/>
+    </w:p>
+    <w:p>
+      <w:pPr>
+        <w:rPr>
+          <w:rFonts w:ascii="Times New Roman" w:hAnsi="Times New Roman" w:cs="Times New Roman"/>
+          <w:b/>
+          <w:bCs/>
+          <w:sz w:val="24"/>
+          <w:szCs w:val="24"/>
+        </w:rPr>
+      </w:pPr>
+      <w:proofErr w:type="spellStart"/>
+      <w:r>
+        <w:rPr>
+          <w:rFonts w:ascii="Times New Roman" w:hAnsi="Times New Roman" w:cs="Times New Roman"/>
+          <w:b/>
+          <w:bCs/>
+          <w:sz w:val="24"/>
+          <w:szCs w:val="24"/>
+        </w:rPr>
+        <w:t>sugar</w:t>
+      </w:r>
+      <w:proofErr w:type="spellEnd"/>
+      <w:r>
+        <w:rPr>
+          <w:rFonts w:ascii="Times New Roman" w:hAnsi="Times New Roman" w:cs="Times New Roman"/>
+          <w:b/>
+          <w:bCs/>
+          <w:sz w:val="24"/>
+          <w:szCs w:val="24"/>
+        </w:rPr>
+        <w:t xml:space="preserve"> = </w:t>
+      </w:r>
+      <w:proofErr w:type="spellStart"/>
+      <w:r>
+        <w:rPr>
+          <w:rFonts w:ascii="Times New Roman" w:hAnsi="Times New Roman" w:cs="Times New Roman"/>
+          <w:b/>
+          <w:bCs/>
+          <w:sz w:val="24"/>
+          <w:szCs w:val="24"/>
+        </w:rPr>
+        <w:t>water</w:t>
+      </w:r>
+      <w:proofErr w:type="spellEnd"/>
+      <w:r>
+        <w:rPr>
+          <w:rFonts w:ascii="Times New Roman" w:hAnsi="Times New Roman" w:cs="Times New Roman"/>
+          <w:b/>
+          <w:bCs/>
+          <w:sz w:val="24"/>
+          <w:szCs w:val="24"/>
+        </w:rPr>
+        <w:t xml:space="preserve"> / </w:t>
+      </w:r>
+      <w:proofErr w:type="gramStart"/>
+      <w:r>
+        <w:rPr>
+          <w:rFonts w:ascii="Times New Roman" w:hAnsi="Times New Roman" w:cs="Times New Roman"/>
+          <w:b/>
+          <w:bCs/>
+          <w:sz w:val="24"/>
+          <w:szCs w:val="24"/>
+        </w:rPr>
+        <w:t xml:space="preserve">2;   </w:t>
+      </w:r>
+      <w:proofErr w:type="gramEnd"/>
+      <w:r>
+        <w:rPr>
+          <w:rFonts w:ascii="Times New Roman" w:hAnsi="Times New Roman" w:cs="Times New Roman"/>
+          <w:b/>
+          <w:bCs/>
+          <w:sz w:val="24"/>
+          <w:szCs w:val="24"/>
+        </w:rPr>
+        <w:t xml:space="preserve">               //Инициализация переменной </w:t>
+      </w:r>
+      <w:proofErr w:type="spellStart"/>
+      <w:r>
+        <w:rPr>
+          <w:rFonts w:ascii="Times New Roman" w:hAnsi="Times New Roman" w:cs="Times New Roman"/>
+          <w:b/>
+          <w:bCs/>
+          <w:sz w:val="24"/>
+          <w:szCs w:val="24"/>
+        </w:rPr>
+        <w:t>sugar</w:t>
+      </w:r>
+      <w:proofErr w:type="spellEnd"/>
+    </w:p>
+    <w:p>
+      <w:pPr>
+        <w:rPr>
+          <w:rFonts w:ascii="Times New Roman" w:hAnsi="Times New Roman" w:cs="Times New Roman"/>
+          <w:b/>
+          <w:bCs/>
+          <w:sz w:val="24"/>
+          <w:szCs w:val="24"/>
+        </w:rPr>
+      </w:pPr>
+    </w:p>
+    <w:p>
+      <w:pPr>
+        <w:rPr>
+          <w:rFonts w:ascii="Times New Roman" w:hAnsi="Times New Roman" w:cs="Times New Roman"/>
+          <w:b/>
+          <w:bCs/>
+          <w:sz w:val="24"/>
+          <w:szCs w:val="24"/>
+        </w:rPr>
+      </w:pPr>
+      <w:r>
+        <w:rPr>
+          <w:rFonts w:ascii="Times New Roman" w:hAnsi="Times New Roman" w:cs="Times New Roman"/>
+          <w:b/>
+          <w:bCs/>
+          <w:sz w:val="24"/>
+          <w:szCs w:val="24"/>
+        </w:rPr>
+        <w:t xml:space="preserve">//Вывод данных о количестве </w:t>
+      </w:r>
+      <w:proofErr w:type="spellStart"/>
+      <w:r>
+        <w:rPr>
+          <w:rFonts w:ascii="Times New Roman" w:hAnsi="Times New Roman" w:cs="Times New Roman"/>
+          <w:b/>
+          <w:bCs/>
+          <w:sz w:val="24"/>
+          <w:szCs w:val="24"/>
+        </w:rPr>
+        <w:t>ингридиентов</w:t>
+      </w:r>
+      <w:proofErr w:type="spellEnd"/>
+    </w:p>
+    <w:p>
+      <w:pPr>
+        <w:rPr>
+          <w:rFonts w:ascii="Times New Roman" w:hAnsi="Times New Roman" w:cs="Times New Roman"/>
+          <w:b/>
+          <w:bCs/>
+          <w:sz w:val="24"/>
+          <w:szCs w:val="24"/>
+          <w:lang w:val="en-US"/>
+        </w:rPr>
+      </w:pPr>
+      <w:proofErr w:type="spellStart"/>
+      <w:r>
+        <w:rPr>
+          <w:rFonts w:ascii="Times New Roman" w:hAnsi="Times New Roman" w:cs="Times New Roman"/>
+          <w:b/>
+          <w:bCs/>
+          <w:sz w:val="24"/>
+          <w:szCs w:val="24"/>
+          <w:lang w:val="en-US"/>
+        </w:rPr>
+        <w:t>cout</w:t>
+      </w:r>
+      <w:proofErr w:type="spellEnd"/>
+      <w:r>
+        <w:rPr>
+          <w:rFonts w:ascii="Times New Roman" w:hAnsi="Times New Roman" w:cs="Times New Roman"/>
+          <w:b/>
+          <w:bCs/>
+          <w:sz w:val="24"/>
+          <w:szCs w:val="24"/>
+          <w:lang w:val="en-US"/>
+        </w:rPr>
+        <w:t xml:space="preserve"> &lt;&lt; "</w:t>
       </w:r>
       <w:r>
         <w:rPr>
@@ -1207,30 +1629,67 @@
           <w:szCs w:val="24"/>
           <w:lang w:val="en-US"/>
         </w:rPr>
-        <w:t>" &lt;&lt; "-" &lt;&lt; berry &lt;&lt; "kg" &lt;&lt; endl;</w:t>
-      </w:r>
-    </w:p>
-    <w:p>
-      <w:pPr>
-        <w:rPr>
-          <w:rFonts w:ascii="Times New Roman" w:hAnsi="Times New Roman" w:cs="Times New Roman"/>
-          <w:b/>
-          <w:bCs/>
-          <w:sz w:val="24"/>
-          <w:szCs w:val="24"/>
-          <w:lang w:val="en-US"/>
-        </w:rPr>
-      </w:pPr>
-      <w:r>
-        <w:rPr>
-          <w:rFonts w:ascii="Times New Roman" w:hAnsi="Times New Roman" w:cs="Times New Roman"/>
-          <w:b/>
-          <w:bCs/>
-          <w:sz w:val="24"/>
-          <w:szCs w:val="24"/>
-          <w:lang w:val="en-US"/>
-        </w:rPr>
-        <w:t>cout &lt;&lt; "</w:t>
+        <w:t xml:space="preserve">" &lt;&lt; "-" &lt;&lt; berry &lt;&lt; "kg" &lt;&lt; </w:t>
+      </w:r>
+      <w:proofErr w:type="spellStart"/>
+      <w:r>
+        <w:rPr>
+          <w:rFonts w:ascii="Times New Roman" w:hAnsi="Times New Roman" w:cs="Times New Roman"/>
+          <w:b/>
+          <w:bCs/>
+          <w:sz w:val="24"/>
+          <w:szCs w:val="24"/>
+          <w:lang w:val="en-US"/>
+        </w:rPr>
+        <w:t>endl</w:t>
+      </w:r>
+      <w:proofErr w:type="spellEnd"/>
+      <w:r>
+        <w:rPr>
+          <w:rFonts w:ascii="Times New Roman" w:hAnsi="Times New Roman" w:cs="Times New Roman"/>
+          <w:b/>
+          <w:bCs/>
+          <w:sz w:val="24"/>
+          <w:szCs w:val="24"/>
+          <w:lang w:val="en-US"/>
+        </w:rPr>
+        <w:t>;</w:t>
+      </w:r>
+    </w:p>
+    <w:p>
+      <w:pPr>
+        <w:rPr>
+          <w:rFonts w:ascii="Times New Roman" w:hAnsi="Times New Roman" w:cs="Times New Roman"/>
+          <w:b/>
+          <w:bCs/>
+          <w:sz w:val="24"/>
+          <w:szCs w:val="24"/>
+          <w:lang w:val="en-US"/>
+        </w:rPr>
+      </w:pPr>
+      <w:proofErr w:type="spellStart"/>
+      <w:r>
+        <w:rPr>
+          <w:rFonts w:ascii="Times New Roman" w:hAnsi="Times New Roman" w:cs="Times New Roman"/>
+          <w:b/>
+          <w:bCs/>
+          <w:sz w:val="24"/>
+          <w:szCs w:val="24"/>
+          <w:lang w:val="en-US"/>
+        </w:rPr>
+        <w:t>cout</w:t>
+      </w:r>
+      <w:proofErr w:type="spellEnd"/>
+      <w:r>
+        <w:rPr>
+          <w:rFonts w:ascii="Times New Roman" w:hAnsi="Times New Roman" w:cs="Times New Roman"/>
+          <w:b/>
+          <w:bCs/>
+          <w:sz w:val="24"/>
+          <w:szCs w:val="24"/>
+          <w:lang w:val="en-US"/>
+        </w:rPr>
+        <w:t xml:space="preserve"> &lt;&lt; "</w:t>
       </w:r>
       <w:r>
         <w:rPr>
@@ -1251,30 +1710,67 @@
           <w:szCs w:val="24"/>
           <w:lang w:val="en-US"/>
         </w:rPr>
-        <w:t>" &lt;&lt; "-" &lt;&lt; sugar &lt;&lt; "kg" &lt;&lt; endl;</w:t>
-      </w:r>
-    </w:p>
-    <w:p>
-      <w:pPr>
-        <w:rPr>
-          <w:rFonts w:ascii="Times New Roman" w:hAnsi="Times New Roman" w:cs="Times New Roman"/>
-          <w:b/>
-          <w:bCs/>
-          <w:sz w:val="24"/>
-          <w:szCs w:val="24"/>
-          <w:lang w:val="en-US"/>
-        </w:rPr>
-      </w:pPr>
-      <w:r>
-        <w:rPr>
-          <w:rFonts w:ascii="Times New Roman" w:hAnsi="Times New Roman" w:cs="Times New Roman"/>
-          <w:b/>
-          <w:bCs/>
-          <w:sz w:val="24"/>
-          <w:szCs w:val="24"/>
-          <w:lang w:val="en-US"/>
-        </w:rPr>
-        <w:t>cout &lt;&lt; "</w:t>
+        <w:t xml:space="preserve">" &lt;&lt; "-" &lt;&lt; sugar &lt;&lt; "kg" &lt;&lt; </w:t>
+      </w:r>
+      <w:proofErr w:type="spellStart"/>
+      <w:r>
+        <w:rPr>
+          <w:rFonts w:ascii="Times New Roman" w:hAnsi="Times New Roman" w:cs="Times New Roman"/>
+          <w:b/>
+          <w:bCs/>
+          <w:sz w:val="24"/>
+          <w:szCs w:val="24"/>
+          <w:lang w:val="en-US"/>
+        </w:rPr>
+        <w:t>endl</w:t>
+      </w:r>
+      <w:proofErr w:type="spellEnd"/>
+      <w:r>
+        <w:rPr>
+          <w:rFonts w:ascii="Times New Roman" w:hAnsi="Times New Roman" w:cs="Times New Roman"/>
+          <w:b/>
+          <w:bCs/>
+          <w:sz w:val="24"/>
+          <w:szCs w:val="24"/>
+          <w:lang w:val="en-US"/>
+        </w:rPr>
+        <w:t>;</w:t>
+      </w:r>
+    </w:p>
+    <w:p>
+      <w:pPr>
+        <w:rPr>
+          <w:rFonts w:ascii="Times New Roman" w:hAnsi="Times New Roman" w:cs="Times New Roman"/>
+          <w:b/>
+          <w:bCs/>
+          <w:sz w:val="24"/>
+          <w:szCs w:val="24"/>
+          <w:lang w:val="en-US"/>
+        </w:rPr>
+      </w:pPr>
+      <w:proofErr w:type="spellStart"/>
+      <w:r>
+        <w:rPr>
+          <w:rFonts w:ascii="Times New Roman" w:hAnsi="Times New Roman" w:cs="Times New Roman"/>
+          <w:b/>
+          <w:bCs/>
+          <w:sz w:val="24"/>
+          <w:szCs w:val="24"/>
+          <w:lang w:val="en-US"/>
+        </w:rPr>
+        <w:t>cout</w:t>
+      </w:r>
+      <w:proofErr w:type="spellEnd"/>
+      <w:r>
+        <w:rPr>
+          <w:rFonts w:ascii="Times New Roman" w:hAnsi="Times New Roman" w:cs="Times New Roman"/>
+          <w:b/>
+          <w:bCs/>
+          <w:sz w:val="24"/>
+          <w:szCs w:val="24"/>
+          <w:lang w:val="en-US"/>
+        </w:rPr>
+        <w:t xml:space="preserve"> &lt;&lt; "</w:t>
       </w:r>
       <w:r>
         <w:rPr>
@@ -1295,7 +1791,31 @@
           <w:szCs w:val="24"/>
           <w:lang w:val="en-US"/>
         </w:rPr>
-        <w:t>" &lt;&lt; "-" &lt;&lt; water &lt;&lt; "li" &lt;&lt; endl;</w:t>
+        <w:t xml:space="preserve">" &lt;&lt; "-" &lt;&lt; water &lt;&lt; "li" &lt;&lt; </w:t>
+      </w:r>
+      <w:proofErr w:type="spellStart"/>
+      <w:r>
+        <w:rPr>
+          <w:rFonts w:ascii="Times New Roman" w:hAnsi="Times New Roman" w:cs="Times New Roman"/>
+          <w:b/>
+          <w:bCs/>
+          <w:sz w:val="24"/>
+          <w:szCs w:val="24"/>
+          <w:lang w:val="en-US"/>
+        </w:rPr>
+        <w:t>endl</w:t>
+      </w:r>
+      <w:proofErr w:type="spellEnd"/>
+      <w:r>
+        <w:rPr>
+          <w:rFonts w:ascii="Times New Roman" w:hAnsi="Times New Roman" w:cs="Times New Roman"/>
+          <w:b/>
+          <w:bCs/>
+          <w:sz w:val="24"/>
+          <w:szCs w:val="24"/>
+          <w:lang w:val="en-US"/>
+        </w:rPr>
+        <w:t>;</w:t>
       </w:r>
     </w:p>
     <w:p>
@@ -1331,27 +1851,28 @@
         </w:rPr>
         <w:t xml:space="preserve">    </w:t>
       </w:r>
-      <w:r>
-        <w:rPr>
-          <w:rFonts w:ascii="Times New Roman" w:hAnsi="Times New Roman" w:cs="Times New Roman"/>
-          <w:b/>
-          <w:bCs/>
-          <w:sz w:val="24"/>
-          <w:szCs w:val="24"/>
-        </w:rPr>
-        <w:t>return 0;</w:t>
-      </w:r>
-    </w:p>
-    <w:p>
-      <w:pPr>
-        <w:rPr>
-          <w:rFonts w:ascii="Times New Roman" w:hAnsi="Times New Roman" w:cs="Times New Roman"/>
-          <w:b/>
-          <w:bCs/>
-          <w:sz w:val="24"/>
-          <w:szCs w:val="24"/>
-        </w:rPr>
-      </w:pPr>
+      <w:proofErr w:type="spellStart"/>
+      <w:r>
+        <w:rPr>
+          <w:rFonts w:ascii="Times New Roman" w:hAnsi="Times New Roman" w:cs="Times New Roman"/>
+          <w:b/>
+          <w:bCs/>
+          <w:sz w:val="24"/>
+          <w:szCs w:val="24"/>
+        </w:rPr>
+        <w:t>return</w:t>
+      </w:r>
+      <w:proofErr w:type="spellEnd"/>
+      <w:r>
+        <w:rPr>
+          <w:rFonts w:ascii="Times New Roman" w:hAnsi="Times New Roman" w:cs="Times New Roman"/>
+          <w:b/>
+          <w:bCs/>
+          <w:sz w:val="24"/>
+          <w:szCs w:val="24"/>
+        </w:rPr>
+        <w:t xml:space="preserve"> 0;</w:t>
+      </w:r>
     </w:p>
     <w:p>
       <w:pPr>
@@ -1373,35 +1894,16 @@
         </w:rPr>
         <w:t>}</w:t>
       </w:r>
-    </w:p>
-    <w:p>
-      <w:pPr>
-        <w:rPr>
-          <w:rFonts w:ascii="Times New Roman" w:hAnsi="Times New Roman" w:cs="Times New Roman"/>
-          <w:b/>
-          <w:bCs/>
-          <w:sz w:val="28"/>
-          <w:szCs w:val="28"/>
-        </w:rPr>
-      </w:pPr>
-    </w:p>
-    <w:p>
-      <w:pPr>
+      <w:r>
         <w:rPr>
           <w:rFonts w:ascii="Times New Roman" w:hAnsi="Times New Roman" w:cs="Times New Roman"/>
           <w:noProof/>
         </w:rPr>
-      </w:pPr>
-      <w:r>
-        <w:rPr>
-          <w:rFonts w:ascii="Times New Roman" w:hAnsi="Times New Roman" w:cs="Times New Roman"/>
-          <w:noProof/>
-        </w:rPr>
         <w:drawing>
-          <wp:inline distT="0" distB="0" distL="0" distR="0" wp14:anchorId="00D7C5CF" wp14:editId="70CC384A">
-            <wp:extent cx="4914900" cy="4733925"/>
-            <wp:effectExtent l="0" t="0" r="0" b="9525"/>
-            <wp:docPr id="3" name="Рисунок 3"/>
+          <wp:inline distT="0" distB="0" distL="0" distR="0" wp14:anchorId="74FFE405" wp14:editId="17DB8902">
+            <wp:extent cx="5934075" cy="6362700"/>
+            <wp:effectExtent l="0" t="0" r="9525" b="0"/>
+            <wp:docPr id="2" name="Рисунок 2"/>
             <wp:cNvGraphicFramePr>
               <a:graphicFrameLocks xmlns:a="http://schemas.openxmlformats.org/drawingml/2006/main" noChangeAspect="1"/>
             </wp:cNvGraphicFramePr>
@@ -1409,7 +1911,7 @@
               <a:graphicData uri="http://schemas.openxmlformats.org/drawingml/2006/picture">
                 <pic:pic xmlns:pic="http://schemas.openxmlformats.org/drawingml/2006/picture">
                   <pic:nvPicPr>
-                    <pic:cNvPr id="0" name="Picture 10"/>
+                    <pic:cNvPr id="0" name="Picture 6"/>
                     <pic:cNvPicPr>
                       <a:picLocks noChangeAspect="1" noChangeArrowheads="1"/>
                     </pic:cNvPicPr>
@@ -1430,7 +1932,7 @@
                   <pic:spPr bwMode="auto">
                     <a:xfrm>
                       <a:off x="0" y="0"/>
-                      <a:ext cx="4914900" cy="4733925"/>
+                      <a:ext cx="5934075" cy="6362700"/>
                     </a:xfrm>
                     <a:prstGeom prst="rect">
                       <a:avLst/>
@@ -1446,20 +1948,6 @@
           </wp:inline>
         </w:drawing>
       </w:r>
-    </w:p>
-    <w:p>
-      <w:pPr>
-        <w:rPr>
-          <w:rFonts w:ascii="Times New Roman" w:hAnsi="Times New Roman" w:cs="Times New Roman"/>
-        </w:rPr>
-      </w:pPr>
-    </w:p>
-    <w:p>
-      <w:pPr>
-        <w:rPr>
-          <w:rFonts w:ascii="Times New Roman" w:hAnsi="Times New Roman" w:cs="Times New Roman"/>
-        </w:rPr>
-      </w:pPr>
       <w:r>
         <w:rPr>
           <w:rFonts w:ascii="Times New Roman" w:hAnsi="Times New Roman" w:cs="Times New Roman"/>
@@ -1486,7 +1974,7 @@
           <w:szCs w:val="24"/>
         </w:rPr>
         <w:lastRenderedPageBreak/>
-        <w:t xml:space="preserve">                           </w:t>
+        <w:t xml:space="preserve">                </w:t>
       </w:r>
       <w:r>
         <w:rPr>
@@ -1554,6 +2042,14 @@
         <w:tblStyle w:val="af0"/>
         <w:tblpPr w:leftFromText="180" w:rightFromText="180" w:vertAnchor="page" w:horzAnchor="margin" w:tblpY="2461"/>
         <w:tblW w:w="10061" w:type="dxa"/>
+        <w:tblBorders>
+          <w:top w:val="none" w:sz="0" w:space="0" w:color="auto"/>
+          <w:left w:val="none" w:sz="0" w:space="0" w:color="auto"/>
+          <w:bottom w:val="none" w:sz="0" w:space="0" w:color="auto"/>
+          <w:right w:val="none" w:sz="0" w:space="0" w:color="auto"/>
+          <w:insideH w:val="none" w:sz="0" w:space="0" w:color="auto"/>
+          <w:insideV w:val="none" w:sz="0" w:space="0" w:color="auto"/>
+        </w:tblBorders>
         <w:tblLook w:val="04A0" w:firstRow="1" w:lastRow="0" w:firstColumn="1" w:lastColumn="0" w:noHBand="0" w:noVBand="1"/>
       </w:tblPr>
       <w:tblGrid>
@@ -1589,7 +2085,7 @@
                   <v:imagedata r:id="rId10" o:title=""/>
                   <w10:wrap type="square" side="right"/>
                 </v:shape>
-                <o:OLEObject Type="Embed" ProgID="Visio.Drawing.15" ShapeID="_x0000_s2054" DrawAspect="Content" ObjectID="_1850582987" r:id="rId11"/>
+                <o:OLEObject Type="Embed" ProgID="Visio.Drawing.15" ShapeID="_x0000_s2054" DrawAspect="Content" ObjectID="_1850663643" r:id="rId11"/>
               </w:object>
             </w:r>
           </w:p>
@@ -1642,6 +2138,7 @@
               </w:rPr>
               <w:t xml:space="preserve">Объявление функции </w:t>
             </w:r>
+            <w:proofErr w:type="gramStart"/>
             <w:r>
               <w:rPr>
                 <w:rFonts w:ascii="Times New Roman" w:hAnsi="Times New Roman" w:cs="Times New Roman"/>
@@ -1649,7 +2146,17 @@
                 <w:szCs w:val="24"/>
                 <w:lang w:val="en-US"/>
               </w:rPr>
-              <w:t>main()</w:t>
+              <w:t>main(</w:t>
+            </w:r>
+            <w:proofErr w:type="gramEnd"/>
+            <w:r>
+              <w:rPr>
+                <w:rFonts w:ascii="Times New Roman" w:hAnsi="Times New Roman" w:cs="Times New Roman"/>
+                <w:sz w:val="24"/>
+                <w:szCs w:val="24"/>
+                <w:lang w:val="en-US"/>
+              </w:rPr>
+              <w:t>)</w:t>
             </w:r>
           </w:p>
         </w:tc>
@@ -1688,7 +2195,6 @@
                 <w:bCs/>
                 <w:sz w:val="28"/>
                 <w:szCs w:val="28"/>
-                <w:lang w:val="en-US"/>
               </w:rPr>
             </w:pPr>
           </w:p>
@@ -1714,7 +2220,41 @@
                 <w:sz w:val="24"/>
                 <w:szCs w:val="24"/>
               </w:rPr>
-              <w:t xml:space="preserve">- Ввод переменных отвечающих за </w:t>
+              <w:t xml:space="preserve">- </w:t>
+            </w:r>
+            <w:r>
+              <w:rPr>
+                <w:rFonts w:ascii="Times New Roman" w:hAnsi="Times New Roman" w:cs="Times New Roman"/>
+                <w:sz w:val="24"/>
+                <w:szCs w:val="24"/>
+              </w:rPr>
+              <w:t xml:space="preserve">    </w:t>
+            </w:r>
+            <w:r>
+              <w:rPr>
+                <w:rFonts w:ascii="Times New Roman" w:hAnsi="Times New Roman" w:cs="Times New Roman"/>
+                <w:sz w:val="24"/>
+                <w:szCs w:val="24"/>
+              </w:rPr>
+              <w:t xml:space="preserve">Ввод </w:t>
+            </w:r>
+            <w:proofErr w:type="gramStart"/>
+            <w:r>
+              <w:rPr>
+                <w:rFonts w:ascii="Times New Roman" w:hAnsi="Times New Roman" w:cs="Times New Roman"/>
+                <w:sz w:val="24"/>
+                <w:szCs w:val="24"/>
+              </w:rPr>
+              <w:t>переменных</w:t>
+            </w:r>
+            <w:proofErr w:type="gramEnd"/>
+            <w:r>
+              <w:rPr>
+                <w:rFonts w:ascii="Times New Roman" w:hAnsi="Times New Roman" w:cs="Times New Roman"/>
+                <w:sz w:val="24"/>
+                <w:szCs w:val="24"/>
+              </w:rPr>
+              <w:t xml:space="preserve"> отвечающих за </w:t>
             </w:r>
             <w:r>
               <w:rPr>
@@ -1767,10 +2307,51 @@
                 <w:rFonts w:ascii="Times New Roman" w:hAnsi="Times New Roman" w:cs="Times New Roman"/>
                 <w:b/>
                 <w:bCs/>
-                <w:sz w:val="28"/>
-                <w:szCs w:val="28"/>
+                <w:sz w:val="24"/>
+                <w:szCs w:val="24"/>
               </w:rPr>
             </w:pPr>
+          </w:p>
+          <w:p>
+            <w:pPr>
+              <w:pStyle w:val="a7"/>
+              <w:numPr>
+                <w:ilvl w:val="0"/>
+                <w:numId w:val="1"/>
+              </w:numPr>
+              <w:jc w:val="center"/>
+              <w:rPr>
+                <w:rFonts w:ascii="Times New Roman" w:hAnsi="Times New Roman" w:cs="Times New Roman"/>
+                <w:sz w:val="24"/>
+                <w:szCs w:val="24"/>
+              </w:rPr>
+            </w:pPr>
+            <w:r>
+              <w:rPr>
+                <w:rFonts w:ascii="Times New Roman" w:hAnsi="Times New Roman" w:cs="Times New Roman"/>
+                <w:sz w:val="24"/>
+                <w:szCs w:val="24"/>
+              </w:rPr>
+              <w:t xml:space="preserve">Инициализация </w:t>
+            </w:r>
+            <w:proofErr w:type="gramStart"/>
+            <w:r>
+              <w:rPr>
+                <w:rFonts w:ascii="Times New Roman" w:hAnsi="Times New Roman" w:cs="Times New Roman"/>
+                <w:sz w:val="24"/>
+                <w:szCs w:val="24"/>
+              </w:rPr>
+              <w:t>Переменных</w:t>
+            </w:r>
+            <w:proofErr w:type="gramEnd"/>
+            <w:r>
+              <w:rPr>
+                <w:rFonts w:ascii="Times New Roman" w:hAnsi="Times New Roman" w:cs="Times New Roman"/>
+                <w:sz w:val="24"/>
+                <w:szCs w:val="24"/>
+              </w:rPr>
+              <w:t xml:space="preserve"> отвечающих за периметр</w:t>
+            </w:r>
           </w:p>
         </w:tc>
       </w:tr>
@@ -1806,10 +2387,56 @@
                 <w:rFonts w:ascii="Times New Roman" w:hAnsi="Times New Roman" w:cs="Times New Roman"/>
                 <w:b/>
                 <w:bCs/>
-                <w:sz w:val="28"/>
-                <w:szCs w:val="28"/>
+                <w:sz w:val="24"/>
+                <w:szCs w:val="24"/>
               </w:rPr>
             </w:pPr>
+          </w:p>
+          <w:p>
+            <w:pPr>
+              <w:jc w:val="center"/>
+              <w:rPr>
+                <w:rFonts w:ascii="Times New Roman" w:hAnsi="Times New Roman" w:cs="Times New Roman"/>
+                <w:sz w:val="24"/>
+                <w:szCs w:val="24"/>
+              </w:rPr>
+            </w:pPr>
+            <w:r>
+              <w:rPr>
+                <w:rFonts w:ascii="Times New Roman" w:hAnsi="Times New Roman" w:cs="Times New Roman"/>
+                <w:b/>
+                <w:bCs/>
+                <w:sz w:val="24"/>
+                <w:szCs w:val="24"/>
+              </w:rPr>
+              <w:t xml:space="preserve">-    </w:t>
+            </w:r>
+            <w:r>
+              <w:rPr>
+                <w:rFonts w:ascii="Times New Roman" w:hAnsi="Times New Roman" w:cs="Times New Roman"/>
+                <w:sz w:val="24"/>
+                <w:szCs w:val="24"/>
+              </w:rPr>
+              <w:t>Инициализация переменных</w:t>
+            </w:r>
+            <w:r>
+              <w:rPr>
+                <w:rFonts w:ascii="Times New Roman" w:hAnsi="Times New Roman" w:cs="Times New Roman"/>
+                <w:b/>
+                <w:bCs/>
+                <w:sz w:val="24"/>
+                <w:szCs w:val="24"/>
+              </w:rPr>
+              <w:t xml:space="preserve"> </w:t>
+            </w:r>
+            <w:r>
+              <w:rPr>
+                <w:rFonts w:ascii="Times New Roman" w:hAnsi="Times New Roman" w:cs="Times New Roman"/>
+                <w:sz w:val="24"/>
+                <w:szCs w:val="24"/>
+              </w:rPr>
+              <w:t>для подсчёта площади и периметра</w:t>
+            </w:r>
           </w:p>
         </w:tc>
       </w:tr>
@@ -1850,6 +2477,36 @@
               </w:rPr>
             </w:pPr>
           </w:p>
+          <w:p>
+            <w:pPr>
+              <w:jc w:val="center"/>
+              <w:rPr>
+                <w:rFonts w:ascii="Times New Roman" w:hAnsi="Times New Roman" w:cs="Times New Roman"/>
+                <w:b/>
+                <w:bCs/>
+                <w:sz w:val="28"/>
+                <w:szCs w:val="28"/>
+              </w:rPr>
+            </w:pPr>
+            <w:r>
+              <w:rPr>
+                <w:rFonts w:ascii="Times New Roman" w:hAnsi="Times New Roman" w:cs="Times New Roman"/>
+                <w:b/>
+                <w:bCs/>
+                <w:sz w:val="28"/>
+                <w:szCs w:val="28"/>
+              </w:rPr>
+              <w:t xml:space="preserve">-    </w:t>
+            </w:r>
+            <w:r>
+              <w:rPr>
+                <w:rFonts w:ascii="Times New Roman" w:hAnsi="Times New Roman" w:cs="Times New Roman"/>
+                <w:sz w:val="24"/>
+                <w:szCs w:val="24"/>
+              </w:rPr>
+              <w:t>Вывод расчётных значений о периметре и площади</w:t>
+            </w:r>
+          </w:p>
         </w:tc>
       </w:tr>
       <w:tr>
@@ -1882,12 +2539,58 @@
               <w:jc w:val="center"/>
               <w:rPr>
                 <w:rFonts w:ascii="Times New Roman" w:hAnsi="Times New Roman" w:cs="Times New Roman"/>
+                <w:sz w:val="24"/>
+                <w:szCs w:val="24"/>
+                <w:lang w:val="en-US"/>
+              </w:rPr>
+            </w:pPr>
+            <w:r>
+              <w:rPr>
+                <w:rFonts w:ascii="Times New Roman" w:hAnsi="Times New Roman" w:cs="Times New Roman"/>
                 <w:b/>
                 <w:bCs/>
                 <w:sz w:val="28"/>
                 <w:szCs w:val="28"/>
               </w:rPr>
-            </w:pPr>
+              <w:t xml:space="preserve">- </w:t>
+            </w:r>
+            <w:r>
+              <w:rPr>
+                <w:rFonts w:ascii="Times New Roman" w:hAnsi="Times New Roman" w:cs="Times New Roman"/>
+                <w:sz w:val="24"/>
+                <w:szCs w:val="24"/>
+              </w:rPr>
+              <w:t xml:space="preserve">Команда возврата функции </w:t>
+            </w:r>
+            <w:r>
+              <w:rPr>
+                <w:rFonts w:ascii="Times New Roman" w:hAnsi="Times New Roman" w:cs="Times New Roman"/>
+                <w:sz w:val="24"/>
+                <w:szCs w:val="24"/>
+                <w:lang w:val="en-US"/>
+              </w:rPr>
+              <w:t>(</w:t>
+            </w:r>
+            <w:proofErr w:type="gramStart"/>
+            <w:r>
+              <w:rPr>
+                <w:rFonts w:ascii="Times New Roman" w:hAnsi="Times New Roman" w:cs="Times New Roman"/>
+                <w:sz w:val="24"/>
+                <w:szCs w:val="24"/>
+                <w:lang w:val="en-US"/>
+              </w:rPr>
+              <w:t>Main(</w:t>
+            </w:r>
+            <w:proofErr w:type="gramEnd"/>
+            <w:r>
+              <w:rPr>
+                <w:rFonts w:ascii="Times New Roman" w:hAnsi="Times New Roman" w:cs="Times New Roman"/>
+                <w:sz w:val="24"/>
+                <w:szCs w:val="24"/>
+                <w:lang w:val="en-US"/>
+              </w:rPr>
+              <w:t>) = 0)</w:t>
+            </w:r>
           </w:p>
         </w:tc>
       </w:tr>
@@ -2005,7 +2708,31 @@
           <w:szCs w:val="24"/>
           <w:lang w:val="en-US"/>
         </w:rPr>
-        <w:t>#include &lt;cmath&gt;</w:t>
+        <w:t>#include &lt;</w:t>
+      </w:r>
+      <w:proofErr w:type="spellStart"/>
+      <w:r>
+        <w:rPr>
+          <w:rFonts w:ascii="Times New Roman" w:hAnsi="Times New Roman" w:cs="Times New Roman"/>
+          <w:b/>
+          <w:bCs/>
+          <w:sz w:val="24"/>
+          <w:szCs w:val="24"/>
+          <w:lang w:val="en-US"/>
+        </w:rPr>
+        <w:t>cmath</w:t>
+      </w:r>
+      <w:proofErr w:type="spellEnd"/>
+      <w:r>
+        <w:rPr>
+          <w:rFonts w:ascii="Times New Roman" w:hAnsi="Times New Roman" w:cs="Times New Roman"/>
+          <w:b/>
+          <w:bCs/>
+          <w:sz w:val="24"/>
+          <w:szCs w:val="24"/>
+          <w:lang w:val="en-US"/>
+        </w:rPr>
+        <w:t>&gt;</w:t>
       </w:r>
     </w:p>
     <w:p>
@@ -2086,7 +2813,44 @@
           <w:szCs w:val="24"/>
           <w:lang w:val="en-US"/>
         </w:rPr>
-        <w:t>    setlocale(LC_ALL, "Russian"); //</w:t>
+        <w:t xml:space="preserve">    </w:t>
+      </w:r>
+      <w:proofErr w:type="spellStart"/>
+      <w:proofErr w:type="gramStart"/>
+      <w:r>
+        <w:rPr>
+          <w:rFonts w:ascii="Times New Roman" w:hAnsi="Times New Roman" w:cs="Times New Roman"/>
+          <w:b/>
+          <w:bCs/>
+          <w:sz w:val="24"/>
+          <w:szCs w:val="24"/>
+          <w:lang w:val="en-US"/>
+        </w:rPr>
+        <w:t>setlocale</w:t>
+      </w:r>
+      <w:proofErr w:type="spellEnd"/>
+      <w:r>
+        <w:rPr>
+          <w:rFonts w:ascii="Times New Roman" w:hAnsi="Times New Roman" w:cs="Times New Roman"/>
+          <w:b/>
+          <w:bCs/>
+          <w:sz w:val="24"/>
+          <w:szCs w:val="24"/>
+          <w:lang w:val="en-US"/>
+        </w:rPr>
+        <w:t>(</w:t>
+      </w:r>
+      <w:proofErr w:type="gramEnd"/>
+      <w:r>
+        <w:rPr>
+          <w:rFonts w:ascii="Times New Roman" w:hAnsi="Times New Roman" w:cs="Times New Roman"/>
+          <w:b/>
+          <w:bCs/>
+          <w:sz w:val="24"/>
+          <w:szCs w:val="24"/>
+          <w:lang w:val="en-US"/>
+        </w:rPr>
+        <w:t>LC_ALL, "Russian"); //</w:t>
       </w:r>
       <w:r>
         <w:rPr>
@@ -2109,6 +2873,7 @@
         </w:rPr>
         <w:t xml:space="preserve"> </w:t>
       </w:r>
+      <w:proofErr w:type="spellStart"/>
       <w:r>
         <w:rPr>
           <w:rFonts w:ascii="Times New Roman" w:hAnsi="Times New Roman" w:cs="Times New Roman"/>
@@ -2119,6 +2884,7 @@
         </w:rPr>
         <w:t>кирилицы</w:t>
       </w:r>
+      <w:proofErr w:type="spellEnd"/>
     </w:p>
     <w:p>
       <w:pPr>
@@ -2163,36 +2929,60 @@
           <w:szCs w:val="24"/>
         </w:rPr>
       </w:pPr>
-      <w:r>
-        <w:rPr>
-          <w:rFonts w:ascii="Times New Roman" w:hAnsi="Times New Roman" w:cs="Times New Roman"/>
-          <w:b/>
-          <w:bCs/>
-          <w:sz w:val="24"/>
-          <w:szCs w:val="24"/>
-        </w:rPr>
-        <w:t>int a = 3;</w:t>
-      </w:r>
-    </w:p>
-    <w:p>
-      <w:pPr>
-        <w:rPr>
-          <w:rFonts w:ascii="Times New Roman" w:hAnsi="Times New Roman" w:cs="Times New Roman"/>
-          <w:b/>
-          <w:bCs/>
-          <w:sz w:val="24"/>
-          <w:szCs w:val="24"/>
-        </w:rPr>
-      </w:pPr>
-      <w:r>
-        <w:rPr>
-          <w:rFonts w:ascii="Times New Roman" w:hAnsi="Times New Roman" w:cs="Times New Roman"/>
-          <w:b/>
-          <w:bCs/>
-          <w:sz w:val="24"/>
-          <w:szCs w:val="24"/>
-        </w:rPr>
-        <w:t>int b = 4;</w:t>
+      <w:proofErr w:type="spellStart"/>
+      <w:r>
+        <w:rPr>
+          <w:rFonts w:ascii="Times New Roman" w:hAnsi="Times New Roman" w:cs="Times New Roman"/>
+          <w:b/>
+          <w:bCs/>
+          <w:sz w:val="24"/>
+          <w:szCs w:val="24"/>
+        </w:rPr>
+        <w:t>int</w:t>
+      </w:r>
+      <w:proofErr w:type="spellEnd"/>
+      <w:r>
+        <w:rPr>
+          <w:rFonts w:ascii="Times New Roman" w:hAnsi="Times New Roman" w:cs="Times New Roman"/>
+          <w:b/>
+          <w:bCs/>
+          <w:sz w:val="24"/>
+          <w:szCs w:val="24"/>
+        </w:rPr>
+        <w:t xml:space="preserve"> a = 3;</w:t>
+      </w:r>
+    </w:p>
+    <w:p>
+      <w:pPr>
+        <w:rPr>
+          <w:rFonts w:ascii="Times New Roman" w:hAnsi="Times New Roman" w:cs="Times New Roman"/>
+          <w:b/>
+          <w:bCs/>
+          <w:sz w:val="24"/>
+          <w:szCs w:val="24"/>
+        </w:rPr>
+      </w:pPr>
+      <w:proofErr w:type="spellStart"/>
+      <w:r>
+        <w:rPr>
+          <w:rFonts w:ascii="Times New Roman" w:hAnsi="Times New Roman" w:cs="Times New Roman"/>
+          <w:b/>
+          <w:bCs/>
+          <w:sz w:val="24"/>
+          <w:szCs w:val="24"/>
+        </w:rPr>
+        <w:t>int</w:t>
+      </w:r>
+      <w:proofErr w:type="spellEnd"/>
+      <w:r>
+        <w:rPr>
+          <w:rFonts w:ascii="Times New Roman" w:hAnsi="Times New Roman" w:cs="Times New Roman"/>
+          <w:b/>
+          <w:bCs/>
+          <w:sz w:val="24"/>
+          <w:szCs w:val="24"/>
+        </w:rPr>
+        <w:t xml:space="preserve"> b = 4;</w:t>
       </w:r>
     </w:p>
     <w:p>
@@ -2295,42 +3085,186 @@
           <w:szCs w:val="24"/>
           <w:lang w:val="en-US"/>
         </w:rPr>
-        <w:t>int pper = per / 2;</w:t>
-      </w:r>
-    </w:p>
-    <w:p>
-      <w:pPr>
-        <w:rPr>
-          <w:rFonts w:ascii="Times New Roman" w:hAnsi="Times New Roman" w:cs="Times New Roman"/>
-          <w:b/>
-          <w:bCs/>
-          <w:sz w:val="24"/>
-          <w:szCs w:val="24"/>
-          <w:lang w:val="en-US"/>
-        </w:rPr>
-      </w:pPr>
-    </w:p>
-    <w:p>
-      <w:pPr>
-        <w:rPr>
-          <w:rFonts w:ascii="Times New Roman" w:hAnsi="Times New Roman" w:cs="Times New Roman"/>
-          <w:b/>
-          <w:bCs/>
-          <w:sz w:val="24"/>
-          <w:szCs w:val="24"/>
-          <w:lang w:val="en-US"/>
-        </w:rPr>
-      </w:pPr>
-      <w:r>
-        <w:rPr>
-          <w:rFonts w:ascii="Times New Roman" w:hAnsi="Times New Roman" w:cs="Times New Roman"/>
-          <w:b/>
-          <w:bCs/>
-          <w:sz w:val="24"/>
-          <w:szCs w:val="24"/>
-          <w:lang w:val="en-US"/>
-        </w:rPr>
-        <w:t>int podroot = pper * (pper - a) * (pper - b) * (pper - c); //</w:t>
+        <w:t xml:space="preserve">int </w:t>
+      </w:r>
+      <w:proofErr w:type="spellStart"/>
+      <w:r>
+        <w:rPr>
+          <w:rFonts w:ascii="Times New Roman" w:hAnsi="Times New Roman" w:cs="Times New Roman"/>
+          <w:b/>
+          <w:bCs/>
+          <w:sz w:val="24"/>
+          <w:szCs w:val="24"/>
+          <w:lang w:val="en-US"/>
+        </w:rPr>
+        <w:t>pper</w:t>
+      </w:r>
+      <w:proofErr w:type="spellEnd"/>
+      <w:r>
+        <w:rPr>
+          <w:rFonts w:ascii="Times New Roman" w:hAnsi="Times New Roman" w:cs="Times New Roman"/>
+          <w:b/>
+          <w:bCs/>
+          <w:sz w:val="24"/>
+          <w:szCs w:val="24"/>
+          <w:lang w:val="en-US"/>
+        </w:rPr>
+        <w:t xml:space="preserve"> = per / 2;</w:t>
+      </w:r>
+    </w:p>
+    <w:p>
+      <w:pPr>
+        <w:rPr>
+          <w:rFonts w:ascii="Times New Roman" w:hAnsi="Times New Roman" w:cs="Times New Roman"/>
+          <w:b/>
+          <w:bCs/>
+          <w:sz w:val="24"/>
+          <w:szCs w:val="24"/>
+          <w:lang w:val="en-US"/>
+        </w:rPr>
+      </w:pPr>
+    </w:p>
+    <w:p>
+      <w:pPr>
+        <w:rPr>
+          <w:rFonts w:ascii="Times New Roman" w:hAnsi="Times New Roman" w:cs="Times New Roman"/>
+          <w:b/>
+          <w:bCs/>
+          <w:sz w:val="24"/>
+          <w:szCs w:val="24"/>
+          <w:lang w:val="en-US"/>
+        </w:rPr>
+      </w:pPr>
+      <w:r>
+        <w:rPr>
+          <w:rFonts w:ascii="Times New Roman" w:hAnsi="Times New Roman" w:cs="Times New Roman"/>
+          <w:b/>
+          <w:bCs/>
+          <w:sz w:val="24"/>
+          <w:szCs w:val="24"/>
+          <w:lang w:val="en-US"/>
+        </w:rPr>
+        <w:t xml:space="preserve">int </w:t>
+      </w:r>
+      <w:proofErr w:type="spellStart"/>
+      <w:r>
+        <w:rPr>
+          <w:rFonts w:ascii="Times New Roman" w:hAnsi="Times New Roman" w:cs="Times New Roman"/>
+          <w:b/>
+          <w:bCs/>
+          <w:sz w:val="24"/>
+          <w:szCs w:val="24"/>
+          <w:lang w:val="en-US"/>
+        </w:rPr>
+        <w:t>podroot</w:t>
+      </w:r>
+      <w:proofErr w:type="spellEnd"/>
+      <w:r>
+        <w:rPr>
+          <w:rFonts w:ascii="Times New Roman" w:hAnsi="Times New Roman" w:cs="Times New Roman"/>
+          <w:b/>
+          <w:bCs/>
+          <w:sz w:val="24"/>
+          <w:szCs w:val="24"/>
+          <w:lang w:val="en-US"/>
+        </w:rPr>
+        <w:t xml:space="preserve"> = </w:t>
+      </w:r>
+      <w:proofErr w:type="spellStart"/>
+      <w:r>
+        <w:rPr>
+          <w:rFonts w:ascii="Times New Roman" w:hAnsi="Times New Roman" w:cs="Times New Roman"/>
+          <w:b/>
+          <w:bCs/>
+          <w:sz w:val="24"/>
+          <w:szCs w:val="24"/>
+          <w:lang w:val="en-US"/>
+        </w:rPr>
+        <w:t>pper</w:t>
+      </w:r>
+      <w:proofErr w:type="spellEnd"/>
+      <w:r>
+        <w:rPr>
+          <w:rFonts w:ascii="Times New Roman" w:hAnsi="Times New Roman" w:cs="Times New Roman"/>
+          <w:b/>
+          <w:bCs/>
+          <w:sz w:val="24"/>
+          <w:szCs w:val="24"/>
+          <w:lang w:val="en-US"/>
+        </w:rPr>
+        <w:t xml:space="preserve"> * (</w:t>
+      </w:r>
+      <w:proofErr w:type="spellStart"/>
+      <w:r>
+        <w:rPr>
+          <w:rFonts w:ascii="Times New Roman" w:hAnsi="Times New Roman" w:cs="Times New Roman"/>
+          <w:b/>
+          <w:bCs/>
+          <w:sz w:val="24"/>
+          <w:szCs w:val="24"/>
+          <w:lang w:val="en-US"/>
+        </w:rPr>
+        <w:t>pper</w:t>
+      </w:r>
+      <w:proofErr w:type="spellEnd"/>
+      <w:r>
+        <w:rPr>
+          <w:rFonts w:ascii="Times New Roman" w:hAnsi="Times New Roman" w:cs="Times New Roman"/>
+          <w:b/>
+          <w:bCs/>
+          <w:sz w:val="24"/>
+          <w:szCs w:val="24"/>
+          <w:lang w:val="en-US"/>
+        </w:rPr>
+        <w:t xml:space="preserve"> - a) * (</w:t>
+      </w:r>
+      <w:proofErr w:type="spellStart"/>
+      <w:r>
+        <w:rPr>
+          <w:rFonts w:ascii="Times New Roman" w:hAnsi="Times New Roman" w:cs="Times New Roman"/>
+          <w:b/>
+          <w:bCs/>
+          <w:sz w:val="24"/>
+          <w:szCs w:val="24"/>
+          <w:lang w:val="en-US"/>
+        </w:rPr>
+        <w:t>pper</w:t>
+      </w:r>
+      <w:proofErr w:type="spellEnd"/>
+      <w:r>
+        <w:rPr>
+          <w:rFonts w:ascii="Times New Roman" w:hAnsi="Times New Roman" w:cs="Times New Roman"/>
+          <w:b/>
+          <w:bCs/>
+          <w:sz w:val="24"/>
+          <w:szCs w:val="24"/>
+          <w:lang w:val="en-US"/>
+        </w:rPr>
+        <w:t xml:space="preserve"> - b) * (</w:t>
+      </w:r>
+      <w:proofErr w:type="spellStart"/>
+      <w:r>
+        <w:rPr>
+          <w:rFonts w:ascii="Times New Roman" w:hAnsi="Times New Roman" w:cs="Times New Roman"/>
+          <w:b/>
+          <w:bCs/>
+          <w:sz w:val="24"/>
+          <w:szCs w:val="24"/>
+          <w:lang w:val="en-US"/>
+        </w:rPr>
+        <w:t>pper</w:t>
+      </w:r>
+      <w:proofErr w:type="spellEnd"/>
+      <w:r>
+        <w:rPr>
+          <w:rFonts w:ascii="Times New Roman" w:hAnsi="Times New Roman" w:cs="Times New Roman"/>
+          <w:b/>
+          <w:bCs/>
+          <w:sz w:val="24"/>
+          <w:szCs w:val="24"/>
+          <w:lang w:val="en-US"/>
+        </w:rPr>
+        <w:t xml:space="preserve"> - c); //</w:t>
       </w:r>
       <w:r>
         <w:rPr>
@@ -2449,15 +3383,137 @@
           <w:szCs w:val="24"/>
         </w:rPr>
       </w:pPr>
-      <w:r>
-        <w:rPr>
-          <w:rFonts w:ascii="Times New Roman" w:hAnsi="Times New Roman" w:cs="Times New Roman"/>
-          <w:b/>
-          <w:bCs/>
-          <w:sz w:val="24"/>
-          <w:szCs w:val="24"/>
-        </w:rPr>
-        <w:t>int plo = sqrt(podroot); //Инициалиализация пременной отвечающей за площадь</w:t>
+      <w:proofErr w:type="spellStart"/>
+      <w:r>
+        <w:rPr>
+          <w:rFonts w:ascii="Times New Roman" w:hAnsi="Times New Roman" w:cs="Times New Roman"/>
+          <w:b/>
+          <w:bCs/>
+          <w:sz w:val="24"/>
+          <w:szCs w:val="24"/>
+        </w:rPr>
+        <w:t>int</w:t>
+      </w:r>
+      <w:proofErr w:type="spellEnd"/>
+      <w:r>
+        <w:rPr>
+          <w:rFonts w:ascii="Times New Roman" w:hAnsi="Times New Roman" w:cs="Times New Roman"/>
+          <w:b/>
+          <w:bCs/>
+          <w:sz w:val="24"/>
+          <w:szCs w:val="24"/>
+        </w:rPr>
+        <w:t xml:space="preserve"> </w:t>
+      </w:r>
+      <w:proofErr w:type="spellStart"/>
+      <w:r>
+        <w:rPr>
+          <w:rFonts w:ascii="Times New Roman" w:hAnsi="Times New Roman" w:cs="Times New Roman"/>
+          <w:b/>
+          <w:bCs/>
+          <w:sz w:val="24"/>
+          <w:szCs w:val="24"/>
+        </w:rPr>
+        <w:t>plo</w:t>
+      </w:r>
+      <w:proofErr w:type="spellEnd"/>
+      <w:r>
+        <w:rPr>
+          <w:rFonts w:ascii="Times New Roman" w:hAnsi="Times New Roman" w:cs="Times New Roman"/>
+          <w:b/>
+          <w:bCs/>
+          <w:sz w:val="24"/>
+          <w:szCs w:val="24"/>
+        </w:rPr>
+        <w:t xml:space="preserve"> = </w:t>
+      </w:r>
+      <w:proofErr w:type="spellStart"/>
+      <w:r>
+        <w:rPr>
+          <w:rFonts w:ascii="Times New Roman" w:hAnsi="Times New Roman" w:cs="Times New Roman"/>
+          <w:b/>
+          <w:bCs/>
+          <w:sz w:val="24"/>
+          <w:szCs w:val="24"/>
+        </w:rPr>
+        <w:t>sqrt</w:t>
+      </w:r>
+      <w:proofErr w:type="spellEnd"/>
+      <w:r>
+        <w:rPr>
+          <w:rFonts w:ascii="Times New Roman" w:hAnsi="Times New Roman" w:cs="Times New Roman"/>
+          <w:b/>
+          <w:bCs/>
+          <w:sz w:val="24"/>
+          <w:szCs w:val="24"/>
+        </w:rPr>
+        <w:t>(</w:t>
+      </w:r>
+      <w:proofErr w:type="spellStart"/>
+      <w:r>
+        <w:rPr>
+          <w:rFonts w:ascii="Times New Roman" w:hAnsi="Times New Roman" w:cs="Times New Roman"/>
+          <w:b/>
+          <w:bCs/>
+          <w:sz w:val="24"/>
+          <w:szCs w:val="24"/>
+        </w:rPr>
+        <w:t>podroot</w:t>
+      </w:r>
+      <w:proofErr w:type="spellEnd"/>
+      <w:r>
+        <w:rPr>
+          <w:rFonts w:ascii="Times New Roman" w:hAnsi="Times New Roman" w:cs="Times New Roman"/>
+          <w:b/>
+          <w:bCs/>
+          <w:sz w:val="24"/>
+          <w:szCs w:val="24"/>
+        </w:rPr>
+        <w:t>); //</w:t>
+      </w:r>
+      <w:proofErr w:type="spellStart"/>
+      <w:r>
+        <w:rPr>
+          <w:rFonts w:ascii="Times New Roman" w:hAnsi="Times New Roman" w:cs="Times New Roman"/>
+          <w:b/>
+          <w:bCs/>
+          <w:sz w:val="24"/>
+          <w:szCs w:val="24"/>
+        </w:rPr>
+        <w:t>Инициалиализация</w:t>
+      </w:r>
+      <w:proofErr w:type="spellEnd"/>
+      <w:r>
+        <w:rPr>
+          <w:rFonts w:ascii="Times New Roman" w:hAnsi="Times New Roman" w:cs="Times New Roman"/>
+          <w:b/>
+          <w:bCs/>
+          <w:sz w:val="24"/>
+          <w:szCs w:val="24"/>
+        </w:rPr>
+        <w:t xml:space="preserve"> </w:t>
+      </w:r>
+      <w:proofErr w:type="spellStart"/>
+      <w:r>
+        <w:rPr>
+          <w:rFonts w:ascii="Times New Roman" w:hAnsi="Times New Roman" w:cs="Times New Roman"/>
+          <w:b/>
+          <w:bCs/>
+          <w:sz w:val="24"/>
+          <w:szCs w:val="24"/>
+        </w:rPr>
+        <w:t>пременной</w:t>
+      </w:r>
+      <w:proofErr w:type="spellEnd"/>
+      <w:r>
+        <w:rPr>
+          <w:rFonts w:ascii="Times New Roman" w:hAnsi="Times New Roman" w:cs="Times New Roman"/>
+          <w:b/>
+          <w:bCs/>
+          <w:sz w:val="24"/>
+          <w:szCs w:val="24"/>
+        </w:rPr>
+        <w:t xml:space="preserve"> отвечающей за площадь</w:t>
       </w:r>
     </w:p>
     <w:p>
@@ -2503,16 +3559,29 @@
           <w:lang w:val="en-US"/>
         </w:rPr>
       </w:pPr>
-      <w:r>
-        <w:rPr>
-          <w:rFonts w:ascii="Times New Roman" w:hAnsi="Times New Roman" w:cs="Times New Roman"/>
-          <w:b/>
-          <w:bCs/>
-          <w:sz w:val="24"/>
-          <w:szCs w:val="24"/>
-          <w:lang w:val="en-US"/>
-        </w:rPr>
-        <w:t>cout &lt;&lt; "</w:t>
+      <w:proofErr w:type="spellStart"/>
+      <w:r>
+        <w:rPr>
+          <w:rFonts w:ascii="Times New Roman" w:hAnsi="Times New Roman" w:cs="Times New Roman"/>
+          <w:b/>
+          <w:bCs/>
+          <w:sz w:val="24"/>
+          <w:szCs w:val="24"/>
+          <w:lang w:val="en-US"/>
+        </w:rPr>
+        <w:t>cout</w:t>
+      </w:r>
+      <w:proofErr w:type="spellEnd"/>
+      <w:r>
+        <w:rPr>
+          <w:rFonts w:ascii="Times New Roman" w:hAnsi="Times New Roman" w:cs="Times New Roman"/>
+          <w:b/>
+          <w:bCs/>
+          <w:sz w:val="24"/>
+          <w:szCs w:val="24"/>
+          <w:lang w:val="en-US"/>
+        </w:rPr>
+        <w:t xml:space="preserve"> &lt;&lt; "</w:t>
       </w:r>
       <w:r>
         <w:rPr>
@@ -2533,30 +3602,67 @@
           <w:szCs w:val="24"/>
           <w:lang w:val="en-US"/>
         </w:rPr>
-        <w:t>" &lt;&lt; "-" &lt;&lt; per &lt;&lt; endl;</w:t>
-      </w:r>
-    </w:p>
-    <w:p>
-      <w:pPr>
-        <w:rPr>
-          <w:rFonts w:ascii="Times New Roman" w:hAnsi="Times New Roman" w:cs="Times New Roman"/>
-          <w:b/>
-          <w:bCs/>
-          <w:sz w:val="24"/>
-          <w:szCs w:val="24"/>
-          <w:lang w:val="en-US"/>
-        </w:rPr>
-      </w:pPr>
-      <w:r>
-        <w:rPr>
-          <w:rFonts w:ascii="Times New Roman" w:hAnsi="Times New Roman" w:cs="Times New Roman"/>
-          <w:b/>
-          <w:bCs/>
-          <w:sz w:val="24"/>
-          <w:szCs w:val="24"/>
-          <w:lang w:val="en-US"/>
-        </w:rPr>
-        <w:t>cout &lt;&lt; "</w:t>
+        <w:t xml:space="preserve">" &lt;&lt; "-" &lt;&lt; per &lt;&lt; </w:t>
+      </w:r>
+      <w:proofErr w:type="spellStart"/>
+      <w:r>
+        <w:rPr>
+          <w:rFonts w:ascii="Times New Roman" w:hAnsi="Times New Roman" w:cs="Times New Roman"/>
+          <w:b/>
+          <w:bCs/>
+          <w:sz w:val="24"/>
+          <w:szCs w:val="24"/>
+          <w:lang w:val="en-US"/>
+        </w:rPr>
+        <w:t>endl</w:t>
+      </w:r>
+      <w:proofErr w:type="spellEnd"/>
+      <w:r>
+        <w:rPr>
+          <w:rFonts w:ascii="Times New Roman" w:hAnsi="Times New Roman" w:cs="Times New Roman"/>
+          <w:b/>
+          <w:bCs/>
+          <w:sz w:val="24"/>
+          <w:szCs w:val="24"/>
+          <w:lang w:val="en-US"/>
+        </w:rPr>
+        <w:t>;</w:t>
+      </w:r>
+    </w:p>
+    <w:p>
+      <w:pPr>
+        <w:rPr>
+          <w:rFonts w:ascii="Times New Roman" w:hAnsi="Times New Roman" w:cs="Times New Roman"/>
+          <w:b/>
+          <w:bCs/>
+          <w:sz w:val="24"/>
+          <w:szCs w:val="24"/>
+          <w:lang w:val="en-US"/>
+        </w:rPr>
+      </w:pPr>
+      <w:proofErr w:type="spellStart"/>
+      <w:r>
+        <w:rPr>
+          <w:rFonts w:ascii="Times New Roman" w:hAnsi="Times New Roman" w:cs="Times New Roman"/>
+          <w:b/>
+          <w:bCs/>
+          <w:sz w:val="24"/>
+          <w:szCs w:val="24"/>
+          <w:lang w:val="en-US"/>
+        </w:rPr>
+        <w:t>cout</w:t>
+      </w:r>
+      <w:proofErr w:type="spellEnd"/>
+      <w:r>
+        <w:rPr>
+          <w:rFonts w:ascii="Times New Roman" w:hAnsi="Times New Roman" w:cs="Times New Roman"/>
+          <w:b/>
+          <w:bCs/>
+          <w:sz w:val="24"/>
+          <w:szCs w:val="24"/>
+          <w:lang w:val="en-US"/>
+        </w:rPr>
+        <w:t xml:space="preserve"> &lt;&lt; "</w:t>
       </w:r>
       <w:r>
         <w:rPr>
@@ -2568,16 +3674,77 @@
         </w:rPr>
         <w:t>Площадь</w:t>
       </w:r>
-      <w:r>
-        <w:rPr>
-          <w:rFonts w:ascii="Times New Roman" w:hAnsi="Times New Roman" w:cs="Times New Roman"/>
-          <w:b/>
-          <w:bCs/>
-          <w:sz w:val="24"/>
-          <w:szCs w:val="24"/>
-          <w:lang w:val="en-US"/>
-        </w:rPr>
-        <w:t>"  &lt;&lt; "-" &lt;&lt; plo &lt;&lt; endl;</w:t>
+      <w:proofErr w:type="gramStart"/>
+      <w:r>
+        <w:rPr>
+          <w:rFonts w:ascii="Times New Roman" w:hAnsi="Times New Roman" w:cs="Times New Roman"/>
+          <w:b/>
+          <w:bCs/>
+          <w:sz w:val="24"/>
+          <w:szCs w:val="24"/>
+          <w:lang w:val="en-US"/>
+        </w:rPr>
+        <w:t>"  &lt;</w:t>
+      </w:r>
+      <w:proofErr w:type="gramEnd"/>
+      <w:r>
+        <w:rPr>
+          <w:rFonts w:ascii="Times New Roman" w:hAnsi="Times New Roman" w:cs="Times New Roman"/>
+          <w:b/>
+          <w:bCs/>
+          <w:sz w:val="24"/>
+          <w:szCs w:val="24"/>
+          <w:lang w:val="en-US"/>
+        </w:rPr>
+        <w:t xml:space="preserve">&lt; "-" &lt;&lt; </w:t>
+      </w:r>
+      <w:proofErr w:type="spellStart"/>
+      <w:r>
+        <w:rPr>
+          <w:rFonts w:ascii="Times New Roman" w:hAnsi="Times New Roman" w:cs="Times New Roman"/>
+          <w:b/>
+          <w:bCs/>
+          <w:sz w:val="24"/>
+          <w:szCs w:val="24"/>
+          <w:lang w:val="en-US"/>
+        </w:rPr>
+        <w:t>plo</w:t>
+      </w:r>
+      <w:proofErr w:type="spellEnd"/>
+      <w:r>
+        <w:rPr>
+          <w:rFonts w:ascii="Times New Roman" w:hAnsi="Times New Roman" w:cs="Times New Roman"/>
+          <w:b/>
+          <w:bCs/>
+          <w:sz w:val="24"/>
+          <w:szCs w:val="24"/>
+          <w:lang w:val="en-US"/>
+        </w:rPr>
+        <w:t xml:space="preserve"> &lt;&lt; </w:t>
+      </w:r>
+      <w:proofErr w:type="spellStart"/>
+      <w:r>
+        <w:rPr>
+          <w:rFonts w:ascii="Times New Roman" w:hAnsi="Times New Roman" w:cs="Times New Roman"/>
+          <w:b/>
+          <w:bCs/>
+          <w:sz w:val="24"/>
+          <w:szCs w:val="24"/>
+          <w:lang w:val="en-US"/>
+        </w:rPr>
+        <w:t>endl</w:t>
+      </w:r>
+      <w:proofErr w:type="spellEnd"/>
+      <w:r>
+        <w:rPr>
+          <w:rFonts w:ascii="Times New Roman" w:hAnsi="Times New Roman" w:cs="Times New Roman"/>
+          <w:b/>
+          <w:bCs/>
+          <w:sz w:val="24"/>
+          <w:szCs w:val="24"/>
+          <w:lang w:val="en-US"/>
+        </w:rPr>
+        <w:t>;</w:t>
       </w:r>
     </w:p>
     <w:p>
@@ -2624,15 +3791,27 @@
         </w:rPr>
         <w:t xml:space="preserve">    </w:t>
       </w:r>
-      <w:r>
-        <w:rPr>
-          <w:rFonts w:ascii="Times New Roman" w:hAnsi="Times New Roman" w:cs="Times New Roman"/>
-          <w:b/>
-          <w:bCs/>
-          <w:sz w:val="24"/>
-          <w:szCs w:val="24"/>
-        </w:rPr>
-        <w:t>return 0;</w:t>
+      <w:proofErr w:type="spellStart"/>
+      <w:r>
+        <w:rPr>
+          <w:rFonts w:ascii="Times New Roman" w:hAnsi="Times New Roman" w:cs="Times New Roman"/>
+          <w:b/>
+          <w:bCs/>
+          <w:sz w:val="24"/>
+          <w:szCs w:val="24"/>
+        </w:rPr>
+        <w:t>return</w:t>
+      </w:r>
+      <w:proofErr w:type="spellEnd"/>
+      <w:r>
+        <w:rPr>
+          <w:rFonts w:ascii="Times New Roman" w:hAnsi="Times New Roman" w:cs="Times New Roman"/>
+          <w:b/>
+          <w:bCs/>
+          <w:sz w:val="24"/>
+          <w:szCs w:val="24"/>
+        </w:rPr>
+        <w:t xml:space="preserve"> 0;</w:t>
       </w:r>
     </w:p>
     <w:p>
@@ -2664,18 +3843,129 @@
           <w:rFonts w:ascii="Times New Roman" w:hAnsi="Times New Roman" w:cs="Times New Roman"/>
         </w:rPr>
       </w:pPr>
+    </w:p>
+    <w:p>
+      <w:pPr>
+        <w:rPr>
+          <w:rFonts w:ascii="Times New Roman" w:hAnsi="Times New Roman" w:cs="Times New Roman"/>
+        </w:rPr>
+      </w:pPr>
+    </w:p>
+    <w:p>
+      <w:pPr>
+        <w:rPr>
+          <w:rFonts w:ascii="Times New Roman" w:hAnsi="Times New Roman" w:cs="Times New Roman"/>
+        </w:rPr>
+      </w:pPr>
+    </w:p>
+    <w:p>
+      <w:pPr>
+        <w:rPr>
+          <w:rFonts w:ascii="Times New Roman" w:hAnsi="Times New Roman" w:cs="Times New Roman"/>
+        </w:rPr>
+      </w:pPr>
+    </w:p>
+    <w:p>
+      <w:pPr>
+        <w:rPr>
+          <w:rFonts w:ascii="Times New Roman" w:hAnsi="Times New Roman" w:cs="Times New Roman"/>
+        </w:rPr>
+      </w:pPr>
+    </w:p>
+    <w:p>
+      <w:pPr>
+        <w:rPr>
+          <w:rFonts w:ascii="Times New Roman" w:hAnsi="Times New Roman" w:cs="Times New Roman"/>
+        </w:rPr>
+      </w:pPr>
+    </w:p>
+    <w:p>
+      <w:pPr>
+        <w:rPr>
+          <w:rFonts w:ascii="Times New Roman" w:hAnsi="Times New Roman" w:cs="Times New Roman"/>
+        </w:rPr>
+      </w:pPr>
+    </w:p>
+    <w:p>
+      <w:pPr>
+        <w:rPr>
+          <w:rFonts w:ascii="Times New Roman" w:hAnsi="Times New Roman" w:cs="Times New Roman"/>
+        </w:rPr>
+      </w:pPr>
+    </w:p>
+    <w:p>
+      <w:pPr>
+        <w:rPr>
+          <w:rFonts w:ascii="Times New Roman" w:hAnsi="Times New Roman" w:cs="Times New Roman"/>
+        </w:rPr>
+      </w:pPr>
+    </w:p>
+    <w:p>
+      <w:pPr>
+        <w:rPr>
+          <w:rFonts w:ascii="Times New Roman" w:hAnsi="Times New Roman" w:cs="Times New Roman"/>
+        </w:rPr>
+      </w:pPr>
+    </w:p>
+    <w:p>
+      <w:pPr>
+        <w:rPr>
+          <w:rFonts w:ascii="Times New Roman" w:hAnsi="Times New Roman" w:cs="Times New Roman"/>
+        </w:rPr>
+      </w:pPr>
+    </w:p>
+    <w:p>
+      <w:pPr>
+        <w:rPr>
+          <w:rFonts w:ascii="Times New Roman" w:hAnsi="Times New Roman" w:cs="Times New Roman"/>
+        </w:rPr>
+      </w:pPr>
+    </w:p>
+    <w:p>
+      <w:pPr>
+        <w:rPr>
+          <w:rFonts w:ascii="Times New Roman" w:hAnsi="Times New Roman" w:cs="Times New Roman"/>
+        </w:rPr>
+      </w:pPr>
+    </w:p>
+    <w:p>
+      <w:pPr>
+        <w:rPr>
+          <w:rFonts w:ascii="Times New Roman" w:hAnsi="Times New Roman" w:cs="Times New Roman"/>
+        </w:rPr>
+      </w:pPr>
+    </w:p>
+    <w:p>
+      <w:pPr>
+        <w:rPr>
+          <w:rFonts w:ascii="Times New Roman" w:hAnsi="Times New Roman" w:cs="Times New Roman"/>
+        </w:rPr>
+      </w:pPr>
+    </w:p>
+    <w:p>
+      <w:pPr>
+        <w:rPr>
+          <w:rFonts w:ascii="Times New Roman" w:hAnsi="Times New Roman" w:cs="Times New Roman"/>
+        </w:rPr>
+      </w:pPr>
+    </w:p>
+    <w:p>
+      <w:pPr>
+        <w:rPr>
+          <w:rFonts w:ascii="Times New Roman" w:hAnsi="Times New Roman" w:cs="Times New Roman"/>
+        </w:rPr>
+      </w:pPr>
       <w:r>
         <w:rPr>
           <w:rFonts w:ascii="Times New Roman" w:hAnsi="Times New Roman" w:cs="Times New Roman"/>
           <w:noProof/>
-          <w:lang w:val="en-US"/>
         </w:rPr>
         <w:lastRenderedPageBreak/>
         <w:drawing>
-          <wp:inline distT="0" distB="0" distL="0" distR="0" wp14:anchorId="1329E96B" wp14:editId="49EC6D8F">
-            <wp:extent cx="4585970" cy="6191151"/>
-            <wp:effectExtent l="0" t="0" r="5080" b="635"/>
-            <wp:docPr id="4" name="Рисунок 4"/>
+          <wp:inline distT="0" distB="0" distL="0" distR="0" wp14:anchorId="10F26655" wp14:editId="07147DBC">
+            <wp:extent cx="5943600" cy="4572000"/>
+            <wp:effectExtent l="0" t="0" r="0" b="0"/>
+            <wp:docPr id="6" name="Рисунок 6"/>
             <wp:cNvGraphicFramePr>
               <a:graphicFrameLocks xmlns:a="http://schemas.openxmlformats.org/drawingml/2006/main" noChangeAspect="1"/>
             </wp:cNvGraphicFramePr>
@@ -2683,7 +3973,7 @@
               <a:graphicData uri="http://schemas.openxmlformats.org/drawingml/2006/picture">
                 <pic:pic xmlns:pic="http://schemas.openxmlformats.org/drawingml/2006/picture">
                   <pic:nvPicPr>
-                    <pic:cNvPr id="0" name="Picture 12"/>
+                    <pic:cNvPr id="0" name="Picture 7"/>
                     <pic:cNvPicPr>
                       <a:picLocks noChangeAspect="1" noChangeArrowheads="1"/>
                     </pic:cNvPicPr>
@@ -2704,7 +3994,7 @@
                   <pic:spPr bwMode="auto">
                     <a:xfrm>
                       <a:off x="0" y="0"/>
-                      <a:ext cx="4601273" cy="6211811"/>
+                      <a:ext cx="5943600" cy="4572000"/>
                     </a:xfrm>
                     <a:prstGeom prst="rect">
                       <a:avLst/>
@@ -2732,33 +4022,10 @@
       <w:pPr>
         <w:rPr>
           <w:rFonts w:ascii="Times New Roman" w:hAnsi="Times New Roman" w:cs="Times New Roman"/>
-        </w:rPr>
-      </w:pPr>
-    </w:p>
-    <w:p>
-      <w:pPr>
-        <w:rPr>
-          <w:rFonts w:ascii="Times New Roman" w:hAnsi="Times New Roman" w:cs="Times New Roman"/>
-        </w:rPr>
-      </w:pPr>
-    </w:p>
-    <w:p>
-      <w:pPr>
-        <w:rPr>
-          <w:rFonts w:ascii="Times New Roman" w:hAnsi="Times New Roman" w:cs="Times New Roman"/>
-          <w:lang w:val="en-US"/>
-        </w:rPr>
-      </w:pPr>
-    </w:p>
-    <w:p>
-      <w:pPr>
-        <w:rPr>
-          <w:rFonts w:ascii="Times New Roman" w:hAnsi="Times New Roman" w:cs="Times New Roman"/>
-          <w:b/>
-          <w:bCs/>
-          <w:sz w:val="24"/>
-          <w:szCs w:val="24"/>
-          <w:lang w:val="en-US"/>
+          <w:b/>
+          <w:bCs/>
+          <w:sz w:val="28"/>
+          <w:szCs w:val="28"/>
         </w:rPr>
       </w:pPr>
       <w:bookmarkStart w:id="0" w:name="_Hlk239874006"/>
@@ -2767,33 +4034,130 @@
           <w:rFonts w:ascii="Times New Roman" w:hAnsi="Times New Roman" w:cs="Times New Roman"/>
           <w:b/>
           <w:bCs/>
-          <w:sz w:val="24"/>
-          <w:szCs w:val="24"/>
-        </w:rPr>
-        <w:t>Задание</w:t>
-      </w:r>
-      <w:r>
-        <w:rPr>
-          <w:rFonts w:ascii="Times New Roman" w:hAnsi="Times New Roman" w:cs="Times New Roman"/>
-          <w:b/>
-          <w:bCs/>
-          <w:sz w:val="24"/>
-          <w:szCs w:val="24"/>
-          <w:lang w:val="en-US"/>
-        </w:rPr>
-        <w:t xml:space="preserve"> 3                  </w:t>
-      </w:r>
-    </w:p>
-    <w:p>
-      <w:pPr>
-        <w:rPr>
-          <w:rFonts w:ascii="Times New Roman" w:hAnsi="Times New Roman" w:cs="Times New Roman"/>
-          <w:lang w:val="en-US"/>
-        </w:rPr>
-      </w:pPr>
-      <w:r>
-        <w:rPr>
-          <w:rFonts w:ascii="Times New Roman" w:hAnsi="Times New Roman" w:cs="Times New Roman"/>
+          <w:sz w:val="28"/>
+          <w:szCs w:val="28"/>
+        </w:rPr>
+        <w:t>Программа для подсчёта итоговой суммы по вкладу в банке</w:t>
+      </w:r>
+      <w:r>
+        <w:rPr>
+          <w:rFonts w:ascii="Times New Roman" w:hAnsi="Times New Roman" w:cs="Times New Roman"/>
+          <w:b/>
+          <w:bCs/>
+          <w:sz w:val="28"/>
+          <w:szCs w:val="28"/>
+        </w:rPr>
+        <w:t xml:space="preserve">    </w:t>
+      </w:r>
+    </w:p>
+    <w:p>
+      <w:pPr>
+        <w:rPr>
+          <w:rFonts w:ascii="Times New Roman" w:hAnsi="Times New Roman" w:cs="Times New Roman"/>
+          <w:b/>
+          <w:bCs/>
+          <w:sz w:val="28"/>
+          <w:szCs w:val="28"/>
+        </w:rPr>
+      </w:pPr>
+      <w:r>
+        <w:rPr>
+          <w:rFonts w:ascii="Times New Roman" w:hAnsi="Times New Roman" w:cs="Times New Roman"/>
+          <w:b/>
+          <w:bCs/>
+          <w:sz w:val="28"/>
+          <w:szCs w:val="28"/>
+        </w:rPr>
+        <w:t xml:space="preserve">                                                                                                                   </w:t>
+      </w:r>
+      <w:r>
+        <w:rPr>
+          <w:rFonts w:ascii="Times New Roman" w:hAnsi="Times New Roman" w:cs="Times New Roman"/>
+          <w:b/>
+          <w:bCs/>
+          <w:sz w:val="28"/>
+          <w:szCs w:val="28"/>
+        </w:rPr>
+        <w:t xml:space="preserve"> </w:t>
+      </w:r>
+      <w:r>
+        <w:rPr>
+          <w:rFonts w:ascii="Times New Roman" w:hAnsi="Times New Roman" w:cs="Times New Roman"/>
+          <w:b/>
+          <w:bCs/>
+          <w:sz w:val="28"/>
+          <w:szCs w:val="28"/>
+        </w:rPr>
+        <w:t xml:space="preserve">Задание 3                  </w:t>
+      </w:r>
+    </w:p>
+    <w:p>
+      <w:pPr>
+        <w:rPr>
+          <w:rFonts w:ascii="Times New Roman" w:hAnsi="Times New Roman" w:cs="Times New Roman"/>
+        </w:rPr>
+      </w:pPr>
+    </w:p>
+    <w:p>
+      <w:pPr>
+        <w:rPr>
+          <w:rFonts w:ascii="Times New Roman" w:hAnsi="Times New Roman" w:cs="Times New Roman"/>
+          <w:b/>
+          <w:bCs/>
+          <w:sz w:val="24"/>
+          <w:szCs w:val="24"/>
+        </w:rPr>
+      </w:pPr>
+      <w:r>
+        <w:rPr>
+          <w:rFonts w:ascii="Times New Roman" w:hAnsi="Times New Roman" w:cs="Times New Roman"/>
+          <w:b/>
+          <w:bCs/>
+          <w:sz w:val="24"/>
+          <w:szCs w:val="24"/>
+        </w:rPr>
+        <w:t>//Демшин</w:t>
+      </w:r>
+    </w:p>
+    <w:p>
+      <w:pPr>
+        <w:rPr>
+          <w:rFonts w:ascii="Times New Roman" w:hAnsi="Times New Roman" w:cs="Times New Roman"/>
+          <w:b/>
+          <w:bCs/>
+          <w:sz w:val="24"/>
+          <w:szCs w:val="24"/>
+        </w:rPr>
+      </w:pPr>
+      <w:r>
+        <w:rPr>
+          <w:rFonts w:ascii="Times New Roman" w:hAnsi="Times New Roman" w:cs="Times New Roman"/>
+          <w:b/>
+          <w:bCs/>
+          <w:sz w:val="24"/>
+          <w:szCs w:val="24"/>
+        </w:rPr>
+        <w:t>//Ввод библиотек и начало функции</w:t>
+      </w:r>
+    </w:p>
+    <w:p>
+      <w:pPr>
+        <w:rPr>
+          <w:rFonts w:ascii="Times New Roman" w:hAnsi="Times New Roman" w:cs="Times New Roman"/>
+          <w:b/>
+          <w:bCs/>
+          <w:sz w:val="24"/>
+          <w:szCs w:val="24"/>
+          <w:lang w:val="en-US"/>
+        </w:rPr>
+      </w:pPr>
+      <w:r>
+        <w:rPr>
+          <w:rFonts w:ascii="Times New Roman" w:hAnsi="Times New Roman" w:cs="Times New Roman"/>
+          <w:b/>
+          <w:bCs/>
+          <w:sz w:val="24"/>
+          <w:szCs w:val="24"/>
           <w:lang w:val="en-US"/>
         </w:rPr>
         <w:t>#include &lt;iostream&gt;</w:t>
@@ -2803,42 +4167,114 @@
       <w:pPr>
         <w:rPr>
           <w:rFonts w:ascii="Times New Roman" w:hAnsi="Times New Roman" w:cs="Times New Roman"/>
-          <w:lang w:val="en-US"/>
-        </w:rPr>
-      </w:pPr>
-      <w:r>
-        <w:rPr>
-          <w:rFonts w:ascii="Times New Roman" w:hAnsi="Times New Roman" w:cs="Times New Roman"/>
-          <w:lang w:val="en-US"/>
-        </w:rPr>
-        <w:t>#include &lt;cmath&gt;</w:t>
-      </w:r>
-    </w:p>
-    <w:p>
-      <w:pPr>
-        <w:rPr>
-          <w:rFonts w:ascii="Times New Roman" w:hAnsi="Times New Roman" w:cs="Times New Roman"/>
-          <w:lang w:val="en-US"/>
-        </w:rPr>
-      </w:pPr>
-      <w:r>
-        <w:rPr>
-          <w:rFonts w:ascii="Times New Roman" w:hAnsi="Times New Roman" w:cs="Times New Roman"/>
-          <w:lang w:val="en-US"/>
-        </w:rPr>
-        <w:t>#include &lt;iomanip&gt;</w:t>
-      </w:r>
-    </w:p>
-    <w:p>
-      <w:pPr>
-        <w:rPr>
-          <w:rFonts w:ascii="Times New Roman" w:hAnsi="Times New Roman" w:cs="Times New Roman"/>
-          <w:lang w:val="en-US"/>
-        </w:rPr>
-      </w:pPr>
-      <w:r>
-        <w:rPr>
-          <w:rFonts w:ascii="Times New Roman" w:hAnsi="Times New Roman" w:cs="Times New Roman"/>
+          <w:b/>
+          <w:bCs/>
+          <w:sz w:val="24"/>
+          <w:szCs w:val="24"/>
+          <w:lang w:val="en-US"/>
+        </w:rPr>
+      </w:pPr>
+      <w:r>
+        <w:rPr>
+          <w:rFonts w:ascii="Times New Roman" w:hAnsi="Times New Roman" w:cs="Times New Roman"/>
+          <w:b/>
+          <w:bCs/>
+          <w:sz w:val="24"/>
+          <w:szCs w:val="24"/>
+          <w:lang w:val="en-US"/>
+        </w:rPr>
+        <w:t>#include &lt;</w:t>
+      </w:r>
+      <w:proofErr w:type="spellStart"/>
+      <w:r>
+        <w:rPr>
+          <w:rFonts w:ascii="Times New Roman" w:hAnsi="Times New Roman" w:cs="Times New Roman"/>
+          <w:b/>
+          <w:bCs/>
+          <w:sz w:val="24"/>
+          <w:szCs w:val="24"/>
+          <w:lang w:val="en-US"/>
+        </w:rPr>
+        <w:t>cmath</w:t>
+      </w:r>
+      <w:proofErr w:type="spellEnd"/>
+      <w:r>
+        <w:rPr>
+          <w:rFonts w:ascii="Times New Roman" w:hAnsi="Times New Roman" w:cs="Times New Roman"/>
+          <w:b/>
+          <w:bCs/>
+          <w:sz w:val="24"/>
+          <w:szCs w:val="24"/>
+          <w:lang w:val="en-US"/>
+        </w:rPr>
+        <w:t>&gt;</w:t>
+      </w:r>
+    </w:p>
+    <w:p>
+      <w:pPr>
+        <w:rPr>
+          <w:rFonts w:ascii="Times New Roman" w:hAnsi="Times New Roman" w:cs="Times New Roman"/>
+          <w:b/>
+          <w:bCs/>
+          <w:sz w:val="24"/>
+          <w:szCs w:val="24"/>
+          <w:lang w:val="en-US"/>
+        </w:rPr>
+      </w:pPr>
+      <w:r>
+        <w:rPr>
+          <w:rFonts w:ascii="Times New Roman" w:hAnsi="Times New Roman" w:cs="Times New Roman"/>
+          <w:b/>
+          <w:bCs/>
+          <w:sz w:val="24"/>
+          <w:szCs w:val="24"/>
+          <w:lang w:val="en-US"/>
+        </w:rPr>
+        <w:t>#include &lt;</w:t>
+      </w:r>
+      <w:proofErr w:type="spellStart"/>
+      <w:r>
+        <w:rPr>
+          <w:rFonts w:ascii="Times New Roman" w:hAnsi="Times New Roman" w:cs="Times New Roman"/>
+          <w:b/>
+          <w:bCs/>
+          <w:sz w:val="24"/>
+          <w:szCs w:val="24"/>
+          <w:lang w:val="en-US"/>
+        </w:rPr>
+        <w:t>iomanip</w:t>
+      </w:r>
+      <w:proofErr w:type="spellEnd"/>
+      <w:r>
+        <w:rPr>
+          <w:rFonts w:ascii="Times New Roman" w:hAnsi="Times New Roman" w:cs="Times New Roman"/>
+          <w:b/>
+          <w:bCs/>
+          <w:sz w:val="24"/>
+          <w:szCs w:val="24"/>
+          <w:lang w:val="en-US"/>
+        </w:rPr>
+        <w:t>&gt;</w:t>
+      </w:r>
+    </w:p>
+    <w:p>
+      <w:pPr>
+        <w:rPr>
+          <w:rFonts w:ascii="Times New Roman" w:hAnsi="Times New Roman" w:cs="Times New Roman"/>
+          <w:b/>
+          <w:bCs/>
+          <w:sz w:val="24"/>
+          <w:szCs w:val="24"/>
+          <w:lang w:val="en-US"/>
+        </w:rPr>
+      </w:pPr>
+      <w:r>
+        <w:rPr>
+          <w:rFonts w:ascii="Times New Roman" w:hAnsi="Times New Roman" w:cs="Times New Roman"/>
+          <w:b/>
+          <w:bCs/>
+          <w:sz w:val="24"/>
+          <w:szCs w:val="24"/>
           <w:lang w:val="en-US"/>
         </w:rPr>
         <w:t>using namespace std;</w:t>
@@ -2848,27 +4284,67 @@
       <w:pPr>
         <w:rPr>
           <w:rFonts w:ascii="Times New Roman" w:hAnsi="Times New Roman" w:cs="Times New Roman"/>
-          <w:lang w:val="en-US"/>
-        </w:rPr>
-      </w:pPr>
-      <w:r>
-        <w:rPr>
-          <w:rFonts w:ascii="Times New Roman" w:hAnsi="Times New Roman" w:cs="Times New Roman"/>
-          <w:lang w:val="en-US"/>
-        </w:rPr>
-        <w:t>        int main() {</w:t>
-      </w:r>
-    </w:p>
-    <w:p>
-      <w:pPr>
-        <w:rPr>
-          <w:rFonts w:ascii="Times New Roman" w:hAnsi="Times New Roman" w:cs="Times New Roman"/>
-          <w:lang w:val="en-US"/>
-        </w:rPr>
-      </w:pPr>
-      <w:r>
-        <w:rPr>
-          <w:rFonts w:ascii="Times New Roman" w:hAnsi="Times New Roman" w:cs="Times New Roman"/>
+          <w:b/>
+          <w:bCs/>
+          <w:sz w:val="24"/>
+          <w:szCs w:val="24"/>
+          <w:lang w:val="en-US"/>
+        </w:rPr>
+      </w:pPr>
+      <w:r>
+        <w:rPr>
+          <w:rFonts w:ascii="Times New Roman" w:hAnsi="Times New Roman" w:cs="Times New Roman"/>
+          <w:b/>
+          <w:bCs/>
+          <w:sz w:val="24"/>
+          <w:szCs w:val="24"/>
+          <w:lang w:val="en-US"/>
+        </w:rPr>
+        <w:t xml:space="preserve">        int </w:t>
+      </w:r>
+      <w:proofErr w:type="gramStart"/>
+      <w:r>
+        <w:rPr>
+          <w:rFonts w:ascii="Times New Roman" w:hAnsi="Times New Roman" w:cs="Times New Roman"/>
+          <w:b/>
+          <w:bCs/>
+          <w:sz w:val="24"/>
+          <w:szCs w:val="24"/>
+          <w:lang w:val="en-US"/>
+        </w:rPr>
+        <w:t>main(</w:t>
+      </w:r>
+      <w:proofErr w:type="gramEnd"/>
+      <w:r>
+        <w:rPr>
+          <w:rFonts w:ascii="Times New Roman" w:hAnsi="Times New Roman" w:cs="Times New Roman"/>
+          <w:b/>
+          <w:bCs/>
+          <w:sz w:val="24"/>
+          <w:szCs w:val="24"/>
+          <w:lang w:val="en-US"/>
+        </w:rPr>
+        <w:t>) {</w:t>
+      </w:r>
+    </w:p>
+    <w:p>
+      <w:pPr>
+        <w:rPr>
+          <w:rFonts w:ascii="Times New Roman" w:hAnsi="Times New Roman" w:cs="Times New Roman"/>
+          <w:b/>
+          <w:bCs/>
+          <w:sz w:val="24"/>
+          <w:szCs w:val="24"/>
+          <w:lang w:val="en-US"/>
+        </w:rPr>
+      </w:pPr>
+      <w:r>
+        <w:rPr>
+          <w:rFonts w:ascii="Times New Roman" w:hAnsi="Times New Roman" w:cs="Times New Roman"/>
+          <w:b/>
+          <w:bCs/>
+          <w:sz w:val="24"/>
+          <w:szCs w:val="24"/>
           <w:lang w:val="en-US"/>
         </w:rPr>
         <w:t xml:space="preserve">        </w:t>
@@ -2878,599 +4354,952 @@
       <w:pPr>
         <w:rPr>
           <w:rFonts w:ascii="Times New Roman" w:hAnsi="Times New Roman" w:cs="Times New Roman"/>
-          <w:lang w:val="en-US"/>
-        </w:rPr>
-      </w:pPr>
-      <w:r>
-        <w:rPr>
-          <w:rFonts w:ascii="Times New Roman" w:hAnsi="Times New Roman" w:cs="Times New Roman"/>
-          <w:lang w:val="en-US"/>
+          <w:b/>
+          <w:bCs/>
+          <w:sz w:val="24"/>
+          <w:szCs w:val="24"/>
+          <w:lang w:val="en-US"/>
+        </w:rPr>
+      </w:pPr>
+      <w:r>
+        <w:rPr>
+          <w:rFonts w:ascii="Times New Roman" w:hAnsi="Times New Roman" w:cs="Times New Roman"/>
+          <w:b/>
+          <w:bCs/>
+          <w:sz w:val="24"/>
+          <w:szCs w:val="24"/>
+          <w:lang w:val="en-US"/>
+        </w:rPr>
+        <w:t xml:space="preserve">        </w:t>
+      </w:r>
+      <w:proofErr w:type="spellStart"/>
+      <w:proofErr w:type="gramStart"/>
+      <w:r>
+        <w:rPr>
+          <w:rFonts w:ascii="Times New Roman" w:hAnsi="Times New Roman" w:cs="Times New Roman"/>
+          <w:b/>
+          <w:bCs/>
+          <w:sz w:val="24"/>
+          <w:szCs w:val="24"/>
+          <w:lang w:val="en-US"/>
+        </w:rPr>
+        <w:t>setlocale</w:t>
+      </w:r>
+      <w:proofErr w:type="spellEnd"/>
+      <w:r>
+        <w:rPr>
+          <w:rFonts w:ascii="Times New Roman" w:hAnsi="Times New Roman" w:cs="Times New Roman"/>
+          <w:b/>
+          <w:bCs/>
+          <w:sz w:val="24"/>
+          <w:szCs w:val="24"/>
+          <w:lang w:val="en-US"/>
+        </w:rPr>
+        <w:t>(</w:t>
+      </w:r>
+      <w:proofErr w:type="gramEnd"/>
+      <w:r>
+        <w:rPr>
+          <w:rFonts w:ascii="Times New Roman" w:hAnsi="Times New Roman" w:cs="Times New Roman"/>
+          <w:b/>
+          <w:bCs/>
+          <w:sz w:val="24"/>
+          <w:szCs w:val="24"/>
+          <w:lang w:val="en-US"/>
+        </w:rPr>
+        <w:t>LC_ALL, "Russian"); //</w:t>
+      </w:r>
+      <w:r>
+        <w:rPr>
+          <w:rFonts w:ascii="Times New Roman" w:hAnsi="Times New Roman" w:cs="Times New Roman"/>
+          <w:b/>
+          <w:bCs/>
+          <w:sz w:val="24"/>
+          <w:szCs w:val="24"/>
+        </w:rPr>
+        <w:t>Ввод</w:t>
+      </w:r>
+      <w:r>
+        <w:rPr>
+          <w:rFonts w:ascii="Times New Roman" w:hAnsi="Times New Roman" w:cs="Times New Roman"/>
+          <w:b/>
+          <w:bCs/>
+          <w:sz w:val="24"/>
+          <w:szCs w:val="24"/>
+          <w:lang w:val="en-US"/>
+        </w:rPr>
+        <w:t xml:space="preserve"> </w:t>
+      </w:r>
+      <w:proofErr w:type="spellStart"/>
+      <w:r>
+        <w:rPr>
+          <w:rFonts w:ascii="Times New Roman" w:hAnsi="Times New Roman" w:cs="Times New Roman"/>
+          <w:b/>
+          <w:bCs/>
+          <w:sz w:val="24"/>
+          <w:szCs w:val="24"/>
+        </w:rPr>
+        <w:t>кирилицы</w:t>
+      </w:r>
+      <w:proofErr w:type="spellEnd"/>
+    </w:p>
+    <w:p>
+      <w:pPr>
+        <w:rPr>
+          <w:rFonts w:ascii="Times New Roman" w:hAnsi="Times New Roman" w:cs="Times New Roman"/>
+          <w:b/>
+          <w:bCs/>
+          <w:sz w:val="24"/>
+          <w:szCs w:val="24"/>
+          <w:lang w:val="en-US"/>
+        </w:rPr>
+      </w:pPr>
+      <w:r>
+        <w:rPr>
+          <w:rFonts w:ascii="Times New Roman" w:hAnsi="Times New Roman" w:cs="Times New Roman"/>
+          <w:b/>
+          <w:bCs/>
+          <w:sz w:val="24"/>
+          <w:szCs w:val="24"/>
+          <w:lang w:val="en-US"/>
+        </w:rPr>
+        <w:t xml:space="preserve">        </w:t>
+      </w:r>
+    </w:p>
+    <w:p>
+      <w:pPr>
+        <w:rPr>
+          <w:rFonts w:ascii="Times New Roman" w:hAnsi="Times New Roman" w:cs="Times New Roman"/>
+          <w:b/>
+          <w:bCs/>
+          <w:sz w:val="24"/>
+          <w:szCs w:val="24"/>
+        </w:rPr>
+      </w:pPr>
+      <w:r>
+        <w:rPr>
+          <w:rFonts w:ascii="Times New Roman" w:hAnsi="Times New Roman" w:cs="Times New Roman"/>
+          <w:b/>
+          <w:bCs/>
+          <w:sz w:val="24"/>
+          <w:szCs w:val="24"/>
+          <w:lang w:val="en-US"/>
+        </w:rPr>
+        <w:t xml:space="preserve">        </w:t>
+      </w:r>
+      <w:proofErr w:type="spellStart"/>
+      <w:r>
+        <w:rPr>
+          <w:rFonts w:ascii="Times New Roman" w:hAnsi="Times New Roman" w:cs="Times New Roman"/>
+          <w:b/>
+          <w:bCs/>
+          <w:sz w:val="24"/>
+          <w:szCs w:val="24"/>
+        </w:rPr>
+        <w:t>double</w:t>
+      </w:r>
+      <w:proofErr w:type="spellEnd"/>
+      <w:r>
+        <w:rPr>
+          <w:rFonts w:ascii="Times New Roman" w:hAnsi="Times New Roman" w:cs="Times New Roman"/>
+          <w:b/>
+          <w:bCs/>
+          <w:sz w:val="24"/>
+          <w:szCs w:val="24"/>
+        </w:rPr>
+        <w:t xml:space="preserve"> n = </w:t>
+      </w:r>
+      <w:proofErr w:type="gramStart"/>
+      <w:r>
+        <w:rPr>
+          <w:rFonts w:ascii="Times New Roman" w:hAnsi="Times New Roman" w:cs="Times New Roman"/>
+          <w:b/>
+          <w:bCs/>
+          <w:sz w:val="24"/>
+          <w:szCs w:val="24"/>
+        </w:rPr>
+        <w:t xml:space="preserve">10000;   </w:t>
+      </w:r>
+      <w:proofErr w:type="gramEnd"/>
+      <w:r>
+        <w:rPr>
+          <w:rFonts w:ascii="Times New Roman" w:hAnsi="Times New Roman" w:cs="Times New Roman"/>
+          <w:b/>
+          <w:bCs/>
+          <w:sz w:val="24"/>
+          <w:szCs w:val="24"/>
+        </w:rPr>
+        <w:t>  // начальная сумма</w:t>
+      </w:r>
+    </w:p>
+    <w:p>
+      <w:pPr>
+        <w:rPr>
+          <w:rFonts w:ascii="Times New Roman" w:hAnsi="Times New Roman" w:cs="Times New Roman"/>
+          <w:b/>
+          <w:bCs/>
+          <w:sz w:val="24"/>
+          <w:szCs w:val="24"/>
+        </w:rPr>
+      </w:pPr>
+      <w:r>
+        <w:rPr>
+          <w:rFonts w:ascii="Times New Roman" w:hAnsi="Times New Roman" w:cs="Times New Roman"/>
+          <w:b/>
+          <w:bCs/>
+          <w:sz w:val="24"/>
+          <w:szCs w:val="24"/>
         </w:rPr>
         <w:lastRenderedPageBreak/>
-        <w:t>        setlocale(LC_ALL, "Russian");</w:t>
-      </w:r>
-    </w:p>
-    <w:p>
-      <w:pPr>
-        <w:rPr>
-          <w:rFonts w:ascii="Times New Roman" w:hAnsi="Times New Roman" w:cs="Times New Roman"/>
-          <w:lang w:val="en-US"/>
-        </w:rPr>
-      </w:pPr>
-      <w:r>
-        <w:rPr>
-          <w:rFonts w:ascii="Times New Roman" w:hAnsi="Times New Roman" w:cs="Times New Roman"/>
-          <w:lang w:val="en-US"/>
-        </w:rPr>
         <w:t xml:space="preserve">        </w:t>
       </w:r>
-    </w:p>
-    <w:p>
-      <w:pPr>
-        <w:rPr>
-          <w:rFonts w:ascii="Times New Roman" w:hAnsi="Times New Roman" w:cs="Times New Roman"/>
-        </w:rPr>
-      </w:pPr>
-      <w:r>
-        <w:rPr>
-          <w:rFonts w:ascii="Times New Roman" w:hAnsi="Times New Roman" w:cs="Times New Roman"/>
-          <w:lang w:val="en-US"/>
-        </w:rPr>
-        <w:t>        double</w:t>
-      </w:r>
-      <w:r>
-        <w:rPr>
-          <w:rFonts w:ascii="Times New Roman" w:hAnsi="Times New Roman" w:cs="Times New Roman"/>
+      <w:proofErr w:type="spellStart"/>
+      <w:r>
+        <w:rPr>
+          <w:rFonts w:ascii="Times New Roman" w:hAnsi="Times New Roman" w:cs="Times New Roman"/>
+          <w:b/>
+          <w:bCs/>
+          <w:sz w:val="24"/>
+          <w:szCs w:val="24"/>
+        </w:rPr>
+        <w:t>int</w:t>
+      </w:r>
+      <w:proofErr w:type="spellEnd"/>
+      <w:r>
+        <w:rPr>
+          <w:rFonts w:ascii="Times New Roman" w:hAnsi="Times New Roman" w:cs="Times New Roman"/>
+          <w:b/>
+          <w:bCs/>
+          <w:sz w:val="24"/>
+          <w:szCs w:val="24"/>
+        </w:rPr>
+        <w:t xml:space="preserve"> t = </w:t>
+      </w:r>
+      <w:proofErr w:type="gramStart"/>
+      <w:r>
+        <w:rPr>
+          <w:rFonts w:ascii="Times New Roman" w:hAnsi="Times New Roman" w:cs="Times New Roman"/>
+          <w:b/>
+          <w:bCs/>
+          <w:sz w:val="24"/>
+          <w:szCs w:val="24"/>
+        </w:rPr>
+        <w:t xml:space="preserve">5;   </w:t>
+      </w:r>
+      <w:proofErr w:type="gramEnd"/>
+      <w:r>
+        <w:rPr>
+          <w:rFonts w:ascii="Times New Roman" w:hAnsi="Times New Roman" w:cs="Times New Roman"/>
+          <w:b/>
+          <w:bCs/>
+          <w:sz w:val="24"/>
+          <w:szCs w:val="24"/>
+        </w:rPr>
+        <w:t>         // срок</w:t>
+      </w:r>
+    </w:p>
+    <w:p>
+      <w:pPr>
+        <w:rPr>
+          <w:rFonts w:ascii="Times New Roman" w:hAnsi="Times New Roman" w:cs="Times New Roman"/>
+          <w:b/>
+          <w:bCs/>
+          <w:sz w:val="24"/>
+          <w:szCs w:val="24"/>
+        </w:rPr>
+      </w:pPr>
+      <w:r>
+        <w:rPr>
+          <w:rFonts w:ascii="Times New Roman" w:hAnsi="Times New Roman" w:cs="Times New Roman"/>
+          <w:b/>
+          <w:bCs/>
+          <w:sz w:val="24"/>
+          <w:szCs w:val="24"/>
+        </w:rPr>
+        <w:t xml:space="preserve">        </w:t>
+      </w:r>
+      <w:proofErr w:type="spellStart"/>
+      <w:r>
+        <w:rPr>
+          <w:rFonts w:ascii="Times New Roman" w:hAnsi="Times New Roman" w:cs="Times New Roman"/>
+          <w:b/>
+          <w:bCs/>
+          <w:sz w:val="24"/>
+          <w:szCs w:val="24"/>
+        </w:rPr>
+        <w:t>double</w:t>
+      </w:r>
+      <w:proofErr w:type="spellEnd"/>
+      <w:r>
+        <w:rPr>
+          <w:rFonts w:ascii="Times New Roman" w:hAnsi="Times New Roman" w:cs="Times New Roman"/>
+          <w:b/>
+          <w:bCs/>
+          <w:sz w:val="24"/>
+          <w:szCs w:val="24"/>
+        </w:rPr>
+        <w:t xml:space="preserve"> p = </w:t>
+      </w:r>
+      <w:proofErr w:type="gramStart"/>
+      <w:r>
+        <w:rPr>
+          <w:rFonts w:ascii="Times New Roman" w:hAnsi="Times New Roman" w:cs="Times New Roman"/>
+          <w:b/>
+          <w:bCs/>
+          <w:sz w:val="24"/>
+          <w:szCs w:val="24"/>
+        </w:rPr>
+        <w:t xml:space="preserve">10;   </w:t>
+      </w:r>
+      <w:proofErr w:type="gramEnd"/>
+      <w:r>
+        <w:rPr>
+          <w:rFonts w:ascii="Times New Roman" w:hAnsi="Times New Roman" w:cs="Times New Roman"/>
+          <w:b/>
+          <w:bCs/>
+          <w:sz w:val="24"/>
+          <w:szCs w:val="24"/>
+        </w:rPr>
+        <w:t>     //ставка</w:t>
+      </w:r>
+    </w:p>
+    <w:p>
+      <w:pPr>
+        <w:rPr>
+          <w:rFonts w:ascii="Times New Roman" w:hAnsi="Times New Roman" w:cs="Times New Roman"/>
+          <w:b/>
+          <w:bCs/>
+          <w:sz w:val="24"/>
+          <w:szCs w:val="24"/>
+        </w:rPr>
+      </w:pPr>
+      <w:r>
+        <w:rPr>
+          <w:rFonts w:ascii="Times New Roman" w:hAnsi="Times New Roman" w:cs="Times New Roman"/>
+          <w:b/>
+          <w:bCs/>
+          <w:sz w:val="24"/>
+          <w:szCs w:val="24"/>
+        </w:rPr>
+        <w:t xml:space="preserve">    </w:t>
+      </w:r>
+    </w:p>
+    <w:p>
+      <w:pPr>
+        <w:rPr>
+          <w:rFonts w:ascii="Times New Roman" w:hAnsi="Times New Roman" w:cs="Times New Roman"/>
+          <w:b/>
+          <w:bCs/>
+          <w:sz w:val="24"/>
+          <w:szCs w:val="24"/>
+        </w:rPr>
+      </w:pPr>
+      <w:r>
+        <w:rPr>
+          <w:rFonts w:ascii="Times New Roman" w:hAnsi="Times New Roman" w:cs="Times New Roman"/>
+          <w:b/>
+          <w:bCs/>
+          <w:sz w:val="24"/>
+          <w:szCs w:val="24"/>
+        </w:rPr>
+        <w:t>        //------------//</w:t>
+      </w:r>
+      <w:proofErr w:type="spellStart"/>
+      <w:r>
+        <w:rPr>
+          <w:rFonts w:ascii="Times New Roman" w:hAnsi="Times New Roman" w:cs="Times New Roman"/>
+          <w:b/>
+          <w:bCs/>
+          <w:sz w:val="24"/>
+          <w:szCs w:val="24"/>
+        </w:rPr>
+        <w:t>коэфицент</w:t>
+      </w:r>
+      <w:proofErr w:type="spellEnd"/>
+      <w:r>
+        <w:rPr>
+          <w:rFonts w:ascii="Times New Roman" w:hAnsi="Times New Roman" w:cs="Times New Roman"/>
+          <w:b/>
+          <w:bCs/>
+          <w:sz w:val="24"/>
+          <w:szCs w:val="24"/>
+        </w:rPr>
+        <w:t xml:space="preserve"> увеличения</w:t>
+      </w:r>
+    </w:p>
+    <w:p>
+      <w:pPr>
+        <w:rPr>
+          <w:rFonts w:ascii="Times New Roman" w:hAnsi="Times New Roman" w:cs="Times New Roman"/>
+          <w:b/>
+          <w:bCs/>
+          <w:sz w:val="24"/>
+          <w:szCs w:val="24"/>
+        </w:rPr>
+      </w:pPr>
+      <w:r>
+        <w:rPr>
+          <w:rFonts w:ascii="Times New Roman" w:hAnsi="Times New Roman" w:cs="Times New Roman"/>
+          <w:b/>
+          <w:bCs/>
+          <w:sz w:val="24"/>
+          <w:szCs w:val="24"/>
+        </w:rPr>
+        <w:t xml:space="preserve">        </w:t>
+      </w:r>
+      <w:proofErr w:type="spellStart"/>
+      <w:r>
+        <w:rPr>
+          <w:rFonts w:ascii="Times New Roman" w:hAnsi="Times New Roman" w:cs="Times New Roman"/>
+          <w:b/>
+          <w:bCs/>
+          <w:sz w:val="24"/>
+          <w:szCs w:val="24"/>
+        </w:rPr>
+        <w:t>double</w:t>
+      </w:r>
+      <w:proofErr w:type="spellEnd"/>
+      <w:r>
+        <w:rPr>
+          <w:rFonts w:ascii="Times New Roman" w:hAnsi="Times New Roman" w:cs="Times New Roman"/>
+          <w:b/>
+          <w:bCs/>
+          <w:sz w:val="24"/>
+          <w:szCs w:val="24"/>
         </w:rPr>
         <w:t xml:space="preserve"> </w:t>
       </w:r>
-      <w:r>
-        <w:rPr>
-          <w:rFonts w:ascii="Times New Roman" w:hAnsi="Times New Roman" w:cs="Times New Roman"/>
-          <w:lang w:val="en-US"/>
-        </w:rPr>
-        <w:t>n</w:t>
-      </w:r>
-      <w:r>
-        <w:rPr>
-          <w:rFonts w:ascii="Times New Roman" w:hAnsi="Times New Roman" w:cs="Times New Roman"/>
-        </w:rPr>
-        <w:t xml:space="preserve"> = 10000; </w:t>
-      </w:r>
-      <w:r>
-        <w:rPr>
-          <w:rFonts w:ascii="Times New Roman" w:hAnsi="Times New Roman" w:cs="Times New Roman"/>
-          <w:lang w:val="en-US"/>
-        </w:rPr>
-        <w:t> </w:t>
-      </w:r>
-      <w:r>
-        <w:rPr>
-          <w:rFonts w:ascii="Times New Roman" w:hAnsi="Times New Roman" w:cs="Times New Roman"/>
+      <w:proofErr w:type="spellStart"/>
+      <w:r>
+        <w:rPr>
+          <w:rFonts w:ascii="Times New Roman" w:hAnsi="Times New Roman" w:cs="Times New Roman"/>
+          <w:b/>
+          <w:bCs/>
+          <w:sz w:val="24"/>
+          <w:szCs w:val="24"/>
+        </w:rPr>
+        <w:t>coef</w:t>
+      </w:r>
+      <w:proofErr w:type="spellEnd"/>
+      <w:r>
+        <w:rPr>
+          <w:rFonts w:ascii="Times New Roman" w:hAnsi="Times New Roman" w:cs="Times New Roman"/>
+          <w:b/>
+          <w:bCs/>
+          <w:sz w:val="24"/>
+          <w:szCs w:val="24"/>
+        </w:rPr>
+        <w:t xml:space="preserve"> = 1 + (p / 100);</w:t>
+      </w:r>
+    </w:p>
+    <w:p>
+      <w:pPr>
+        <w:rPr>
+          <w:rFonts w:ascii="Times New Roman" w:hAnsi="Times New Roman" w:cs="Times New Roman"/>
+          <w:b/>
+          <w:bCs/>
+          <w:sz w:val="24"/>
+          <w:szCs w:val="24"/>
+        </w:rPr>
+      </w:pPr>
+    </w:p>
+    <w:p>
+      <w:pPr>
+        <w:rPr>
+          <w:rFonts w:ascii="Times New Roman" w:hAnsi="Times New Roman" w:cs="Times New Roman"/>
+          <w:b/>
+          <w:bCs/>
+          <w:sz w:val="24"/>
+          <w:szCs w:val="24"/>
+        </w:rPr>
+      </w:pPr>
+      <w:r>
+        <w:rPr>
+          <w:rFonts w:ascii="Times New Roman" w:hAnsi="Times New Roman" w:cs="Times New Roman"/>
+          <w:b/>
+          <w:bCs/>
+          <w:sz w:val="24"/>
+          <w:szCs w:val="24"/>
+        </w:rPr>
+        <w:t>        //------------// вычисление итоговой суммы</w:t>
+      </w:r>
+    </w:p>
+    <w:p>
+      <w:pPr>
+        <w:rPr>
+          <w:rFonts w:ascii="Times New Roman" w:hAnsi="Times New Roman" w:cs="Times New Roman"/>
+          <w:b/>
+          <w:bCs/>
+          <w:sz w:val="24"/>
+          <w:szCs w:val="24"/>
+        </w:rPr>
+      </w:pPr>
+      <w:r>
+        <w:rPr>
+          <w:rFonts w:ascii="Times New Roman" w:hAnsi="Times New Roman" w:cs="Times New Roman"/>
+          <w:b/>
+          <w:bCs/>
+          <w:sz w:val="24"/>
+          <w:szCs w:val="24"/>
+        </w:rPr>
+        <w:t xml:space="preserve">        </w:t>
+      </w:r>
+      <w:proofErr w:type="spellStart"/>
+      <w:r>
+        <w:rPr>
+          <w:rFonts w:ascii="Times New Roman" w:hAnsi="Times New Roman" w:cs="Times New Roman"/>
+          <w:b/>
+          <w:bCs/>
+          <w:sz w:val="24"/>
+          <w:szCs w:val="24"/>
+        </w:rPr>
+        <w:t>double</w:t>
+      </w:r>
+      <w:proofErr w:type="spellEnd"/>
+      <w:r>
+        <w:rPr>
+          <w:rFonts w:ascii="Times New Roman" w:hAnsi="Times New Roman" w:cs="Times New Roman"/>
+          <w:b/>
+          <w:bCs/>
+          <w:sz w:val="24"/>
+          <w:szCs w:val="24"/>
         </w:rPr>
         <w:t xml:space="preserve"> </w:t>
       </w:r>
-      <w:r>
-        <w:rPr>
-          <w:rFonts w:ascii="Times New Roman" w:hAnsi="Times New Roman" w:cs="Times New Roman"/>
-          <w:lang w:val="en-US"/>
-        </w:rPr>
-        <w:t> </w:t>
-      </w:r>
-      <w:r>
-        <w:rPr>
-          <w:rFonts w:ascii="Times New Roman" w:hAnsi="Times New Roman" w:cs="Times New Roman"/>
-        </w:rPr>
-        <w:t xml:space="preserve"> // </w:t>
-      </w:r>
-      <w:r>
-        <w:rPr>
-          <w:rFonts w:ascii="Times New Roman" w:hAnsi="Times New Roman" w:cs="Times New Roman"/>
-        </w:rPr>
-        <w:t>начальная</w:t>
-      </w:r>
-      <w:r>
-        <w:rPr>
-          <w:rFonts w:ascii="Times New Roman" w:hAnsi="Times New Roman" w:cs="Times New Roman"/>
+      <w:proofErr w:type="spellStart"/>
+      <w:r>
+        <w:rPr>
+          <w:rFonts w:ascii="Times New Roman" w:hAnsi="Times New Roman" w:cs="Times New Roman"/>
+          <w:b/>
+          <w:bCs/>
+          <w:sz w:val="24"/>
+          <w:szCs w:val="24"/>
+        </w:rPr>
+        <w:t>mny</w:t>
+      </w:r>
+      <w:proofErr w:type="spellEnd"/>
+      <w:r>
+        <w:rPr>
+          <w:rFonts w:ascii="Times New Roman" w:hAnsi="Times New Roman" w:cs="Times New Roman"/>
+          <w:b/>
+          <w:bCs/>
+          <w:sz w:val="24"/>
+          <w:szCs w:val="24"/>
+        </w:rPr>
+        <w:t xml:space="preserve"> = n* </w:t>
+      </w:r>
+      <w:proofErr w:type="spellStart"/>
+      <w:proofErr w:type="gramStart"/>
+      <w:r>
+        <w:rPr>
+          <w:rFonts w:ascii="Times New Roman" w:hAnsi="Times New Roman" w:cs="Times New Roman"/>
+          <w:b/>
+          <w:bCs/>
+          <w:sz w:val="24"/>
+          <w:szCs w:val="24"/>
+        </w:rPr>
+        <w:t>pow</w:t>
+      </w:r>
+      <w:proofErr w:type="spellEnd"/>
+      <w:r>
+        <w:rPr>
+          <w:rFonts w:ascii="Times New Roman" w:hAnsi="Times New Roman" w:cs="Times New Roman"/>
+          <w:b/>
+          <w:bCs/>
+          <w:sz w:val="24"/>
+          <w:szCs w:val="24"/>
+        </w:rPr>
+        <w:t>(</w:t>
+      </w:r>
+      <w:proofErr w:type="spellStart"/>
+      <w:proofErr w:type="gramEnd"/>
+      <w:r>
+        <w:rPr>
+          <w:rFonts w:ascii="Times New Roman" w:hAnsi="Times New Roman" w:cs="Times New Roman"/>
+          <w:b/>
+          <w:bCs/>
+          <w:sz w:val="24"/>
+          <w:szCs w:val="24"/>
+        </w:rPr>
+        <w:t>coef</w:t>
+      </w:r>
+      <w:proofErr w:type="spellEnd"/>
+      <w:r>
+        <w:rPr>
+          <w:rFonts w:ascii="Times New Roman" w:hAnsi="Times New Roman" w:cs="Times New Roman"/>
+          <w:b/>
+          <w:bCs/>
+          <w:sz w:val="24"/>
+          <w:szCs w:val="24"/>
+        </w:rPr>
+        <w:t>, t);</w:t>
+      </w:r>
+    </w:p>
+    <w:p>
+      <w:pPr>
+        <w:rPr>
+          <w:rFonts w:ascii="Times New Roman" w:hAnsi="Times New Roman" w:cs="Times New Roman"/>
+          <w:b/>
+          <w:bCs/>
+          <w:sz w:val="24"/>
+          <w:szCs w:val="24"/>
+        </w:rPr>
+      </w:pPr>
+      <w:r>
+        <w:rPr>
+          <w:rFonts w:ascii="Times New Roman" w:hAnsi="Times New Roman" w:cs="Times New Roman"/>
+          <w:b/>
+          <w:bCs/>
+          <w:sz w:val="24"/>
+          <w:szCs w:val="24"/>
+        </w:rPr>
+        <w:t xml:space="preserve">        //------------//Вывод данных о </w:t>
+      </w:r>
+      <w:proofErr w:type="spellStart"/>
+      <w:r>
+        <w:rPr>
+          <w:rFonts w:ascii="Times New Roman" w:hAnsi="Times New Roman" w:cs="Times New Roman"/>
+          <w:b/>
+          <w:bCs/>
+          <w:sz w:val="24"/>
+          <w:szCs w:val="24"/>
+        </w:rPr>
+        <w:t>коэфиценте</w:t>
+      </w:r>
+      <w:proofErr w:type="spellEnd"/>
+      <w:r>
+        <w:rPr>
+          <w:rFonts w:ascii="Times New Roman" w:hAnsi="Times New Roman" w:cs="Times New Roman"/>
+          <w:b/>
+          <w:bCs/>
+          <w:sz w:val="24"/>
+          <w:szCs w:val="24"/>
+        </w:rPr>
+        <w:t xml:space="preserve"> и финальной сумме денег </w:t>
+      </w:r>
+    </w:p>
+    <w:p>
+      <w:pPr>
+        <w:rPr>
+          <w:rFonts w:ascii="Times New Roman" w:hAnsi="Times New Roman" w:cs="Times New Roman"/>
+          <w:b/>
+          <w:bCs/>
+          <w:sz w:val="24"/>
+          <w:szCs w:val="24"/>
+        </w:rPr>
+      </w:pPr>
+      <w:r>
+        <w:rPr>
+          <w:rFonts w:ascii="Times New Roman" w:hAnsi="Times New Roman" w:cs="Times New Roman"/>
+          <w:b/>
+          <w:bCs/>
+          <w:sz w:val="24"/>
+          <w:szCs w:val="24"/>
+        </w:rPr>
+        <w:t xml:space="preserve">        </w:t>
+      </w:r>
+      <w:proofErr w:type="spellStart"/>
+      <w:r>
+        <w:rPr>
+          <w:rFonts w:ascii="Times New Roman" w:hAnsi="Times New Roman" w:cs="Times New Roman"/>
+          <w:b/>
+          <w:bCs/>
+          <w:sz w:val="24"/>
+          <w:szCs w:val="24"/>
+        </w:rPr>
+        <w:t>cout</w:t>
+      </w:r>
+      <w:proofErr w:type="spellEnd"/>
+      <w:r>
+        <w:rPr>
+          <w:rFonts w:ascii="Times New Roman" w:hAnsi="Times New Roman" w:cs="Times New Roman"/>
+          <w:b/>
+          <w:bCs/>
+          <w:sz w:val="24"/>
+          <w:szCs w:val="24"/>
         </w:rPr>
         <w:t xml:space="preserve"> </w:t>
       </w:r>
-      <w:r>
-        <w:rPr>
-          <w:rFonts w:ascii="Times New Roman" w:hAnsi="Times New Roman" w:cs="Times New Roman"/>
-        </w:rPr>
-        <w:t>сумма</w:t>
-      </w:r>
-    </w:p>
-    <w:p>
-      <w:pPr>
-        <w:rPr>
-          <w:rFonts w:ascii="Times New Roman" w:hAnsi="Times New Roman" w:cs="Times New Roman"/>
-        </w:rPr>
-      </w:pPr>
-      <w:r>
-        <w:rPr>
-          <w:rFonts w:ascii="Times New Roman" w:hAnsi="Times New Roman" w:cs="Times New Roman"/>
-          <w:lang w:val="en-US"/>
-        </w:rPr>
-        <w:t> </w:t>
-      </w:r>
-      <w:r>
-        <w:rPr>
-          <w:rFonts w:ascii="Times New Roman" w:hAnsi="Times New Roman" w:cs="Times New Roman"/>
+      <w:proofErr w:type="gramStart"/>
+      <w:r>
+        <w:rPr>
+          <w:rFonts w:ascii="Times New Roman" w:hAnsi="Times New Roman" w:cs="Times New Roman"/>
+          <w:b/>
+          <w:bCs/>
+          <w:sz w:val="24"/>
+          <w:szCs w:val="24"/>
+        </w:rPr>
+        <w:t>&lt;&lt; "</w:t>
+      </w:r>
+      <w:proofErr w:type="spellStart"/>
+      <w:proofErr w:type="gramEnd"/>
+      <w:r>
+        <w:rPr>
+          <w:rFonts w:ascii="Times New Roman" w:hAnsi="Times New Roman" w:cs="Times New Roman"/>
+          <w:b/>
+          <w:bCs/>
+          <w:sz w:val="24"/>
+          <w:szCs w:val="24"/>
+        </w:rPr>
+        <w:t>Коифицент</w:t>
+      </w:r>
+      <w:proofErr w:type="spellEnd"/>
+      <w:r>
+        <w:rPr>
+          <w:rFonts w:ascii="Times New Roman" w:hAnsi="Times New Roman" w:cs="Times New Roman"/>
+          <w:b/>
+          <w:bCs/>
+          <w:sz w:val="24"/>
+          <w:szCs w:val="24"/>
+        </w:rPr>
+        <w:t xml:space="preserve"> -&gt;" &lt;&lt; </w:t>
+      </w:r>
+      <w:proofErr w:type="spellStart"/>
+      <w:r>
+        <w:rPr>
+          <w:rFonts w:ascii="Times New Roman" w:hAnsi="Times New Roman" w:cs="Times New Roman"/>
+          <w:b/>
+          <w:bCs/>
+          <w:sz w:val="24"/>
+          <w:szCs w:val="24"/>
+        </w:rPr>
+        <w:t>coef</w:t>
+      </w:r>
+      <w:proofErr w:type="spellEnd"/>
+      <w:r>
+        <w:rPr>
+          <w:rFonts w:ascii="Times New Roman" w:hAnsi="Times New Roman" w:cs="Times New Roman"/>
+          <w:b/>
+          <w:bCs/>
+          <w:sz w:val="24"/>
+          <w:szCs w:val="24"/>
+        </w:rPr>
+        <w:t xml:space="preserve"> &lt;&lt; </w:t>
+      </w:r>
+      <w:proofErr w:type="spellStart"/>
+      <w:r>
+        <w:rPr>
+          <w:rFonts w:ascii="Times New Roman" w:hAnsi="Times New Roman" w:cs="Times New Roman"/>
+          <w:b/>
+          <w:bCs/>
+          <w:sz w:val="24"/>
+          <w:szCs w:val="24"/>
+        </w:rPr>
+        <w:t>endl</w:t>
+      </w:r>
+      <w:proofErr w:type="spellEnd"/>
+      <w:r>
+        <w:rPr>
+          <w:rFonts w:ascii="Times New Roman" w:hAnsi="Times New Roman" w:cs="Times New Roman"/>
+          <w:b/>
+          <w:bCs/>
+          <w:sz w:val="24"/>
+          <w:szCs w:val="24"/>
+        </w:rPr>
+        <w:t xml:space="preserve">; </w:t>
+      </w:r>
+    </w:p>
+    <w:p>
+      <w:pPr>
+        <w:rPr>
+          <w:rFonts w:ascii="Times New Roman" w:hAnsi="Times New Roman" w:cs="Times New Roman"/>
+          <w:b/>
+          <w:bCs/>
+          <w:sz w:val="24"/>
+          <w:szCs w:val="24"/>
+        </w:rPr>
+      </w:pPr>
+      <w:r>
+        <w:rPr>
+          <w:rFonts w:ascii="Times New Roman" w:hAnsi="Times New Roman" w:cs="Times New Roman"/>
+          <w:b/>
+          <w:bCs/>
+          <w:sz w:val="24"/>
+          <w:szCs w:val="24"/>
+        </w:rPr>
+        <w:t xml:space="preserve">        </w:t>
+      </w:r>
+      <w:proofErr w:type="spellStart"/>
+      <w:r>
+        <w:rPr>
+          <w:rFonts w:ascii="Times New Roman" w:hAnsi="Times New Roman" w:cs="Times New Roman"/>
+          <w:b/>
+          <w:bCs/>
+          <w:sz w:val="24"/>
+          <w:szCs w:val="24"/>
+        </w:rPr>
+        <w:t>cout</w:t>
+      </w:r>
+      <w:proofErr w:type="spellEnd"/>
+      <w:r>
+        <w:rPr>
+          <w:rFonts w:ascii="Times New Roman" w:hAnsi="Times New Roman" w:cs="Times New Roman"/>
+          <w:b/>
+          <w:bCs/>
+          <w:sz w:val="24"/>
+          <w:szCs w:val="24"/>
         </w:rPr>
         <w:t xml:space="preserve"> </w:t>
       </w:r>
-      <w:r>
-        <w:rPr>
-          <w:rFonts w:ascii="Times New Roman" w:hAnsi="Times New Roman" w:cs="Times New Roman"/>
-          <w:lang w:val="en-US"/>
-        </w:rPr>
-        <w:t> </w:t>
-      </w:r>
-      <w:r>
-        <w:rPr>
-          <w:rFonts w:ascii="Times New Roman" w:hAnsi="Times New Roman" w:cs="Times New Roman"/>
-        </w:rPr>
-        <w:t xml:space="preserve"> </w:t>
-      </w:r>
-      <w:r>
-        <w:rPr>
-          <w:rFonts w:ascii="Times New Roman" w:hAnsi="Times New Roman" w:cs="Times New Roman"/>
-          <w:lang w:val="en-US"/>
-        </w:rPr>
-        <w:t> </w:t>
-      </w:r>
-      <w:r>
-        <w:rPr>
-          <w:rFonts w:ascii="Times New Roman" w:hAnsi="Times New Roman" w:cs="Times New Roman"/>
-        </w:rPr>
-        <w:t xml:space="preserve"> </w:t>
-      </w:r>
-      <w:r>
-        <w:rPr>
-          <w:rFonts w:ascii="Times New Roman" w:hAnsi="Times New Roman" w:cs="Times New Roman"/>
-          <w:lang w:val="en-US"/>
-        </w:rPr>
-        <w:t> </w:t>
-      </w:r>
-      <w:r>
-        <w:rPr>
-          <w:rFonts w:ascii="Times New Roman" w:hAnsi="Times New Roman" w:cs="Times New Roman"/>
-        </w:rPr>
-        <w:t xml:space="preserve"> </w:t>
-      </w:r>
-      <w:r>
-        <w:rPr>
-          <w:rFonts w:ascii="Times New Roman" w:hAnsi="Times New Roman" w:cs="Times New Roman"/>
-          <w:lang w:val="en-US"/>
-        </w:rPr>
-        <w:t>int</w:t>
-      </w:r>
-      <w:r>
-        <w:rPr>
-          <w:rFonts w:ascii="Times New Roman" w:hAnsi="Times New Roman" w:cs="Times New Roman"/>
-        </w:rPr>
-        <w:t xml:space="preserve"> </w:t>
-      </w:r>
-      <w:r>
-        <w:rPr>
-          <w:rFonts w:ascii="Times New Roman" w:hAnsi="Times New Roman" w:cs="Times New Roman"/>
-          <w:lang w:val="en-US"/>
-        </w:rPr>
-        <w:t>t</w:t>
-      </w:r>
-      <w:r>
-        <w:rPr>
-          <w:rFonts w:ascii="Times New Roman" w:hAnsi="Times New Roman" w:cs="Times New Roman"/>
-        </w:rPr>
-        <w:t xml:space="preserve"> = 5; </w:t>
-      </w:r>
-      <w:r>
-        <w:rPr>
-          <w:rFonts w:ascii="Times New Roman" w:hAnsi="Times New Roman" w:cs="Times New Roman"/>
-          <w:lang w:val="en-US"/>
-        </w:rPr>
-        <w:t> </w:t>
-      </w:r>
-      <w:r>
-        <w:rPr>
-          <w:rFonts w:ascii="Times New Roman" w:hAnsi="Times New Roman" w:cs="Times New Roman"/>
-        </w:rPr>
-        <w:t xml:space="preserve"> </w:t>
-      </w:r>
-      <w:r>
-        <w:rPr>
-          <w:rFonts w:ascii="Times New Roman" w:hAnsi="Times New Roman" w:cs="Times New Roman"/>
-          <w:lang w:val="en-US"/>
-        </w:rPr>
-        <w:t> </w:t>
-      </w:r>
-      <w:r>
-        <w:rPr>
-          <w:rFonts w:ascii="Times New Roman" w:hAnsi="Times New Roman" w:cs="Times New Roman"/>
-        </w:rPr>
-        <w:t xml:space="preserve"> // </w:t>
-      </w:r>
-      <w:r>
-        <w:rPr>
-          <w:rFonts w:ascii="Times New Roman" w:hAnsi="Times New Roman" w:cs="Times New Roman"/>
-        </w:rPr>
-        <w:t>срок</w:t>
-      </w:r>
-    </w:p>
-    <w:p>
-      <w:pPr>
-        <w:rPr>
-          <w:rFonts w:ascii="Times New Roman" w:hAnsi="Times New Roman" w:cs="Times New Roman"/>
-        </w:rPr>
-      </w:pPr>
-      <w:r>
-        <w:rPr>
-          <w:rFonts w:ascii="Times New Roman" w:hAnsi="Times New Roman" w:cs="Times New Roman"/>
-          <w:lang w:val="en-US"/>
-        </w:rPr>
-        <w:t> </w:t>
-      </w:r>
-      <w:r>
-        <w:rPr>
-          <w:rFonts w:ascii="Times New Roman" w:hAnsi="Times New Roman" w:cs="Times New Roman"/>
-        </w:rPr>
-        <w:t xml:space="preserve"> </w:t>
-      </w:r>
-      <w:r>
-        <w:rPr>
-          <w:rFonts w:ascii="Times New Roman" w:hAnsi="Times New Roman" w:cs="Times New Roman"/>
-          <w:lang w:val="en-US"/>
-        </w:rPr>
-        <w:t> </w:t>
-      </w:r>
-      <w:r>
-        <w:rPr>
-          <w:rFonts w:ascii="Times New Roman" w:hAnsi="Times New Roman" w:cs="Times New Roman"/>
-        </w:rPr>
-        <w:t xml:space="preserve"> </w:t>
-      </w:r>
-      <w:r>
-        <w:rPr>
-          <w:rFonts w:ascii="Times New Roman" w:hAnsi="Times New Roman" w:cs="Times New Roman"/>
-          <w:lang w:val="en-US"/>
-        </w:rPr>
-        <w:t> </w:t>
-      </w:r>
-      <w:r>
-        <w:rPr>
-          <w:rFonts w:ascii="Times New Roman" w:hAnsi="Times New Roman" w:cs="Times New Roman"/>
-        </w:rPr>
-        <w:t xml:space="preserve"> </w:t>
-      </w:r>
-      <w:r>
-        <w:rPr>
-          <w:rFonts w:ascii="Times New Roman" w:hAnsi="Times New Roman" w:cs="Times New Roman"/>
-          <w:lang w:val="en-US"/>
-        </w:rPr>
-        <w:t> </w:t>
-      </w:r>
-      <w:r>
-        <w:rPr>
-          <w:rFonts w:ascii="Times New Roman" w:hAnsi="Times New Roman" w:cs="Times New Roman"/>
-        </w:rPr>
-        <w:t xml:space="preserve"> </w:t>
-      </w:r>
-      <w:r>
-        <w:rPr>
-          <w:rFonts w:ascii="Times New Roman" w:hAnsi="Times New Roman" w:cs="Times New Roman"/>
-          <w:lang w:val="en-US"/>
-        </w:rPr>
-        <w:t>double</w:t>
-      </w:r>
-      <w:r>
-        <w:rPr>
-          <w:rFonts w:ascii="Times New Roman" w:hAnsi="Times New Roman" w:cs="Times New Roman"/>
-        </w:rPr>
-        <w:t xml:space="preserve"> </w:t>
-      </w:r>
-      <w:r>
-        <w:rPr>
-          <w:rFonts w:ascii="Times New Roman" w:hAnsi="Times New Roman" w:cs="Times New Roman"/>
-          <w:lang w:val="en-US"/>
-        </w:rPr>
-        <w:t>p</w:t>
-      </w:r>
-      <w:r>
-        <w:rPr>
-          <w:rFonts w:ascii="Times New Roman" w:hAnsi="Times New Roman" w:cs="Times New Roman"/>
-        </w:rPr>
-        <w:t xml:space="preserve"> = 10; </w:t>
-      </w:r>
-      <w:r>
-        <w:rPr>
-          <w:rFonts w:ascii="Times New Roman" w:hAnsi="Times New Roman" w:cs="Times New Roman"/>
-          <w:lang w:val="en-US"/>
-        </w:rPr>
-        <w:t> </w:t>
-      </w:r>
-      <w:r>
-        <w:rPr>
-          <w:rFonts w:ascii="Times New Roman" w:hAnsi="Times New Roman" w:cs="Times New Roman"/>
-        </w:rPr>
-        <w:t>//</w:t>
-      </w:r>
-      <w:r>
-        <w:rPr>
-          <w:rFonts w:ascii="Times New Roman" w:hAnsi="Times New Roman" w:cs="Times New Roman"/>
-        </w:rPr>
-        <w:t>ставка</w:t>
-      </w:r>
-    </w:p>
-    <w:p>
-      <w:pPr>
-        <w:rPr>
-          <w:rFonts w:ascii="Times New Roman" w:hAnsi="Times New Roman" w:cs="Times New Roman"/>
-        </w:rPr>
-      </w:pPr>
-      <w:r>
-        <w:rPr>
-          <w:rFonts w:ascii="Times New Roman" w:hAnsi="Times New Roman" w:cs="Times New Roman"/>
-          <w:lang w:val="en-US"/>
-        </w:rPr>
-        <w:t> </w:t>
-      </w:r>
-      <w:r>
-        <w:rPr>
-          <w:rFonts w:ascii="Times New Roman" w:hAnsi="Times New Roman" w:cs="Times New Roman"/>
-        </w:rPr>
-        <w:t xml:space="preserve"> </w:t>
-      </w:r>
-      <w:r>
-        <w:rPr>
-          <w:rFonts w:ascii="Times New Roman" w:hAnsi="Times New Roman" w:cs="Times New Roman"/>
-          <w:lang w:val="en-US"/>
-        </w:rPr>
-        <w:t> </w:t>
-      </w:r>
-      <w:r>
-        <w:rPr>
-          <w:rFonts w:ascii="Times New Roman" w:hAnsi="Times New Roman" w:cs="Times New Roman"/>
-        </w:rPr>
-        <w:t xml:space="preserve"> </w:t>
-      </w:r>
-    </w:p>
-    <w:p>
-      <w:pPr>
-        <w:rPr>
-          <w:rFonts w:ascii="Times New Roman" w:hAnsi="Times New Roman" w:cs="Times New Roman"/>
-        </w:rPr>
-      </w:pPr>
-      <w:r>
-        <w:rPr>
-          <w:rFonts w:ascii="Times New Roman" w:hAnsi="Times New Roman" w:cs="Times New Roman"/>
-          <w:lang w:val="en-US"/>
-        </w:rPr>
-        <w:t> </w:t>
-      </w:r>
-      <w:r>
-        <w:rPr>
-          <w:rFonts w:ascii="Times New Roman" w:hAnsi="Times New Roman" w:cs="Times New Roman"/>
-        </w:rPr>
-        <w:t xml:space="preserve"> </w:t>
-      </w:r>
-      <w:r>
-        <w:rPr>
-          <w:rFonts w:ascii="Times New Roman" w:hAnsi="Times New Roman" w:cs="Times New Roman"/>
-          <w:lang w:val="en-US"/>
-        </w:rPr>
-        <w:t> </w:t>
-      </w:r>
-      <w:r>
-        <w:rPr>
-          <w:rFonts w:ascii="Times New Roman" w:hAnsi="Times New Roman" w:cs="Times New Roman"/>
-        </w:rPr>
-        <w:t xml:space="preserve"> </w:t>
-      </w:r>
-      <w:r>
-        <w:rPr>
-          <w:rFonts w:ascii="Times New Roman" w:hAnsi="Times New Roman" w:cs="Times New Roman"/>
-          <w:lang w:val="en-US"/>
-        </w:rPr>
-        <w:t> </w:t>
-      </w:r>
-      <w:r>
-        <w:rPr>
-          <w:rFonts w:ascii="Times New Roman" w:hAnsi="Times New Roman" w:cs="Times New Roman"/>
-        </w:rPr>
-        <w:t xml:space="preserve"> </w:t>
-      </w:r>
-      <w:r>
-        <w:rPr>
-          <w:rFonts w:ascii="Times New Roman" w:hAnsi="Times New Roman" w:cs="Times New Roman"/>
-          <w:lang w:val="en-US"/>
-        </w:rPr>
-        <w:t> </w:t>
-      </w:r>
-      <w:r>
-        <w:rPr>
-          <w:rFonts w:ascii="Times New Roman" w:hAnsi="Times New Roman" w:cs="Times New Roman"/>
-        </w:rPr>
-        <w:t xml:space="preserve"> </w:t>
-      </w:r>
-      <w:r>
-        <w:rPr>
-          <w:rFonts w:ascii="Times New Roman" w:hAnsi="Times New Roman" w:cs="Times New Roman"/>
-        </w:rPr>
-        <w:t>//------------//коэфицент увеличения</w:t>
-      </w:r>
-    </w:p>
-    <w:p>
-      <w:pPr>
-        <w:rPr>
-          <w:rFonts w:ascii="Times New Roman" w:hAnsi="Times New Roman" w:cs="Times New Roman"/>
-        </w:rPr>
-      </w:pPr>
-      <w:r>
-        <w:rPr>
-          <w:rFonts w:ascii="Times New Roman" w:hAnsi="Times New Roman" w:cs="Times New Roman"/>
-        </w:rPr>
-        <w:t>        double coef = 1 + (p / 100);</w:t>
-      </w:r>
-    </w:p>
-    <w:p>
-      <w:pPr>
-        <w:rPr>
-          <w:rFonts w:ascii="Times New Roman" w:hAnsi="Times New Roman" w:cs="Times New Roman"/>
-        </w:rPr>
-      </w:pPr>
-    </w:p>
-    <w:p>
-      <w:pPr>
-        <w:rPr>
-          <w:rFonts w:ascii="Times New Roman" w:hAnsi="Times New Roman" w:cs="Times New Roman"/>
-        </w:rPr>
-      </w:pPr>
-      <w:r>
-        <w:rPr>
-          <w:rFonts w:ascii="Times New Roman" w:hAnsi="Times New Roman" w:cs="Times New Roman"/>
-        </w:rPr>
-        <w:t>        //------------// вычисление итоговой суммы</w:t>
-      </w:r>
-    </w:p>
-    <w:p>
-      <w:pPr>
-        <w:rPr>
-          <w:rFonts w:ascii="Times New Roman" w:hAnsi="Times New Roman" w:cs="Times New Roman"/>
-          <w:lang w:val="en-US"/>
-        </w:rPr>
-      </w:pPr>
-      <w:r>
-        <w:rPr>
-          <w:rFonts w:ascii="Times New Roman" w:hAnsi="Times New Roman" w:cs="Times New Roman"/>
+      <w:proofErr w:type="gramStart"/>
+      <w:r>
+        <w:rPr>
+          <w:rFonts w:ascii="Times New Roman" w:hAnsi="Times New Roman" w:cs="Times New Roman"/>
+          <w:b/>
+          <w:bCs/>
+          <w:sz w:val="24"/>
+          <w:szCs w:val="24"/>
+        </w:rPr>
+        <w:t>&lt;&lt; "</w:t>
+      </w:r>
+      <w:proofErr w:type="gramEnd"/>
+      <w:r>
+        <w:rPr>
+          <w:rFonts w:ascii="Times New Roman" w:hAnsi="Times New Roman" w:cs="Times New Roman"/>
+          <w:b/>
+          <w:bCs/>
+          <w:sz w:val="24"/>
+          <w:szCs w:val="24"/>
+        </w:rPr>
+        <w:t xml:space="preserve">Деньги -&gt;" &lt;&lt; </w:t>
+      </w:r>
+      <w:proofErr w:type="spellStart"/>
+      <w:r>
+        <w:rPr>
+          <w:rFonts w:ascii="Times New Roman" w:hAnsi="Times New Roman" w:cs="Times New Roman"/>
+          <w:b/>
+          <w:bCs/>
+          <w:sz w:val="24"/>
+          <w:szCs w:val="24"/>
+        </w:rPr>
+        <w:t>mny</w:t>
+      </w:r>
+      <w:proofErr w:type="spellEnd"/>
+      <w:r>
+        <w:rPr>
+          <w:rFonts w:ascii="Times New Roman" w:hAnsi="Times New Roman" w:cs="Times New Roman"/>
+          <w:b/>
+          <w:bCs/>
+          <w:sz w:val="24"/>
+          <w:szCs w:val="24"/>
+        </w:rPr>
+        <w:t xml:space="preserve"> &lt;&lt; </w:t>
+      </w:r>
+      <w:proofErr w:type="spellStart"/>
+      <w:r>
+        <w:rPr>
+          <w:rFonts w:ascii="Times New Roman" w:hAnsi="Times New Roman" w:cs="Times New Roman"/>
+          <w:b/>
+          <w:bCs/>
+          <w:sz w:val="24"/>
+          <w:szCs w:val="24"/>
+        </w:rPr>
+        <w:t>endl</w:t>
+      </w:r>
+      <w:proofErr w:type="spellEnd"/>
+      <w:r>
+        <w:rPr>
+          <w:rFonts w:ascii="Times New Roman" w:hAnsi="Times New Roman" w:cs="Times New Roman"/>
+          <w:b/>
+          <w:bCs/>
+          <w:sz w:val="24"/>
+          <w:szCs w:val="24"/>
+        </w:rPr>
+        <w:t>;</w:t>
+      </w:r>
+    </w:p>
+    <w:p>
+      <w:pPr>
+        <w:rPr>
+          <w:rFonts w:ascii="Times New Roman" w:hAnsi="Times New Roman" w:cs="Times New Roman"/>
+          <w:b/>
+          <w:bCs/>
+          <w:sz w:val="24"/>
+          <w:szCs w:val="24"/>
+        </w:rPr>
+      </w:pPr>
+      <w:r>
+        <w:rPr>
+          <w:rFonts w:ascii="Times New Roman" w:hAnsi="Times New Roman" w:cs="Times New Roman"/>
+          <w:b/>
+          <w:bCs/>
+          <w:sz w:val="24"/>
+          <w:szCs w:val="24"/>
         </w:rPr>
         <w:t xml:space="preserve">        </w:t>
       </w:r>
-      <w:r>
-        <w:rPr>
-          <w:rFonts w:ascii="Times New Roman" w:hAnsi="Times New Roman" w:cs="Times New Roman"/>
-          <w:lang w:val="en-US"/>
-        </w:rPr>
-        <w:t>double mny = n* pow(coef, t);</w:t>
-      </w:r>
-    </w:p>
-    <w:p>
-      <w:pPr>
-        <w:rPr>
-          <w:rFonts w:ascii="Times New Roman" w:hAnsi="Times New Roman" w:cs="Times New Roman"/>
-          <w:lang w:val="en-US"/>
-        </w:rPr>
-      </w:pPr>
-    </w:p>
-    <w:p>
-      <w:pPr>
-        <w:rPr>
-          <w:rFonts w:ascii="Times New Roman" w:hAnsi="Times New Roman" w:cs="Times New Roman"/>
-          <w:lang w:val="en-US"/>
-        </w:rPr>
-      </w:pPr>
-      <w:r>
-        <w:rPr>
-          <w:rFonts w:ascii="Times New Roman" w:hAnsi="Times New Roman" w:cs="Times New Roman"/>
-          <w:lang w:val="en-US"/>
-        </w:rPr>
-        <w:t>        cout &lt;&lt; "</w:t>
-      </w:r>
-      <w:r>
-        <w:rPr>
-          <w:rFonts w:ascii="Times New Roman" w:hAnsi="Times New Roman" w:cs="Times New Roman"/>
-        </w:rPr>
-        <w:t>Коифицент</w:t>
-      </w:r>
-      <w:r>
-        <w:rPr>
-          <w:rFonts w:ascii="Times New Roman" w:hAnsi="Times New Roman" w:cs="Times New Roman"/>
-          <w:lang w:val="en-US"/>
-        </w:rPr>
-        <w:t xml:space="preserve"> -" &lt;&lt; coef &lt;&lt; endl;</w:t>
-      </w:r>
-    </w:p>
-    <w:p>
-      <w:pPr>
-        <w:rPr>
-          <w:rFonts w:ascii="Times New Roman" w:hAnsi="Times New Roman" w:cs="Times New Roman"/>
-          <w:lang w:val="en-US"/>
-        </w:rPr>
-      </w:pPr>
-      <w:r>
-        <w:rPr>
-          <w:rFonts w:ascii="Times New Roman" w:hAnsi="Times New Roman" w:cs="Times New Roman"/>
-          <w:lang w:val="en-US"/>
-        </w:rPr>
-        <w:t xml:space="preserve">    </w:t>
-      </w:r>
-    </w:p>
-    <w:p>
-      <w:pPr>
-        <w:rPr>
-          <w:rFonts w:ascii="Times New Roman" w:hAnsi="Times New Roman" w:cs="Times New Roman"/>
-          <w:lang w:val="en-US"/>
-        </w:rPr>
-      </w:pPr>
-      <w:r>
-        <w:rPr>
-          <w:rFonts w:ascii="Times New Roman" w:hAnsi="Times New Roman" w:cs="Times New Roman"/>
-          <w:lang w:val="en-US"/>
-        </w:rPr>
-        <w:t>        cout &lt;&lt; "</w:t>
-      </w:r>
-      <w:r>
-        <w:rPr>
-          <w:rFonts w:ascii="Times New Roman" w:hAnsi="Times New Roman" w:cs="Times New Roman"/>
-        </w:rPr>
-        <w:t>Деньги</w:t>
-      </w:r>
-      <w:r>
-        <w:rPr>
-          <w:rFonts w:ascii="Times New Roman" w:hAnsi="Times New Roman" w:cs="Times New Roman"/>
-          <w:lang w:val="en-US"/>
-        </w:rPr>
-        <w:t xml:space="preserve"> -" &lt;&lt; mny &lt;&lt; endl;</w:t>
-      </w:r>
-    </w:p>
-    <w:p>
-      <w:pPr>
-        <w:rPr>
-          <w:rFonts w:ascii="Times New Roman" w:hAnsi="Times New Roman" w:cs="Times New Roman"/>
-        </w:rPr>
-      </w:pPr>
-      <w:r>
-        <w:rPr>
-          <w:rFonts w:ascii="Times New Roman" w:hAnsi="Times New Roman" w:cs="Times New Roman"/>
-          <w:lang w:val="en-US"/>
+    </w:p>
+    <w:p>
+      <w:pPr>
+        <w:rPr>
+          <w:rFonts w:ascii="Times New Roman" w:hAnsi="Times New Roman" w:cs="Times New Roman"/>
+          <w:b/>
+          <w:bCs/>
+          <w:sz w:val="24"/>
+          <w:szCs w:val="24"/>
+        </w:rPr>
+      </w:pPr>
+      <w:r>
+        <w:rPr>
+          <w:rFonts w:ascii="Times New Roman" w:hAnsi="Times New Roman" w:cs="Times New Roman"/>
+          <w:b/>
+          <w:bCs/>
+          <w:sz w:val="24"/>
+          <w:szCs w:val="24"/>
         </w:rPr>
         <w:t xml:space="preserve">        </w:t>
       </w:r>
-      <w:r>
-        <w:rPr>
-          <w:rFonts w:ascii="Times New Roman" w:hAnsi="Times New Roman" w:cs="Times New Roman"/>
-        </w:rPr>
-        <w:t>return 0;</w:t>
-      </w:r>
-    </w:p>
-    <w:p>
-      <w:pPr>
-        <w:rPr>
-          <w:rFonts w:ascii="Times New Roman" w:hAnsi="Times New Roman" w:cs="Times New Roman"/>
-        </w:rPr>
-      </w:pPr>
-    </w:p>
-    <w:p>
-      <w:pPr>
-        <w:rPr>
-          <w:rFonts w:ascii="Times New Roman" w:hAnsi="Times New Roman" w:cs="Times New Roman"/>
-          <w:lang w:val="en-US"/>
-        </w:rPr>
-      </w:pPr>
-      <w:r>
-        <w:rPr>
-          <w:rFonts w:ascii="Times New Roman" w:hAnsi="Times New Roman" w:cs="Times New Roman"/>
+      <w:proofErr w:type="spellStart"/>
+      <w:r>
+        <w:rPr>
+          <w:rFonts w:ascii="Times New Roman" w:hAnsi="Times New Roman" w:cs="Times New Roman"/>
+          <w:b/>
+          <w:bCs/>
+          <w:sz w:val="24"/>
+          <w:szCs w:val="24"/>
+        </w:rPr>
+        <w:t>return</w:t>
+      </w:r>
+      <w:proofErr w:type="spellEnd"/>
+      <w:r>
+        <w:rPr>
+          <w:rFonts w:ascii="Times New Roman" w:hAnsi="Times New Roman" w:cs="Times New Roman"/>
+          <w:b/>
+          <w:bCs/>
+          <w:sz w:val="24"/>
+          <w:szCs w:val="24"/>
+        </w:rPr>
+        <w:t xml:space="preserve"> 0;</w:t>
+      </w:r>
+    </w:p>
+    <w:p>
+      <w:pPr>
+        <w:rPr>
+          <w:rFonts w:ascii="Times New Roman" w:hAnsi="Times New Roman" w:cs="Times New Roman"/>
+          <w:b/>
+          <w:bCs/>
+          <w:sz w:val="24"/>
+          <w:szCs w:val="24"/>
+        </w:rPr>
+      </w:pPr>
+    </w:p>
+    <w:p>
+      <w:pPr>
+        <w:rPr>
+          <w:rFonts w:ascii="Times New Roman" w:hAnsi="Times New Roman" w:cs="Times New Roman"/>
+          <w:b/>
+          <w:bCs/>
+          <w:sz w:val="24"/>
+          <w:szCs w:val="24"/>
+        </w:rPr>
+      </w:pPr>
+      <w:r>
+        <w:rPr>
+          <w:rFonts w:ascii="Times New Roman" w:hAnsi="Times New Roman" w:cs="Times New Roman"/>
+          <w:b/>
+          <w:bCs/>
+          <w:sz w:val="24"/>
+          <w:szCs w:val="24"/>
         </w:rPr>
         <w:t>}</w:t>
       </w:r>
@@ -3479,7 +5308,13 @@
       <w:pPr>
         <w:rPr>
           <w:rFonts w:ascii="Times New Roman" w:hAnsi="Times New Roman" w:cs="Times New Roman"/>
-          <w:lang w:val="en-US"/>
+        </w:rPr>
+      </w:pPr>
+    </w:p>
+    <w:p>
+      <w:pPr>
+        <w:rPr>
+          <w:rFonts w:ascii="Times New Roman" w:hAnsi="Times New Roman" w:cs="Times New Roman"/>
         </w:rPr>
       </w:pPr>
     </w:p>
@@ -3654,10 +5489,10 @@
           <w:rFonts w:ascii="Times New Roman" w:hAnsi="Times New Roman" w:cs="Times New Roman"/>
         </w:rPr>
         <w:object w:dxaOrig="4186" w:dyaOrig="6871" w14:anchorId="379C683F">
-          <v:shape id="_x0000_i1027" type="#_x0000_t75" style="width:209.25pt;height:343.5pt" o:ole="">
+          <v:shape id="_x0000_i1027" type="#_x0000_t75" style="width:208.8pt;height:345.6pt" o:ole="">
             <v:imagedata r:id="rId14" o:title=""/>
           </v:shape>
-          <o:OLEObject Type="Embed" ProgID="Visio.Drawing.15" ShapeID="_x0000_i1027" DrawAspect="Content" ObjectID="_1850582985" r:id="rId15"/>
+          <o:OLEObject Type="Embed" ProgID="Visio.Drawing.15" ShapeID="_x0000_i1027" DrawAspect="Content" ObjectID="_1850663641" r:id="rId15"/>
         </w:object>
       </w:r>
     </w:p>
@@ -3716,7 +5551,23 @@
           <w:rFonts w:ascii="Times New Roman" w:hAnsi="Times New Roman" w:cs="Times New Roman"/>
           <w:lang w:val="en-US"/>
         </w:rPr>
-        <w:t>#include &lt;cmath&gt;</w:t>
+        <w:t>#include &lt;</w:t>
+      </w:r>
+      <w:proofErr w:type="spellStart"/>
+      <w:r>
+        <w:rPr>
+          <w:rFonts w:ascii="Times New Roman" w:hAnsi="Times New Roman" w:cs="Times New Roman"/>
+          <w:lang w:val="en-US"/>
+        </w:rPr>
+        <w:t>cmath</w:t>
+      </w:r>
+      <w:proofErr w:type="spellEnd"/>
+      <w:r>
+        <w:rPr>
+          <w:rFonts w:ascii="Times New Roman" w:hAnsi="Times New Roman" w:cs="Times New Roman"/>
+          <w:lang w:val="en-US"/>
+        </w:rPr>
+        <w:t>&gt;</w:t>
       </w:r>
     </w:p>
     <w:p>
@@ -3754,7 +5605,23 @@
           <w:rFonts w:ascii="Times New Roman" w:hAnsi="Times New Roman" w:cs="Times New Roman"/>
           <w:lang w:val="en-US"/>
         </w:rPr>
-        <w:t>int main()</w:t>
+        <w:t xml:space="preserve">int </w:t>
+      </w:r>
+      <w:proofErr w:type="gramStart"/>
+      <w:r>
+        <w:rPr>
+          <w:rFonts w:ascii="Times New Roman" w:hAnsi="Times New Roman" w:cs="Times New Roman"/>
+          <w:lang w:val="en-US"/>
+        </w:rPr>
+        <w:t>main(</w:t>
+      </w:r>
+      <w:proofErr w:type="gramEnd"/>
+      <w:r>
+        <w:rPr>
+          <w:rFonts w:ascii="Times New Roman" w:hAnsi="Times New Roman" w:cs="Times New Roman"/>
+          <w:lang w:val="en-US"/>
+        </w:rPr>
+        <w:t>)</w:t>
       </w:r>
     </w:p>
     <w:p>
@@ -3792,7 +5659,32 @@
           <w:rFonts w:ascii="Times New Roman" w:hAnsi="Times New Roman" w:cs="Times New Roman"/>
           <w:lang w:val="en-US"/>
         </w:rPr>
-        <w:t>    setlocale(LC_ALL, "Russian");</w:t>
+        <w:t xml:space="preserve">    </w:t>
+      </w:r>
+      <w:proofErr w:type="spellStart"/>
+      <w:proofErr w:type="gramStart"/>
+      <w:r>
+        <w:rPr>
+          <w:rFonts w:ascii="Times New Roman" w:hAnsi="Times New Roman" w:cs="Times New Roman"/>
+          <w:lang w:val="en-US"/>
+        </w:rPr>
+        <w:t>setlocale</w:t>
+      </w:r>
+      <w:proofErr w:type="spellEnd"/>
+      <w:r>
+        <w:rPr>
+          <w:rFonts w:ascii="Times New Roman" w:hAnsi="Times New Roman" w:cs="Times New Roman"/>
+          <w:lang w:val="en-US"/>
+        </w:rPr>
+        <w:t>(</w:t>
+      </w:r>
+      <w:proofErr w:type="gramEnd"/>
+      <w:r>
+        <w:rPr>
+          <w:rFonts w:ascii="Times New Roman" w:hAnsi="Times New Roman" w:cs="Times New Roman"/>
+          <w:lang w:val="en-US"/>
+        </w:rPr>
+        <w:t>LC_ALL, "Russian");</w:t>
       </w:r>
     </w:p>
     <w:p>
@@ -3862,62 +5754,125 @@
           <w:rFonts w:ascii="Times New Roman" w:hAnsi="Times New Roman" w:cs="Times New Roman"/>
         </w:rPr>
       </w:pPr>
+      <w:proofErr w:type="spellStart"/>
       <w:r>
         <w:rPr>
           <w:rFonts w:ascii="Times New Roman" w:hAnsi="Times New Roman" w:cs="Times New Roman"/>
         </w:rPr>
         <w:lastRenderedPageBreak/>
-        <w:t>cout &lt;&lt; "Введите x -&gt;";</w:t>
-      </w:r>
-    </w:p>
-    <w:p>
-      <w:pPr>
-        <w:rPr>
-          <w:rFonts w:ascii="Times New Roman" w:hAnsi="Times New Roman" w:cs="Times New Roman"/>
-        </w:rPr>
-      </w:pPr>
-      <w:r>
-        <w:rPr>
-          <w:rFonts w:ascii="Times New Roman" w:hAnsi="Times New Roman" w:cs="Times New Roman"/>
-        </w:rPr>
-        <w:t>cin &gt;&gt; x;</w:t>
-      </w:r>
-    </w:p>
-    <w:p>
-      <w:pPr>
-        <w:rPr>
-          <w:rFonts w:ascii="Times New Roman" w:hAnsi="Times New Roman" w:cs="Times New Roman"/>
-        </w:rPr>
-      </w:pPr>
-    </w:p>
-    <w:p>
-      <w:pPr>
-        <w:rPr>
-          <w:rFonts w:ascii="Times New Roman" w:hAnsi="Times New Roman" w:cs="Times New Roman"/>
-          <w:lang w:val="en-US"/>
-        </w:rPr>
-      </w:pPr>
-      <w:r>
-        <w:rPr>
-          <w:rFonts w:ascii="Times New Roman" w:hAnsi="Times New Roman" w:cs="Times New Roman"/>
-          <w:lang w:val="en-US"/>
-        </w:rPr>
-        <w:t>Q = (13.6 * tan(x) + pow(x,3) * sin(x/2)) / (cos(pow(x, 2))) + pow(a, 2)* b - pow(2 * 2 - b, 3);</w:t>
-      </w:r>
-    </w:p>
-    <w:p>
-      <w:pPr>
-        <w:rPr>
-          <w:rFonts w:ascii="Times New Roman" w:hAnsi="Times New Roman" w:cs="Times New Roman"/>
-          <w:lang w:val="en-US"/>
-        </w:rPr>
-      </w:pPr>
-      <w:r>
-        <w:rPr>
-          <w:rFonts w:ascii="Times New Roman" w:hAnsi="Times New Roman" w:cs="Times New Roman"/>
-          <w:lang w:val="en-US"/>
-        </w:rPr>
-        <w:t>cout &lt;&lt; "</w:t>
+        <w:t>cout</w:t>
+      </w:r>
+      <w:proofErr w:type="spellEnd"/>
+      <w:r>
+        <w:rPr>
+          <w:rFonts w:ascii="Times New Roman" w:hAnsi="Times New Roman" w:cs="Times New Roman"/>
+        </w:rPr>
+        <w:t xml:space="preserve"> </w:t>
+      </w:r>
+      <w:proofErr w:type="gramStart"/>
+      <w:r>
+        <w:rPr>
+          <w:rFonts w:ascii="Times New Roman" w:hAnsi="Times New Roman" w:cs="Times New Roman"/>
+        </w:rPr>
+        <w:t>&lt;&lt; "</w:t>
+      </w:r>
+      <w:proofErr w:type="gramEnd"/>
+      <w:r>
+        <w:rPr>
+          <w:rFonts w:ascii="Times New Roman" w:hAnsi="Times New Roman" w:cs="Times New Roman"/>
+        </w:rPr>
+        <w:t>Введите x -&gt;";</w:t>
+      </w:r>
+    </w:p>
+    <w:p>
+      <w:pPr>
+        <w:rPr>
+          <w:rFonts w:ascii="Times New Roman" w:hAnsi="Times New Roman" w:cs="Times New Roman"/>
+        </w:rPr>
+      </w:pPr>
+      <w:proofErr w:type="spellStart"/>
+      <w:proofErr w:type="gramStart"/>
+      <w:r>
+        <w:rPr>
+          <w:rFonts w:ascii="Times New Roman" w:hAnsi="Times New Roman" w:cs="Times New Roman"/>
+        </w:rPr>
+        <w:t>cin</w:t>
+      </w:r>
+      <w:proofErr w:type="spellEnd"/>
+      <w:r>
+        <w:rPr>
+          <w:rFonts w:ascii="Times New Roman" w:hAnsi="Times New Roman" w:cs="Times New Roman"/>
+        </w:rPr>
+        <w:t xml:space="preserve"> &gt;</w:t>
+      </w:r>
+      <w:proofErr w:type="gramEnd"/>
+      <w:r>
+        <w:rPr>
+          <w:rFonts w:ascii="Times New Roman" w:hAnsi="Times New Roman" w:cs="Times New Roman"/>
+        </w:rPr>
+        <w:t>&gt; x;</w:t>
+      </w:r>
+    </w:p>
+    <w:p>
+      <w:pPr>
+        <w:rPr>
+          <w:rFonts w:ascii="Times New Roman" w:hAnsi="Times New Roman" w:cs="Times New Roman"/>
+        </w:rPr>
+      </w:pPr>
+    </w:p>
+    <w:p>
+      <w:pPr>
+        <w:rPr>
+          <w:rFonts w:ascii="Times New Roman" w:hAnsi="Times New Roman" w:cs="Times New Roman"/>
+          <w:lang w:val="en-US"/>
+        </w:rPr>
+      </w:pPr>
+      <w:r>
+        <w:rPr>
+          <w:rFonts w:ascii="Times New Roman" w:hAnsi="Times New Roman" w:cs="Times New Roman"/>
+          <w:lang w:val="en-US"/>
+        </w:rPr>
+        <w:t>Q = (13.6 * tan(x) + pow(x,3) * sin(x/2)) / (</w:t>
+      </w:r>
+      <w:proofErr w:type="gramStart"/>
+      <w:r>
+        <w:rPr>
+          <w:rFonts w:ascii="Times New Roman" w:hAnsi="Times New Roman" w:cs="Times New Roman"/>
+          <w:lang w:val="en-US"/>
+        </w:rPr>
+        <w:t>cos(</w:t>
+      </w:r>
+      <w:proofErr w:type="gramEnd"/>
+      <w:r>
+        <w:rPr>
+          <w:rFonts w:ascii="Times New Roman" w:hAnsi="Times New Roman" w:cs="Times New Roman"/>
+          <w:lang w:val="en-US"/>
+        </w:rPr>
+        <w:t>pow(x, 2))) + pow(a, 2)* b - pow(2 * 2 - b, 3);</w:t>
+      </w:r>
+    </w:p>
+    <w:p>
+      <w:pPr>
+        <w:rPr>
+          <w:rFonts w:ascii="Times New Roman" w:hAnsi="Times New Roman" w:cs="Times New Roman"/>
+          <w:lang w:val="en-US"/>
+        </w:rPr>
+      </w:pPr>
+      <w:proofErr w:type="spellStart"/>
+      <w:r>
+        <w:rPr>
+          <w:rFonts w:ascii="Times New Roman" w:hAnsi="Times New Roman" w:cs="Times New Roman"/>
+          <w:lang w:val="en-US"/>
+        </w:rPr>
+        <w:t>cout</w:t>
+      </w:r>
+      <w:proofErr w:type="spellEnd"/>
+      <w:r>
+        <w:rPr>
+          <w:rFonts w:ascii="Times New Roman" w:hAnsi="Times New Roman" w:cs="Times New Roman"/>
+          <w:lang w:val="en-US"/>
+        </w:rPr>
+        <w:t xml:space="preserve"> &lt;&lt; "</w:t>
       </w:r>
       <w:r>
         <w:rPr>
@@ -3930,7 +5885,23 @@
           <w:rFonts w:ascii="Times New Roman" w:hAnsi="Times New Roman" w:cs="Times New Roman"/>
           <w:lang w:val="en-US"/>
         </w:rPr>
-        <w:t xml:space="preserve"> -&gt; " &lt;&lt; Q &lt;&lt; endl;</w:t>
+        <w:t xml:space="preserve"> -&gt; " &lt;&lt; Q &lt;&lt; </w:t>
+      </w:r>
+      <w:proofErr w:type="spellStart"/>
+      <w:r>
+        <w:rPr>
+          <w:rFonts w:ascii="Times New Roman" w:hAnsi="Times New Roman" w:cs="Times New Roman"/>
+          <w:lang w:val="en-US"/>
+        </w:rPr>
+        <w:t>endl</w:t>
+      </w:r>
+      <w:proofErr w:type="spellEnd"/>
+      <w:r>
+        <w:rPr>
+          <w:rFonts w:ascii="Times New Roman" w:hAnsi="Times New Roman" w:cs="Times New Roman"/>
+          <w:lang w:val="en-US"/>
+        </w:rPr>
+        <w:t>;</w:t>
       </w:r>
     </w:p>
     <w:p>

--- a/Lab_01_demshin/Отчёт по лабораторной работе N1.docx
+++ b/Lab_01_demshin/Отчёт по лабораторной работе N1.docx
@@ -441,7 +441,7 @@
                   <v:imagedata r:id="rId7" o:title=""/>
                   <w10:wrap type="square" side="right"/>
                 </v:shape>
-                <o:OLEObject Type="Embed" ProgID="Visio.Drawing.15" ShapeID="_x0000_s2053" DrawAspect="Content" ObjectID="_1850663642" r:id="rId8"/>
+                <o:OLEObject Type="Embed" ProgID="Visio.Drawing.15" ShapeID="_x0000_s2053" DrawAspect="Content" ObjectID="_1850915129" r:id="rId8"/>
               </w:object>
             </w:r>
           </w:p>
@@ -808,13 +808,918 @@
       <w:pPr>
         <w:rPr>
           <w:rFonts w:ascii="Times New Roman" w:hAnsi="Times New Roman" w:cs="Times New Roman"/>
+          <w:sz w:val="24"/>
+          <w:szCs w:val="24"/>
+        </w:rPr>
+      </w:pPr>
+      <w:r>
+        <w:rPr>
+          <w:rFonts w:ascii="Times New Roman" w:hAnsi="Times New Roman" w:cs="Times New Roman"/>
+          <w:sz w:val="24"/>
+          <w:szCs w:val="24"/>
+        </w:rPr>
+        <w:t xml:space="preserve">//Ввод </w:t>
+      </w:r>
+      <w:r>
+        <w:rPr>
+          <w:rFonts w:ascii="Times New Roman" w:hAnsi="Times New Roman" w:cs="Times New Roman"/>
+          <w:sz w:val="24"/>
+          <w:szCs w:val="24"/>
+        </w:rPr>
+        <w:t>библиотек</w:t>
+      </w:r>
+      <w:r>
+        <w:rPr>
+          <w:rFonts w:ascii="Times New Roman" w:hAnsi="Times New Roman" w:cs="Times New Roman"/>
+          <w:sz w:val="24"/>
+          <w:szCs w:val="24"/>
+        </w:rPr>
+        <w:t xml:space="preserve"> и начало функции</w:t>
+      </w:r>
+    </w:p>
+    <w:p>
+      <w:pPr>
+        <w:rPr>
+          <w:rFonts w:ascii="Times New Roman" w:hAnsi="Times New Roman" w:cs="Times New Roman"/>
+          <w:sz w:val="24"/>
+          <w:szCs w:val="24"/>
+        </w:rPr>
+      </w:pPr>
+      <w:r>
+        <w:rPr>
+          <w:rFonts w:ascii="Times New Roman" w:hAnsi="Times New Roman" w:cs="Times New Roman"/>
+          <w:sz w:val="24"/>
+          <w:szCs w:val="24"/>
+        </w:rPr>
+        <w:t>#</w:t>
+      </w:r>
+      <w:r>
+        <w:rPr>
+          <w:rFonts w:ascii="Times New Roman" w:hAnsi="Times New Roman" w:cs="Times New Roman"/>
+          <w:sz w:val="24"/>
+          <w:szCs w:val="24"/>
+          <w:lang w:val="en-US"/>
+        </w:rPr>
+        <w:t>include</w:t>
+      </w:r>
+      <w:r>
+        <w:rPr>
+          <w:rFonts w:ascii="Times New Roman" w:hAnsi="Times New Roman" w:cs="Times New Roman"/>
+          <w:sz w:val="24"/>
+          <w:szCs w:val="24"/>
+        </w:rPr>
+        <w:t xml:space="preserve"> &lt;</w:t>
+      </w:r>
+      <w:r>
+        <w:rPr>
+          <w:rFonts w:ascii="Times New Roman" w:hAnsi="Times New Roman" w:cs="Times New Roman"/>
+          <w:sz w:val="24"/>
+          <w:szCs w:val="24"/>
+          <w:lang w:val="en-US"/>
+        </w:rPr>
+        <w:t>iostream</w:t>
+      </w:r>
+      <w:r>
+        <w:rPr>
+          <w:rFonts w:ascii="Times New Roman" w:hAnsi="Times New Roman" w:cs="Times New Roman"/>
+          <w:sz w:val="24"/>
+          <w:szCs w:val="24"/>
+        </w:rPr>
+        <w:t>&gt;</w:t>
+      </w:r>
+    </w:p>
+    <w:p>
+      <w:pPr>
+        <w:rPr>
+          <w:rFonts w:ascii="Times New Roman" w:hAnsi="Times New Roman" w:cs="Times New Roman"/>
+          <w:sz w:val="24"/>
+          <w:szCs w:val="24"/>
+          <w:lang w:val="en-US"/>
+        </w:rPr>
+      </w:pPr>
+      <w:r>
+        <w:rPr>
+          <w:rFonts w:ascii="Times New Roman" w:hAnsi="Times New Roman" w:cs="Times New Roman"/>
+          <w:sz w:val="24"/>
+          <w:szCs w:val="24"/>
+          <w:lang w:val="en-US"/>
+        </w:rPr>
+        <w:t>using namespace std;</w:t>
+      </w:r>
+    </w:p>
+    <w:p>
+      <w:pPr>
+        <w:rPr>
+          <w:rFonts w:ascii="Times New Roman" w:hAnsi="Times New Roman" w:cs="Times New Roman"/>
+          <w:sz w:val="24"/>
+          <w:szCs w:val="24"/>
+          <w:lang w:val="en-US"/>
+        </w:rPr>
+      </w:pPr>
+      <w:r>
+        <w:rPr>
+          <w:rFonts w:ascii="Times New Roman" w:hAnsi="Times New Roman" w:cs="Times New Roman"/>
+          <w:sz w:val="24"/>
+          <w:szCs w:val="24"/>
+          <w:lang w:val="en-US"/>
+        </w:rPr>
+        <w:t xml:space="preserve">int </w:t>
+      </w:r>
+      <w:proofErr w:type="gramStart"/>
+      <w:r>
+        <w:rPr>
+          <w:rFonts w:ascii="Times New Roman" w:hAnsi="Times New Roman" w:cs="Times New Roman"/>
+          <w:sz w:val="24"/>
+          <w:szCs w:val="24"/>
+          <w:lang w:val="en-US"/>
+        </w:rPr>
+        <w:t>main(</w:t>
+      </w:r>
+      <w:proofErr w:type="gramEnd"/>
+      <w:r>
+        <w:rPr>
+          <w:rFonts w:ascii="Times New Roman" w:hAnsi="Times New Roman" w:cs="Times New Roman"/>
+          <w:sz w:val="24"/>
+          <w:szCs w:val="24"/>
+          <w:lang w:val="en-US"/>
+        </w:rPr>
+        <w:t>) {</w:t>
+      </w:r>
+    </w:p>
+    <w:p>
+      <w:pPr>
+        <w:rPr>
+          <w:rFonts w:ascii="Times New Roman" w:hAnsi="Times New Roman" w:cs="Times New Roman"/>
+          <w:sz w:val="24"/>
+          <w:szCs w:val="24"/>
+          <w:lang w:val="en-US"/>
+        </w:rPr>
+      </w:pPr>
+    </w:p>
+    <w:p>
+      <w:pPr>
+        <w:rPr>
+          <w:rFonts w:ascii="Times New Roman" w:hAnsi="Times New Roman" w:cs="Times New Roman"/>
+          <w:sz w:val="24"/>
+          <w:szCs w:val="24"/>
+          <w:lang w:val="en-US"/>
+        </w:rPr>
+      </w:pPr>
+      <w:r>
+        <w:rPr>
+          <w:rFonts w:ascii="Times New Roman" w:hAnsi="Times New Roman" w:cs="Times New Roman"/>
+          <w:sz w:val="24"/>
+          <w:szCs w:val="24"/>
+          <w:lang w:val="en-US"/>
+        </w:rPr>
+        <w:t xml:space="preserve">    </w:t>
+      </w:r>
+      <w:proofErr w:type="spellStart"/>
+      <w:proofErr w:type="gramStart"/>
+      <w:r>
+        <w:rPr>
+          <w:rFonts w:ascii="Times New Roman" w:hAnsi="Times New Roman" w:cs="Times New Roman"/>
+          <w:sz w:val="24"/>
+          <w:szCs w:val="24"/>
+          <w:lang w:val="en-US"/>
+        </w:rPr>
+        <w:t>setlocale</w:t>
+      </w:r>
+      <w:proofErr w:type="spellEnd"/>
+      <w:r>
+        <w:rPr>
+          <w:rFonts w:ascii="Times New Roman" w:hAnsi="Times New Roman" w:cs="Times New Roman"/>
+          <w:sz w:val="24"/>
+          <w:szCs w:val="24"/>
+          <w:lang w:val="en-US"/>
+        </w:rPr>
+        <w:t>(</w:t>
+      </w:r>
+      <w:proofErr w:type="gramEnd"/>
+      <w:r>
+        <w:rPr>
+          <w:rFonts w:ascii="Times New Roman" w:hAnsi="Times New Roman" w:cs="Times New Roman"/>
+          <w:sz w:val="24"/>
+          <w:szCs w:val="24"/>
+          <w:lang w:val="en-US"/>
+        </w:rPr>
+        <w:t>LC_ALL, "Russian");   //</w:t>
+      </w:r>
+      <w:r>
+        <w:rPr>
+          <w:rFonts w:ascii="Times New Roman" w:hAnsi="Times New Roman" w:cs="Times New Roman"/>
+          <w:sz w:val="24"/>
+          <w:szCs w:val="24"/>
+        </w:rPr>
+        <w:t>Ввод</w:t>
+      </w:r>
+      <w:r>
+        <w:rPr>
+          <w:rFonts w:ascii="Times New Roman" w:hAnsi="Times New Roman" w:cs="Times New Roman"/>
+          <w:sz w:val="24"/>
+          <w:szCs w:val="24"/>
+          <w:lang w:val="en-US"/>
+        </w:rPr>
+        <w:t xml:space="preserve"> </w:t>
+      </w:r>
+      <w:proofErr w:type="spellStart"/>
+      <w:r>
+        <w:rPr>
+          <w:rFonts w:ascii="Times New Roman" w:hAnsi="Times New Roman" w:cs="Times New Roman"/>
+          <w:sz w:val="24"/>
+          <w:szCs w:val="24"/>
+        </w:rPr>
+        <w:t>кирилицы</w:t>
+      </w:r>
+      <w:proofErr w:type="spellEnd"/>
+      <w:r>
+        <w:rPr>
+          <w:rFonts w:ascii="Times New Roman" w:hAnsi="Times New Roman" w:cs="Times New Roman"/>
+          <w:sz w:val="24"/>
+          <w:szCs w:val="24"/>
+          <w:lang w:val="en-US"/>
+        </w:rPr>
+        <w:t xml:space="preserve"> </w:t>
+      </w:r>
+      <w:r>
+        <w:rPr>
+          <w:rFonts w:ascii="Times New Roman" w:hAnsi="Times New Roman" w:cs="Times New Roman"/>
+          <w:sz w:val="24"/>
+          <w:szCs w:val="24"/>
+        </w:rPr>
+        <w:t>в</w:t>
+      </w:r>
+      <w:r>
+        <w:rPr>
+          <w:rFonts w:ascii="Times New Roman" w:hAnsi="Times New Roman" w:cs="Times New Roman"/>
+          <w:sz w:val="24"/>
+          <w:szCs w:val="24"/>
+          <w:lang w:val="en-US"/>
+        </w:rPr>
+        <w:t xml:space="preserve"> </w:t>
+      </w:r>
+      <w:r>
+        <w:rPr>
+          <w:rFonts w:ascii="Times New Roman" w:hAnsi="Times New Roman" w:cs="Times New Roman"/>
+          <w:sz w:val="24"/>
+          <w:szCs w:val="24"/>
+        </w:rPr>
+        <w:t>функцию</w:t>
+      </w:r>
+    </w:p>
+    <w:p>
+      <w:pPr>
+        <w:rPr>
+          <w:rFonts w:ascii="Times New Roman" w:hAnsi="Times New Roman" w:cs="Times New Roman"/>
+          <w:sz w:val="24"/>
+          <w:szCs w:val="24"/>
+          <w:lang w:val="en-US"/>
+        </w:rPr>
+      </w:pPr>
+    </w:p>
+    <w:p>
+      <w:pPr>
+        <w:rPr>
+          <w:rFonts w:ascii="Times New Roman" w:hAnsi="Times New Roman" w:cs="Times New Roman"/>
+          <w:sz w:val="24"/>
+          <w:szCs w:val="24"/>
+        </w:rPr>
+      </w:pPr>
+      <w:proofErr w:type="spellStart"/>
+      <w:r>
+        <w:rPr>
+          <w:rFonts w:ascii="Times New Roman" w:hAnsi="Times New Roman" w:cs="Times New Roman"/>
+          <w:sz w:val="24"/>
+          <w:szCs w:val="24"/>
+        </w:rPr>
+        <w:t>double</w:t>
+      </w:r>
+      <w:proofErr w:type="spellEnd"/>
+      <w:r>
+        <w:rPr>
+          <w:rFonts w:ascii="Times New Roman" w:hAnsi="Times New Roman" w:cs="Times New Roman"/>
+          <w:sz w:val="24"/>
+          <w:szCs w:val="24"/>
+        </w:rPr>
+        <w:t xml:space="preserve"> </w:t>
+      </w:r>
+      <w:proofErr w:type="spellStart"/>
+      <w:r>
+        <w:rPr>
+          <w:rFonts w:ascii="Times New Roman" w:hAnsi="Times New Roman" w:cs="Times New Roman"/>
+          <w:sz w:val="24"/>
+          <w:szCs w:val="24"/>
+        </w:rPr>
+        <w:t>berry</w:t>
+      </w:r>
+      <w:proofErr w:type="spellEnd"/>
+      <w:r>
+        <w:rPr>
+          <w:rFonts w:ascii="Times New Roman" w:hAnsi="Times New Roman" w:cs="Times New Roman"/>
+          <w:sz w:val="24"/>
+          <w:szCs w:val="24"/>
+        </w:rPr>
+        <w:t xml:space="preserve">, </w:t>
+      </w:r>
+      <w:proofErr w:type="spellStart"/>
+      <w:r>
+        <w:rPr>
+          <w:rFonts w:ascii="Times New Roman" w:hAnsi="Times New Roman" w:cs="Times New Roman"/>
+          <w:sz w:val="24"/>
+          <w:szCs w:val="24"/>
+        </w:rPr>
+        <w:t>sugar</w:t>
+      </w:r>
+      <w:proofErr w:type="spellEnd"/>
+      <w:r>
+        <w:rPr>
+          <w:rFonts w:ascii="Times New Roman" w:hAnsi="Times New Roman" w:cs="Times New Roman"/>
+          <w:sz w:val="24"/>
+          <w:szCs w:val="24"/>
+        </w:rPr>
+        <w:t xml:space="preserve">, </w:t>
+      </w:r>
+      <w:proofErr w:type="spellStart"/>
+      <w:proofErr w:type="gramStart"/>
+      <w:r>
+        <w:rPr>
+          <w:rFonts w:ascii="Times New Roman" w:hAnsi="Times New Roman" w:cs="Times New Roman"/>
+          <w:sz w:val="24"/>
+          <w:szCs w:val="24"/>
+        </w:rPr>
+        <w:t>water</w:t>
+      </w:r>
+      <w:proofErr w:type="spellEnd"/>
+      <w:r>
+        <w:rPr>
+          <w:rFonts w:ascii="Times New Roman" w:hAnsi="Times New Roman" w:cs="Times New Roman"/>
+          <w:sz w:val="24"/>
+          <w:szCs w:val="24"/>
+        </w:rPr>
+        <w:t xml:space="preserve">;   </w:t>
+      </w:r>
+      <w:proofErr w:type="gramEnd"/>
+      <w:r>
+        <w:rPr>
+          <w:rFonts w:ascii="Times New Roman" w:hAnsi="Times New Roman" w:cs="Times New Roman"/>
+          <w:sz w:val="24"/>
+          <w:szCs w:val="24"/>
+        </w:rPr>
+        <w:t>      //Оглавление переменных</w:t>
+      </w:r>
+    </w:p>
+    <w:p>
+      <w:pPr>
+        <w:rPr>
+          <w:rFonts w:ascii="Times New Roman" w:hAnsi="Times New Roman" w:cs="Times New Roman"/>
+          <w:sz w:val="24"/>
+          <w:szCs w:val="24"/>
+        </w:rPr>
+      </w:pPr>
+    </w:p>
+    <w:p>
+      <w:pPr>
+        <w:rPr>
+          <w:rFonts w:ascii="Times New Roman" w:hAnsi="Times New Roman" w:cs="Times New Roman"/>
+          <w:sz w:val="24"/>
+          <w:szCs w:val="24"/>
+        </w:rPr>
+      </w:pPr>
+      <w:proofErr w:type="spellStart"/>
+      <w:r>
+        <w:rPr>
+          <w:rFonts w:ascii="Times New Roman" w:hAnsi="Times New Roman" w:cs="Times New Roman"/>
+          <w:sz w:val="24"/>
+          <w:szCs w:val="24"/>
+        </w:rPr>
+        <w:t>cout</w:t>
+      </w:r>
+      <w:proofErr w:type="spellEnd"/>
+      <w:r>
+        <w:rPr>
+          <w:rFonts w:ascii="Times New Roman" w:hAnsi="Times New Roman" w:cs="Times New Roman"/>
+          <w:sz w:val="24"/>
+          <w:szCs w:val="24"/>
+        </w:rPr>
+        <w:t xml:space="preserve"> </w:t>
+      </w:r>
+      <w:proofErr w:type="gramStart"/>
+      <w:r>
+        <w:rPr>
+          <w:rFonts w:ascii="Times New Roman" w:hAnsi="Times New Roman" w:cs="Times New Roman"/>
+          <w:sz w:val="24"/>
+          <w:szCs w:val="24"/>
+        </w:rPr>
+        <w:t>&lt;&lt; "</w:t>
+      </w:r>
+      <w:proofErr w:type="gramEnd"/>
+      <w:r>
+        <w:rPr>
+          <w:rFonts w:ascii="Times New Roman" w:hAnsi="Times New Roman" w:cs="Times New Roman"/>
+          <w:sz w:val="24"/>
+          <w:szCs w:val="24"/>
+        </w:rPr>
+        <w:t>Количество литров" &lt;&lt; "-"; //Вывод в терминале фразы "Количество литров -"</w:t>
+      </w:r>
+    </w:p>
+    <w:p>
+      <w:pPr>
+        <w:rPr>
+          <w:rFonts w:ascii="Times New Roman" w:hAnsi="Times New Roman" w:cs="Times New Roman"/>
+          <w:sz w:val="24"/>
+          <w:szCs w:val="24"/>
+        </w:rPr>
+      </w:pPr>
+      <w:proofErr w:type="spellStart"/>
+      <w:proofErr w:type="gramStart"/>
+      <w:r>
+        <w:rPr>
+          <w:rFonts w:ascii="Times New Roman" w:hAnsi="Times New Roman" w:cs="Times New Roman"/>
+          <w:sz w:val="24"/>
+          <w:szCs w:val="24"/>
+        </w:rPr>
+        <w:t>cin</w:t>
+      </w:r>
+      <w:proofErr w:type="spellEnd"/>
+      <w:r>
+        <w:rPr>
+          <w:rFonts w:ascii="Times New Roman" w:hAnsi="Times New Roman" w:cs="Times New Roman"/>
+          <w:sz w:val="24"/>
+          <w:szCs w:val="24"/>
+        </w:rPr>
+        <w:t xml:space="preserve"> &gt;</w:t>
+      </w:r>
+      <w:proofErr w:type="gramEnd"/>
+      <w:r>
+        <w:rPr>
+          <w:rFonts w:ascii="Times New Roman" w:hAnsi="Times New Roman" w:cs="Times New Roman"/>
+          <w:sz w:val="24"/>
+          <w:szCs w:val="24"/>
+        </w:rPr>
+        <w:t xml:space="preserve">&gt; </w:t>
+      </w:r>
+      <w:proofErr w:type="spellStart"/>
+      <w:r>
+        <w:rPr>
+          <w:rFonts w:ascii="Times New Roman" w:hAnsi="Times New Roman" w:cs="Times New Roman"/>
+          <w:sz w:val="24"/>
+          <w:szCs w:val="24"/>
+        </w:rPr>
+        <w:t>water</w:t>
+      </w:r>
+      <w:proofErr w:type="spellEnd"/>
+      <w:r>
+        <w:rPr>
+          <w:rFonts w:ascii="Times New Roman" w:hAnsi="Times New Roman" w:cs="Times New Roman"/>
+          <w:sz w:val="24"/>
+          <w:szCs w:val="24"/>
+        </w:rPr>
+        <w:t xml:space="preserve">;                       //Ввод количества воды </w:t>
+      </w:r>
+    </w:p>
+    <w:p>
+      <w:pPr>
+        <w:rPr>
+          <w:rFonts w:ascii="Times New Roman" w:hAnsi="Times New Roman" w:cs="Times New Roman"/>
+          <w:sz w:val="24"/>
+          <w:szCs w:val="24"/>
+        </w:rPr>
+      </w:pPr>
+    </w:p>
+    <w:p>
+      <w:pPr>
+        <w:rPr>
+          <w:rFonts w:ascii="Times New Roman" w:hAnsi="Times New Roman" w:cs="Times New Roman"/>
+          <w:sz w:val="24"/>
+          <w:szCs w:val="24"/>
+        </w:rPr>
+      </w:pPr>
+      <w:proofErr w:type="spellStart"/>
+      <w:r>
+        <w:rPr>
+          <w:rFonts w:ascii="Times New Roman" w:hAnsi="Times New Roman" w:cs="Times New Roman"/>
+          <w:sz w:val="24"/>
+          <w:szCs w:val="24"/>
+        </w:rPr>
+        <w:lastRenderedPageBreak/>
+        <w:t>berry</w:t>
+      </w:r>
+      <w:proofErr w:type="spellEnd"/>
+      <w:r>
+        <w:rPr>
+          <w:rFonts w:ascii="Times New Roman" w:hAnsi="Times New Roman" w:cs="Times New Roman"/>
+          <w:sz w:val="24"/>
+          <w:szCs w:val="24"/>
+        </w:rPr>
+        <w:t xml:space="preserve"> = </w:t>
+      </w:r>
+      <w:proofErr w:type="spellStart"/>
+      <w:r>
+        <w:rPr>
+          <w:rFonts w:ascii="Times New Roman" w:hAnsi="Times New Roman" w:cs="Times New Roman"/>
+          <w:sz w:val="24"/>
+          <w:szCs w:val="24"/>
+        </w:rPr>
+        <w:t>water</w:t>
+      </w:r>
+      <w:proofErr w:type="spellEnd"/>
+      <w:r>
+        <w:rPr>
+          <w:rFonts w:ascii="Times New Roman" w:hAnsi="Times New Roman" w:cs="Times New Roman"/>
+          <w:sz w:val="24"/>
+          <w:szCs w:val="24"/>
+        </w:rPr>
+        <w:t xml:space="preserve"> / </w:t>
+      </w:r>
+      <w:proofErr w:type="gramStart"/>
+      <w:r>
+        <w:rPr>
+          <w:rFonts w:ascii="Times New Roman" w:hAnsi="Times New Roman" w:cs="Times New Roman"/>
+          <w:sz w:val="24"/>
+          <w:szCs w:val="24"/>
+        </w:rPr>
+        <w:t xml:space="preserve">3;   </w:t>
+      </w:r>
+      <w:proofErr w:type="gramEnd"/>
+      <w:r>
+        <w:rPr>
+          <w:rFonts w:ascii="Times New Roman" w:hAnsi="Times New Roman" w:cs="Times New Roman"/>
+          <w:sz w:val="24"/>
+          <w:szCs w:val="24"/>
+        </w:rPr>
+        <w:t xml:space="preserve">               //Инициализация переменной </w:t>
+      </w:r>
+      <w:proofErr w:type="spellStart"/>
+      <w:r>
+        <w:rPr>
+          <w:rFonts w:ascii="Times New Roman" w:hAnsi="Times New Roman" w:cs="Times New Roman"/>
+          <w:sz w:val="24"/>
+          <w:szCs w:val="24"/>
+        </w:rPr>
+        <w:t>berry</w:t>
+      </w:r>
+      <w:proofErr w:type="spellEnd"/>
+    </w:p>
+    <w:p>
+      <w:pPr>
+        <w:rPr>
+          <w:rFonts w:ascii="Times New Roman" w:hAnsi="Times New Roman" w:cs="Times New Roman"/>
+          <w:sz w:val="24"/>
+          <w:szCs w:val="24"/>
+        </w:rPr>
+      </w:pPr>
+      <w:proofErr w:type="spellStart"/>
+      <w:r>
+        <w:rPr>
+          <w:rFonts w:ascii="Times New Roman" w:hAnsi="Times New Roman" w:cs="Times New Roman"/>
+          <w:sz w:val="24"/>
+          <w:szCs w:val="24"/>
+        </w:rPr>
+        <w:t>sugar</w:t>
+      </w:r>
+      <w:proofErr w:type="spellEnd"/>
+      <w:r>
+        <w:rPr>
+          <w:rFonts w:ascii="Times New Roman" w:hAnsi="Times New Roman" w:cs="Times New Roman"/>
+          <w:sz w:val="24"/>
+          <w:szCs w:val="24"/>
+        </w:rPr>
+        <w:t xml:space="preserve"> = </w:t>
+      </w:r>
+      <w:proofErr w:type="spellStart"/>
+      <w:r>
+        <w:rPr>
+          <w:rFonts w:ascii="Times New Roman" w:hAnsi="Times New Roman" w:cs="Times New Roman"/>
+          <w:sz w:val="24"/>
+          <w:szCs w:val="24"/>
+        </w:rPr>
+        <w:t>water</w:t>
+      </w:r>
+      <w:proofErr w:type="spellEnd"/>
+      <w:r>
+        <w:rPr>
+          <w:rFonts w:ascii="Times New Roman" w:hAnsi="Times New Roman" w:cs="Times New Roman"/>
+          <w:sz w:val="24"/>
+          <w:szCs w:val="24"/>
+        </w:rPr>
+        <w:t xml:space="preserve"> / </w:t>
+      </w:r>
+      <w:proofErr w:type="gramStart"/>
+      <w:r>
+        <w:rPr>
+          <w:rFonts w:ascii="Times New Roman" w:hAnsi="Times New Roman" w:cs="Times New Roman"/>
+          <w:sz w:val="24"/>
+          <w:szCs w:val="24"/>
+        </w:rPr>
+        <w:t xml:space="preserve">2;   </w:t>
+      </w:r>
+      <w:proofErr w:type="gramEnd"/>
+      <w:r>
+        <w:rPr>
+          <w:rFonts w:ascii="Times New Roman" w:hAnsi="Times New Roman" w:cs="Times New Roman"/>
+          <w:sz w:val="24"/>
+          <w:szCs w:val="24"/>
+        </w:rPr>
+        <w:t xml:space="preserve">               //Инициализация переменной </w:t>
+      </w:r>
+      <w:proofErr w:type="spellStart"/>
+      <w:r>
+        <w:rPr>
+          <w:rFonts w:ascii="Times New Roman" w:hAnsi="Times New Roman" w:cs="Times New Roman"/>
+          <w:sz w:val="24"/>
+          <w:szCs w:val="24"/>
+        </w:rPr>
+        <w:t>sugar</w:t>
+      </w:r>
+      <w:proofErr w:type="spellEnd"/>
+    </w:p>
+    <w:p>
+      <w:pPr>
+        <w:rPr>
+          <w:rFonts w:ascii="Times New Roman" w:hAnsi="Times New Roman" w:cs="Times New Roman"/>
+          <w:sz w:val="24"/>
+          <w:szCs w:val="24"/>
+        </w:rPr>
+      </w:pPr>
+    </w:p>
+    <w:p>
+      <w:pPr>
+        <w:rPr>
+          <w:rFonts w:ascii="Times New Roman" w:hAnsi="Times New Roman" w:cs="Times New Roman"/>
+          <w:sz w:val="24"/>
+          <w:szCs w:val="24"/>
+        </w:rPr>
+      </w:pPr>
+      <w:r>
+        <w:rPr>
+          <w:rFonts w:ascii="Times New Roman" w:hAnsi="Times New Roman" w:cs="Times New Roman"/>
+          <w:sz w:val="24"/>
+          <w:szCs w:val="24"/>
+        </w:rPr>
+        <w:t xml:space="preserve">//Вывод данных о количестве </w:t>
+      </w:r>
+      <w:proofErr w:type="spellStart"/>
+      <w:r>
+        <w:rPr>
+          <w:rFonts w:ascii="Times New Roman" w:hAnsi="Times New Roman" w:cs="Times New Roman"/>
+          <w:sz w:val="24"/>
+          <w:szCs w:val="24"/>
+        </w:rPr>
+        <w:t>ингридиентов</w:t>
+      </w:r>
+      <w:proofErr w:type="spellEnd"/>
+    </w:p>
+    <w:p>
+      <w:pPr>
+        <w:rPr>
+          <w:rFonts w:ascii="Times New Roman" w:hAnsi="Times New Roman" w:cs="Times New Roman"/>
+          <w:sz w:val="24"/>
+          <w:szCs w:val="24"/>
+          <w:lang w:val="en-US"/>
+        </w:rPr>
+      </w:pPr>
+      <w:proofErr w:type="spellStart"/>
+      <w:r>
+        <w:rPr>
+          <w:rFonts w:ascii="Times New Roman" w:hAnsi="Times New Roman" w:cs="Times New Roman"/>
+          <w:sz w:val="24"/>
+          <w:szCs w:val="24"/>
+          <w:lang w:val="en-US"/>
+        </w:rPr>
+        <w:t>cout</w:t>
+      </w:r>
+      <w:proofErr w:type="spellEnd"/>
+      <w:r>
+        <w:rPr>
+          <w:rFonts w:ascii="Times New Roman" w:hAnsi="Times New Roman" w:cs="Times New Roman"/>
+          <w:sz w:val="24"/>
+          <w:szCs w:val="24"/>
+          <w:lang w:val="en-US"/>
+        </w:rPr>
+        <w:t xml:space="preserve"> &lt;&lt; "</w:t>
+      </w:r>
+      <w:r>
+        <w:rPr>
+          <w:rFonts w:ascii="Times New Roman" w:hAnsi="Times New Roman" w:cs="Times New Roman"/>
+          <w:sz w:val="24"/>
+          <w:szCs w:val="24"/>
+        </w:rPr>
+        <w:t>Ягод</w:t>
+      </w:r>
+      <w:r>
+        <w:rPr>
+          <w:rFonts w:ascii="Times New Roman" w:hAnsi="Times New Roman" w:cs="Times New Roman"/>
+          <w:sz w:val="24"/>
+          <w:szCs w:val="24"/>
+          <w:lang w:val="en-US"/>
+        </w:rPr>
+        <w:t xml:space="preserve">" &lt;&lt; "-" &lt;&lt; berry &lt;&lt; "kg" &lt;&lt; </w:t>
+      </w:r>
+      <w:proofErr w:type="spellStart"/>
+      <w:r>
+        <w:rPr>
+          <w:rFonts w:ascii="Times New Roman" w:hAnsi="Times New Roman" w:cs="Times New Roman"/>
+          <w:sz w:val="24"/>
+          <w:szCs w:val="24"/>
+          <w:lang w:val="en-US"/>
+        </w:rPr>
+        <w:t>endl</w:t>
+      </w:r>
+      <w:proofErr w:type="spellEnd"/>
+      <w:r>
+        <w:rPr>
+          <w:rFonts w:ascii="Times New Roman" w:hAnsi="Times New Roman" w:cs="Times New Roman"/>
+          <w:sz w:val="24"/>
+          <w:szCs w:val="24"/>
+          <w:lang w:val="en-US"/>
+        </w:rPr>
+        <w:t>;</w:t>
+      </w:r>
+    </w:p>
+    <w:p>
+      <w:pPr>
+        <w:rPr>
+          <w:rFonts w:ascii="Times New Roman" w:hAnsi="Times New Roman" w:cs="Times New Roman"/>
+          <w:sz w:val="24"/>
+          <w:szCs w:val="24"/>
+          <w:lang w:val="en-US"/>
+        </w:rPr>
+      </w:pPr>
+      <w:proofErr w:type="spellStart"/>
+      <w:r>
+        <w:rPr>
+          <w:rFonts w:ascii="Times New Roman" w:hAnsi="Times New Roman" w:cs="Times New Roman"/>
+          <w:sz w:val="24"/>
+          <w:szCs w:val="24"/>
+          <w:lang w:val="en-US"/>
+        </w:rPr>
+        <w:t>cout</w:t>
+      </w:r>
+      <w:proofErr w:type="spellEnd"/>
+      <w:r>
+        <w:rPr>
+          <w:rFonts w:ascii="Times New Roman" w:hAnsi="Times New Roman" w:cs="Times New Roman"/>
+          <w:sz w:val="24"/>
+          <w:szCs w:val="24"/>
+          <w:lang w:val="en-US"/>
+        </w:rPr>
+        <w:t xml:space="preserve"> &lt;&lt; "</w:t>
+      </w:r>
+      <w:r>
+        <w:rPr>
+          <w:rFonts w:ascii="Times New Roman" w:hAnsi="Times New Roman" w:cs="Times New Roman"/>
+          <w:sz w:val="24"/>
+          <w:szCs w:val="24"/>
+        </w:rPr>
+        <w:t>Сахара</w:t>
+      </w:r>
+      <w:r>
+        <w:rPr>
+          <w:rFonts w:ascii="Times New Roman" w:hAnsi="Times New Roman" w:cs="Times New Roman"/>
+          <w:sz w:val="24"/>
+          <w:szCs w:val="24"/>
+          <w:lang w:val="en-US"/>
+        </w:rPr>
+        <w:t xml:space="preserve">" &lt;&lt; "-" &lt;&lt; sugar &lt;&lt; "kg" &lt;&lt; </w:t>
+      </w:r>
+      <w:proofErr w:type="spellStart"/>
+      <w:r>
+        <w:rPr>
+          <w:rFonts w:ascii="Times New Roman" w:hAnsi="Times New Roman" w:cs="Times New Roman"/>
+          <w:sz w:val="24"/>
+          <w:szCs w:val="24"/>
+          <w:lang w:val="en-US"/>
+        </w:rPr>
+        <w:t>endl</w:t>
+      </w:r>
+      <w:proofErr w:type="spellEnd"/>
+      <w:r>
+        <w:rPr>
+          <w:rFonts w:ascii="Times New Roman" w:hAnsi="Times New Roman" w:cs="Times New Roman"/>
+          <w:sz w:val="24"/>
+          <w:szCs w:val="24"/>
+          <w:lang w:val="en-US"/>
+        </w:rPr>
+        <w:t>;</w:t>
+      </w:r>
+    </w:p>
+    <w:p>
+      <w:pPr>
+        <w:rPr>
+          <w:rFonts w:ascii="Times New Roman" w:hAnsi="Times New Roman" w:cs="Times New Roman"/>
+          <w:sz w:val="24"/>
+          <w:szCs w:val="24"/>
+          <w:lang w:val="en-US"/>
+        </w:rPr>
+      </w:pPr>
+      <w:proofErr w:type="spellStart"/>
+      <w:r>
+        <w:rPr>
+          <w:rFonts w:ascii="Times New Roman" w:hAnsi="Times New Roman" w:cs="Times New Roman"/>
+          <w:sz w:val="24"/>
+          <w:szCs w:val="24"/>
+          <w:lang w:val="en-US"/>
+        </w:rPr>
+        <w:t>cout</w:t>
+      </w:r>
+      <w:proofErr w:type="spellEnd"/>
+      <w:r>
+        <w:rPr>
+          <w:rFonts w:ascii="Times New Roman" w:hAnsi="Times New Roman" w:cs="Times New Roman"/>
+          <w:sz w:val="24"/>
+          <w:szCs w:val="24"/>
+          <w:lang w:val="en-US"/>
+        </w:rPr>
+        <w:t xml:space="preserve"> &lt;&lt; "</w:t>
+      </w:r>
+      <w:r>
+        <w:rPr>
+          <w:rFonts w:ascii="Times New Roman" w:hAnsi="Times New Roman" w:cs="Times New Roman"/>
+          <w:sz w:val="24"/>
+          <w:szCs w:val="24"/>
+        </w:rPr>
+        <w:t>Воды</w:t>
+      </w:r>
+      <w:r>
+        <w:rPr>
+          <w:rFonts w:ascii="Times New Roman" w:hAnsi="Times New Roman" w:cs="Times New Roman"/>
+          <w:sz w:val="24"/>
+          <w:szCs w:val="24"/>
+          <w:lang w:val="en-US"/>
+        </w:rPr>
+        <w:t xml:space="preserve">" &lt;&lt; "-" &lt;&lt; water &lt;&lt; "li" &lt;&lt; </w:t>
+      </w:r>
+      <w:proofErr w:type="spellStart"/>
+      <w:r>
+        <w:rPr>
+          <w:rFonts w:ascii="Times New Roman" w:hAnsi="Times New Roman" w:cs="Times New Roman"/>
+          <w:sz w:val="24"/>
+          <w:szCs w:val="24"/>
+          <w:lang w:val="en-US"/>
+        </w:rPr>
+        <w:t>endl</w:t>
+      </w:r>
+      <w:proofErr w:type="spellEnd"/>
+      <w:r>
+        <w:rPr>
+          <w:rFonts w:ascii="Times New Roman" w:hAnsi="Times New Roman" w:cs="Times New Roman"/>
+          <w:sz w:val="24"/>
+          <w:szCs w:val="24"/>
+          <w:lang w:val="en-US"/>
+        </w:rPr>
+        <w:t>;</w:t>
+      </w:r>
+    </w:p>
+    <w:p>
+      <w:pPr>
+        <w:rPr>
+          <w:rFonts w:ascii="Times New Roman" w:hAnsi="Times New Roman" w:cs="Times New Roman"/>
           <w:b/>
           <w:bCs/>
           <w:sz w:val="24"/>
           <w:szCs w:val="24"/>
-        </w:rPr>
-      </w:pPr>
-      <w:r>
+          <w:lang w:val="en-US"/>
+        </w:rPr>
+      </w:pPr>
+    </w:p>
+    <w:p>
+      <w:pPr>
+        <w:rPr>
+          <w:rFonts w:ascii="Times New Roman" w:hAnsi="Times New Roman" w:cs="Times New Roman"/>
+          <w:sz w:val="24"/>
+          <w:szCs w:val="24"/>
+        </w:rPr>
+      </w:pPr>
+      <w:r>
+        <w:rPr>
+          <w:rFonts w:ascii="Times New Roman" w:hAnsi="Times New Roman" w:cs="Times New Roman"/>
+          <w:sz w:val="24"/>
+          <w:szCs w:val="24"/>
+          <w:lang w:val="en-US"/>
+        </w:rPr>
+        <w:t xml:space="preserve">    </w:t>
+      </w:r>
+      <w:proofErr w:type="spellStart"/>
+      <w:r>
+        <w:rPr>
+          <w:rFonts w:ascii="Times New Roman" w:hAnsi="Times New Roman" w:cs="Times New Roman"/>
+          <w:sz w:val="24"/>
+          <w:szCs w:val="24"/>
+        </w:rPr>
+        <w:t>return</w:t>
+      </w:r>
+      <w:proofErr w:type="spellEnd"/>
+      <w:r>
+        <w:rPr>
+          <w:rFonts w:ascii="Times New Roman" w:hAnsi="Times New Roman" w:cs="Times New Roman"/>
+          <w:sz w:val="24"/>
+          <w:szCs w:val="24"/>
+        </w:rPr>
+        <w:t xml:space="preserve"> 0;</w:t>
+      </w:r>
+    </w:p>
+    <w:p>
+      <w:pPr>
         <w:rPr>
           <w:rFonts w:ascii="Times New Roman" w:hAnsi="Times New Roman" w:cs="Times New Roman"/>
           <w:b/>
@@ -822,1073 +1727,10 @@
           <w:sz w:val="24"/>
           <w:szCs w:val="24"/>
         </w:rPr>
-        <w:t xml:space="preserve">//Ввод </w:t>
-      </w:r>
-      <w:r>
-        <w:rPr>
-          <w:rFonts w:ascii="Times New Roman" w:hAnsi="Times New Roman" w:cs="Times New Roman"/>
-          <w:b/>
-          <w:bCs/>
-          <w:sz w:val="24"/>
-          <w:szCs w:val="24"/>
-        </w:rPr>
-        <w:t>библиотек</w:t>
-      </w:r>
-      <w:r>
-        <w:rPr>
-          <w:rFonts w:ascii="Times New Roman" w:hAnsi="Times New Roman" w:cs="Times New Roman"/>
-          <w:b/>
-          <w:bCs/>
-          <w:sz w:val="24"/>
-          <w:szCs w:val="24"/>
-        </w:rPr>
-        <w:t xml:space="preserve"> и начало функции</w:t>
-      </w:r>
-    </w:p>
-    <w:p>
-      <w:pPr>
-        <w:rPr>
-          <w:rFonts w:ascii="Times New Roman" w:hAnsi="Times New Roman" w:cs="Times New Roman"/>
-          <w:b/>
-          <w:bCs/>
-          <w:sz w:val="24"/>
-          <w:szCs w:val="24"/>
-          <w:lang w:val="en-US"/>
-        </w:rPr>
-      </w:pPr>
-      <w:r>
-        <w:rPr>
-          <w:rFonts w:ascii="Times New Roman" w:hAnsi="Times New Roman" w:cs="Times New Roman"/>
-          <w:b/>
-          <w:bCs/>
-          <w:sz w:val="24"/>
-          <w:szCs w:val="24"/>
-          <w:lang w:val="en-US"/>
-        </w:rPr>
-        <w:t>#include &lt;iostream&gt;</w:t>
-      </w:r>
-    </w:p>
-    <w:p>
-      <w:pPr>
-        <w:rPr>
-          <w:rFonts w:ascii="Times New Roman" w:hAnsi="Times New Roman" w:cs="Times New Roman"/>
-          <w:b/>
-          <w:bCs/>
-          <w:sz w:val="24"/>
-          <w:szCs w:val="24"/>
-          <w:lang w:val="en-US"/>
-        </w:rPr>
-      </w:pPr>
-      <w:r>
-        <w:rPr>
-          <w:rFonts w:ascii="Times New Roman" w:hAnsi="Times New Roman" w:cs="Times New Roman"/>
-          <w:b/>
-          <w:bCs/>
-          <w:sz w:val="24"/>
-          <w:szCs w:val="24"/>
-          <w:lang w:val="en-US"/>
-        </w:rPr>
-        <w:t>using namespace std;</w:t>
-      </w:r>
-    </w:p>
-    <w:p>
-      <w:pPr>
-        <w:rPr>
-          <w:rFonts w:ascii="Times New Roman" w:hAnsi="Times New Roman" w:cs="Times New Roman"/>
-          <w:b/>
-          <w:bCs/>
-          <w:sz w:val="24"/>
-          <w:szCs w:val="24"/>
-          <w:lang w:val="en-US"/>
-        </w:rPr>
-      </w:pPr>
-      <w:r>
-        <w:rPr>
-          <w:rFonts w:ascii="Times New Roman" w:hAnsi="Times New Roman" w:cs="Times New Roman"/>
-          <w:b/>
-          <w:bCs/>
-          <w:sz w:val="24"/>
-          <w:szCs w:val="24"/>
-          <w:lang w:val="en-US"/>
-        </w:rPr>
-        <w:t xml:space="preserve">int </w:t>
-      </w:r>
-      <w:proofErr w:type="gramStart"/>
-      <w:r>
-        <w:rPr>
-          <w:rFonts w:ascii="Times New Roman" w:hAnsi="Times New Roman" w:cs="Times New Roman"/>
-          <w:b/>
-          <w:bCs/>
-          <w:sz w:val="24"/>
-          <w:szCs w:val="24"/>
-          <w:lang w:val="en-US"/>
-        </w:rPr>
-        <w:t>main(</w:t>
-      </w:r>
-      <w:proofErr w:type="gramEnd"/>
-      <w:r>
-        <w:rPr>
-          <w:rFonts w:ascii="Times New Roman" w:hAnsi="Times New Roman" w:cs="Times New Roman"/>
-          <w:b/>
-          <w:bCs/>
-          <w:sz w:val="24"/>
-          <w:szCs w:val="24"/>
-          <w:lang w:val="en-US"/>
-        </w:rPr>
-        <w:t>) {</w:t>
-      </w:r>
-    </w:p>
-    <w:p>
-      <w:pPr>
-        <w:rPr>
-          <w:rFonts w:ascii="Times New Roman" w:hAnsi="Times New Roman" w:cs="Times New Roman"/>
-          <w:b/>
-          <w:bCs/>
-          <w:sz w:val="24"/>
-          <w:szCs w:val="24"/>
-          <w:lang w:val="en-US"/>
-        </w:rPr>
-      </w:pPr>
-    </w:p>
-    <w:p>
-      <w:pPr>
-        <w:rPr>
-          <w:rFonts w:ascii="Times New Roman" w:hAnsi="Times New Roman" w:cs="Times New Roman"/>
-          <w:b/>
-          <w:bCs/>
-          <w:sz w:val="24"/>
-          <w:szCs w:val="24"/>
-          <w:lang w:val="en-US"/>
-        </w:rPr>
-      </w:pPr>
-      <w:r>
-        <w:rPr>
-          <w:rFonts w:ascii="Times New Roman" w:hAnsi="Times New Roman" w:cs="Times New Roman"/>
-          <w:b/>
-          <w:bCs/>
-          <w:sz w:val="24"/>
-          <w:szCs w:val="24"/>
-          <w:lang w:val="en-US"/>
-        </w:rPr>
-        <w:t xml:space="preserve">    </w:t>
-      </w:r>
-      <w:proofErr w:type="spellStart"/>
-      <w:proofErr w:type="gramStart"/>
-      <w:r>
-        <w:rPr>
-          <w:rFonts w:ascii="Times New Roman" w:hAnsi="Times New Roman" w:cs="Times New Roman"/>
-          <w:b/>
-          <w:bCs/>
-          <w:sz w:val="24"/>
-          <w:szCs w:val="24"/>
-          <w:lang w:val="en-US"/>
-        </w:rPr>
-        <w:t>setlocale</w:t>
-      </w:r>
-      <w:proofErr w:type="spellEnd"/>
-      <w:r>
-        <w:rPr>
-          <w:rFonts w:ascii="Times New Roman" w:hAnsi="Times New Roman" w:cs="Times New Roman"/>
-          <w:b/>
-          <w:bCs/>
-          <w:sz w:val="24"/>
-          <w:szCs w:val="24"/>
-          <w:lang w:val="en-US"/>
-        </w:rPr>
-        <w:t>(</w:t>
-      </w:r>
-      <w:proofErr w:type="gramEnd"/>
-      <w:r>
-        <w:rPr>
-          <w:rFonts w:ascii="Times New Roman" w:hAnsi="Times New Roman" w:cs="Times New Roman"/>
-          <w:b/>
-          <w:bCs/>
-          <w:sz w:val="24"/>
-          <w:szCs w:val="24"/>
-          <w:lang w:val="en-US"/>
-        </w:rPr>
-        <w:t>LC_ALL, "Russian");   //</w:t>
-      </w:r>
-      <w:r>
-        <w:rPr>
-          <w:rFonts w:ascii="Times New Roman" w:hAnsi="Times New Roman" w:cs="Times New Roman"/>
-          <w:b/>
-          <w:bCs/>
-          <w:sz w:val="24"/>
-          <w:szCs w:val="24"/>
-        </w:rPr>
-        <w:t>Ввод</w:t>
-      </w:r>
-      <w:r>
-        <w:rPr>
-          <w:rFonts w:ascii="Times New Roman" w:hAnsi="Times New Roman" w:cs="Times New Roman"/>
-          <w:b/>
-          <w:bCs/>
-          <w:sz w:val="24"/>
-          <w:szCs w:val="24"/>
-          <w:lang w:val="en-US"/>
-        </w:rPr>
-        <w:t xml:space="preserve"> </w:t>
-      </w:r>
-      <w:proofErr w:type="spellStart"/>
-      <w:r>
-        <w:rPr>
-          <w:rFonts w:ascii="Times New Roman" w:hAnsi="Times New Roman" w:cs="Times New Roman"/>
-          <w:b/>
-          <w:bCs/>
-          <w:sz w:val="24"/>
-          <w:szCs w:val="24"/>
-        </w:rPr>
-        <w:t>кирилицы</w:t>
-      </w:r>
-      <w:proofErr w:type="spellEnd"/>
-      <w:r>
-        <w:rPr>
-          <w:rFonts w:ascii="Times New Roman" w:hAnsi="Times New Roman" w:cs="Times New Roman"/>
-          <w:b/>
-          <w:bCs/>
-          <w:sz w:val="24"/>
-          <w:szCs w:val="24"/>
-          <w:lang w:val="en-US"/>
-        </w:rPr>
-        <w:t xml:space="preserve"> </w:t>
-      </w:r>
-      <w:r>
-        <w:rPr>
-          <w:rFonts w:ascii="Times New Roman" w:hAnsi="Times New Roman" w:cs="Times New Roman"/>
-          <w:b/>
-          <w:bCs/>
-          <w:sz w:val="24"/>
-          <w:szCs w:val="24"/>
-        </w:rPr>
-        <w:t>в</w:t>
-      </w:r>
-      <w:r>
-        <w:rPr>
-          <w:rFonts w:ascii="Times New Roman" w:hAnsi="Times New Roman" w:cs="Times New Roman"/>
-          <w:b/>
-          <w:bCs/>
-          <w:sz w:val="24"/>
-          <w:szCs w:val="24"/>
-          <w:lang w:val="en-US"/>
-        </w:rPr>
-        <w:t xml:space="preserve"> </w:t>
-      </w:r>
-      <w:r>
-        <w:rPr>
-          <w:rFonts w:ascii="Times New Roman" w:hAnsi="Times New Roman" w:cs="Times New Roman"/>
-          <w:b/>
-          <w:bCs/>
-          <w:sz w:val="24"/>
-          <w:szCs w:val="24"/>
-        </w:rPr>
-        <w:t>функцию</w:t>
-      </w:r>
-    </w:p>
-    <w:p>
-      <w:pPr>
-        <w:rPr>
-          <w:rFonts w:ascii="Times New Roman" w:hAnsi="Times New Roman" w:cs="Times New Roman"/>
-          <w:b/>
-          <w:bCs/>
-          <w:sz w:val="24"/>
-          <w:szCs w:val="24"/>
-          <w:lang w:val="en-US"/>
-        </w:rPr>
-      </w:pPr>
-    </w:p>
-    <w:p>
-      <w:pPr>
-        <w:rPr>
-          <w:rFonts w:ascii="Times New Roman" w:hAnsi="Times New Roman" w:cs="Times New Roman"/>
-          <w:b/>
-          <w:bCs/>
-          <w:sz w:val="24"/>
-          <w:szCs w:val="24"/>
-        </w:rPr>
-      </w:pPr>
-      <w:proofErr w:type="spellStart"/>
-      <w:r>
-        <w:rPr>
-          <w:rFonts w:ascii="Times New Roman" w:hAnsi="Times New Roman" w:cs="Times New Roman"/>
-          <w:b/>
-          <w:bCs/>
-          <w:sz w:val="24"/>
-          <w:szCs w:val="24"/>
-        </w:rPr>
-        <w:t>double</w:t>
-      </w:r>
-      <w:proofErr w:type="spellEnd"/>
-      <w:r>
-        <w:rPr>
-          <w:rFonts w:ascii="Times New Roman" w:hAnsi="Times New Roman" w:cs="Times New Roman"/>
-          <w:b/>
-          <w:bCs/>
-          <w:sz w:val="24"/>
-          <w:szCs w:val="24"/>
-        </w:rPr>
-        <w:t xml:space="preserve"> </w:t>
-      </w:r>
-      <w:proofErr w:type="spellStart"/>
-      <w:r>
-        <w:rPr>
-          <w:rFonts w:ascii="Times New Roman" w:hAnsi="Times New Roman" w:cs="Times New Roman"/>
-          <w:b/>
-          <w:bCs/>
-          <w:sz w:val="24"/>
-          <w:szCs w:val="24"/>
-        </w:rPr>
-        <w:t>berry</w:t>
-      </w:r>
-      <w:proofErr w:type="spellEnd"/>
-      <w:r>
-        <w:rPr>
-          <w:rFonts w:ascii="Times New Roman" w:hAnsi="Times New Roman" w:cs="Times New Roman"/>
-          <w:b/>
-          <w:bCs/>
-          <w:sz w:val="24"/>
-          <w:szCs w:val="24"/>
-        </w:rPr>
-        <w:t xml:space="preserve">, </w:t>
-      </w:r>
-      <w:proofErr w:type="spellStart"/>
-      <w:r>
-        <w:rPr>
-          <w:rFonts w:ascii="Times New Roman" w:hAnsi="Times New Roman" w:cs="Times New Roman"/>
-          <w:b/>
-          <w:bCs/>
-          <w:sz w:val="24"/>
-          <w:szCs w:val="24"/>
-        </w:rPr>
-        <w:t>sugar</w:t>
-      </w:r>
-      <w:proofErr w:type="spellEnd"/>
-      <w:r>
-        <w:rPr>
-          <w:rFonts w:ascii="Times New Roman" w:hAnsi="Times New Roman" w:cs="Times New Roman"/>
-          <w:b/>
-          <w:bCs/>
-          <w:sz w:val="24"/>
-          <w:szCs w:val="24"/>
-        </w:rPr>
-        <w:t xml:space="preserve">, </w:t>
-      </w:r>
-      <w:proofErr w:type="spellStart"/>
-      <w:proofErr w:type="gramStart"/>
-      <w:r>
-        <w:rPr>
-          <w:rFonts w:ascii="Times New Roman" w:hAnsi="Times New Roman" w:cs="Times New Roman"/>
-          <w:b/>
-          <w:bCs/>
-          <w:sz w:val="24"/>
-          <w:szCs w:val="24"/>
-        </w:rPr>
-        <w:t>water</w:t>
-      </w:r>
-      <w:proofErr w:type="spellEnd"/>
-      <w:r>
-        <w:rPr>
-          <w:rFonts w:ascii="Times New Roman" w:hAnsi="Times New Roman" w:cs="Times New Roman"/>
-          <w:b/>
-          <w:bCs/>
-          <w:sz w:val="24"/>
-          <w:szCs w:val="24"/>
-        </w:rPr>
-        <w:t xml:space="preserve">;   </w:t>
-      </w:r>
-      <w:proofErr w:type="gramEnd"/>
-      <w:r>
-        <w:rPr>
-          <w:rFonts w:ascii="Times New Roman" w:hAnsi="Times New Roman" w:cs="Times New Roman"/>
-          <w:b/>
-          <w:bCs/>
-          <w:sz w:val="24"/>
-          <w:szCs w:val="24"/>
-        </w:rPr>
-        <w:t>      //Оглавление переменных</w:t>
-      </w:r>
-    </w:p>
-    <w:p>
-      <w:pPr>
-        <w:rPr>
-          <w:rFonts w:ascii="Times New Roman" w:hAnsi="Times New Roman" w:cs="Times New Roman"/>
-          <w:b/>
-          <w:bCs/>
-          <w:sz w:val="24"/>
-          <w:szCs w:val="24"/>
-        </w:rPr>
-      </w:pPr>
-    </w:p>
-    <w:p>
-      <w:pPr>
-        <w:rPr>
-          <w:rFonts w:ascii="Times New Roman" w:hAnsi="Times New Roman" w:cs="Times New Roman"/>
-          <w:b/>
-          <w:bCs/>
-          <w:sz w:val="24"/>
-          <w:szCs w:val="24"/>
-        </w:rPr>
-      </w:pPr>
-      <w:proofErr w:type="spellStart"/>
-      <w:r>
-        <w:rPr>
-          <w:rFonts w:ascii="Times New Roman" w:hAnsi="Times New Roman" w:cs="Times New Roman"/>
-          <w:b/>
-          <w:bCs/>
-          <w:sz w:val="24"/>
-          <w:szCs w:val="24"/>
-        </w:rPr>
-        <w:t>cout</w:t>
-      </w:r>
-      <w:proofErr w:type="spellEnd"/>
-      <w:r>
-        <w:rPr>
-          <w:rFonts w:ascii="Times New Roman" w:hAnsi="Times New Roman" w:cs="Times New Roman"/>
-          <w:b/>
-          <w:bCs/>
-          <w:sz w:val="24"/>
-          <w:szCs w:val="24"/>
-        </w:rPr>
-        <w:t xml:space="preserve"> </w:t>
-      </w:r>
-      <w:proofErr w:type="gramStart"/>
-      <w:r>
-        <w:rPr>
-          <w:rFonts w:ascii="Times New Roman" w:hAnsi="Times New Roman" w:cs="Times New Roman"/>
-          <w:b/>
-          <w:bCs/>
-          <w:sz w:val="24"/>
-          <w:szCs w:val="24"/>
-        </w:rPr>
-        <w:t>&lt;&lt; "</w:t>
-      </w:r>
-      <w:proofErr w:type="gramEnd"/>
-      <w:r>
-        <w:rPr>
-          <w:rFonts w:ascii="Times New Roman" w:hAnsi="Times New Roman" w:cs="Times New Roman"/>
-          <w:b/>
-          <w:bCs/>
-          <w:sz w:val="24"/>
-          <w:szCs w:val="24"/>
-        </w:rPr>
-        <w:t>Количество литров" &lt;&lt; "-"; //Вывод в терминале фразы "Количество литров -"</w:t>
-      </w:r>
-    </w:p>
-    <w:p>
-      <w:pPr>
-        <w:rPr>
-          <w:rFonts w:ascii="Times New Roman" w:hAnsi="Times New Roman" w:cs="Times New Roman"/>
-          <w:b/>
-          <w:bCs/>
-          <w:sz w:val="24"/>
-          <w:szCs w:val="24"/>
-        </w:rPr>
-      </w:pPr>
-      <w:proofErr w:type="spellStart"/>
-      <w:proofErr w:type="gramStart"/>
-      <w:r>
-        <w:rPr>
-          <w:rFonts w:ascii="Times New Roman" w:hAnsi="Times New Roman" w:cs="Times New Roman"/>
-          <w:b/>
-          <w:bCs/>
-          <w:sz w:val="24"/>
-          <w:szCs w:val="24"/>
-        </w:rPr>
-        <w:t>cin</w:t>
-      </w:r>
-      <w:proofErr w:type="spellEnd"/>
-      <w:r>
-        <w:rPr>
-          <w:rFonts w:ascii="Times New Roman" w:hAnsi="Times New Roman" w:cs="Times New Roman"/>
-          <w:b/>
-          <w:bCs/>
-          <w:sz w:val="24"/>
-          <w:szCs w:val="24"/>
-        </w:rPr>
-        <w:t xml:space="preserve"> &gt;</w:t>
-      </w:r>
-      <w:proofErr w:type="gramEnd"/>
-      <w:r>
-        <w:rPr>
-          <w:rFonts w:ascii="Times New Roman" w:hAnsi="Times New Roman" w:cs="Times New Roman"/>
-          <w:b/>
-          <w:bCs/>
-          <w:sz w:val="24"/>
-          <w:szCs w:val="24"/>
-        </w:rPr>
-        <w:t xml:space="preserve">&gt; </w:t>
-      </w:r>
-      <w:proofErr w:type="spellStart"/>
-      <w:r>
-        <w:rPr>
-          <w:rFonts w:ascii="Times New Roman" w:hAnsi="Times New Roman" w:cs="Times New Roman"/>
-          <w:b/>
-          <w:bCs/>
-          <w:sz w:val="24"/>
-          <w:szCs w:val="24"/>
-        </w:rPr>
-        <w:t>water</w:t>
-      </w:r>
-      <w:proofErr w:type="spellEnd"/>
-      <w:r>
-        <w:rPr>
-          <w:rFonts w:ascii="Times New Roman" w:hAnsi="Times New Roman" w:cs="Times New Roman"/>
-          <w:b/>
-          <w:bCs/>
-          <w:sz w:val="24"/>
-          <w:szCs w:val="24"/>
-        </w:rPr>
-        <w:t xml:space="preserve">;                       //Ввод количества воды </w:t>
-      </w:r>
-    </w:p>
-    <w:p>
-      <w:pPr>
-        <w:rPr>
-          <w:rFonts w:ascii="Times New Roman" w:hAnsi="Times New Roman" w:cs="Times New Roman"/>
-          <w:b/>
-          <w:bCs/>
-          <w:sz w:val="24"/>
-          <w:szCs w:val="24"/>
-        </w:rPr>
-      </w:pPr>
-    </w:p>
-    <w:p>
-      <w:pPr>
-        <w:rPr>
-          <w:rFonts w:ascii="Times New Roman" w:hAnsi="Times New Roman" w:cs="Times New Roman"/>
-          <w:b/>
-          <w:bCs/>
-          <w:sz w:val="24"/>
-          <w:szCs w:val="24"/>
-        </w:rPr>
-      </w:pPr>
-      <w:proofErr w:type="spellStart"/>
-      <w:r>
-        <w:rPr>
-          <w:rFonts w:ascii="Times New Roman" w:hAnsi="Times New Roman" w:cs="Times New Roman"/>
-          <w:b/>
-          <w:bCs/>
-          <w:sz w:val="24"/>
-          <w:szCs w:val="24"/>
-        </w:rPr>
-        <w:lastRenderedPageBreak/>
-        <w:t>berry</w:t>
-      </w:r>
-      <w:proofErr w:type="spellEnd"/>
-      <w:r>
-        <w:rPr>
-          <w:rFonts w:ascii="Times New Roman" w:hAnsi="Times New Roman" w:cs="Times New Roman"/>
-          <w:b/>
-          <w:bCs/>
-          <w:sz w:val="24"/>
-          <w:szCs w:val="24"/>
-        </w:rPr>
-        <w:t xml:space="preserve"> = </w:t>
-      </w:r>
-      <w:proofErr w:type="spellStart"/>
-      <w:r>
-        <w:rPr>
-          <w:rFonts w:ascii="Times New Roman" w:hAnsi="Times New Roman" w:cs="Times New Roman"/>
-          <w:b/>
-          <w:bCs/>
-          <w:sz w:val="24"/>
-          <w:szCs w:val="24"/>
-        </w:rPr>
-        <w:t>water</w:t>
-      </w:r>
-      <w:proofErr w:type="spellEnd"/>
-      <w:r>
-        <w:rPr>
-          <w:rFonts w:ascii="Times New Roman" w:hAnsi="Times New Roman" w:cs="Times New Roman"/>
-          <w:b/>
-          <w:bCs/>
-          <w:sz w:val="24"/>
-          <w:szCs w:val="24"/>
-        </w:rPr>
-        <w:t xml:space="preserve"> / </w:t>
-      </w:r>
-      <w:proofErr w:type="gramStart"/>
-      <w:r>
-        <w:rPr>
-          <w:rFonts w:ascii="Times New Roman" w:hAnsi="Times New Roman" w:cs="Times New Roman"/>
-          <w:b/>
-          <w:bCs/>
-          <w:sz w:val="24"/>
-          <w:szCs w:val="24"/>
-        </w:rPr>
-        <w:t xml:space="preserve">3;   </w:t>
-      </w:r>
-      <w:proofErr w:type="gramEnd"/>
-      <w:r>
-        <w:rPr>
-          <w:rFonts w:ascii="Times New Roman" w:hAnsi="Times New Roman" w:cs="Times New Roman"/>
-          <w:b/>
-          <w:bCs/>
-          <w:sz w:val="24"/>
-          <w:szCs w:val="24"/>
-        </w:rPr>
-        <w:t xml:space="preserve">               //Инициализация переменной </w:t>
-      </w:r>
-      <w:proofErr w:type="spellStart"/>
-      <w:r>
-        <w:rPr>
-          <w:rFonts w:ascii="Times New Roman" w:hAnsi="Times New Roman" w:cs="Times New Roman"/>
-          <w:b/>
-          <w:bCs/>
-          <w:sz w:val="24"/>
-          <w:szCs w:val="24"/>
-        </w:rPr>
-        <w:t>berry</w:t>
-      </w:r>
-      <w:proofErr w:type="spellEnd"/>
-    </w:p>
-    <w:p>
-      <w:pPr>
-        <w:rPr>
-          <w:rFonts w:ascii="Times New Roman" w:hAnsi="Times New Roman" w:cs="Times New Roman"/>
-          <w:b/>
-          <w:bCs/>
-          <w:sz w:val="24"/>
-          <w:szCs w:val="24"/>
-        </w:rPr>
-      </w:pPr>
-      <w:proofErr w:type="spellStart"/>
-      <w:r>
-        <w:rPr>
-          <w:rFonts w:ascii="Times New Roman" w:hAnsi="Times New Roman" w:cs="Times New Roman"/>
-          <w:b/>
-          <w:bCs/>
-          <w:sz w:val="24"/>
-          <w:szCs w:val="24"/>
-        </w:rPr>
-        <w:t>sugar</w:t>
-      </w:r>
-      <w:proofErr w:type="spellEnd"/>
-      <w:r>
-        <w:rPr>
-          <w:rFonts w:ascii="Times New Roman" w:hAnsi="Times New Roman" w:cs="Times New Roman"/>
-          <w:b/>
-          <w:bCs/>
-          <w:sz w:val="24"/>
-          <w:szCs w:val="24"/>
-        </w:rPr>
-        <w:t xml:space="preserve"> = </w:t>
-      </w:r>
-      <w:proofErr w:type="spellStart"/>
-      <w:r>
-        <w:rPr>
-          <w:rFonts w:ascii="Times New Roman" w:hAnsi="Times New Roman" w:cs="Times New Roman"/>
-          <w:b/>
-          <w:bCs/>
-          <w:sz w:val="24"/>
-          <w:szCs w:val="24"/>
-        </w:rPr>
-        <w:t>water</w:t>
-      </w:r>
-      <w:proofErr w:type="spellEnd"/>
-      <w:r>
-        <w:rPr>
-          <w:rFonts w:ascii="Times New Roman" w:hAnsi="Times New Roman" w:cs="Times New Roman"/>
-          <w:b/>
-          <w:bCs/>
-          <w:sz w:val="24"/>
-          <w:szCs w:val="24"/>
-        </w:rPr>
-        <w:t xml:space="preserve"> / </w:t>
-      </w:r>
-      <w:proofErr w:type="gramStart"/>
-      <w:r>
-        <w:rPr>
-          <w:rFonts w:ascii="Times New Roman" w:hAnsi="Times New Roman" w:cs="Times New Roman"/>
-          <w:b/>
-          <w:bCs/>
-          <w:sz w:val="24"/>
-          <w:szCs w:val="24"/>
-        </w:rPr>
-        <w:t xml:space="preserve">2;   </w:t>
-      </w:r>
-      <w:proofErr w:type="gramEnd"/>
-      <w:r>
-        <w:rPr>
-          <w:rFonts w:ascii="Times New Roman" w:hAnsi="Times New Roman" w:cs="Times New Roman"/>
-          <w:b/>
-          <w:bCs/>
-          <w:sz w:val="24"/>
-          <w:szCs w:val="24"/>
-        </w:rPr>
-        <w:t xml:space="preserve">               //Инициализация переменной </w:t>
-      </w:r>
-      <w:proofErr w:type="spellStart"/>
-      <w:r>
-        <w:rPr>
-          <w:rFonts w:ascii="Times New Roman" w:hAnsi="Times New Roman" w:cs="Times New Roman"/>
-          <w:b/>
-          <w:bCs/>
-          <w:sz w:val="24"/>
-          <w:szCs w:val="24"/>
-        </w:rPr>
-        <w:t>sugar</w:t>
-      </w:r>
-      <w:proofErr w:type="spellEnd"/>
-    </w:p>
-    <w:p>
-      <w:pPr>
-        <w:rPr>
-          <w:rFonts w:ascii="Times New Roman" w:hAnsi="Times New Roman" w:cs="Times New Roman"/>
-          <w:b/>
-          <w:bCs/>
-          <w:sz w:val="24"/>
-          <w:szCs w:val="24"/>
-        </w:rPr>
-      </w:pPr>
-    </w:p>
-    <w:p>
-      <w:pPr>
-        <w:rPr>
-          <w:rFonts w:ascii="Times New Roman" w:hAnsi="Times New Roman" w:cs="Times New Roman"/>
-          <w:b/>
-          <w:bCs/>
-          <w:sz w:val="24"/>
-          <w:szCs w:val="24"/>
-        </w:rPr>
-      </w:pPr>
-      <w:r>
-        <w:rPr>
-          <w:rFonts w:ascii="Times New Roman" w:hAnsi="Times New Roman" w:cs="Times New Roman"/>
-          <w:b/>
-          <w:bCs/>
-          <w:sz w:val="24"/>
-          <w:szCs w:val="24"/>
-        </w:rPr>
-        <w:t xml:space="preserve">//Вывод данных о количестве </w:t>
-      </w:r>
-      <w:proofErr w:type="spellStart"/>
-      <w:r>
-        <w:rPr>
-          <w:rFonts w:ascii="Times New Roman" w:hAnsi="Times New Roman" w:cs="Times New Roman"/>
-          <w:b/>
-          <w:bCs/>
-          <w:sz w:val="24"/>
-          <w:szCs w:val="24"/>
-        </w:rPr>
-        <w:t>ингридиентов</w:t>
-      </w:r>
-      <w:proofErr w:type="spellEnd"/>
-    </w:p>
-    <w:p>
-      <w:pPr>
-        <w:rPr>
-          <w:rFonts w:ascii="Times New Roman" w:hAnsi="Times New Roman" w:cs="Times New Roman"/>
-          <w:b/>
-          <w:bCs/>
-          <w:sz w:val="24"/>
-          <w:szCs w:val="24"/>
-          <w:lang w:val="en-US"/>
-        </w:rPr>
-      </w:pPr>
-      <w:proofErr w:type="spellStart"/>
-      <w:r>
-        <w:rPr>
-          <w:rFonts w:ascii="Times New Roman" w:hAnsi="Times New Roman" w:cs="Times New Roman"/>
-          <w:b/>
-          <w:bCs/>
-          <w:sz w:val="24"/>
-          <w:szCs w:val="24"/>
-          <w:lang w:val="en-US"/>
-        </w:rPr>
-        <w:t>cout</w:t>
-      </w:r>
-      <w:proofErr w:type="spellEnd"/>
-      <w:r>
-        <w:rPr>
-          <w:rFonts w:ascii="Times New Roman" w:hAnsi="Times New Roman" w:cs="Times New Roman"/>
-          <w:b/>
-          <w:bCs/>
-          <w:sz w:val="24"/>
-          <w:szCs w:val="24"/>
-          <w:lang w:val="en-US"/>
-        </w:rPr>
-        <w:t xml:space="preserve"> &lt;&lt; "</w:t>
-      </w:r>
-      <w:r>
-        <w:rPr>
-          <w:rFonts w:ascii="Times New Roman" w:hAnsi="Times New Roman" w:cs="Times New Roman"/>
-          <w:b/>
-          <w:bCs/>
-          <w:sz w:val="24"/>
-          <w:szCs w:val="24"/>
-        </w:rPr>
-        <w:t>Ягод</w:t>
-      </w:r>
-      <w:r>
-        <w:rPr>
-          <w:rFonts w:ascii="Times New Roman" w:hAnsi="Times New Roman" w:cs="Times New Roman"/>
-          <w:b/>
-          <w:bCs/>
-          <w:sz w:val="24"/>
-          <w:szCs w:val="24"/>
-          <w:lang w:val="en-US"/>
-        </w:rPr>
-        <w:t xml:space="preserve">" &lt;&lt; "-" &lt;&lt; berry &lt;&lt; "kg" &lt;&lt; </w:t>
-      </w:r>
-      <w:proofErr w:type="spellStart"/>
-      <w:r>
-        <w:rPr>
-          <w:rFonts w:ascii="Times New Roman" w:hAnsi="Times New Roman" w:cs="Times New Roman"/>
-          <w:b/>
-          <w:bCs/>
-          <w:sz w:val="24"/>
-          <w:szCs w:val="24"/>
-          <w:lang w:val="en-US"/>
-        </w:rPr>
-        <w:t>endl</w:t>
-      </w:r>
-      <w:proofErr w:type="spellEnd"/>
-      <w:r>
-        <w:rPr>
-          <w:rFonts w:ascii="Times New Roman" w:hAnsi="Times New Roman" w:cs="Times New Roman"/>
-          <w:b/>
-          <w:bCs/>
-          <w:sz w:val="24"/>
-          <w:szCs w:val="24"/>
-          <w:lang w:val="en-US"/>
-        </w:rPr>
-        <w:t>;</w:t>
-      </w:r>
-    </w:p>
-    <w:p>
-      <w:pPr>
-        <w:rPr>
-          <w:rFonts w:ascii="Times New Roman" w:hAnsi="Times New Roman" w:cs="Times New Roman"/>
-          <w:b/>
-          <w:bCs/>
-          <w:sz w:val="24"/>
-          <w:szCs w:val="24"/>
-          <w:lang w:val="en-US"/>
-        </w:rPr>
-      </w:pPr>
-      <w:proofErr w:type="spellStart"/>
-      <w:r>
-        <w:rPr>
-          <w:rFonts w:ascii="Times New Roman" w:hAnsi="Times New Roman" w:cs="Times New Roman"/>
-          <w:b/>
-          <w:bCs/>
-          <w:sz w:val="24"/>
-          <w:szCs w:val="24"/>
-          <w:lang w:val="en-US"/>
-        </w:rPr>
-        <w:t>cout</w:t>
-      </w:r>
-      <w:proofErr w:type="spellEnd"/>
-      <w:r>
-        <w:rPr>
-          <w:rFonts w:ascii="Times New Roman" w:hAnsi="Times New Roman" w:cs="Times New Roman"/>
-          <w:b/>
-          <w:bCs/>
-          <w:sz w:val="24"/>
-          <w:szCs w:val="24"/>
-          <w:lang w:val="en-US"/>
-        </w:rPr>
-        <w:t xml:space="preserve"> &lt;&lt; "</w:t>
-      </w:r>
-      <w:r>
-        <w:rPr>
-          <w:rFonts w:ascii="Times New Roman" w:hAnsi="Times New Roman" w:cs="Times New Roman"/>
-          <w:b/>
-          <w:bCs/>
-          <w:sz w:val="24"/>
-          <w:szCs w:val="24"/>
-        </w:rPr>
-        <w:t>Сахара</w:t>
-      </w:r>
-      <w:r>
-        <w:rPr>
-          <w:rFonts w:ascii="Times New Roman" w:hAnsi="Times New Roman" w:cs="Times New Roman"/>
-          <w:b/>
-          <w:bCs/>
-          <w:sz w:val="24"/>
-          <w:szCs w:val="24"/>
-          <w:lang w:val="en-US"/>
-        </w:rPr>
-        <w:t xml:space="preserve">" &lt;&lt; "-" &lt;&lt; sugar &lt;&lt; "kg" &lt;&lt; </w:t>
-      </w:r>
-      <w:proofErr w:type="spellStart"/>
-      <w:r>
-        <w:rPr>
-          <w:rFonts w:ascii="Times New Roman" w:hAnsi="Times New Roman" w:cs="Times New Roman"/>
-          <w:b/>
-          <w:bCs/>
-          <w:sz w:val="24"/>
-          <w:szCs w:val="24"/>
-          <w:lang w:val="en-US"/>
-        </w:rPr>
-        <w:t>endl</w:t>
-      </w:r>
-      <w:proofErr w:type="spellEnd"/>
-      <w:r>
-        <w:rPr>
-          <w:rFonts w:ascii="Times New Roman" w:hAnsi="Times New Roman" w:cs="Times New Roman"/>
-          <w:b/>
-          <w:bCs/>
-          <w:sz w:val="24"/>
-          <w:szCs w:val="24"/>
-          <w:lang w:val="en-US"/>
-        </w:rPr>
-        <w:t>;</w:t>
-      </w:r>
-    </w:p>
-    <w:p>
-      <w:pPr>
-        <w:rPr>
-          <w:rFonts w:ascii="Times New Roman" w:hAnsi="Times New Roman" w:cs="Times New Roman"/>
-          <w:b/>
-          <w:bCs/>
-          <w:sz w:val="24"/>
-          <w:szCs w:val="24"/>
-          <w:lang w:val="en-US"/>
-        </w:rPr>
-      </w:pPr>
-      <w:proofErr w:type="spellStart"/>
-      <w:r>
-        <w:rPr>
-          <w:rFonts w:ascii="Times New Roman" w:hAnsi="Times New Roman" w:cs="Times New Roman"/>
-          <w:b/>
-          <w:bCs/>
-          <w:sz w:val="24"/>
-          <w:szCs w:val="24"/>
-          <w:lang w:val="en-US"/>
-        </w:rPr>
-        <w:t>cout</w:t>
-      </w:r>
-      <w:proofErr w:type="spellEnd"/>
-      <w:r>
-        <w:rPr>
-          <w:rFonts w:ascii="Times New Roman" w:hAnsi="Times New Roman" w:cs="Times New Roman"/>
-          <w:b/>
-          <w:bCs/>
-          <w:sz w:val="24"/>
-          <w:szCs w:val="24"/>
-          <w:lang w:val="en-US"/>
-        </w:rPr>
-        <w:t xml:space="preserve"> &lt;&lt; "</w:t>
-      </w:r>
-      <w:r>
-        <w:rPr>
-          <w:rFonts w:ascii="Times New Roman" w:hAnsi="Times New Roman" w:cs="Times New Roman"/>
-          <w:b/>
-          <w:bCs/>
-          <w:sz w:val="24"/>
-          <w:szCs w:val="24"/>
-        </w:rPr>
-        <w:t>Воды</w:t>
-      </w:r>
-      <w:r>
-        <w:rPr>
-          <w:rFonts w:ascii="Times New Roman" w:hAnsi="Times New Roman" w:cs="Times New Roman"/>
-          <w:b/>
-          <w:bCs/>
-          <w:sz w:val="24"/>
-          <w:szCs w:val="24"/>
-          <w:lang w:val="en-US"/>
-        </w:rPr>
-        <w:t xml:space="preserve">" &lt;&lt; "-" &lt;&lt; water &lt;&lt; "li" &lt;&lt; </w:t>
-      </w:r>
-      <w:proofErr w:type="spellStart"/>
-      <w:r>
-        <w:rPr>
-          <w:rFonts w:ascii="Times New Roman" w:hAnsi="Times New Roman" w:cs="Times New Roman"/>
-          <w:b/>
-          <w:bCs/>
-          <w:sz w:val="24"/>
-          <w:szCs w:val="24"/>
-          <w:lang w:val="en-US"/>
-        </w:rPr>
-        <w:t>endl</w:t>
-      </w:r>
-      <w:proofErr w:type="spellEnd"/>
-      <w:r>
-        <w:rPr>
-          <w:rFonts w:ascii="Times New Roman" w:hAnsi="Times New Roman" w:cs="Times New Roman"/>
-          <w:b/>
-          <w:bCs/>
-          <w:sz w:val="24"/>
-          <w:szCs w:val="24"/>
-          <w:lang w:val="en-US"/>
-        </w:rPr>
-        <w:t>;</w:t>
-      </w:r>
-    </w:p>
-    <w:p>
-      <w:pPr>
-        <w:rPr>
-          <w:rFonts w:ascii="Times New Roman" w:hAnsi="Times New Roman" w:cs="Times New Roman"/>
-          <w:b/>
-          <w:bCs/>
-          <w:sz w:val="24"/>
-          <w:szCs w:val="24"/>
-          <w:lang w:val="en-US"/>
-        </w:rPr>
-      </w:pPr>
-    </w:p>
-    <w:p>
-      <w:pPr>
-        <w:rPr>
-          <w:rFonts w:ascii="Times New Roman" w:hAnsi="Times New Roman" w:cs="Times New Roman"/>
-          <w:b/>
-          <w:bCs/>
-          <w:sz w:val="24"/>
-          <w:szCs w:val="24"/>
-        </w:rPr>
-      </w:pPr>
-      <w:r>
-        <w:rPr>
-          <w:rFonts w:ascii="Times New Roman" w:hAnsi="Times New Roman" w:cs="Times New Roman"/>
-          <w:b/>
-          <w:bCs/>
-          <w:sz w:val="24"/>
-          <w:szCs w:val="24"/>
-          <w:lang w:val="en-US"/>
-        </w:rPr>
-        <w:t xml:space="preserve">    </w:t>
-      </w:r>
-      <w:proofErr w:type="spellStart"/>
-      <w:r>
-        <w:rPr>
-          <w:rFonts w:ascii="Times New Roman" w:hAnsi="Times New Roman" w:cs="Times New Roman"/>
-          <w:b/>
-          <w:bCs/>
-          <w:sz w:val="24"/>
-          <w:szCs w:val="24"/>
-        </w:rPr>
-        <w:t>return</w:t>
-      </w:r>
-      <w:proofErr w:type="spellEnd"/>
-      <w:r>
-        <w:rPr>
-          <w:rFonts w:ascii="Times New Roman" w:hAnsi="Times New Roman" w:cs="Times New Roman"/>
-          <w:b/>
-          <w:bCs/>
-          <w:sz w:val="24"/>
-          <w:szCs w:val="24"/>
-        </w:rPr>
-        <w:t xml:space="preserve"> 0;</w:t>
-      </w:r>
-    </w:p>
-    <w:p>
-      <w:pPr>
-        <w:rPr>
-          <w:rFonts w:ascii="Times New Roman" w:hAnsi="Times New Roman" w:cs="Times New Roman"/>
-          <w:b/>
-          <w:bCs/>
-          <w:sz w:val="24"/>
-          <w:szCs w:val="24"/>
-        </w:rPr>
-      </w:pPr>
-      <w:r>
-        <w:rPr>
-          <w:rFonts w:ascii="Times New Roman" w:hAnsi="Times New Roman" w:cs="Times New Roman"/>
-          <w:b/>
-          <w:bCs/>
+      </w:pPr>
+      <w:r>
+        <w:rPr>
+          <w:rFonts w:ascii="Times New Roman" w:hAnsi="Times New Roman" w:cs="Times New Roman"/>
           <w:sz w:val="24"/>
           <w:szCs w:val="24"/>
         </w:rPr>
@@ -2085,7 +1927,7 @@
                   <v:imagedata r:id="rId10" o:title=""/>
                   <w10:wrap type="square" side="right"/>
                 </v:shape>
-                <o:OLEObject Type="Embed" ProgID="Visio.Drawing.15" ShapeID="_x0000_s2054" DrawAspect="Content" ObjectID="_1850663643" r:id="rId11"/>
+                <o:OLEObject Type="Embed" ProgID="Visio.Drawing.15" ShapeID="_x0000_s2054" DrawAspect="Content" ObjectID="_1850915130" r:id="rId11"/>
               </w:object>
             </w:r>
           </w:p>
@@ -2627,17 +2469,13 @@
       <w:pPr>
         <w:rPr>
           <w:rFonts w:ascii="Times New Roman" w:hAnsi="Times New Roman" w:cs="Times New Roman"/>
-          <w:b/>
-          <w:bCs/>
-          <w:sz w:val="24"/>
-          <w:szCs w:val="24"/>
-        </w:rPr>
-      </w:pPr>
-      <w:r>
-        <w:rPr>
-          <w:rFonts w:ascii="Times New Roman" w:hAnsi="Times New Roman" w:cs="Times New Roman"/>
-          <w:b/>
-          <w:bCs/>
+          <w:sz w:val="24"/>
+          <w:szCs w:val="24"/>
+        </w:rPr>
+      </w:pPr>
+      <w:r>
+        <w:rPr>
+          <w:rFonts w:ascii="Times New Roman" w:hAnsi="Times New Roman" w:cs="Times New Roman"/>
           <w:sz w:val="24"/>
           <w:szCs w:val="24"/>
         </w:rPr>
@@ -2648,17 +2486,13 @@
       <w:pPr>
         <w:rPr>
           <w:rFonts w:ascii="Times New Roman" w:hAnsi="Times New Roman" w:cs="Times New Roman"/>
-          <w:b/>
-          <w:bCs/>
-          <w:sz w:val="24"/>
-          <w:szCs w:val="24"/>
-        </w:rPr>
-      </w:pPr>
-      <w:r>
-        <w:rPr>
-          <w:rFonts w:ascii="Times New Roman" w:hAnsi="Times New Roman" w:cs="Times New Roman"/>
-          <w:b/>
-          <w:bCs/>
+          <w:sz w:val="24"/>
+          <w:szCs w:val="24"/>
+        </w:rPr>
+      </w:pPr>
+      <w:r>
+        <w:rPr>
+          <w:rFonts w:ascii="Times New Roman" w:hAnsi="Times New Roman" w:cs="Times New Roman"/>
           <w:sz w:val="24"/>
           <w:szCs w:val="24"/>
         </w:rPr>
@@ -2669,18 +2503,14 @@
       <w:pPr>
         <w:rPr>
           <w:rFonts w:ascii="Times New Roman" w:hAnsi="Times New Roman" w:cs="Times New Roman"/>
-          <w:b/>
-          <w:bCs/>
-          <w:sz w:val="24"/>
-          <w:szCs w:val="24"/>
-          <w:lang w:val="en-US"/>
-        </w:rPr>
-      </w:pPr>
-      <w:r>
-        <w:rPr>
-          <w:rFonts w:ascii="Times New Roman" w:hAnsi="Times New Roman" w:cs="Times New Roman"/>
-          <w:b/>
-          <w:bCs/>
+          <w:sz w:val="24"/>
+          <w:szCs w:val="24"/>
+          <w:lang w:val="en-US"/>
+        </w:rPr>
+      </w:pPr>
+      <w:r>
+        <w:rPr>
+          <w:rFonts w:ascii="Times New Roman" w:hAnsi="Times New Roman" w:cs="Times New Roman"/>
           <w:sz w:val="24"/>
           <w:szCs w:val="24"/>
           <w:lang w:val="en-US"/>
@@ -2692,18 +2522,14 @@
       <w:pPr>
         <w:rPr>
           <w:rFonts w:ascii="Times New Roman" w:hAnsi="Times New Roman" w:cs="Times New Roman"/>
-          <w:b/>
-          <w:bCs/>
-          <w:sz w:val="24"/>
-          <w:szCs w:val="24"/>
-          <w:lang w:val="en-US"/>
-        </w:rPr>
-      </w:pPr>
-      <w:r>
-        <w:rPr>
-          <w:rFonts w:ascii="Times New Roman" w:hAnsi="Times New Roman" w:cs="Times New Roman"/>
-          <w:b/>
-          <w:bCs/>
+          <w:sz w:val="24"/>
+          <w:szCs w:val="24"/>
+          <w:lang w:val="en-US"/>
+        </w:rPr>
+      </w:pPr>
+      <w:r>
+        <w:rPr>
+          <w:rFonts w:ascii="Times New Roman" w:hAnsi="Times New Roman" w:cs="Times New Roman"/>
           <w:sz w:val="24"/>
           <w:szCs w:val="24"/>
           <w:lang w:val="en-US"/>
@@ -2714,8 +2540,6 @@
       <w:r>
         <w:rPr>
           <w:rFonts w:ascii="Times New Roman" w:hAnsi="Times New Roman" w:cs="Times New Roman"/>
-          <w:b/>
-          <w:bCs/>
           <w:sz w:val="24"/>
           <w:szCs w:val="24"/>
           <w:lang w:val="en-US"/>
@@ -2726,8 +2550,6 @@
       <w:r>
         <w:rPr>
           <w:rFonts w:ascii="Times New Roman" w:hAnsi="Times New Roman" w:cs="Times New Roman"/>
-          <w:b/>
-          <w:bCs/>
           <w:sz w:val="24"/>
           <w:szCs w:val="24"/>
           <w:lang w:val="en-US"/>
@@ -2739,18 +2561,14 @@
       <w:pPr>
         <w:rPr>
           <w:rFonts w:ascii="Times New Roman" w:hAnsi="Times New Roman" w:cs="Times New Roman"/>
-          <w:b/>
-          <w:bCs/>
-          <w:sz w:val="24"/>
-          <w:szCs w:val="24"/>
-          <w:lang w:val="en-US"/>
-        </w:rPr>
-      </w:pPr>
-      <w:r>
-        <w:rPr>
-          <w:rFonts w:ascii="Times New Roman" w:hAnsi="Times New Roman" w:cs="Times New Roman"/>
-          <w:b/>
-          <w:bCs/>
+          <w:sz w:val="24"/>
+          <w:szCs w:val="24"/>
+          <w:lang w:val="en-US"/>
+        </w:rPr>
+      </w:pPr>
+      <w:r>
+        <w:rPr>
+          <w:rFonts w:ascii="Times New Roman" w:hAnsi="Times New Roman" w:cs="Times New Roman"/>
           <w:sz w:val="24"/>
           <w:szCs w:val="24"/>
           <w:lang w:val="en-US"/>
@@ -2762,18 +2580,14 @@
       <w:pPr>
         <w:rPr>
           <w:rFonts w:ascii="Times New Roman" w:hAnsi="Times New Roman" w:cs="Times New Roman"/>
-          <w:b/>
-          <w:bCs/>
-          <w:sz w:val="24"/>
-          <w:szCs w:val="24"/>
-          <w:lang w:val="en-US"/>
-        </w:rPr>
-      </w:pPr>
-      <w:r>
-        <w:rPr>
-          <w:rFonts w:ascii="Times New Roman" w:hAnsi="Times New Roman" w:cs="Times New Roman"/>
-          <w:b/>
-          <w:bCs/>
+          <w:sz w:val="24"/>
+          <w:szCs w:val="24"/>
+          <w:lang w:val="en-US"/>
+        </w:rPr>
+      </w:pPr>
+      <w:r>
+        <w:rPr>
+          <w:rFonts w:ascii="Times New Roman" w:hAnsi="Times New Roman" w:cs="Times New Roman"/>
           <w:sz w:val="24"/>
           <w:szCs w:val="24"/>
           <w:lang w:val="en-US"/>
@@ -2785,30 +2599,24 @@
       <w:pPr>
         <w:rPr>
           <w:rFonts w:ascii="Times New Roman" w:hAnsi="Times New Roman" w:cs="Times New Roman"/>
-          <w:b/>
-          <w:bCs/>
-          <w:sz w:val="24"/>
-          <w:szCs w:val="24"/>
-          <w:lang w:val="en-US"/>
-        </w:rPr>
-      </w:pPr>
-    </w:p>
-    <w:p>
-      <w:pPr>
-        <w:rPr>
-          <w:rFonts w:ascii="Times New Roman" w:hAnsi="Times New Roman" w:cs="Times New Roman"/>
-          <w:b/>
-          <w:bCs/>
-          <w:sz w:val="24"/>
-          <w:szCs w:val="24"/>
-          <w:lang w:val="en-US"/>
-        </w:rPr>
-      </w:pPr>
-      <w:r>
-        <w:rPr>
-          <w:rFonts w:ascii="Times New Roman" w:hAnsi="Times New Roman" w:cs="Times New Roman"/>
-          <w:b/>
-          <w:bCs/>
+          <w:sz w:val="24"/>
+          <w:szCs w:val="24"/>
+          <w:lang w:val="en-US"/>
+        </w:rPr>
+      </w:pPr>
+    </w:p>
+    <w:p>
+      <w:pPr>
+        <w:rPr>
+          <w:rFonts w:ascii="Times New Roman" w:hAnsi="Times New Roman" w:cs="Times New Roman"/>
+          <w:sz w:val="24"/>
+          <w:szCs w:val="24"/>
+          <w:lang w:val="en-US"/>
+        </w:rPr>
+      </w:pPr>
+      <w:r>
+        <w:rPr>
+          <w:rFonts w:ascii="Times New Roman" w:hAnsi="Times New Roman" w:cs="Times New Roman"/>
           <w:sz w:val="24"/>
           <w:szCs w:val="24"/>
           <w:lang w:val="en-US"/>
@@ -2820,8 +2628,6 @@
       <w:r>
         <w:rPr>
           <w:rFonts w:ascii="Times New Roman" w:hAnsi="Times New Roman" w:cs="Times New Roman"/>
-          <w:b/>
-          <w:bCs/>
           <w:sz w:val="24"/>
           <w:szCs w:val="24"/>
           <w:lang w:val="en-US"/>
@@ -2832,8 +2638,6 @@
       <w:r>
         <w:rPr>
           <w:rFonts w:ascii="Times New Roman" w:hAnsi="Times New Roman" w:cs="Times New Roman"/>
-          <w:b/>
-          <w:bCs/>
           <w:sz w:val="24"/>
           <w:szCs w:val="24"/>
           <w:lang w:val="en-US"/>
@@ -2844,8 +2648,6 @@
       <w:r>
         <w:rPr>
           <w:rFonts w:ascii="Times New Roman" w:hAnsi="Times New Roman" w:cs="Times New Roman"/>
-          <w:b/>
-          <w:bCs/>
           <w:sz w:val="24"/>
           <w:szCs w:val="24"/>
           <w:lang w:val="en-US"/>
@@ -2855,8 +2657,6 @@
       <w:r>
         <w:rPr>
           <w:rFonts w:ascii="Times New Roman" w:hAnsi="Times New Roman" w:cs="Times New Roman"/>
-          <w:b/>
-          <w:bCs/>
           <w:sz w:val="24"/>
           <w:szCs w:val="24"/>
         </w:rPr>
@@ -2865,8 +2665,6 @@
       <w:r>
         <w:rPr>
           <w:rFonts w:ascii="Times New Roman" w:hAnsi="Times New Roman" w:cs="Times New Roman"/>
-          <w:b/>
-          <w:bCs/>
           <w:sz w:val="24"/>
           <w:szCs w:val="24"/>
           <w:lang w:val="en-US"/>
@@ -2877,8 +2675,6 @@
       <w:r>
         <w:rPr>
           <w:rFonts w:ascii="Times New Roman" w:hAnsi="Times New Roman" w:cs="Times New Roman"/>
-          <w:b/>
-          <w:bCs/>
           <w:sz w:val="24"/>
           <w:szCs w:val="24"/>
         </w:rPr>
@@ -2890,29 +2686,23 @@
       <w:pPr>
         <w:rPr>
           <w:rFonts w:ascii="Times New Roman" w:hAnsi="Times New Roman" w:cs="Times New Roman"/>
-          <w:b/>
-          <w:bCs/>
-          <w:sz w:val="24"/>
-          <w:szCs w:val="24"/>
-          <w:lang w:val="en-US"/>
-        </w:rPr>
-      </w:pPr>
-    </w:p>
-    <w:p>
-      <w:pPr>
-        <w:rPr>
-          <w:rFonts w:ascii="Times New Roman" w:hAnsi="Times New Roman" w:cs="Times New Roman"/>
-          <w:b/>
-          <w:bCs/>
-          <w:sz w:val="24"/>
-          <w:szCs w:val="24"/>
-        </w:rPr>
-      </w:pPr>
-      <w:r>
-        <w:rPr>
-          <w:rFonts w:ascii="Times New Roman" w:hAnsi="Times New Roman" w:cs="Times New Roman"/>
-          <w:b/>
-          <w:bCs/>
+          <w:sz w:val="24"/>
+          <w:szCs w:val="24"/>
+          <w:lang w:val="en-US"/>
+        </w:rPr>
+      </w:pPr>
+    </w:p>
+    <w:p>
+      <w:pPr>
+        <w:rPr>
+          <w:rFonts w:ascii="Times New Roman" w:hAnsi="Times New Roman" w:cs="Times New Roman"/>
+          <w:sz w:val="24"/>
+          <w:szCs w:val="24"/>
+        </w:rPr>
+      </w:pPr>
+      <w:r>
+        <w:rPr>
+          <w:rFonts w:ascii="Times New Roman" w:hAnsi="Times New Roman" w:cs="Times New Roman"/>
           <w:sz w:val="24"/>
           <w:szCs w:val="24"/>
         </w:rPr>
@@ -2923,8 +2713,6 @@
       <w:pPr>
         <w:rPr>
           <w:rFonts w:ascii="Times New Roman" w:hAnsi="Times New Roman" w:cs="Times New Roman"/>
-          <w:b/>
-          <w:bCs/>
           <w:sz w:val="24"/>
           <w:szCs w:val="24"/>
         </w:rPr>
@@ -2933,8 +2721,6 @@
       <w:r>
         <w:rPr>
           <w:rFonts w:ascii="Times New Roman" w:hAnsi="Times New Roman" w:cs="Times New Roman"/>
-          <w:b/>
-          <w:bCs/>
           <w:sz w:val="24"/>
           <w:szCs w:val="24"/>
         </w:rPr>
@@ -2944,8 +2730,6 @@
       <w:r>
         <w:rPr>
           <w:rFonts w:ascii="Times New Roman" w:hAnsi="Times New Roman" w:cs="Times New Roman"/>
-          <w:b/>
-          <w:bCs/>
           <w:sz w:val="24"/>
           <w:szCs w:val="24"/>
         </w:rPr>
@@ -2956,8 +2740,6 @@
       <w:pPr>
         <w:rPr>
           <w:rFonts w:ascii="Times New Roman" w:hAnsi="Times New Roman" w:cs="Times New Roman"/>
-          <w:b/>
-          <w:bCs/>
           <w:sz w:val="24"/>
           <w:szCs w:val="24"/>
         </w:rPr>
@@ -2966,8 +2748,6 @@
       <w:r>
         <w:rPr>
           <w:rFonts w:ascii="Times New Roman" w:hAnsi="Times New Roman" w:cs="Times New Roman"/>
-          <w:b/>
-          <w:bCs/>
           <w:sz w:val="24"/>
           <w:szCs w:val="24"/>
         </w:rPr>
@@ -2977,8 +2757,6 @@
       <w:r>
         <w:rPr>
           <w:rFonts w:ascii="Times New Roman" w:hAnsi="Times New Roman" w:cs="Times New Roman"/>
-          <w:b/>
-          <w:bCs/>
           <w:sz w:val="24"/>
           <w:szCs w:val="24"/>
         </w:rPr>
@@ -2989,18 +2767,14 @@
       <w:pPr>
         <w:rPr>
           <w:rFonts w:ascii="Times New Roman" w:hAnsi="Times New Roman" w:cs="Times New Roman"/>
-          <w:b/>
-          <w:bCs/>
-          <w:sz w:val="24"/>
-          <w:szCs w:val="24"/>
-          <w:lang w:val="en-US"/>
-        </w:rPr>
-      </w:pPr>
-      <w:r>
-        <w:rPr>
-          <w:rFonts w:ascii="Times New Roman" w:hAnsi="Times New Roman" w:cs="Times New Roman"/>
-          <w:b/>
-          <w:bCs/>
+          <w:sz w:val="24"/>
+          <w:szCs w:val="24"/>
+          <w:lang w:val="en-US"/>
+        </w:rPr>
+      </w:pPr>
+      <w:r>
+        <w:rPr>
+          <w:rFonts w:ascii="Times New Roman" w:hAnsi="Times New Roman" w:cs="Times New Roman"/>
           <w:sz w:val="24"/>
           <w:szCs w:val="24"/>
           <w:lang w:val="en-US"/>
@@ -3012,18 +2786,14 @@
       <w:pPr>
         <w:rPr>
           <w:rFonts w:ascii="Times New Roman" w:hAnsi="Times New Roman" w:cs="Times New Roman"/>
-          <w:b/>
-          <w:bCs/>
-          <w:sz w:val="24"/>
-          <w:szCs w:val="24"/>
-          <w:lang w:val="en-US"/>
-        </w:rPr>
-      </w:pPr>
-      <w:r>
-        <w:rPr>
-          <w:rFonts w:ascii="Times New Roman" w:hAnsi="Times New Roman" w:cs="Times New Roman"/>
-          <w:b/>
-          <w:bCs/>
+          <w:sz w:val="24"/>
+          <w:szCs w:val="24"/>
+          <w:lang w:val="en-US"/>
+        </w:rPr>
+      </w:pPr>
+      <w:r>
+        <w:rPr>
+          <w:rFonts w:ascii="Times New Roman" w:hAnsi="Times New Roman" w:cs="Times New Roman"/>
           <w:sz w:val="24"/>
           <w:szCs w:val="24"/>
           <w:lang w:val="en-US"/>
@@ -3034,8 +2804,6 @@
       <w:r>
         <w:rPr>
           <w:rFonts w:ascii="Times New Roman" w:hAnsi="Times New Roman" w:cs="Times New Roman"/>
-          <w:b/>
-          <w:bCs/>
           <w:sz w:val="24"/>
           <w:szCs w:val="24"/>
         </w:rPr>
@@ -3046,18 +2814,14 @@
       <w:pPr>
         <w:rPr>
           <w:rFonts w:ascii="Times New Roman" w:hAnsi="Times New Roman" w:cs="Times New Roman"/>
-          <w:b/>
-          <w:bCs/>
-          <w:sz w:val="24"/>
-          <w:szCs w:val="24"/>
-          <w:lang w:val="en-US"/>
-        </w:rPr>
-      </w:pPr>
-      <w:r>
-        <w:rPr>
-          <w:rFonts w:ascii="Times New Roman" w:hAnsi="Times New Roman" w:cs="Times New Roman"/>
-          <w:b/>
-          <w:bCs/>
+          <w:sz w:val="24"/>
+          <w:szCs w:val="24"/>
+          <w:lang w:val="en-US"/>
+        </w:rPr>
+      </w:pPr>
+      <w:r>
+        <w:rPr>
+          <w:rFonts w:ascii="Times New Roman" w:hAnsi="Times New Roman" w:cs="Times New Roman"/>
           <w:sz w:val="24"/>
           <w:szCs w:val="24"/>
           <w:lang w:val="en-US"/>
@@ -3069,18 +2833,14 @@
       <w:pPr>
         <w:rPr>
           <w:rFonts w:ascii="Times New Roman" w:hAnsi="Times New Roman" w:cs="Times New Roman"/>
-          <w:b/>
-          <w:bCs/>
-          <w:sz w:val="24"/>
-          <w:szCs w:val="24"/>
-          <w:lang w:val="en-US"/>
-        </w:rPr>
-      </w:pPr>
-      <w:r>
-        <w:rPr>
-          <w:rFonts w:ascii="Times New Roman" w:hAnsi="Times New Roman" w:cs="Times New Roman"/>
-          <w:b/>
-          <w:bCs/>
+          <w:sz w:val="24"/>
+          <w:szCs w:val="24"/>
+          <w:lang w:val="en-US"/>
+        </w:rPr>
+      </w:pPr>
+      <w:r>
+        <w:rPr>
+          <w:rFonts w:ascii="Times New Roman" w:hAnsi="Times New Roman" w:cs="Times New Roman"/>
           <w:sz w:val="24"/>
           <w:szCs w:val="24"/>
           <w:lang w:val="en-US"/>
@@ -3091,8 +2851,6 @@
       <w:r>
         <w:rPr>
           <w:rFonts w:ascii="Times New Roman" w:hAnsi="Times New Roman" w:cs="Times New Roman"/>
-          <w:b/>
-          <w:bCs/>
           <w:sz w:val="24"/>
           <w:szCs w:val="24"/>
           <w:lang w:val="en-US"/>
@@ -3103,8 +2861,6 @@
       <w:r>
         <w:rPr>
           <w:rFonts w:ascii="Times New Roman" w:hAnsi="Times New Roman" w:cs="Times New Roman"/>
-          <w:b/>
-          <w:bCs/>
           <w:sz w:val="24"/>
           <w:szCs w:val="24"/>
           <w:lang w:val="en-US"/>
@@ -3116,30 +2872,24 @@
       <w:pPr>
         <w:rPr>
           <w:rFonts w:ascii="Times New Roman" w:hAnsi="Times New Roman" w:cs="Times New Roman"/>
-          <w:b/>
-          <w:bCs/>
-          <w:sz w:val="24"/>
-          <w:szCs w:val="24"/>
-          <w:lang w:val="en-US"/>
-        </w:rPr>
-      </w:pPr>
-    </w:p>
-    <w:p>
-      <w:pPr>
-        <w:rPr>
-          <w:rFonts w:ascii="Times New Roman" w:hAnsi="Times New Roman" w:cs="Times New Roman"/>
-          <w:b/>
-          <w:bCs/>
-          <w:sz w:val="24"/>
-          <w:szCs w:val="24"/>
-          <w:lang w:val="en-US"/>
-        </w:rPr>
-      </w:pPr>
-      <w:r>
-        <w:rPr>
-          <w:rFonts w:ascii="Times New Roman" w:hAnsi="Times New Roman" w:cs="Times New Roman"/>
-          <w:b/>
-          <w:bCs/>
+          <w:sz w:val="24"/>
+          <w:szCs w:val="24"/>
+          <w:lang w:val="en-US"/>
+        </w:rPr>
+      </w:pPr>
+    </w:p>
+    <w:p>
+      <w:pPr>
+        <w:rPr>
+          <w:rFonts w:ascii="Times New Roman" w:hAnsi="Times New Roman" w:cs="Times New Roman"/>
+          <w:sz w:val="24"/>
+          <w:szCs w:val="24"/>
+          <w:lang w:val="en-US"/>
+        </w:rPr>
+      </w:pPr>
+      <w:r>
+        <w:rPr>
+          <w:rFonts w:ascii="Times New Roman" w:hAnsi="Times New Roman" w:cs="Times New Roman"/>
           <w:sz w:val="24"/>
           <w:szCs w:val="24"/>
           <w:lang w:val="en-US"/>
@@ -3150,8 +2900,6 @@
       <w:r>
         <w:rPr>
           <w:rFonts w:ascii="Times New Roman" w:hAnsi="Times New Roman" w:cs="Times New Roman"/>
-          <w:b/>
-          <w:bCs/>
           <w:sz w:val="24"/>
           <w:szCs w:val="24"/>
           <w:lang w:val="en-US"/>
@@ -3162,8 +2910,6 @@
       <w:r>
         <w:rPr>
           <w:rFonts w:ascii="Times New Roman" w:hAnsi="Times New Roman" w:cs="Times New Roman"/>
-          <w:b/>
-          <w:bCs/>
           <w:sz w:val="24"/>
           <w:szCs w:val="24"/>
           <w:lang w:val="en-US"/>
@@ -3174,8 +2920,6 @@
       <w:r>
         <w:rPr>
           <w:rFonts w:ascii="Times New Roman" w:hAnsi="Times New Roman" w:cs="Times New Roman"/>
-          <w:b/>
-          <w:bCs/>
           <w:sz w:val="24"/>
           <w:szCs w:val="24"/>
           <w:lang w:val="en-US"/>
@@ -3186,8 +2930,6 @@
       <w:r>
         <w:rPr>
           <w:rFonts w:ascii="Times New Roman" w:hAnsi="Times New Roman" w:cs="Times New Roman"/>
-          <w:b/>
-          <w:bCs/>
           <w:sz w:val="24"/>
           <w:szCs w:val="24"/>
           <w:lang w:val="en-US"/>
@@ -3198,8 +2940,6 @@
       <w:r>
         <w:rPr>
           <w:rFonts w:ascii="Times New Roman" w:hAnsi="Times New Roman" w:cs="Times New Roman"/>
-          <w:b/>
-          <w:bCs/>
           <w:sz w:val="24"/>
           <w:szCs w:val="24"/>
           <w:lang w:val="en-US"/>
@@ -3210,8 +2950,6 @@
       <w:r>
         <w:rPr>
           <w:rFonts w:ascii="Times New Roman" w:hAnsi="Times New Roman" w:cs="Times New Roman"/>
-          <w:b/>
-          <w:bCs/>
           <w:sz w:val="24"/>
           <w:szCs w:val="24"/>
           <w:lang w:val="en-US"/>
@@ -3222,8 +2960,6 @@
       <w:r>
         <w:rPr>
           <w:rFonts w:ascii="Times New Roman" w:hAnsi="Times New Roman" w:cs="Times New Roman"/>
-          <w:b/>
-          <w:bCs/>
           <w:sz w:val="24"/>
           <w:szCs w:val="24"/>
           <w:lang w:val="en-US"/>
@@ -3234,8 +2970,6 @@
       <w:r>
         <w:rPr>
           <w:rFonts w:ascii="Times New Roman" w:hAnsi="Times New Roman" w:cs="Times New Roman"/>
-          <w:b/>
-          <w:bCs/>
           <w:sz w:val="24"/>
           <w:szCs w:val="24"/>
           <w:lang w:val="en-US"/>
@@ -3246,8 +2980,6 @@
       <w:r>
         <w:rPr>
           <w:rFonts w:ascii="Times New Roman" w:hAnsi="Times New Roman" w:cs="Times New Roman"/>
-          <w:b/>
-          <w:bCs/>
           <w:sz w:val="24"/>
           <w:szCs w:val="24"/>
           <w:lang w:val="en-US"/>
@@ -3258,8 +2990,6 @@
       <w:r>
         <w:rPr>
           <w:rFonts w:ascii="Times New Roman" w:hAnsi="Times New Roman" w:cs="Times New Roman"/>
-          <w:b/>
-          <w:bCs/>
           <w:sz w:val="24"/>
           <w:szCs w:val="24"/>
           <w:lang w:val="en-US"/>
@@ -3269,8 +2999,6 @@
       <w:r>
         <w:rPr>
           <w:rFonts w:ascii="Times New Roman" w:hAnsi="Times New Roman" w:cs="Times New Roman"/>
-          <w:b/>
-          <w:bCs/>
           <w:sz w:val="24"/>
           <w:szCs w:val="24"/>
         </w:rPr>
@@ -3279,8 +3007,6 @@
       <w:r>
         <w:rPr>
           <w:rFonts w:ascii="Times New Roman" w:hAnsi="Times New Roman" w:cs="Times New Roman"/>
-          <w:b/>
-          <w:bCs/>
           <w:sz w:val="24"/>
           <w:szCs w:val="24"/>
           <w:lang w:val="en-US"/>
@@ -3290,8 +3016,6 @@
       <w:r>
         <w:rPr>
           <w:rFonts w:ascii="Times New Roman" w:hAnsi="Times New Roman" w:cs="Times New Roman"/>
-          <w:b/>
-          <w:bCs/>
           <w:sz w:val="24"/>
           <w:szCs w:val="24"/>
         </w:rPr>
@@ -3300,8 +3024,6 @@
       <w:r>
         <w:rPr>
           <w:rFonts w:ascii="Times New Roman" w:hAnsi="Times New Roman" w:cs="Times New Roman"/>
-          <w:b/>
-          <w:bCs/>
           <w:sz w:val="24"/>
           <w:szCs w:val="24"/>
           <w:lang w:val="en-US"/>
@@ -3311,8 +3033,6 @@
       <w:r>
         <w:rPr>
           <w:rFonts w:ascii="Times New Roman" w:hAnsi="Times New Roman" w:cs="Times New Roman"/>
-          <w:b/>
-          <w:bCs/>
           <w:sz w:val="24"/>
           <w:szCs w:val="24"/>
         </w:rPr>
@@ -3321,8 +3041,6 @@
       <w:r>
         <w:rPr>
           <w:rFonts w:ascii="Times New Roman" w:hAnsi="Times New Roman" w:cs="Times New Roman"/>
-          <w:b/>
-          <w:bCs/>
           <w:sz w:val="24"/>
           <w:szCs w:val="24"/>
           <w:lang w:val="en-US"/>
@@ -3332,8 +3050,6 @@
       <w:r>
         <w:rPr>
           <w:rFonts w:ascii="Times New Roman" w:hAnsi="Times New Roman" w:cs="Times New Roman"/>
-          <w:b/>
-          <w:bCs/>
           <w:sz w:val="24"/>
           <w:szCs w:val="24"/>
         </w:rPr>
@@ -3342,8 +3058,6 @@
       <w:r>
         <w:rPr>
           <w:rFonts w:ascii="Times New Roman" w:hAnsi="Times New Roman" w:cs="Times New Roman"/>
-          <w:b/>
-          <w:bCs/>
           <w:sz w:val="24"/>
           <w:szCs w:val="24"/>
           <w:lang w:val="en-US"/>
@@ -3353,8 +3067,6 @@
       <w:r>
         <w:rPr>
           <w:rFonts w:ascii="Times New Roman" w:hAnsi="Times New Roman" w:cs="Times New Roman"/>
-          <w:b/>
-          <w:bCs/>
           <w:sz w:val="24"/>
           <w:szCs w:val="24"/>
         </w:rPr>
@@ -3365,20 +3077,16 @@
       <w:pPr>
         <w:rPr>
           <w:rFonts w:ascii="Times New Roman" w:hAnsi="Times New Roman" w:cs="Times New Roman"/>
-          <w:b/>
-          <w:bCs/>
-          <w:sz w:val="24"/>
-          <w:szCs w:val="24"/>
-          <w:lang w:val="en-US"/>
-        </w:rPr>
-      </w:pPr>
-    </w:p>
-    <w:p>
-      <w:pPr>
-        <w:rPr>
-          <w:rFonts w:ascii="Times New Roman" w:hAnsi="Times New Roman" w:cs="Times New Roman"/>
-          <w:b/>
-          <w:bCs/>
+          <w:sz w:val="24"/>
+          <w:szCs w:val="24"/>
+          <w:lang w:val="en-US"/>
+        </w:rPr>
+      </w:pPr>
+    </w:p>
+    <w:p>
+      <w:pPr>
+        <w:rPr>
+          <w:rFonts w:ascii="Times New Roman" w:hAnsi="Times New Roman" w:cs="Times New Roman"/>
           <w:sz w:val="24"/>
           <w:szCs w:val="24"/>
         </w:rPr>
@@ -3387,8 +3095,6 @@
       <w:r>
         <w:rPr>
           <w:rFonts w:ascii="Times New Roman" w:hAnsi="Times New Roman" w:cs="Times New Roman"/>
-          <w:b/>
-          <w:bCs/>
           <w:sz w:val="24"/>
           <w:szCs w:val="24"/>
         </w:rPr>
@@ -3398,8 +3104,6 @@
       <w:r>
         <w:rPr>
           <w:rFonts w:ascii="Times New Roman" w:hAnsi="Times New Roman" w:cs="Times New Roman"/>
-          <w:b/>
-          <w:bCs/>
           <w:sz w:val="24"/>
           <w:szCs w:val="24"/>
         </w:rPr>
@@ -3409,8 +3113,6 @@
       <w:r>
         <w:rPr>
           <w:rFonts w:ascii="Times New Roman" w:hAnsi="Times New Roman" w:cs="Times New Roman"/>
-          <w:b/>
-          <w:bCs/>
           <w:sz w:val="24"/>
           <w:szCs w:val="24"/>
         </w:rPr>
@@ -3420,8 +3122,6 @@
       <w:r>
         <w:rPr>
           <w:rFonts w:ascii="Times New Roman" w:hAnsi="Times New Roman" w:cs="Times New Roman"/>
-          <w:b/>
-          <w:bCs/>
           <w:sz w:val="24"/>
           <w:szCs w:val="24"/>
         </w:rPr>
@@ -3431,8 +3131,6 @@
       <w:r>
         <w:rPr>
           <w:rFonts w:ascii="Times New Roman" w:hAnsi="Times New Roman" w:cs="Times New Roman"/>
-          <w:b/>
-          <w:bCs/>
           <w:sz w:val="24"/>
           <w:szCs w:val="24"/>
         </w:rPr>
@@ -3442,8 +3140,6 @@
       <w:r>
         <w:rPr>
           <w:rFonts w:ascii="Times New Roman" w:hAnsi="Times New Roman" w:cs="Times New Roman"/>
-          <w:b/>
-          <w:bCs/>
           <w:sz w:val="24"/>
           <w:szCs w:val="24"/>
         </w:rPr>
@@ -3453,8 +3149,6 @@
       <w:r>
         <w:rPr>
           <w:rFonts w:ascii="Times New Roman" w:hAnsi="Times New Roman" w:cs="Times New Roman"/>
-          <w:b/>
-          <w:bCs/>
           <w:sz w:val="24"/>
           <w:szCs w:val="24"/>
         </w:rPr>
@@ -3464,8 +3158,6 @@
       <w:r>
         <w:rPr>
           <w:rFonts w:ascii="Times New Roman" w:hAnsi="Times New Roman" w:cs="Times New Roman"/>
-          <w:b/>
-          <w:bCs/>
           <w:sz w:val="24"/>
           <w:szCs w:val="24"/>
         </w:rPr>
@@ -3475,8 +3167,6 @@
       <w:r>
         <w:rPr>
           <w:rFonts w:ascii="Times New Roman" w:hAnsi="Times New Roman" w:cs="Times New Roman"/>
-          <w:b/>
-          <w:bCs/>
           <w:sz w:val="24"/>
           <w:szCs w:val="24"/>
         </w:rPr>
@@ -3486,8 +3176,6 @@
       <w:r>
         <w:rPr>
           <w:rFonts w:ascii="Times New Roman" w:hAnsi="Times New Roman" w:cs="Times New Roman"/>
-          <w:b/>
-          <w:bCs/>
           <w:sz w:val="24"/>
           <w:szCs w:val="24"/>
         </w:rPr>
@@ -3497,8 +3185,6 @@
       <w:r>
         <w:rPr>
           <w:rFonts w:ascii="Times New Roman" w:hAnsi="Times New Roman" w:cs="Times New Roman"/>
-          <w:b/>
-          <w:bCs/>
           <w:sz w:val="24"/>
           <w:szCs w:val="24"/>
         </w:rPr>
@@ -3508,8 +3194,6 @@
       <w:r>
         <w:rPr>
           <w:rFonts w:ascii="Times New Roman" w:hAnsi="Times New Roman" w:cs="Times New Roman"/>
-          <w:b/>
-          <w:bCs/>
           <w:sz w:val="24"/>
           <w:szCs w:val="24"/>
         </w:rPr>
@@ -3520,28 +3204,22 @@
       <w:pPr>
         <w:rPr>
           <w:rFonts w:ascii="Times New Roman" w:hAnsi="Times New Roman" w:cs="Times New Roman"/>
-          <w:b/>
-          <w:bCs/>
-          <w:sz w:val="24"/>
-          <w:szCs w:val="24"/>
-        </w:rPr>
-      </w:pPr>
-    </w:p>
-    <w:p>
-      <w:pPr>
-        <w:rPr>
-          <w:rFonts w:ascii="Times New Roman" w:hAnsi="Times New Roman" w:cs="Times New Roman"/>
-          <w:b/>
-          <w:bCs/>
-          <w:sz w:val="24"/>
-          <w:szCs w:val="24"/>
-        </w:rPr>
-      </w:pPr>
-      <w:r>
-        <w:rPr>
-          <w:rFonts w:ascii="Times New Roman" w:hAnsi="Times New Roman" w:cs="Times New Roman"/>
-          <w:b/>
-          <w:bCs/>
+          <w:sz w:val="24"/>
+          <w:szCs w:val="24"/>
+        </w:rPr>
+      </w:pPr>
+    </w:p>
+    <w:p>
+      <w:pPr>
+        <w:rPr>
+          <w:rFonts w:ascii="Times New Roman" w:hAnsi="Times New Roman" w:cs="Times New Roman"/>
+          <w:sz w:val="24"/>
+          <w:szCs w:val="24"/>
+        </w:rPr>
+      </w:pPr>
+      <w:r>
+        <w:rPr>
+          <w:rFonts w:ascii="Times New Roman" w:hAnsi="Times New Roman" w:cs="Times New Roman"/>
           <w:sz w:val="24"/>
           <w:szCs w:val="24"/>
         </w:rPr>
@@ -3552,8 +3230,6 @@
       <w:pPr>
         <w:rPr>
           <w:rFonts w:ascii="Times New Roman" w:hAnsi="Times New Roman" w:cs="Times New Roman"/>
-          <w:b/>
-          <w:bCs/>
           <w:sz w:val="24"/>
           <w:szCs w:val="24"/>
           <w:lang w:val="en-US"/>
@@ -3563,8 +3239,6 @@
       <w:r>
         <w:rPr>
           <w:rFonts w:ascii="Times New Roman" w:hAnsi="Times New Roman" w:cs="Times New Roman"/>
-          <w:b/>
-          <w:bCs/>
           <w:sz w:val="24"/>
           <w:szCs w:val="24"/>
           <w:lang w:val="en-US"/>
@@ -3575,8 +3249,6 @@
       <w:r>
         <w:rPr>
           <w:rFonts w:ascii="Times New Roman" w:hAnsi="Times New Roman" w:cs="Times New Roman"/>
-          <w:b/>
-          <w:bCs/>
           <w:sz w:val="24"/>
           <w:szCs w:val="24"/>
           <w:lang w:val="en-US"/>
@@ -3586,8 +3258,6 @@
       <w:r>
         <w:rPr>
           <w:rFonts w:ascii="Times New Roman" w:hAnsi="Times New Roman" w:cs="Times New Roman"/>
-          <w:b/>
-          <w:bCs/>
           <w:sz w:val="24"/>
           <w:szCs w:val="24"/>
         </w:rPr>
@@ -3596,8 +3266,6 @@
       <w:r>
         <w:rPr>
           <w:rFonts w:ascii="Times New Roman" w:hAnsi="Times New Roman" w:cs="Times New Roman"/>
-          <w:b/>
-          <w:bCs/>
           <w:sz w:val="24"/>
           <w:szCs w:val="24"/>
           <w:lang w:val="en-US"/>
@@ -3608,8 +3276,6 @@
       <w:r>
         <w:rPr>
           <w:rFonts w:ascii="Times New Roman" w:hAnsi="Times New Roman" w:cs="Times New Roman"/>
-          <w:b/>
-          <w:bCs/>
           <w:sz w:val="24"/>
           <w:szCs w:val="24"/>
           <w:lang w:val="en-US"/>
@@ -3620,8 +3286,6 @@
       <w:r>
         <w:rPr>
           <w:rFonts w:ascii="Times New Roman" w:hAnsi="Times New Roman" w:cs="Times New Roman"/>
-          <w:b/>
-          <w:bCs/>
           <w:sz w:val="24"/>
           <w:szCs w:val="24"/>
           <w:lang w:val="en-US"/>
@@ -3633,8 +3297,6 @@
       <w:pPr>
         <w:rPr>
           <w:rFonts w:ascii="Times New Roman" w:hAnsi="Times New Roman" w:cs="Times New Roman"/>
-          <w:b/>
-          <w:bCs/>
           <w:sz w:val="24"/>
           <w:szCs w:val="24"/>
           <w:lang w:val="en-US"/>
@@ -3644,8 +3306,6 @@
       <w:r>
         <w:rPr>
           <w:rFonts w:ascii="Times New Roman" w:hAnsi="Times New Roman" w:cs="Times New Roman"/>
-          <w:b/>
-          <w:bCs/>
           <w:sz w:val="24"/>
           <w:szCs w:val="24"/>
           <w:lang w:val="en-US"/>
@@ -3656,8 +3316,6 @@
       <w:r>
         <w:rPr>
           <w:rFonts w:ascii="Times New Roman" w:hAnsi="Times New Roman" w:cs="Times New Roman"/>
-          <w:b/>
-          <w:bCs/>
           <w:sz w:val="24"/>
           <w:szCs w:val="24"/>
           <w:lang w:val="en-US"/>
@@ -3667,8 +3325,6 @@
       <w:r>
         <w:rPr>
           <w:rFonts w:ascii="Times New Roman" w:hAnsi="Times New Roman" w:cs="Times New Roman"/>
-          <w:b/>
-          <w:bCs/>
           <w:sz w:val="24"/>
           <w:szCs w:val="24"/>
         </w:rPr>
@@ -3678,8 +3334,6 @@
       <w:r>
         <w:rPr>
           <w:rFonts w:ascii="Times New Roman" w:hAnsi="Times New Roman" w:cs="Times New Roman"/>
-          <w:b/>
-          <w:bCs/>
           <w:sz w:val="24"/>
           <w:szCs w:val="24"/>
           <w:lang w:val="en-US"/>
@@ -3690,8 +3344,6 @@
       <w:r>
         <w:rPr>
           <w:rFonts w:ascii="Times New Roman" w:hAnsi="Times New Roman" w:cs="Times New Roman"/>
-          <w:b/>
-          <w:bCs/>
           <w:sz w:val="24"/>
           <w:szCs w:val="24"/>
           <w:lang w:val="en-US"/>
@@ -3702,8 +3354,6 @@
       <w:r>
         <w:rPr>
           <w:rFonts w:ascii="Times New Roman" w:hAnsi="Times New Roman" w:cs="Times New Roman"/>
-          <w:b/>
-          <w:bCs/>
           <w:sz w:val="24"/>
           <w:szCs w:val="24"/>
           <w:lang w:val="en-US"/>
@@ -3714,8 +3364,6 @@
       <w:r>
         <w:rPr>
           <w:rFonts w:ascii="Times New Roman" w:hAnsi="Times New Roman" w:cs="Times New Roman"/>
-          <w:b/>
-          <w:bCs/>
           <w:sz w:val="24"/>
           <w:szCs w:val="24"/>
           <w:lang w:val="en-US"/>
@@ -3726,8 +3374,6 @@
       <w:r>
         <w:rPr>
           <w:rFonts w:ascii="Times New Roman" w:hAnsi="Times New Roman" w:cs="Times New Roman"/>
-          <w:b/>
-          <w:bCs/>
           <w:sz w:val="24"/>
           <w:szCs w:val="24"/>
           <w:lang w:val="en-US"/>
@@ -3738,8 +3384,6 @@
       <w:r>
         <w:rPr>
           <w:rFonts w:ascii="Times New Roman" w:hAnsi="Times New Roman" w:cs="Times New Roman"/>
-          <w:b/>
-          <w:bCs/>
           <w:sz w:val="24"/>
           <w:szCs w:val="24"/>
           <w:lang w:val="en-US"/>
@@ -3751,18 +3395,14 @@
       <w:pPr>
         <w:rPr>
           <w:rFonts w:ascii="Times New Roman" w:hAnsi="Times New Roman" w:cs="Times New Roman"/>
-          <w:b/>
-          <w:bCs/>
-          <w:sz w:val="24"/>
-          <w:szCs w:val="24"/>
-          <w:lang w:val="en-US"/>
-        </w:rPr>
-      </w:pPr>
-      <w:r>
-        <w:rPr>
-          <w:rFonts w:ascii="Times New Roman" w:hAnsi="Times New Roman" w:cs="Times New Roman"/>
-          <w:b/>
-          <w:bCs/>
+          <w:sz w:val="24"/>
+          <w:szCs w:val="24"/>
+          <w:lang w:val="en-US"/>
+        </w:rPr>
+      </w:pPr>
+      <w:r>
+        <w:rPr>
+          <w:rFonts w:ascii="Times New Roman" w:hAnsi="Times New Roman" w:cs="Times New Roman"/>
           <w:sz w:val="24"/>
           <w:szCs w:val="24"/>
           <w:lang w:val="en-US"/>
@@ -3774,62 +3414,33 @@
       <w:pPr>
         <w:rPr>
           <w:rFonts w:ascii="Times New Roman" w:hAnsi="Times New Roman" w:cs="Times New Roman"/>
-          <w:b/>
-          <w:bCs/>
-          <w:sz w:val="24"/>
-          <w:szCs w:val="24"/>
-        </w:rPr>
-      </w:pPr>
-      <w:r>
-        <w:rPr>
-          <w:rFonts w:ascii="Times New Roman" w:hAnsi="Times New Roman" w:cs="Times New Roman"/>
-          <w:b/>
-          <w:bCs/>
-          <w:sz w:val="24"/>
-          <w:szCs w:val="24"/>
-          <w:lang w:val="en-US"/>
-        </w:rPr>
-        <w:t xml:space="preserve">    </w:t>
-      </w:r>
-      <w:proofErr w:type="spellStart"/>
-      <w:r>
-        <w:rPr>
-          <w:rFonts w:ascii="Times New Roman" w:hAnsi="Times New Roman" w:cs="Times New Roman"/>
-          <w:b/>
-          <w:bCs/>
-          <w:sz w:val="24"/>
-          <w:szCs w:val="24"/>
-        </w:rPr>
-        <w:t>return</w:t>
-      </w:r>
-      <w:proofErr w:type="spellEnd"/>
-      <w:r>
-        <w:rPr>
-          <w:rFonts w:ascii="Times New Roman" w:hAnsi="Times New Roman" w:cs="Times New Roman"/>
-          <w:b/>
-          <w:bCs/>
-          <w:sz w:val="24"/>
-          <w:szCs w:val="24"/>
-        </w:rPr>
-        <w:t xml:space="preserve"> 0;</w:t>
-      </w:r>
-    </w:p>
-    <w:p>
-      <w:pPr>
-        <w:rPr>
-          <w:rFonts w:ascii="Times New Roman" w:hAnsi="Times New Roman" w:cs="Times New Roman"/>
-          <w:b/>
-          <w:bCs/>
-          <w:sz w:val="24"/>
-          <w:szCs w:val="24"/>
-          <w:lang w:val="en-US"/>
-        </w:rPr>
-      </w:pPr>
-      <w:r>
-        <w:rPr>
-          <w:rFonts w:ascii="Times New Roman" w:hAnsi="Times New Roman" w:cs="Times New Roman"/>
-          <w:b/>
-          <w:bCs/>
+          <w:sz w:val="24"/>
+          <w:szCs w:val="24"/>
+          <w:lang w:val="en-US"/>
+        </w:rPr>
+      </w:pPr>
+      <w:r>
+        <w:rPr>
+          <w:rFonts w:ascii="Times New Roman" w:hAnsi="Times New Roman" w:cs="Times New Roman"/>
+          <w:sz w:val="24"/>
+          <w:szCs w:val="24"/>
+          <w:lang w:val="en-US"/>
+        </w:rPr>
+        <w:t>    return 0;</w:t>
+      </w:r>
+    </w:p>
+    <w:p>
+      <w:pPr>
+        <w:rPr>
+          <w:rFonts w:ascii="Times New Roman" w:hAnsi="Times New Roman" w:cs="Times New Roman"/>
+          <w:sz w:val="24"/>
+          <w:szCs w:val="24"/>
+          <w:lang w:val="en-US"/>
+        </w:rPr>
+      </w:pPr>
+      <w:r>
+        <w:rPr>
+          <w:rFonts w:ascii="Times New Roman" w:hAnsi="Times New Roman" w:cs="Times New Roman"/>
           <w:sz w:val="24"/>
           <w:szCs w:val="24"/>
           <w:lang w:val="en-US"/>
@@ -4102,17 +3713,13 @@
       <w:pPr>
         <w:rPr>
           <w:rFonts w:ascii="Times New Roman" w:hAnsi="Times New Roman" w:cs="Times New Roman"/>
-          <w:b/>
-          <w:bCs/>
-          <w:sz w:val="24"/>
-          <w:szCs w:val="24"/>
-        </w:rPr>
-      </w:pPr>
-      <w:r>
-        <w:rPr>
-          <w:rFonts w:ascii="Times New Roman" w:hAnsi="Times New Roman" w:cs="Times New Roman"/>
-          <w:b/>
-          <w:bCs/>
+          <w:sz w:val="24"/>
+          <w:szCs w:val="24"/>
+        </w:rPr>
+      </w:pPr>
+      <w:r>
+        <w:rPr>
+          <w:rFonts w:ascii="Times New Roman" w:hAnsi="Times New Roman" w:cs="Times New Roman"/>
           <w:sz w:val="24"/>
           <w:szCs w:val="24"/>
         </w:rPr>
@@ -4123,17 +3730,13 @@
       <w:pPr>
         <w:rPr>
           <w:rFonts w:ascii="Times New Roman" w:hAnsi="Times New Roman" w:cs="Times New Roman"/>
-          <w:b/>
-          <w:bCs/>
-          <w:sz w:val="24"/>
-          <w:szCs w:val="24"/>
-        </w:rPr>
-      </w:pPr>
-      <w:r>
-        <w:rPr>
-          <w:rFonts w:ascii="Times New Roman" w:hAnsi="Times New Roman" w:cs="Times New Roman"/>
-          <w:b/>
-          <w:bCs/>
+          <w:sz w:val="24"/>
+          <w:szCs w:val="24"/>
+        </w:rPr>
+      </w:pPr>
+      <w:r>
+        <w:rPr>
+          <w:rFonts w:ascii="Times New Roman" w:hAnsi="Times New Roman" w:cs="Times New Roman"/>
           <w:sz w:val="24"/>
           <w:szCs w:val="24"/>
         </w:rPr>
@@ -4144,41 +3747,118 @@
       <w:pPr>
         <w:rPr>
           <w:rFonts w:ascii="Times New Roman" w:hAnsi="Times New Roman" w:cs="Times New Roman"/>
-          <w:b/>
-          <w:bCs/>
-          <w:sz w:val="24"/>
-          <w:szCs w:val="24"/>
-          <w:lang w:val="en-US"/>
-        </w:rPr>
-      </w:pPr>
-      <w:r>
-        <w:rPr>
-          <w:rFonts w:ascii="Times New Roman" w:hAnsi="Times New Roman" w:cs="Times New Roman"/>
-          <w:b/>
-          <w:bCs/>
-          <w:sz w:val="24"/>
-          <w:szCs w:val="24"/>
-          <w:lang w:val="en-US"/>
-        </w:rPr>
-        <w:t>#include &lt;iostream&gt;</w:t>
-      </w:r>
-    </w:p>
-    <w:p>
-      <w:pPr>
-        <w:rPr>
-          <w:rFonts w:ascii="Times New Roman" w:hAnsi="Times New Roman" w:cs="Times New Roman"/>
-          <w:b/>
-          <w:bCs/>
-          <w:sz w:val="24"/>
-          <w:szCs w:val="24"/>
-          <w:lang w:val="en-US"/>
-        </w:rPr>
-      </w:pPr>
-      <w:r>
-        <w:rPr>
-          <w:rFonts w:ascii="Times New Roman" w:hAnsi="Times New Roman" w:cs="Times New Roman"/>
-          <w:b/>
-          <w:bCs/>
+          <w:sz w:val="24"/>
+          <w:szCs w:val="24"/>
+        </w:rPr>
+      </w:pPr>
+      <w:r>
+        <w:rPr>
+          <w:rFonts w:ascii="Times New Roman" w:hAnsi="Times New Roman" w:cs="Times New Roman"/>
+          <w:sz w:val="24"/>
+          <w:szCs w:val="24"/>
+        </w:rPr>
+        <w:t>#</w:t>
+      </w:r>
+      <w:r>
+        <w:rPr>
+          <w:rFonts w:ascii="Times New Roman" w:hAnsi="Times New Roman" w:cs="Times New Roman"/>
+          <w:sz w:val="24"/>
+          <w:szCs w:val="24"/>
+          <w:lang w:val="en-US"/>
+        </w:rPr>
+        <w:t>include</w:t>
+      </w:r>
+      <w:r>
+        <w:rPr>
+          <w:rFonts w:ascii="Times New Roman" w:hAnsi="Times New Roman" w:cs="Times New Roman"/>
+          <w:sz w:val="24"/>
+          <w:szCs w:val="24"/>
+        </w:rPr>
+        <w:t xml:space="preserve"> &lt;</w:t>
+      </w:r>
+      <w:r>
+        <w:rPr>
+          <w:rFonts w:ascii="Times New Roman" w:hAnsi="Times New Roman" w:cs="Times New Roman"/>
+          <w:sz w:val="24"/>
+          <w:szCs w:val="24"/>
+          <w:lang w:val="en-US"/>
+        </w:rPr>
+        <w:t>iostream</w:t>
+      </w:r>
+      <w:r>
+        <w:rPr>
+          <w:rFonts w:ascii="Times New Roman" w:hAnsi="Times New Roman" w:cs="Times New Roman"/>
+          <w:sz w:val="24"/>
+          <w:szCs w:val="24"/>
+        </w:rPr>
+        <w:t>&gt;</w:t>
+      </w:r>
+    </w:p>
+    <w:p>
+      <w:pPr>
+        <w:rPr>
+          <w:rFonts w:ascii="Times New Roman" w:hAnsi="Times New Roman" w:cs="Times New Roman"/>
+          <w:sz w:val="24"/>
+          <w:szCs w:val="24"/>
+        </w:rPr>
+      </w:pPr>
+      <w:r>
+        <w:rPr>
+          <w:rFonts w:ascii="Times New Roman" w:hAnsi="Times New Roman" w:cs="Times New Roman"/>
+          <w:sz w:val="24"/>
+          <w:szCs w:val="24"/>
+        </w:rPr>
+        <w:t>#</w:t>
+      </w:r>
+      <w:r>
+        <w:rPr>
+          <w:rFonts w:ascii="Times New Roman" w:hAnsi="Times New Roman" w:cs="Times New Roman"/>
+          <w:sz w:val="24"/>
+          <w:szCs w:val="24"/>
+          <w:lang w:val="en-US"/>
+        </w:rPr>
+        <w:t>include</w:t>
+      </w:r>
+      <w:r>
+        <w:rPr>
+          <w:rFonts w:ascii="Times New Roman" w:hAnsi="Times New Roman" w:cs="Times New Roman"/>
+          <w:sz w:val="24"/>
+          <w:szCs w:val="24"/>
+        </w:rPr>
+        <w:t xml:space="preserve"> &lt;</w:t>
+      </w:r>
+      <w:proofErr w:type="spellStart"/>
+      <w:r>
+        <w:rPr>
+          <w:rFonts w:ascii="Times New Roman" w:hAnsi="Times New Roman" w:cs="Times New Roman"/>
+          <w:sz w:val="24"/>
+          <w:szCs w:val="24"/>
+          <w:lang w:val="en-US"/>
+        </w:rPr>
+        <w:t>cmath</w:t>
+      </w:r>
+      <w:proofErr w:type="spellEnd"/>
+      <w:r>
+        <w:rPr>
+          <w:rFonts w:ascii="Times New Roman" w:hAnsi="Times New Roman" w:cs="Times New Roman"/>
+          <w:sz w:val="24"/>
+          <w:szCs w:val="24"/>
+        </w:rPr>
+        <w:t>&gt;</w:t>
+      </w:r>
+    </w:p>
+    <w:p>
+      <w:pPr>
+        <w:rPr>
+          <w:rFonts w:ascii="Times New Roman" w:hAnsi="Times New Roman" w:cs="Times New Roman"/>
+          <w:sz w:val="24"/>
+          <w:szCs w:val="24"/>
+          <w:lang w:val="en-US"/>
+        </w:rPr>
+      </w:pPr>
+      <w:r>
+        <w:rPr>
+          <w:rFonts w:ascii="Times New Roman" w:hAnsi="Times New Roman" w:cs="Times New Roman"/>
           <w:sz w:val="24"/>
           <w:szCs w:val="24"/>
           <w:lang w:val="en-US"/>
@@ -4189,20 +3869,16 @@
       <w:r>
         <w:rPr>
           <w:rFonts w:ascii="Times New Roman" w:hAnsi="Times New Roman" w:cs="Times New Roman"/>
-          <w:b/>
-          <w:bCs/>
-          <w:sz w:val="24"/>
-          <w:szCs w:val="24"/>
-          <w:lang w:val="en-US"/>
-        </w:rPr>
-        <w:t>cmath</w:t>
+          <w:sz w:val="24"/>
+          <w:szCs w:val="24"/>
+          <w:lang w:val="en-US"/>
+        </w:rPr>
+        <w:t>iomanip</w:t>
       </w:r>
       <w:proofErr w:type="spellEnd"/>
       <w:r>
         <w:rPr>
           <w:rFonts w:ascii="Times New Roman" w:hAnsi="Times New Roman" w:cs="Times New Roman"/>
-          <w:b/>
-          <w:bCs/>
           <w:sz w:val="24"/>
           <w:szCs w:val="24"/>
           <w:lang w:val="en-US"/>
@@ -4214,65 +3890,14 @@
       <w:pPr>
         <w:rPr>
           <w:rFonts w:ascii="Times New Roman" w:hAnsi="Times New Roman" w:cs="Times New Roman"/>
-          <w:b/>
-          <w:bCs/>
-          <w:sz w:val="24"/>
-          <w:szCs w:val="24"/>
-          <w:lang w:val="en-US"/>
-        </w:rPr>
-      </w:pPr>
-      <w:r>
-        <w:rPr>
-          <w:rFonts w:ascii="Times New Roman" w:hAnsi="Times New Roman" w:cs="Times New Roman"/>
-          <w:b/>
-          <w:bCs/>
-          <w:sz w:val="24"/>
-          <w:szCs w:val="24"/>
-          <w:lang w:val="en-US"/>
-        </w:rPr>
-        <w:t>#include &lt;</w:t>
-      </w:r>
-      <w:proofErr w:type="spellStart"/>
-      <w:r>
-        <w:rPr>
-          <w:rFonts w:ascii="Times New Roman" w:hAnsi="Times New Roman" w:cs="Times New Roman"/>
-          <w:b/>
-          <w:bCs/>
-          <w:sz w:val="24"/>
-          <w:szCs w:val="24"/>
-          <w:lang w:val="en-US"/>
-        </w:rPr>
-        <w:t>iomanip</w:t>
-      </w:r>
-      <w:proofErr w:type="spellEnd"/>
-      <w:r>
-        <w:rPr>
-          <w:rFonts w:ascii="Times New Roman" w:hAnsi="Times New Roman" w:cs="Times New Roman"/>
-          <w:b/>
-          <w:bCs/>
-          <w:sz w:val="24"/>
-          <w:szCs w:val="24"/>
-          <w:lang w:val="en-US"/>
-        </w:rPr>
-        <w:t>&gt;</w:t>
-      </w:r>
-    </w:p>
-    <w:p>
-      <w:pPr>
-        <w:rPr>
-          <w:rFonts w:ascii="Times New Roman" w:hAnsi="Times New Roman" w:cs="Times New Roman"/>
-          <w:b/>
-          <w:bCs/>
-          <w:sz w:val="24"/>
-          <w:szCs w:val="24"/>
-          <w:lang w:val="en-US"/>
-        </w:rPr>
-      </w:pPr>
-      <w:r>
-        <w:rPr>
-          <w:rFonts w:ascii="Times New Roman" w:hAnsi="Times New Roman" w:cs="Times New Roman"/>
-          <w:b/>
-          <w:bCs/>
+          <w:sz w:val="24"/>
+          <w:szCs w:val="24"/>
+          <w:lang w:val="en-US"/>
+        </w:rPr>
+      </w:pPr>
+      <w:r>
+        <w:rPr>
+          <w:rFonts w:ascii="Times New Roman" w:hAnsi="Times New Roman" w:cs="Times New Roman"/>
           <w:sz w:val="24"/>
           <w:szCs w:val="24"/>
           <w:lang w:val="en-US"/>
@@ -4284,18 +3909,14 @@
       <w:pPr>
         <w:rPr>
           <w:rFonts w:ascii="Times New Roman" w:hAnsi="Times New Roman" w:cs="Times New Roman"/>
-          <w:b/>
-          <w:bCs/>
-          <w:sz w:val="24"/>
-          <w:szCs w:val="24"/>
-          <w:lang w:val="en-US"/>
-        </w:rPr>
-      </w:pPr>
-      <w:r>
-        <w:rPr>
-          <w:rFonts w:ascii="Times New Roman" w:hAnsi="Times New Roman" w:cs="Times New Roman"/>
-          <w:b/>
-          <w:bCs/>
+          <w:sz w:val="24"/>
+          <w:szCs w:val="24"/>
+          <w:lang w:val="en-US"/>
+        </w:rPr>
+      </w:pPr>
+      <w:r>
+        <w:rPr>
+          <w:rFonts w:ascii="Times New Roman" w:hAnsi="Times New Roman" w:cs="Times New Roman"/>
           <w:sz w:val="24"/>
           <w:szCs w:val="24"/>
           <w:lang w:val="en-US"/>
@@ -4306,8 +3927,6 @@
       <w:r>
         <w:rPr>
           <w:rFonts w:ascii="Times New Roman" w:hAnsi="Times New Roman" w:cs="Times New Roman"/>
-          <w:b/>
-          <w:bCs/>
           <w:sz w:val="24"/>
           <w:szCs w:val="24"/>
           <w:lang w:val="en-US"/>
@@ -4318,8 +3937,6 @@
       <w:r>
         <w:rPr>
           <w:rFonts w:ascii="Times New Roman" w:hAnsi="Times New Roman" w:cs="Times New Roman"/>
-          <w:b/>
-          <w:bCs/>
           <w:sz w:val="24"/>
           <w:szCs w:val="24"/>
           <w:lang w:val="en-US"/>
@@ -4331,18 +3948,14 @@
       <w:pPr>
         <w:rPr>
           <w:rFonts w:ascii="Times New Roman" w:hAnsi="Times New Roman" w:cs="Times New Roman"/>
-          <w:b/>
-          <w:bCs/>
-          <w:sz w:val="24"/>
-          <w:szCs w:val="24"/>
-          <w:lang w:val="en-US"/>
-        </w:rPr>
-      </w:pPr>
-      <w:r>
-        <w:rPr>
-          <w:rFonts w:ascii="Times New Roman" w:hAnsi="Times New Roman" w:cs="Times New Roman"/>
-          <w:b/>
-          <w:bCs/>
+          <w:sz w:val="24"/>
+          <w:szCs w:val="24"/>
+          <w:lang w:val="en-US"/>
+        </w:rPr>
+      </w:pPr>
+      <w:r>
+        <w:rPr>
+          <w:rFonts w:ascii="Times New Roman" w:hAnsi="Times New Roman" w:cs="Times New Roman"/>
           <w:sz w:val="24"/>
           <w:szCs w:val="24"/>
           <w:lang w:val="en-US"/>
@@ -4354,18 +3967,14 @@
       <w:pPr>
         <w:rPr>
           <w:rFonts w:ascii="Times New Roman" w:hAnsi="Times New Roman" w:cs="Times New Roman"/>
-          <w:b/>
-          <w:bCs/>
-          <w:sz w:val="24"/>
-          <w:szCs w:val="24"/>
-          <w:lang w:val="en-US"/>
-        </w:rPr>
-      </w:pPr>
-      <w:r>
-        <w:rPr>
-          <w:rFonts w:ascii="Times New Roman" w:hAnsi="Times New Roman" w:cs="Times New Roman"/>
-          <w:b/>
-          <w:bCs/>
+          <w:sz w:val="24"/>
+          <w:szCs w:val="24"/>
+          <w:lang w:val="en-US"/>
+        </w:rPr>
+      </w:pPr>
+      <w:r>
+        <w:rPr>
+          <w:rFonts w:ascii="Times New Roman" w:hAnsi="Times New Roman" w:cs="Times New Roman"/>
           <w:sz w:val="24"/>
           <w:szCs w:val="24"/>
           <w:lang w:val="en-US"/>
@@ -4377,8 +3986,6 @@
       <w:r>
         <w:rPr>
           <w:rFonts w:ascii="Times New Roman" w:hAnsi="Times New Roman" w:cs="Times New Roman"/>
-          <w:b/>
-          <w:bCs/>
           <w:sz w:val="24"/>
           <w:szCs w:val="24"/>
           <w:lang w:val="en-US"/>
@@ -4389,8 +3996,6 @@
       <w:r>
         <w:rPr>
           <w:rFonts w:ascii="Times New Roman" w:hAnsi="Times New Roman" w:cs="Times New Roman"/>
-          <w:b/>
-          <w:bCs/>
           <w:sz w:val="24"/>
           <w:szCs w:val="24"/>
           <w:lang w:val="en-US"/>
@@ -4401,8 +4006,6 @@
       <w:r>
         <w:rPr>
           <w:rFonts w:ascii="Times New Roman" w:hAnsi="Times New Roman" w:cs="Times New Roman"/>
-          <w:b/>
-          <w:bCs/>
           <w:sz w:val="24"/>
           <w:szCs w:val="24"/>
           <w:lang w:val="en-US"/>
@@ -4412,8 +4015,6 @@
       <w:r>
         <w:rPr>
           <w:rFonts w:ascii="Times New Roman" w:hAnsi="Times New Roman" w:cs="Times New Roman"/>
-          <w:b/>
-          <w:bCs/>
           <w:sz w:val="24"/>
           <w:szCs w:val="24"/>
         </w:rPr>
@@ -4422,8 +4023,6 @@
       <w:r>
         <w:rPr>
           <w:rFonts w:ascii="Times New Roman" w:hAnsi="Times New Roman" w:cs="Times New Roman"/>
-          <w:b/>
-          <w:bCs/>
           <w:sz w:val="24"/>
           <w:szCs w:val="24"/>
           <w:lang w:val="en-US"/>
@@ -4434,8 +4033,6 @@
       <w:r>
         <w:rPr>
           <w:rFonts w:ascii="Times New Roman" w:hAnsi="Times New Roman" w:cs="Times New Roman"/>
-          <w:b/>
-          <w:bCs/>
           <w:sz w:val="24"/>
           <w:szCs w:val="24"/>
         </w:rPr>
@@ -4447,18 +4044,14 @@
       <w:pPr>
         <w:rPr>
           <w:rFonts w:ascii="Times New Roman" w:hAnsi="Times New Roman" w:cs="Times New Roman"/>
-          <w:b/>
-          <w:bCs/>
-          <w:sz w:val="24"/>
-          <w:szCs w:val="24"/>
-          <w:lang w:val="en-US"/>
-        </w:rPr>
-      </w:pPr>
-      <w:r>
-        <w:rPr>
-          <w:rFonts w:ascii="Times New Roman" w:hAnsi="Times New Roman" w:cs="Times New Roman"/>
-          <w:b/>
-          <w:bCs/>
+          <w:sz w:val="24"/>
+          <w:szCs w:val="24"/>
+          <w:lang w:val="en-US"/>
+        </w:rPr>
+      </w:pPr>
+      <w:r>
+        <w:rPr>
+          <w:rFonts w:ascii="Times New Roman" w:hAnsi="Times New Roman" w:cs="Times New Roman"/>
           <w:sz w:val="24"/>
           <w:szCs w:val="24"/>
           <w:lang w:val="en-US"/>
@@ -4470,20 +4063,156 @@
       <w:pPr>
         <w:rPr>
           <w:rFonts w:ascii="Times New Roman" w:hAnsi="Times New Roman" w:cs="Times New Roman"/>
-          <w:b/>
-          <w:bCs/>
-          <w:sz w:val="24"/>
-          <w:szCs w:val="24"/>
-        </w:rPr>
-      </w:pPr>
-      <w:r>
-        <w:rPr>
-          <w:rFonts w:ascii="Times New Roman" w:hAnsi="Times New Roman" w:cs="Times New Roman"/>
-          <w:b/>
-          <w:bCs/>
-          <w:sz w:val="24"/>
-          <w:szCs w:val="24"/>
-          <w:lang w:val="en-US"/>
+          <w:sz w:val="24"/>
+          <w:szCs w:val="24"/>
+        </w:rPr>
+      </w:pPr>
+      <w:r>
+        <w:rPr>
+          <w:rFonts w:ascii="Times New Roman" w:hAnsi="Times New Roman" w:cs="Times New Roman"/>
+          <w:sz w:val="24"/>
+          <w:szCs w:val="24"/>
+          <w:lang w:val="en-US"/>
+        </w:rPr>
+        <w:t>       </w:t>
+      </w:r>
+      <w:r>
+        <w:rPr>
+          <w:rFonts w:ascii="Times New Roman" w:hAnsi="Times New Roman" w:cs="Times New Roman"/>
+          <w:sz w:val="24"/>
+          <w:szCs w:val="24"/>
+          <w:lang w:val="en-US"/>
+        </w:rPr>
+        <w:t xml:space="preserve"> </w:t>
+      </w:r>
+      <w:proofErr w:type="spellStart"/>
+      <w:r>
+        <w:rPr>
+          <w:rFonts w:ascii="Times New Roman" w:hAnsi="Times New Roman" w:cs="Times New Roman"/>
+          <w:sz w:val="24"/>
+          <w:szCs w:val="24"/>
+        </w:rPr>
+        <w:t>double</w:t>
+      </w:r>
+      <w:proofErr w:type="spellEnd"/>
+      <w:r>
+        <w:rPr>
+          <w:rFonts w:ascii="Times New Roman" w:hAnsi="Times New Roman" w:cs="Times New Roman"/>
+          <w:sz w:val="24"/>
+          <w:szCs w:val="24"/>
+        </w:rPr>
+        <w:t xml:space="preserve"> n = </w:t>
+      </w:r>
+      <w:proofErr w:type="gramStart"/>
+      <w:r>
+        <w:rPr>
+          <w:rFonts w:ascii="Times New Roman" w:hAnsi="Times New Roman" w:cs="Times New Roman"/>
+          <w:sz w:val="24"/>
+          <w:szCs w:val="24"/>
+        </w:rPr>
+        <w:t xml:space="preserve">10000;   </w:t>
+      </w:r>
+      <w:proofErr w:type="gramEnd"/>
+      <w:r>
+        <w:rPr>
+          <w:rFonts w:ascii="Times New Roman" w:hAnsi="Times New Roman" w:cs="Times New Roman"/>
+          <w:sz w:val="24"/>
+          <w:szCs w:val="24"/>
+        </w:rPr>
+        <w:t>  // начальная сумма</w:t>
+      </w:r>
+    </w:p>
+    <w:p>
+      <w:pPr>
+        <w:rPr>
+          <w:rFonts w:ascii="Times New Roman" w:hAnsi="Times New Roman" w:cs="Times New Roman"/>
+          <w:sz w:val="24"/>
+          <w:szCs w:val="24"/>
+        </w:rPr>
+      </w:pPr>
+      <w:r>
+        <w:rPr>
+          <w:rFonts w:ascii="Times New Roman" w:hAnsi="Times New Roman" w:cs="Times New Roman"/>
+          <w:sz w:val="24"/>
+          <w:szCs w:val="24"/>
+        </w:rPr>
+        <w:lastRenderedPageBreak/>
+        <w:t xml:space="preserve">  </w:t>
+      </w:r>
+      <w:r>
+        <w:rPr>
+          <w:rFonts w:ascii="Times New Roman" w:hAnsi="Times New Roman" w:cs="Times New Roman"/>
+          <w:sz w:val="24"/>
+          <w:szCs w:val="24"/>
+        </w:rPr>
+        <w:t xml:space="preserve">  </w:t>
+      </w:r>
+      <w:r>
+        <w:rPr>
+          <w:rFonts w:ascii="Times New Roman" w:hAnsi="Times New Roman" w:cs="Times New Roman"/>
+          <w:sz w:val="24"/>
+          <w:szCs w:val="24"/>
+        </w:rPr>
+        <w:t>   </w:t>
+      </w:r>
+      <w:r>
+        <w:rPr>
+          <w:rFonts w:ascii="Times New Roman" w:hAnsi="Times New Roman" w:cs="Times New Roman"/>
+          <w:sz w:val="24"/>
+          <w:szCs w:val="24"/>
+        </w:rPr>
+        <w:t xml:space="preserve"> </w:t>
+      </w:r>
+      <w:proofErr w:type="spellStart"/>
+      <w:r>
+        <w:rPr>
+          <w:rFonts w:ascii="Times New Roman" w:hAnsi="Times New Roman" w:cs="Times New Roman"/>
+          <w:sz w:val="24"/>
+          <w:szCs w:val="24"/>
+        </w:rPr>
+        <w:t>int</w:t>
+      </w:r>
+      <w:proofErr w:type="spellEnd"/>
+      <w:r>
+        <w:rPr>
+          <w:rFonts w:ascii="Times New Roman" w:hAnsi="Times New Roman" w:cs="Times New Roman"/>
+          <w:sz w:val="24"/>
+          <w:szCs w:val="24"/>
+        </w:rPr>
+        <w:t xml:space="preserve"> t = </w:t>
+      </w:r>
+      <w:proofErr w:type="gramStart"/>
+      <w:r>
+        <w:rPr>
+          <w:rFonts w:ascii="Times New Roman" w:hAnsi="Times New Roman" w:cs="Times New Roman"/>
+          <w:sz w:val="24"/>
+          <w:szCs w:val="24"/>
+        </w:rPr>
+        <w:t xml:space="preserve">5;   </w:t>
+      </w:r>
+      <w:proofErr w:type="gramEnd"/>
+      <w:r>
+        <w:rPr>
+          <w:rFonts w:ascii="Times New Roman" w:hAnsi="Times New Roman" w:cs="Times New Roman"/>
+          <w:sz w:val="24"/>
+          <w:szCs w:val="24"/>
+        </w:rPr>
+        <w:t>         // срок</w:t>
+      </w:r>
+    </w:p>
+    <w:p>
+      <w:pPr>
+        <w:rPr>
+          <w:rFonts w:ascii="Times New Roman" w:hAnsi="Times New Roman" w:cs="Times New Roman"/>
+          <w:sz w:val="24"/>
+          <w:szCs w:val="24"/>
+        </w:rPr>
+      </w:pPr>
+      <w:r>
+        <w:rPr>
+          <w:rFonts w:ascii="Times New Roman" w:hAnsi="Times New Roman" w:cs="Times New Roman"/>
+          <w:sz w:val="24"/>
+          <w:szCs w:val="24"/>
         </w:rPr>
         <w:t xml:space="preserve">        </w:t>
       </w:r>
@@ -4491,8 +4220,6 @@
       <w:r>
         <w:rPr>
           <w:rFonts w:ascii="Times New Roman" w:hAnsi="Times New Roman" w:cs="Times New Roman"/>
-          <w:b/>
-          <w:bCs/>
           <w:sz w:val="24"/>
           <w:szCs w:val="24"/>
         </w:rPr>
@@ -4502,424 +4229,225 @@
       <w:r>
         <w:rPr>
           <w:rFonts w:ascii="Times New Roman" w:hAnsi="Times New Roman" w:cs="Times New Roman"/>
-          <w:b/>
-          <w:bCs/>
-          <w:sz w:val="24"/>
-          <w:szCs w:val="24"/>
-        </w:rPr>
-        <w:t xml:space="preserve"> n = </w:t>
+          <w:sz w:val="24"/>
+          <w:szCs w:val="24"/>
+        </w:rPr>
+        <w:t xml:space="preserve"> p = </w:t>
       </w:r>
       <w:proofErr w:type="gramStart"/>
       <w:r>
         <w:rPr>
           <w:rFonts w:ascii="Times New Roman" w:hAnsi="Times New Roman" w:cs="Times New Roman"/>
-          <w:b/>
-          <w:bCs/>
-          <w:sz w:val="24"/>
-          <w:szCs w:val="24"/>
-        </w:rPr>
-        <w:t xml:space="preserve">10000;   </w:t>
+          <w:sz w:val="24"/>
+          <w:szCs w:val="24"/>
+        </w:rPr>
+        <w:t xml:space="preserve">10;   </w:t>
       </w:r>
       <w:proofErr w:type="gramEnd"/>
       <w:r>
         <w:rPr>
           <w:rFonts w:ascii="Times New Roman" w:hAnsi="Times New Roman" w:cs="Times New Roman"/>
-          <w:b/>
-          <w:bCs/>
-          <w:sz w:val="24"/>
-          <w:szCs w:val="24"/>
-        </w:rPr>
-        <w:t>  // начальная сумма</w:t>
-      </w:r>
-    </w:p>
-    <w:p>
-      <w:pPr>
-        <w:rPr>
-          <w:rFonts w:ascii="Times New Roman" w:hAnsi="Times New Roman" w:cs="Times New Roman"/>
-          <w:b/>
-          <w:bCs/>
-          <w:sz w:val="24"/>
-          <w:szCs w:val="24"/>
-        </w:rPr>
-      </w:pPr>
-      <w:r>
-        <w:rPr>
-          <w:rFonts w:ascii="Times New Roman" w:hAnsi="Times New Roman" w:cs="Times New Roman"/>
-          <w:b/>
-          <w:bCs/>
-          <w:sz w:val="24"/>
-          <w:szCs w:val="24"/>
-        </w:rPr>
-        <w:lastRenderedPageBreak/>
+          <w:sz w:val="24"/>
+          <w:szCs w:val="24"/>
+        </w:rPr>
+        <w:t>     //ставка</w:t>
+      </w:r>
+    </w:p>
+    <w:p>
+      <w:pPr>
+        <w:rPr>
+          <w:rFonts w:ascii="Times New Roman" w:hAnsi="Times New Roman" w:cs="Times New Roman"/>
+          <w:sz w:val="24"/>
+          <w:szCs w:val="24"/>
+        </w:rPr>
+      </w:pPr>
+      <w:r>
+        <w:rPr>
+          <w:rFonts w:ascii="Times New Roman" w:hAnsi="Times New Roman" w:cs="Times New Roman"/>
+          <w:sz w:val="24"/>
+          <w:szCs w:val="24"/>
+        </w:rPr>
+        <w:t xml:space="preserve">    </w:t>
+      </w:r>
+    </w:p>
+    <w:p>
+      <w:pPr>
+        <w:rPr>
+          <w:rFonts w:ascii="Times New Roman" w:hAnsi="Times New Roman" w:cs="Times New Roman"/>
+          <w:sz w:val="24"/>
+          <w:szCs w:val="24"/>
+        </w:rPr>
+      </w:pPr>
+      <w:r>
+        <w:rPr>
+          <w:rFonts w:ascii="Times New Roman" w:hAnsi="Times New Roman" w:cs="Times New Roman"/>
+          <w:sz w:val="24"/>
+          <w:szCs w:val="24"/>
+        </w:rPr>
+        <w:t>        //------------//</w:t>
+      </w:r>
+      <w:proofErr w:type="spellStart"/>
+      <w:r>
+        <w:rPr>
+          <w:rFonts w:ascii="Times New Roman" w:hAnsi="Times New Roman" w:cs="Times New Roman"/>
+          <w:sz w:val="24"/>
+          <w:szCs w:val="24"/>
+        </w:rPr>
+        <w:t>коэфицент</w:t>
+      </w:r>
+      <w:proofErr w:type="spellEnd"/>
+      <w:r>
+        <w:rPr>
+          <w:rFonts w:ascii="Times New Roman" w:hAnsi="Times New Roman" w:cs="Times New Roman"/>
+          <w:sz w:val="24"/>
+          <w:szCs w:val="24"/>
+        </w:rPr>
+        <w:t xml:space="preserve"> увеличения</w:t>
+      </w:r>
+    </w:p>
+    <w:p>
+      <w:pPr>
+        <w:rPr>
+          <w:rFonts w:ascii="Times New Roman" w:hAnsi="Times New Roman" w:cs="Times New Roman"/>
+          <w:sz w:val="24"/>
+          <w:szCs w:val="24"/>
+        </w:rPr>
+      </w:pPr>
+      <w:r>
+        <w:rPr>
+          <w:rFonts w:ascii="Times New Roman" w:hAnsi="Times New Roman" w:cs="Times New Roman"/>
+          <w:sz w:val="24"/>
+          <w:szCs w:val="24"/>
+        </w:rPr>
         <w:t xml:space="preserve">        </w:t>
       </w:r>
       <w:proofErr w:type="spellStart"/>
       <w:r>
         <w:rPr>
           <w:rFonts w:ascii="Times New Roman" w:hAnsi="Times New Roman" w:cs="Times New Roman"/>
-          <w:b/>
-          <w:bCs/>
-          <w:sz w:val="24"/>
-          <w:szCs w:val="24"/>
-        </w:rPr>
-        <w:t>int</w:t>
+          <w:sz w:val="24"/>
+          <w:szCs w:val="24"/>
+        </w:rPr>
+        <w:t>double</w:t>
       </w:r>
       <w:proofErr w:type="spellEnd"/>
       <w:r>
         <w:rPr>
           <w:rFonts w:ascii="Times New Roman" w:hAnsi="Times New Roman" w:cs="Times New Roman"/>
-          <w:b/>
-          <w:bCs/>
-          <w:sz w:val="24"/>
-          <w:szCs w:val="24"/>
-        </w:rPr>
-        <w:t xml:space="preserve"> t = </w:t>
+          <w:sz w:val="24"/>
+          <w:szCs w:val="24"/>
+        </w:rPr>
+        <w:t xml:space="preserve"> </w:t>
+      </w:r>
+      <w:proofErr w:type="spellStart"/>
+      <w:r>
+        <w:rPr>
+          <w:rFonts w:ascii="Times New Roman" w:hAnsi="Times New Roman" w:cs="Times New Roman"/>
+          <w:sz w:val="24"/>
+          <w:szCs w:val="24"/>
+        </w:rPr>
+        <w:t>coef</w:t>
+      </w:r>
+      <w:proofErr w:type="spellEnd"/>
+      <w:r>
+        <w:rPr>
+          <w:rFonts w:ascii="Times New Roman" w:hAnsi="Times New Roman" w:cs="Times New Roman"/>
+          <w:sz w:val="24"/>
+          <w:szCs w:val="24"/>
+        </w:rPr>
+        <w:t xml:space="preserve"> = 1 + (p / 100);</w:t>
+      </w:r>
+    </w:p>
+    <w:p>
+      <w:pPr>
+        <w:rPr>
+          <w:rFonts w:ascii="Times New Roman" w:hAnsi="Times New Roman" w:cs="Times New Roman"/>
+          <w:sz w:val="24"/>
+          <w:szCs w:val="24"/>
+        </w:rPr>
+      </w:pPr>
+    </w:p>
+    <w:p>
+      <w:pPr>
+        <w:rPr>
+          <w:rFonts w:ascii="Times New Roman" w:hAnsi="Times New Roman" w:cs="Times New Roman"/>
+          <w:sz w:val="24"/>
+          <w:szCs w:val="24"/>
+        </w:rPr>
+      </w:pPr>
+      <w:r>
+        <w:rPr>
+          <w:rFonts w:ascii="Times New Roman" w:hAnsi="Times New Roman" w:cs="Times New Roman"/>
+          <w:sz w:val="24"/>
+          <w:szCs w:val="24"/>
+        </w:rPr>
+        <w:t>        //------------// вычисление итоговой суммы</w:t>
+      </w:r>
+    </w:p>
+    <w:p>
+      <w:pPr>
+        <w:rPr>
+          <w:rFonts w:ascii="Times New Roman" w:hAnsi="Times New Roman" w:cs="Times New Roman"/>
+          <w:sz w:val="24"/>
+          <w:szCs w:val="24"/>
+          <w:lang w:val="en-US"/>
+        </w:rPr>
+      </w:pPr>
+      <w:r>
+        <w:rPr>
+          <w:rFonts w:ascii="Times New Roman" w:hAnsi="Times New Roman" w:cs="Times New Roman"/>
+          <w:sz w:val="24"/>
+          <w:szCs w:val="24"/>
+        </w:rPr>
+        <w:t xml:space="preserve">        </w:t>
+      </w:r>
+      <w:r>
+        <w:rPr>
+          <w:rFonts w:ascii="Times New Roman" w:hAnsi="Times New Roman" w:cs="Times New Roman"/>
+          <w:sz w:val="24"/>
+          <w:szCs w:val="24"/>
+          <w:lang w:val="en-US"/>
+        </w:rPr>
+        <w:t xml:space="preserve">double </w:t>
+      </w:r>
+      <w:proofErr w:type="spellStart"/>
+      <w:r>
+        <w:rPr>
+          <w:rFonts w:ascii="Times New Roman" w:hAnsi="Times New Roman" w:cs="Times New Roman"/>
+          <w:sz w:val="24"/>
+          <w:szCs w:val="24"/>
+          <w:lang w:val="en-US"/>
+        </w:rPr>
+        <w:t>mny</w:t>
+      </w:r>
+      <w:proofErr w:type="spellEnd"/>
+      <w:r>
+        <w:rPr>
+          <w:rFonts w:ascii="Times New Roman" w:hAnsi="Times New Roman" w:cs="Times New Roman"/>
+          <w:sz w:val="24"/>
+          <w:szCs w:val="24"/>
+          <w:lang w:val="en-US"/>
+        </w:rPr>
+        <w:t xml:space="preserve"> = n* </w:t>
       </w:r>
       <w:proofErr w:type="gramStart"/>
       <w:r>
         <w:rPr>
           <w:rFonts w:ascii="Times New Roman" w:hAnsi="Times New Roman" w:cs="Times New Roman"/>
-          <w:b/>
-          <w:bCs/>
-          <w:sz w:val="24"/>
-          <w:szCs w:val="24"/>
-        </w:rPr>
-        <w:t xml:space="preserve">5;   </w:t>
-      </w:r>
-      <w:proofErr w:type="gramEnd"/>
-      <w:r>
-        <w:rPr>
-          <w:rFonts w:ascii="Times New Roman" w:hAnsi="Times New Roman" w:cs="Times New Roman"/>
-          <w:b/>
-          <w:bCs/>
-          <w:sz w:val="24"/>
-          <w:szCs w:val="24"/>
-        </w:rPr>
-        <w:t>         // срок</w:t>
-      </w:r>
-    </w:p>
-    <w:p>
-      <w:pPr>
-        <w:rPr>
-          <w:rFonts w:ascii="Times New Roman" w:hAnsi="Times New Roman" w:cs="Times New Roman"/>
-          <w:b/>
-          <w:bCs/>
-          <w:sz w:val="24"/>
-          <w:szCs w:val="24"/>
-        </w:rPr>
-      </w:pPr>
-      <w:r>
-        <w:rPr>
-          <w:rFonts w:ascii="Times New Roman" w:hAnsi="Times New Roman" w:cs="Times New Roman"/>
-          <w:b/>
-          <w:bCs/>
-          <w:sz w:val="24"/>
-          <w:szCs w:val="24"/>
-        </w:rPr>
-        <w:t xml:space="preserve">        </w:t>
-      </w:r>
-      <w:proofErr w:type="spellStart"/>
-      <w:r>
-        <w:rPr>
-          <w:rFonts w:ascii="Times New Roman" w:hAnsi="Times New Roman" w:cs="Times New Roman"/>
-          <w:b/>
-          <w:bCs/>
-          <w:sz w:val="24"/>
-          <w:szCs w:val="24"/>
-        </w:rPr>
-        <w:t>double</w:t>
-      </w:r>
-      <w:proofErr w:type="spellEnd"/>
-      <w:r>
-        <w:rPr>
-          <w:rFonts w:ascii="Times New Roman" w:hAnsi="Times New Roman" w:cs="Times New Roman"/>
-          <w:b/>
-          <w:bCs/>
-          <w:sz w:val="24"/>
-          <w:szCs w:val="24"/>
-        </w:rPr>
-        <w:t xml:space="preserve"> p = </w:t>
-      </w:r>
-      <w:proofErr w:type="gramStart"/>
-      <w:r>
-        <w:rPr>
-          <w:rFonts w:ascii="Times New Roman" w:hAnsi="Times New Roman" w:cs="Times New Roman"/>
-          <w:b/>
-          <w:bCs/>
-          <w:sz w:val="24"/>
-          <w:szCs w:val="24"/>
-        </w:rPr>
-        <w:t xml:space="preserve">10;   </w:t>
-      </w:r>
-      <w:proofErr w:type="gramEnd"/>
-      <w:r>
-        <w:rPr>
-          <w:rFonts w:ascii="Times New Roman" w:hAnsi="Times New Roman" w:cs="Times New Roman"/>
-          <w:b/>
-          <w:bCs/>
-          <w:sz w:val="24"/>
-          <w:szCs w:val="24"/>
-        </w:rPr>
-        <w:t>     //ставка</w:t>
-      </w:r>
-    </w:p>
-    <w:p>
-      <w:pPr>
-        <w:rPr>
-          <w:rFonts w:ascii="Times New Roman" w:hAnsi="Times New Roman" w:cs="Times New Roman"/>
-          <w:b/>
-          <w:bCs/>
-          <w:sz w:val="24"/>
-          <w:szCs w:val="24"/>
-        </w:rPr>
-      </w:pPr>
-      <w:r>
-        <w:rPr>
-          <w:rFonts w:ascii="Times New Roman" w:hAnsi="Times New Roman" w:cs="Times New Roman"/>
-          <w:b/>
-          <w:bCs/>
-          <w:sz w:val="24"/>
-          <w:szCs w:val="24"/>
-        </w:rPr>
-        <w:t xml:space="preserve">    </w:t>
-      </w:r>
-    </w:p>
-    <w:p>
-      <w:pPr>
-        <w:rPr>
-          <w:rFonts w:ascii="Times New Roman" w:hAnsi="Times New Roman" w:cs="Times New Roman"/>
-          <w:b/>
-          <w:bCs/>
-          <w:sz w:val="24"/>
-          <w:szCs w:val="24"/>
-        </w:rPr>
-      </w:pPr>
-      <w:r>
-        <w:rPr>
-          <w:rFonts w:ascii="Times New Roman" w:hAnsi="Times New Roman" w:cs="Times New Roman"/>
-          <w:b/>
-          <w:bCs/>
-          <w:sz w:val="24"/>
-          <w:szCs w:val="24"/>
-        </w:rPr>
-        <w:t>        //------------//</w:t>
-      </w:r>
-      <w:proofErr w:type="spellStart"/>
-      <w:r>
-        <w:rPr>
-          <w:rFonts w:ascii="Times New Roman" w:hAnsi="Times New Roman" w:cs="Times New Roman"/>
-          <w:b/>
-          <w:bCs/>
-          <w:sz w:val="24"/>
-          <w:szCs w:val="24"/>
-        </w:rPr>
-        <w:t>коэфицент</w:t>
-      </w:r>
-      <w:proofErr w:type="spellEnd"/>
-      <w:r>
-        <w:rPr>
-          <w:rFonts w:ascii="Times New Roman" w:hAnsi="Times New Roman" w:cs="Times New Roman"/>
-          <w:b/>
-          <w:bCs/>
-          <w:sz w:val="24"/>
-          <w:szCs w:val="24"/>
-        </w:rPr>
-        <w:t xml:space="preserve"> увеличения</w:t>
-      </w:r>
-    </w:p>
-    <w:p>
-      <w:pPr>
-        <w:rPr>
-          <w:rFonts w:ascii="Times New Roman" w:hAnsi="Times New Roman" w:cs="Times New Roman"/>
-          <w:b/>
-          <w:bCs/>
-          <w:sz w:val="24"/>
-          <w:szCs w:val="24"/>
-        </w:rPr>
-      </w:pPr>
-      <w:r>
-        <w:rPr>
-          <w:rFonts w:ascii="Times New Roman" w:hAnsi="Times New Roman" w:cs="Times New Roman"/>
-          <w:b/>
-          <w:bCs/>
-          <w:sz w:val="24"/>
-          <w:szCs w:val="24"/>
-        </w:rPr>
-        <w:t xml:space="preserve">        </w:t>
-      </w:r>
-      <w:proofErr w:type="spellStart"/>
-      <w:r>
-        <w:rPr>
-          <w:rFonts w:ascii="Times New Roman" w:hAnsi="Times New Roman" w:cs="Times New Roman"/>
-          <w:b/>
-          <w:bCs/>
-          <w:sz w:val="24"/>
-          <w:szCs w:val="24"/>
-        </w:rPr>
-        <w:t>double</w:t>
-      </w:r>
-      <w:proofErr w:type="spellEnd"/>
-      <w:r>
-        <w:rPr>
-          <w:rFonts w:ascii="Times New Roman" w:hAnsi="Times New Roman" w:cs="Times New Roman"/>
-          <w:b/>
-          <w:bCs/>
-          <w:sz w:val="24"/>
-          <w:szCs w:val="24"/>
-        </w:rPr>
-        <w:t xml:space="preserve"> </w:t>
-      </w:r>
-      <w:proofErr w:type="spellStart"/>
-      <w:r>
-        <w:rPr>
-          <w:rFonts w:ascii="Times New Roman" w:hAnsi="Times New Roman" w:cs="Times New Roman"/>
-          <w:b/>
-          <w:bCs/>
-          <w:sz w:val="24"/>
-          <w:szCs w:val="24"/>
-        </w:rPr>
-        <w:t>coef</w:t>
-      </w:r>
-      <w:proofErr w:type="spellEnd"/>
-      <w:r>
-        <w:rPr>
-          <w:rFonts w:ascii="Times New Roman" w:hAnsi="Times New Roman" w:cs="Times New Roman"/>
-          <w:b/>
-          <w:bCs/>
-          <w:sz w:val="24"/>
-          <w:szCs w:val="24"/>
-        </w:rPr>
-        <w:t xml:space="preserve"> = 1 + (p / 100);</w:t>
-      </w:r>
-    </w:p>
-    <w:p>
-      <w:pPr>
-        <w:rPr>
-          <w:rFonts w:ascii="Times New Roman" w:hAnsi="Times New Roman" w:cs="Times New Roman"/>
-          <w:b/>
-          <w:bCs/>
-          <w:sz w:val="24"/>
-          <w:szCs w:val="24"/>
-        </w:rPr>
-      </w:pPr>
-    </w:p>
-    <w:p>
-      <w:pPr>
-        <w:rPr>
-          <w:rFonts w:ascii="Times New Roman" w:hAnsi="Times New Roman" w:cs="Times New Roman"/>
-          <w:b/>
-          <w:bCs/>
-          <w:sz w:val="24"/>
-          <w:szCs w:val="24"/>
-        </w:rPr>
-      </w:pPr>
-      <w:r>
-        <w:rPr>
-          <w:rFonts w:ascii="Times New Roman" w:hAnsi="Times New Roman" w:cs="Times New Roman"/>
-          <w:b/>
-          <w:bCs/>
-          <w:sz w:val="24"/>
-          <w:szCs w:val="24"/>
-        </w:rPr>
-        <w:t>        //------------// вычисление итоговой суммы</w:t>
-      </w:r>
-    </w:p>
-    <w:p>
-      <w:pPr>
-        <w:rPr>
-          <w:rFonts w:ascii="Times New Roman" w:hAnsi="Times New Roman" w:cs="Times New Roman"/>
-          <w:b/>
-          <w:bCs/>
-          <w:sz w:val="24"/>
-          <w:szCs w:val="24"/>
-        </w:rPr>
-      </w:pPr>
-      <w:r>
-        <w:rPr>
-          <w:rFonts w:ascii="Times New Roman" w:hAnsi="Times New Roman" w:cs="Times New Roman"/>
-          <w:b/>
-          <w:bCs/>
-          <w:sz w:val="24"/>
-          <w:szCs w:val="24"/>
-        </w:rPr>
-        <w:t xml:space="preserve">        </w:t>
-      </w:r>
-      <w:proofErr w:type="spellStart"/>
-      <w:r>
-        <w:rPr>
-          <w:rFonts w:ascii="Times New Roman" w:hAnsi="Times New Roman" w:cs="Times New Roman"/>
-          <w:b/>
-          <w:bCs/>
-          <w:sz w:val="24"/>
-          <w:szCs w:val="24"/>
-        </w:rPr>
-        <w:t>double</w:t>
-      </w:r>
-      <w:proofErr w:type="spellEnd"/>
-      <w:r>
-        <w:rPr>
-          <w:rFonts w:ascii="Times New Roman" w:hAnsi="Times New Roman" w:cs="Times New Roman"/>
-          <w:b/>
-          <w:bCs/>
-          <w:sz w:val="24"/>
-          <w:szCs w:val="24"/>
-        </w:rPr>
-        <w:t xml:space="preserve"> </w:t>
-      </w:r>
-      <w:proofErr w:type="spellStart"/>
-      <w:r>
-        <w:rPr>
-          <w:rFonts w:ascii="Times New Roman" w:hAnsi="Times New Roman" w:cs="Times New Roman"/>
-          <w:b/>
-          <w:bCs/>
-          <w:sz w:val="24"/>
-          <w:szCs w:val="24"/>
-        </w:rPr>
-        <w:t>mny</w:t>
-      </w:r>
-      <w:proofErr w:type="spellEnd"/>
-      <w:r>
-        <w:rPr>
-          <w:rFonts w:ascii="Times New Roman" w:hAnsi="Times New Roman" w:cs="Times New Roman"/>
-          <w:b/>
-          <w:bCs/>
-          <w:sz w:val="24"/>
-          <w:szCs w:val="24"/>
-        </w:rPr>
-        <w:t xml:space="preserve"> = n* </w:t>
-      </w:r>
-      <w:proofErr w:type="spellStart"/>
-      <w:proofErr w:type="gramStart"/>
-      <w:r>
-        <w:rPr>
-          <w:rFonts w:ascii="Times New Roman" w:hAnsi="Times New Roman" w:cs="Times New Roman"/>
-          <w:b/>
-          <w:bCs/>
-          <w:sz w:val="24"/>
-          <w:szCs w:val="24"/>
-        </w:rPr>
-        <w:t>pow</w:t>
-      </w:r>
-      <w:proofErr w:type="spellEnd"/>
-      <w:r>
-        <w:rPr>
-          <w:rFonts w:ascii="Times New Roman" w:hAnsi="Times New Roman" w:cs="Times New Roman"/>
-          <w:b/>
-          <w:bCs/>
-          <w:sz w:val="24"/>
-          <w:szCs w:val="24"/>
-        </w:rPr>
-        <w:t>(</w:t>
+          <w:sz w:val="24"/>
+          <w:szCs w:val="24"/>
+          <w:lang w:val="en-US"/>
+        </w:rPr>
+        <w:t>pow(</w:t>
       </w:r>
       <w:proofErr w:type="spellStart"/>
       <w:proofErr w:type="gramEnd"/>
       <w:r>
         <w:rPr>
           <w:rFonts w:ascii="Times New Roman" w:hAnsi="Times New Roman" w:cs="Times New Roman"/>
-          <w:b/>
-          <w:bCs/>
-          <w:sz w:val="24"/>
-          <w:szCs w:val="24"/>
+          <w:sz w:val="24"/>
+          <w:szCs w:val="24"/>
+          <w:lang w:val="en-US"/>
         </w:rPr>
         <w:t>coef</w:t>
       </w:r>
@@ -4927,10 +4455,9 @@
       <w:r>
         <w:rPr>
           <w:rFonts w:ascii="Times New Roman" w:hAnsi="Times New Roman" w:cs="Times New Roman"/>
-          <w:b/>
-          <w:bCs/>
-          <w:sz w:val="24"/>
-          <w:szCs w:val="24"/>
+          <w:sz w:val="24"/>
+          <w:szCs w:val="24"/>
+          <w:lang w:val="en-US"/>
         </w:rPr>
         <w:t>, t);</w:t>
       </w:r>
@@ -4939,28 +4466,31 @@
       <w:pPr>
         <w:rPr>
           <w:rFonts w:ascii="Times New Roman" w:hAnsi="Times New Roman" w:cs="Times New Roman"/>
-          <w:b/>
-          <w:bCs/>
-          <w:sz w:val="24"/>
-          <w:szCs w:val="24"/>
-        </w:rPr>
-      </w:pPr>
-      <w:r>
-        <w:rPr>
-          <w:rFonts w:ascii="Times New Roman" w:hAnsi="Times New Roman" w:cs="Times New Roman"/>
-          <w:b/>
-          <w:bCs/>
-          <w:sz w:val="24"/>
-          <w:szCs w:val="24"/>
-        </w:rPr>
-        <w:t xml:space="preserve">        //------------//Вывод данных о </w:t>
+          <w:sz w:val="24"/>
+          <w:szCs w:val="24"/>
+        </w:rPr>
+      </w:pPr>
+      <w:r>
+        <w:rPr>
+          <w:rFonts w:ascii="Times New Roman" w:hAnsi="Times New Roman" w:cs="Times New Roman"/>
+          <w:sz w:val="24"/>
+          <w:szCs w:val="24"/>
+          <w:lang w:val="en-US"/>
+        </w:rPr>
+        <w:t xml:space="preserve">        </w:t>
+      </w:r>
+      <w:r>
+        <w:rPr>
+          <w:rFonts w:ascii="Times New Roman" w:hAnsi="Times New Roman" w:cs="Times New Roman"/>
+          <w:sz w:val="24"/>
+          <w:szCs w:val="24"/>
+        </w:rPr>
+        <w:t xml:space="preserve">//------------//Вывод данных о </w:t>
       </w:r>
       <w:proofErr w:type="spellStart"/>
       <w:r>
         <w:rPr>
           <w:rFonts w:ascii="Times New Roman" w:hAnsi="Times New Roman" w:cs="Times New Roman"/>
-          <w:b/>
-          <w:bCs/>
           <w:sz w:val="24"/>
           <w:szCs w:val="24"/>
         </w:rPr>
@@ -4970,8 +4500,6 @@
       <w:r>
         <w:rPr>
           <w:rFonts w:ascii="Times New Roman" w:hAnsi="Times New Roman" w:cs="Times New Roman"/>
-          <w:b/>
-          <w:bCs/>
           <w:sz w:val="24"/>
           <w:szCs w:val="24"/>
         </w:rPr>
@@ -4982,17 +4510,13 @@
       <w:pPr>
         <w:rPr>
           <w:rFonts w:ascii="Times New Roman" w:hAnsi="Times New Roman" w:cs="Times New Roman"/>
-          <w:b/>
-          <w:bCs/>
-          <w:sz w:val="24"/>
-          <w:szCs w:val="24"/>
-        </w:rPr>
-      </w:pPr>
-      <w:r>
-        <w:rPr>
-          <w:rFonts w:ascii="Times New Roman" w:hAnsi="Times New Roman" w:cs="Times New Roman"/>
-          <w:b/>
-          <w:bCs/>
+          <w:sz w:val="24"/>
+          <w:szCs w:val="24"/>
+        </w:rPr>
+      </w:pPr>
+      <w:r>
+        <w:rPr>
+          <w:rFonts w:ascii="Times New Roman" w:hAnsi="Times New Roman" w:cs="Times New Roman"/>
           <w:sz w:val="24"/>
           <w:szCs w:val="24"/>
         </w:rPr>
@@ -5002,8 +4526,6 @@
       <w:r>
         <w:rPr>
           <w:rFonts w:ascii="Times New Roman" w:hAnsi="Times New Roman" w:cs="Times New Roman"/>
-          <w:b/>
-          <w:bCs/>
           <w:sz w:val="24"/>
           <w:szCs w:val="24"/>
         </w:rPr>
@@ -5013,8 +4535,6 @@
       <w:r>
         <w:rPr>
           <w:rFonts w:ascii="Times New Roman" w:hAnsi="Times New Roman" w:cs="Times New Roman"/>
-          <w:b/>
-          <w:bCs/>
           <w:sz w:val="24"/>
           <w:szCs w:val="24"/>
         </w:rPr>
@@ -5024,8 +4544,6 @@
       <w:r>
         <w:rPr>
           <w:rFonts w:ascii="Times New Roman" w:hAnsi="Times New Roman" w:cs="Times New Roman"/>
-          <w:b/>
-          <w:bCs/>
           <w:sz w:val="24"/>
           <w:szCs w:val="24"/>
         </w:rPr>
@@ -5036,8 +4554,6 @@
       <w:r>
         <w:rPr>
           <w:rFonts w:ascii="Times New Roman" w:hAnsi="Times New Roman" w:cs="Times New Roman"/>
-          <w:b/>
-          <w:bCs/>
           <w:sz w:val="24"/>
           <w:szCs w:val="24"/>
         </w:rPr>
@@ -5047,8 +4563,6 @@
       <w:r>
         <w:rPr>
           <w:rFonts w:ascii="Times New Roman" w:hAnsi="Times New Roman" w:cs="Times New Roman"/>
-          <w:b/>
-          <w:bCs/>
           <w:sz w:val="24"/>
           <w:szCs w:val="24"/>
         </w:rPr>
@@ -5058,8 +4572,6 @@
       <w:r>
         <w:rPr>
           <w:rFonts w:ascii="Times New Roman" w:hAnsi="Times New Roman" w:cs="Times New Roman"/>
-          <w:b/>
-          <w:bCs/>
           <w:sz w:val="24"/>
           <w:szCs w:val="24"/>
         </w:rPr>
@@ -5069,8 +4581,6 @@
       <w:r>
         <w:rPr>
           <w:rFonts w:ascii="Times New Roman" w:hAnsi="Times New Roman" w:cs="Times New Roman"/>
-          <w:b/>
-          <w:bCs/>
           <w:sz w:val="24"/>
           <w:szCs w:val="24"/>
         </w:rPr>
@@ -5080,8 +4590,6 @@
       <w:r>
         <w:rPr>
           <w:rFonts w:ascii="Times New Roman" w:hAnsi="Times New Roman" w:cs="Times New Roman"/>
-          <w:b/>
-          <w:bCs/>
           <w:sz w:val="24"/>
           <w:szCs w:val="24"/>
         </w:rPr>
@@ -5091,8 +4599,6 @@
       <w:r>
         <w:rPr>
           <w:rFonts w:ascii="Times New Roman" w:hAnsi="Times New Roman" w:cs="Times New Roman"/>
-          <w:b/>
-          <w:bCs/>
           <w:sz w:val="24"/>
           <w:szCs w:val="24"/>
         </w:rPr>
@@ -5103,17 +4609,13 @@
       <w:pPr>
         <w:rPr>
           <w:rFonts w:ascii="Times New Roman" w:hAnsi="Times New Roman" w:cs="Times New Roman"/>
-          <w:b/>
-          <w:bCs/>
-          <w:sz w:val="24"/>
-          <w:szCs w:val="24"/>
-        </w:rPr>
-      </w:pPr>
-      <w:r>
-        <w:rPr>
-          <w:rFonts w:ascii="Times New Roman" w:hAnsi="Times New Roman" w:cs="Times New Roman"/>
-          <w:b/>
-          <w:bCs/>
+          <w:sz w:val="24"/>
+          <w:szCs w:val="24"/>
+        </w:rPr>
+      </w:pPr>
+      <w:r>
+        <w:rPr>
+          <w:rFonts w:ascii="Times New Roman" w:hAnsi="Times New Roman" w:cs="Times New Roman"/>
           <w:sz w:val="24"/>
           <w:szCs w:val="24"/>
         </w:rPr>
@@ -5123,8 +4625,6 @@
       <w:r>
         <w:rPr>
           <w:rFonts w:ascii="Times New Roman" w:hAnsi="Times New Roman" w:cs="Times New Roman"/>
-          <w:b/>
-          <w:bCs/>
           <w:sz w:val="24"/>
           <w:szCs w:val="24"/>
         </w:rPr>
@@ -5134,8 +4634,6 @@
       <w:r>
         <w:rPr>
           <w:rFonts w:ascii="Times New Roman" w:hAnsi="Times New Roman" w:cs="Times New Roman"/>
-          <w:b/>
-          <w:bCs/>
           <w:sz w:val="24"/>
           <w:szCs w:val="24"/>
         </w:rPr>
@@ -5145,8 +4643,6 @@
       <w:r>
         <w:rPr>
           <w:rFonts w:ascii="Times New Roman" w:hAnsi="Times New Roman" w:cs="Times New Roman"/>
-          <w:b/>
-          <w:bCs/>
           <w:sz w:val="24"/>
           <w:szCs w:val="24"/>
         </w:rPr>
@@ -5156,8 +4652,6 @@
       <w:r>
         <w:rPr>
           <w:rFonts w:ascii="Times New Roman" w:hAnsi="Times New Roman" w:cs="Times New Roman"/>
-          <w:b/>
-          <w:bCs/>
           <w:sz w:val="24"/>
           <w:szCs w:val="24"/>
         </w:rPr>
@@ -5167,8 +4661,6 @@
       <w:r>
         <w:rPr>
           <w:rFonts w:ascii="Times New Roman" w:hAnsi="Times New Roman" w:cs="Times New Roman"/>
-          <w:b/>
-          <w:bCs/>
           <w:sz w:val="24"/>
           <w:szCs w:val="24"/>
         </w:rPr>
@@ -5178,94 +4670,58 @@
       <w:r>
         <w:rPr>
           <w:rFonts w:ascii="Times New Roman" w:hAnsi="Times New Roman" w:cs="Times New Roman"/>
-          <w:b/>
-          <w:bCs/>
-          <w:sz w:val="24"/>
-          <w:szCs w:val="24"/>
-        </w:rPr>
-        <w:t xml:space="preserve"> &lt;&lt; </w:t>
+          <w:sz w:val="24"/>
+          <w:szCs w:val="24"/>
+        </w:rPr>
+        <w:t xml:space="preserve"> &lt;&lt; endl;</w:t>
+      </w:r>
+    </w:p>
+    <w:p>
+      <w:pPr>
+        <w:rPr>
+          <w:rFonts w:ascii="Times New Roman" w:hAnsi="Times New Roman" w:cs="Times New Roman"/>
+          <w:sz w:val="24"/>
+          <w:szCs w:val="24"/>
+        </w:rPr>
+      </w:pPr>
+      <w:r>
+        <w:rPr>
+          <w:rFonts w:ascii="Times New Roman" w:hAnsi="Times New Roman" w:cs="Times New Roman"/>
+          <w:sz w:val="24"/>
+          <w:szCs w:val="24"/>
+        </w:rPr>
+        <w:t xml:space="preserve">        </w:t>
+      </w:r>
+    </w:p>
+    <w:p>
+      <w:pPr>
+        <w:rPr>
+          <w:rFonts w:ascii="Times New Roman" w:hAnsi="Times New Roman" w:cs="Times New Roman"/>
+          <w:sz w:val="24"/>
+          <w:szCs w:val="24"/>
+        </w:rPr>
+      </w:pPr>
+      <w:r>
+        <w:rPr>
+          <w:rFonts w:ascii="Times New Roman" w:hAnsi="Times New Roman" w:cs="Times New Roman"/>
+          <w:sz w:val="24"/>
+          <w:szCs w:val="24"/>
+        </w:rPr>
+        <w:t xml:space="preserve">        </w:t>
       </w:r>
       <w:proofErr w:type="spellStart"/>
       <w:r>
         <w:rPr>
           <w:rFonts w:ascii="Times New Roman" w:hAnsi="Times New Roman" w:cs="Times New Roman"/>
-          <w:b/>
-          <w:bCs/>
-          <w:sz w:val="24"/>
-          <w:szCs w:val="24"/>
-        </w:rPr>
-        <w:t>endl</w:t>
+          <w:sz w:val="24"/>
+          <w:szCs w:val="24"/>
+        </w:rPr>
+        <w:t>return</w:t>
       </w:r>
       <w:proofErr w:type="spellEnd"/>
       <w:r>
         <w:rPr>
           <w:rFonts w:ascii="Times New Roman" w:hAnsi="Times New Roman" w:cs="Times New Roman"/>
-          <w:b/>
-          <w:bCs/>
-          <w:sz w:val="24"/>
-          <w:szCs w:val="24"/>
-        </w:rPr>
-        <w:t>;</w:t>
-      </w:r>
-    </w:p>
-    <w:p>
-      <w:pPr>
-        <w:rPr>
-          <w:rFonts w:ascii="Times New Roman" w:hAnsi="Times New Roman" w:cs="Times New Roman"/>
-          <w:b/>
-          <w:bCs/>
-          <w:sz w:val="24"/>
-          <w:szCs w:val="24"/>
-        </w:rPr>
-      </w:pPr>
-      <w:r>
-        <w:rPr>
-          <w:rFonts w:ascii="Times New Roman" w:hAnsi="Times New Roman" w:cs="Times New Roman"/>
-          <w:b/>
-          <w:bCs/>
-          <w:sz w:val="24"/>
-          <w:szCs w:val="24"/>
-        </w:rPr>
-        <w:t xml:space="preserve">        </w:t>
-      </w:r>
-    </w:p>
-    <w:p>
-      <w:pPr>
-        <w:rPr>
-          <w:rFonts w:ascii="Times New Roman" w:hAnsi="Times New Roman" w:cs="Times New Roman"/>
-          <w:b/>
-          <w:bCs/>
-          <w:sz w:val="24"/>
-          <w:szCs w:val="24"/>
-        </w:rPr>
-      </w:pPr>
-      <w:r>
-        <w:rPr>
-          <w:rFonts w:ascii="Times New Roman" w:hAnsi="Times New Roman" w:cs="Times New Roman"/>
-          <w:b/>
-          <w:bCs/>
-          <w:sz w:val="24"/>
-          <w:szCs w:val="24"/>
-        </w:rPr>
-        <w:t xml:space="preserve">        </w:t>
-      </w:r>
-      <w:proofErr w:type="spellStart"/>
-      <w:r>
-        <w:rPr>
-          <w:rFonts w:ascii="Times New Roman" w:hAnsi="Times New Roman" w:cs="Times New Roman"/>
-          <w:b/>
-          <w:bCs/>
-          <w:sz w:val="24"/>
-          <w:szCs w:val="24"/>
-        </w:rPr>
-        <w:t>return</w:t>
-      </w:r>
-      <w:proofErr w:type="spellEnd"/>
-      <w:r>
-        <w:rPr>
-          <w:rFonts w:ascii="Times New Roman" w:hAnsi="Times New Roman" w:cs="Times New Roman"/>
-          <w:b/>
-          <w:bCs/>
           <w:sz w:val="24"/>
           <w:szCs w:val="24"/>
         </w:rPr>
@@ -5276,47 +4732,28 @@
       <w:pPr>
         <w:rPr>
           <w:rFonts w:ascii="Times New Roman" w:hAnsi="Times New Roman" w:cs="Times New Roman"/>
-          <w:b/>
-          <w:bCs/>
-          <w:sz w:val="24"/>
-          <w:szCs w:val="24"/>
-        </w:rPr>
-      </w:pPr>
-    </w:p>
-    <w:p>
-      <w:pPr>
-        <w:rPr>
-          <w:rFonts w:ascii="Times New Roman" w:hAnsi="Times New Roman" w:cs="Times New Roman"/>
-          <w:b/>
-          <w:bCs/>
-          <w:sz w:val="24"/>
-          <w:szCs w:val="24"/>
-        </w:rPr>
-      </w:pPr>
-      <w:r>
-        <w:rPr>
-          <w:rFonts w:ascii="Times New Roman" w:hAnsi="Times New Roman" w:cs="Times New Roman"/>
-          <w:b/>
-          <w:bCs/>
+          <w:sz w:val="24"/>
+          <w:szCs w:val="24"/>
+        </w:rPr>
+      </w:pPr>
+    </w:p>
+    <w:p>
+      <w:pPr>
+        <w:rPr>
+          <w:rFonts w:ascii="Times New Roman" w:hAnsi="Times New Roman" w:cs="Times New Roman"/>
+          <w:sz w:val="24"/>
+          <w:szCs w:val="24"/>
+          <w:lang w:val="en-US"/>
+        </w:rPr>
+      </w:pPr>
+      <w:r>
+        <w:rPr>
+          <w:rFonts w:ascii="Times New Roman" w:hAnsi="Times New Roman" w:cs="Times New Roman"/>
           <w:sz w:val="24"/>
           <w:szCs w:val="24"/>
         </w:rPr>
         <w:t>}</w:t>
       </w:r>
-    </w:p>
-    <w:p>
-      <w:pPr>
-        <w:rPr>
-          <w:rFonts w:ascii="Times New Roman" w:hAnsi="Times New Roman" w:cs="Times New Roman"/>
-        </w:rPr>
-      </w:pPr>
-    </w:p>
-    <w:p>
-      <w:pPr>
-        <w:rPr>
-          <w:rFonts w:ascii="Times New Roman" w:hAnsi="Times New Roman" w:cs="Times New Roman"/>
-        </w:rPr>
-      </w:pPr>
     </w:p>
     <w:p>
       <w:pPr>
@@ -5331,10 +4768,10 @@
         </w:rPr>
         <w:lastRenderedPageBreak/>
         <w:drawing>
-          <wp:inline distT="0" distB="0" distL="0" distR="0" wp14:anchorId="41ED0CE7" wp14:editId="1099C038">
-            <wp:extent cx="4895850" cy="7962900"/>
-            <wp:effectExtent l="0" t="0" r="0" b="0"/>
-            <wp:docPr id="1" name="Рисунок 1"/>
+          <wp:inline distT="0" distB="0" distL="0" distR="0" wp14:anchorId="523FF8CF" wp14:editId="1B77661B">
+            <wp:extent cx="5934075" cy="6115050"/>
+            <wp:effectExtent l="0" t="0" r="9525" b="0"/>
+            <wp:docPr id="3" name="Рисунок 3"/>
             <wp:cNvGraphicFramePr>
               <a:graphicFrameLocks xmlns:a="http://schemas.openxmlformats.org/drawingml/2006/main" noChangeAspect="1"/>
             </wp:cNvGraphicFramePr>
@@ -5342,7 +4779,7 @@
               <a:graphicData uri="http://schemas.openxmlformats.org/drawingml/2006/picture">
                 <pic:pic xmlns:pic="http://schemas.openxmlformats.org/drawingml/2006/picture">
                   <pic:nvPicPr>
-                    <pic:cNvPr id="0" name="Picture 45"/>
+                    <pic:cNvPr id="0" name="Picture 4"/>
                     <pic:cNvPicPr>
                       <a:picLocks noChangeAspect="1" noChangeArrowheads="1"/>
                     </pic:cNvPicPr>
@@ -5363,7 +4800,7 @@
                   <pic:spPr bwMode="auto">
                     <a:xfrm>
                       <a:off x="0" y="0"/>
-                      <a:ext cx="4895850" cy="7962900"/>
+                      <a:ext cx="5934075" cy="6115050"/>
                     </a:xfrm>
                     <a:prstGeom prst="rect">
                       <a:avLst/>
@@ -5384,6 +4821,13 @@
       <w:pPr>
         <w:rPr>
           <w:rFonts w:ascii="Times New Roman" w:hAnsi="Times New Roman" w:cs="Times New Roman"/>
+        </w:rPr>
+      </w:pPr>
+    </w:p>
+    <w:p>
+      <w:pPr>
+        <w:rPr>
+          <w:rFonts w:ascii="Times New Roman" w:hAnsi="Times New Roman" w:cs="Times New Roman"/>
           <w:b/>
           <w:bCs/>
           <w:sz w:val="24"/>
@@ -5426,18 +4870,12 @@
       <w:pPr>
         <w:rPr>
           <w:rFonts w:ascii="Times New Roman" w:hAnsi="Times New Roman" w:cs="Times New Roman"/>
-        </w:rPr>
-      </w:pPr>
-      <w:r>
-        <w:rPr>
-          <w:rFonts w:ascii="Times New Roman" w:hAnsi="Times New Roman" w:cs="Times New Roman"/>
           <w:b/>
           <w:bCs/>
           <w:sz w:val="24"/>
           <w:szCs w:val="24"/>
         </w:rPr>
-        <w:t xml:space="preserve">                                                                                                             </w:t>
-      </w:r>
+      </w:pPr>
       <w:r>
         <w:rPr>
           <w:rFonts w:ascii="Times New Roman" w:hAnsi="Times New Roman" w:cs="Times New Roman"/>
@@ -5446,7 +4884,7 @@
           <w:sz w:val="24"/>
           <w:szCs w:val="24"/>
         </w:rPr>
-        <w:br w:type="page"/>
+        <w:t xml:space="preserve">                                                                               </w:t>
       </w:r>
     </w:p>
     <w:p>
@@ -5459,7 +4897,9 @@
           <w:szCs w:val="24"/>
         </w:rPr>
       </w:pPr>
-      <w:r>
+    </w:p>
+    <w:p>
+      <w:pPr>
         <w:rPr>
           <w:rFonts w:ascii="Times New Roman" w:hAnsi="Times New Roman" w:cs="Times New Roman"/>
           <w:b/>
@@ -5467,89 +4907,720 @@
           <w:sz w:val="24"/>
           <w:szCs w:val="24"/>
         </w:rPr>
+      </w:pPr>
+    </w:p>
+    <w:p>
+      <w:pPr>
+        <w:rPr>
+          <w:rFonts w:ascii="Times New Roman" w:hAnsi="Times New Roman" w:cs="Times New Roman"/>
+          <w:b/>
+          <w:bCs/>
+          <w:sz w:val="24"/>
+          <w:szCs w:val="24"/>
+        </w:rPr>
+      </w:pPr>
+    </w:p>
+    <w:p>
+      <w:pPr>
+        <w:rPr>
+          <w:rFonts w:ascii="Times New Roman" w:hAnsi="Times New Roman" w:cs="Times New Roman"/>
+          <w:b/>
+          <w:bCs/>
+          <w:sz w:val="24"/>
+          <w:szCs w:val="24"/>
+        </w:rPr>
+      </w:pPr>
+    </w:p>
+    <w:p>
+      <w:pPr>
+        <w:rPr>
+          <w:rFonts w:ascii="Times New Roman" w:hAnsi="Times New Roman" w:cs="Times New Roman"/>
+          <w:b/>
+          <w:bCs/>
+          <w:sz w:val="24"/>
+          <w:szCs w:val="24"/>
+        </w:rPr>
+      </w:pPr>
+    </w:p>
+    <w:p>
+      <w:pPr>
+        <w:rPr>
+          <w:rFonts w:ascii="Times New Roman" w:hAnsi="Times New Roman" w:cs="Times New Roman"/>
+          <w:b/>
+          <w:bCs/>
+          <w:sz w:val="24"/>
+          <w:szCs w:val="24"/>
+        </w:rPr>
+      </w:pPr>
+    </w:p>
+    <w:p>
+      <w:pPr>
+        <w:rPr>
+          <w:rFonts w:ascii="Times New Roman" w:hAnsi="Times New Roman" w:cs="Times New Roman"/>
+          <w:b/>
+          <w:bCs/>
+          <w:sz w:val="24"/>
+          <w:szCs w:val="24"/>
+        </w:rPr>
+      </w:pPr>
+    </w:p>
+    <w:p>
+      <w:pPr>
+        <w:rPr>
+          <w:rFonts w:ascii="Times New Roman" w:hAnsi="Times New Roman" w:cs="Times New Roman"/>
+          <w:b/>
+          <w:bCs/>
+          <w:sz w:val="28"/>
+          <w:szCs w:val="28"/>
+        </w:rPr>
+      </w:pPr>
+      <w:r>
+        <w:rPr>
+          <w:rFonts w:ascii="Times New Roman" w:hAnsi="Times New Roman" w:cs="Times New Roman"/>
+          <w:b/>
+          <w:bCs/>
+          <w:sz w:val="28"/>
+          <w:szCs w:val="28"/>
+        </w:rPr>
         <w:lastRenderedPageBreak/>
+        <w:t xml:space="preserve">    </w:t>
+      </w:r>
+      <w:r>
+        <w:rPr>
+          <w:rFonts w:ascii="Times New Roman" w:hAnsi="Times New Roman" w:cs="Times New Roman"/>
+          <w:b/>
+          <w:bCs/>
+          <w:sz w:val="28"/>
+          <w:szCs w:val="28"/>
+        </w:rPr>
+        <w:t>Вычисление уравнения по формуле</w:t>
+      </w:r>
+      <w:r>
+        <w:rPr>
+          <w:rFonts w:ascii="Times New Roman" w:hAnsi="Times New Roman" w:cs="Times New Roman"/>
+          <w:b/>
+          <w:bCs/>
+          <w:sz w:val="28"/>
+          <w:szCs w:val="28"/>
+        </w:rPr>
+        <w:t xml:space="preserve">                 </w:t>
+      </w:r>
+      <w:r>
+        <w:rPr>
+          <w:rFonts w:ascii="Times New Roman" w:hAnsi="Times New Roman" w:cs="Times New Roman"/>
+          <w:b/>
+          <w:bCs/>
+          <w:sz w:val="28"/>
+          <w:szCs w:val="28"/>
+        </w:rPr>
+        <w:t xml:space="preserve">     </w:t>
+      </w:r>
+      <w:r>
+        <w:rPr>
+          <w:rFonts w:ascii="Times New Roman" w:hAnsi="Times New Roman" w:cs="Times New Roman"/>
+          <w:b/>
+          <w:bCs/>
+          <w:sz w:val="28"/>
+          <w:szCs w:val="28"/>
+        </w:rPr>
         <w:t>Задание 4</w:t>
       </w:r>
     </w:p>
-    <w:p>
-      <w:pPr>
-        <w:rPr>
-          <w:rFonts w:ascii="Times New Roman" w:hAnsi="Times New Roman" w:cs="Times New Roman"/>
-        </w:rPr>
-      </w:pPr>
-    </w:p>
-    <w:p>
-      <w:pPr>
-        <w:rPr>
-          <w:rFonts w:ascii="Times New Roman" w:hAnsi="Times New Roman" w:cs="Times New Roman"/>
-        </w:rPr>
-      </w:pPr>
-      <w:r>
-        <w:rPr>
-          <w:rFonts w:ascii="Times New Roman" w:hAnsi="Times New Roman" w:cs="Times New Roman"/>
-        </w:rPr>
-        <w:object w:dxaOrig="4186" w:dyaOrig="6871" w14:anchorId="379C683F">
-          <v:shape id="_x0000_i1027" type="#_x0000_t75" style="width:208.8pt;height:345.6pt" o:ole="">
-            <v:imagedata r:id="rId14" o:title=""/>
-          </v:shape>
-          <o:OLEObject Type="Embed" ProgID="Visio.Drawing.15" ShapeID="_x0000_i1027" DrawAspect="Content" ObjectID="_1850663641" r:id="rId15"/>
-        </w:object>
-      </w:r>
-    </w:p>
-    <w:p>
-      <w:pPr>
-        <w:rPr>
-          <w:rFonts w:ascii="Times New Roman" w:hAnsi="Times New Roman" w:cs="Times New Roman"/>
-        </w:rPr>
-      </w:pPr>
-    </w:p>
-    <w:p>
-      <w:pPr>
-        <w:rPr>
-          <w:rFonts w:ascii="Times New Roman" w:hAnsi="Times New Roman" w:cs="Times New Roman"/>
-          <w:lang w:val="en-US"/>
-        </w:rPr>
-      </w:pPr>
-      <w:r>
-        <w:rPr>
-          <w:rFonts w:ascii="Times New Roman" w:hAnsi="Times New Roman" w:cs="Times New Roman"/>
-          <w:lang w:val="en-US"/>
-        </w:rPr>
-        <w:t>//</w:t>
-      </w:r>
-      <w:r>
-        <w:rPr>
-          <w:rFonts w:ascii="Times New Roman" w:hAnsi="Times New Roman" w:cs="Times New Roman"/>
-        </w:rPr>
-        <w:t>Демшин</w:t>
-      </w:r>
-    </w:p>
-    <w:p>
-      <w:pPr>
-        <w:rPr>
-          <w:rFonts w:ascii="Times New Roman" w:hAnsi="Times New Roman" w:cs="Times New Roman"/>
-          <w:lang w:val="en-US"/>
-        </w:rPr>
-      </w:pPr>
-      <w:r>
-        <w:rPr>
-          <w:rFonts w:ascii="Times New Roman" w:hAnsi="Times New Roman" w:cs="Times New Roman"/>
-          <w:lang w:val="en-US"/>
-        </w:rPr>
-        <w:t>#include &lt;iostream&gt;</w:t>
-      </w:r>
-    </w:p>
-    <w:p>
-      <w:pPr>
-        <w:rPr>
-          <w:rFonts w:ascii="Times New Roman" w:hAnsi="Times New Roman" w:cs="Times New Roman"/>
-          <w:lang w:val="en-US"/>
-        </w:rPr>
-      </w:pPr>
-      <w:r>
-        <w:rPr>
-          <w:rFonts w:ascii="Times New Roman" w:hAnsi="Times New Roman" w:cs="Times New Roman"/>
-          <w:lang w:val="en-US"/>
+    <w:tbl>
+      <w:tblPr>
+        <w:tblStyle w:val="af0"/>
+        <w:tblW w:w="0" w:type="auto"/>
+        <w:tblLook w:val="04A0" w:firstRow="1" w:lastRow="0" w:firstColumn="1" w:lastColumn="0" w:noHBand="0" w:noVBand="1"/>
+      </w:tblPr>
+      <w:tblGrid>
+        <w:gridCol w:w="4672"/>
+        <w:gridCol w:w="4673"/>
+      </w:tblGrid>
+      <w:tr>
+        <w:trPr>
+          <w:trHeight w:val="1045"/>
+        </w:trPr>
+        <w:tc>
+          <w:tcPr>
+            <w:tcW w:w="4672" w:type="dxa"/>
+            <w:vMerge w:val="restart"/>
+          </w:tcPr>
+          <w:p>
+            <w:pPr>
+              <w:rPr>
+                <w:rFonts w:ascii="Times New Roman" w:hAnsi="Times New Roman" w:cs="Times New Roman"/>
+              </w:rPr>
+            </w:pPr>
+            <w:r>
+              <w:rPr>
+                <w:rFonts w:ascii="Times New Roman" w:hAnsi="Times New Roman" w:cs="Times New Roman"/>
+                <w:noProof/>
+              </w:rPr>
+              <w:object w:dxaOrig="1440" w:dyaOrig="1440" w14:anchorId="7BE1899B">
+                <v:shape id="_x0000_s2056" type="#_x0000_t75" style="position:absolute;margin-left:-4.6pt;margin-top:12.65pt;width:209.25pt;height:345.75pt;z-index:251662336;mso-position-horizontal-relative:text;mso-position-vertical-relative:text">
+                  <v:imagedata r:id="rId14" o:title=""/>
+                  <w10:wrap type="square" side="right"/>
+                </v:shape>
+                <o:OLEObject Type="Embed" ProgID="Visio.Drawing.15" ShapeID="_x0000_s2056" DrawAspect="Content" ObjectID="_1850915131" r:id="rId15"/>
+              </w:object>
+            </w:r>
+          </w:p>
+        </w:tc>
+        <w:tc>
+          <w:tcPr>
+            <w:tcW w:w="4673" w:type="dxa"/>
+          </w:tcPr>
+          <w:p>
+            <w:pPr>
+              <w:jc w:val="center"/>
+              <w:rPr>
+                <w:rFonts w:ascii="Times New Roman" w:hAnsi="Times New Roman" w:cs="Times New Roman"/>
+                <w:b/>
+                <w:bCs/>
+                <w:sz w:val="28"/>
+                <w:szCs w:val="28"/>
+              </w:rPr>
+            </w:pPr>
+          </w:p>
+          <w:p>
+            <w:pPr>
+              <w:jc w:val="center"/>
+              <w:rPr>
+                <w:rFonts w:ascii="Times New Roman" w:hAnsi="Times New Roman" w:cs="Times New Roman"/>
+                <w:b/>
+                <w:bCs/>
+                <w:sz w:val="28"/>
+                <w:szCs w:val="28"/>
+                <w:lang w:val="en-US"/>
+              </w:rPr>
+            </w:pPr>
+            <w:r>
+              <w:rPr>
+                <w:rFonts w:ascii="Times New Roman" w:hAnsi="Times New Roman" w:cs="Times New Roman"/>
+                <w:b/>
+                <w:bCs/>
+                <w:sz w:val="28"/>
+                <w:szCs w:val="28"/>
+              </w:rPr>
+              <w:t xml:space="preserve">-    </w:t>
+            </w:r>
+            <w:r>
+              <w:rPr>
+                <w:rFonts w:ascii="Times New Roman" w:hAnsi="Times New Roman" w:cs="Times New Roman"/>
+                <w:b/>
+                <w:bCs/>
+                <w:sz w:val="28"/>
+                <w:szCs w:val="28"/>
+              </w:rPr>
+              <w:t xml:space="preserve">Ввод функции </w:t>
+            </w:r>
+            <w:proofErr w:type="gramStart"/>
+            <w:r>
+              <w:rPr>
+                <w:rFonts w:ascii="Times New Roman" w:hAnsi="Times New Roman" w:cs="Times New Roman"/>
+                <w:b/>
+                <w:bCs/>
+                <w:sz w:val="28"/>
+                <w:szCs w:val="28"/>
+                <w:lang w:val="en-US"/>
+              </w:rPr>
+              <w:t>main(</w:t>
+            </w:r>
+            <w:proofErr w:type="gramEnd"/>
+            <w:r>
+              <w:rPr>
+                <w:rFonts w:ascii="Times New Roman" w:hAnsi="Times New Roman" w:cs="Times New Roman"/>
+                <w:b/>
+                <w:bCs/>
+                <w:sz w:val="28"/>
+                <w:szCs w:val="28"/>
+                <w:lang w:val="en-US"/>
+              </w:rPr>
+              <w:t>)</w:t>
+            </w:r>
+          </w:p>
+        </w:tc>
+      </w:tr>
+      <w:tr>
+        <w:trPr>
+          <w:trHeight w:val="1697"/>
+        </w:trPr>
+        <w:tc>
+          <w:tcPr>
+            <w:tcW w:w="4672" w:type="dxa"/>
+            <w:vMerge/>
+          </w:tcPr>
+          <w:p>
+            <w:pPr>
+              <w:rPr>
+                <w:rFonts w:ascii="Times New Roman" w:hAnsi="Times New Roman" w:cs="Times New Roman"/>
+              </w:rPr>
+            </w:pPr>
+          </w:p>
+        </w:tc>
+        <w:tc>
+          <w:tcPr>
+            <w:tcW w:w="4673" w:type="dxa"/>
+          </w:tcPr>
+          <w:p>
+            <w:pPr>
+              <w:jc w:val="center"/>
+              <w:rPr>
+                <w:rFonts w:ascii="Times New Roman" w:hAnsi="Times New Roman" w:cs="Times New Roman"/>
+                <w:b/>
+                <w:bCs/>
+                <w:sz w:val="28"/>
+                <w:szCs w:val="28"/>
+                <w:lang w:val="en-US"/>
+              </w:rPr>
+            </w:pPr>
+          </w:p>
+          <w:p>
+            <w:pPr>
+              <w:jc w:val="center"/>
+              <w:rPr>
+                <w:rFonts w:ascii="Times New Roman" w:hAnsi="Times New Roman" w:cs="Times New Roman"/>
+                <w:b/>
+                <w:bCs/>
+                <w:sz w:val="28"/>
+                <w:szCs w:val="28"/>
+                <w:lang w:val="en-US"/>
+              </w:rPr>
+            </w:pPr>
+          </w:p>
+          <w:p>
+            <w:pPr>
+              <w:pStyle w:val="a7"/>
+              <w:numPr>
+                <w:ilvl w:val="0"/>
+                <w:numId w:val="1"/>
+              </w:numPr>
+              <w:jc w:val="center"/>
+              <w:rPr>
+                <w:rFonts w:ascii="Times New Roman" w:hAnsi="Times New Roman" w:cs="Times New Roman"/>
+                <w:b/>
+                <w:bCs/>
+                <w:sz w:val="28"/>
+                <w:szCs w:val="28"/>
+                <w:lang w:val="en-US"/>
+              </w:rPr>
+            </w:pPr>
+            <w:r>
+              <w:rPr>
+                <w:rFonts w:ascii="Times New Roman" w:hAnsi="Times New Roman" w:cs="Times New Roman"/>
+                <w:b/>
+                <w:bCs/>
+                <w:sz w:val="28"/>
+                <w:szCs w:val="28"/>
+              </w:rPr>
+              <w:t>Объявление переменных</w:t>
+            </w:r>
+          </w:p>
+        </w:tc>
+      </w:tr>
+      <w:tr>
+        <w:trPr>
+          <w:trHeight w:val="1126"/>
+        </w:trPr>
+        <w:tc>
+          <w:tcPr>
+            <w:tcW w:w="4672" w:type="dxa"/>
+            <w:vMerge/>
+          </w:tcPr>
+          <w:p>
+            <w:pPr>
+              <w:rPr>
+                <w:rFonts w:ascii="Times New Roman" w:hAnsi="Times New Roman" w:cs="Times New Roman"/>
+              </w:rPr>
+            </w:pPr>
+          </w:p>
+        </w:tc>
+        <w:tc>
+          <w:tcPr>
+            <w:tcW w:w="4673" w:type="dxa"/>
+          </w:tcPr>
+          <w:p>
+            <w:pPr>
+              <w:jc w:val="center"/>
+              <w:rPr>
+                <w:rFonts w:ascii="Times New Roman" w:hAnsi="Times New Roman" w:cs="Times New Roman"/>
+                <w:b/>
+                <w:bCs/>
+                <w:sz w:val="28"/>
+                <w:szCs w:val="28"/>
+              </w:rPr>
+            </w:pPr>
+          </w:p>
+          <w:p>
+            <w:pPr>
+              <w:jc w:val="center"/>
+              <w:rPr>
+                <w:rFonts w:ascii="Times New Roman" w:hAnsi="Times New Roman" w:cs="Times New Roman"/>
+                <w:b/>
+                <w:bCs/>
+                <w:sz w:val="28"/>
+                <w:szCs w:val="28"/>
+              </w:rPr>
+            </w:pPr>
+          </w:p>
+          <w:p>
+            <w:pPr>
+              <w:jc w:val="center"/>
+              <w:rPr>
+                <w:rFonts w:ascii="Times New Roman" w:hAnsi="Times New Roman" w:cs="Times New Roman"/>
+                <w:b/>
+                <w:bCs/>
+                <w:sz w:val="28"/>
+                <w:szCs w:val="28"/>
+              </w:rPr>
+            </w:pPr>
+            <w:r>
+              <w:rPr>
+                <w:rFonts w:ascii="Times New Roman" w:hAnsi="Times New Roman" w:cs="Times New Roman"/>
+                <w:b/>
+                <w:bCs/>
+                <w:sz w:val="28"/>
+                <w:szCs w:val="28"/>
+              </w:rPr>
+              <w:t>-    Присваивание переменным значения</w:t>
+            </w:r>
+          </w:p>
+        </w:tc>
+      </w:tr>
+      <w:tr>
+        <w:trPr>
+          <w:trHeight w:val="1523"/>
+        </w:trPr>
+        <w:tc>
+          <w:tcPr>
+            <w:tcW w:w="4672" w:type="dxa"/>
+            <w:vMerge/>
+          </w:tcPr>
+          <w:p>
+            <w:pPr>
+              <w:rPr>
+                <w:rFonts w:ascii="Times New Roman" w:hAnsi="Times New Roman" w:cs="Times New Roman"/>
+              </w:rPr>
+            </w:pPr>
+          </w:p>
+        </w:tc>
+        <w:tc>
+          <w:tcPr>
+            <w:tcW w:w="4673" w:type="dxa"/>
+          </w:tcPr>
+          <w:p>
+            <w:pPr>
+              <w:jc w:val="center"/>
+              <w:rPr>
+                <w:rFonts w:ascii="Times New Roman" w:hAnsi="Times New Roman" w:cs="Times New Roman"/>
+                <w:b/>
+                <w:bCs/>
+                <w:sz w:val="28"/>
+                <w:szCs w:val="28"/>
+              </w:rPr>
+            </w:pPr>
+          </w:p>
+          <w:p>
+            <w:pPr>
+              <w:jc w:val="center"/>
+              <w:rPr>
+                <w:rFonts w:ascii="Times New Roman" w:hAnsi="Times New Roman" w:cs="Times New Roman"/>
+                <w:b/>
+                <w:bCs/>
+                <w:sz w:val="28"/>
+                <w:szCs w:val="28"/>
+              </w:rPr>
+            </w:pPr>
+          </w:p>
+          <w:p>
+            <w:pPr>
+              <w:rPr>
+                <w:rFonts w:ascii="Times New Roman" w:hAnsi="Times New Roman" w:cs="Times New Roman"/>
+                <w:b/>
+                <w:bCs/>
+                <w:sz w:val="28"/>
+                <w:szCs w:val="28"/>
+              </w:rPr>
+            </w:pPr>
+            <w:r>
+              <w:rPr>
+                <w:rFonts w:ascii="Times New Roman" w:hAnsi="Times New Roman" w:cs="Times New Roman"/>
+                <w:b/>
+                <w:bCs/>
+                <w:sz w:val="28"/>
+                <w:szCs w:val="28"/>
+              </w:rPr>
+              <w:t xml:space="preserve">      -    Ввод и вывод значения </w:t>
+            </w:r>
+            <w:r>
+              <w:rPr>
+                <w:rFonts w:ascii="Times New Roman" w:hAnsi="Times New Roman" w:cs="Times New Roman"/>
+                <w:b/>
+                <w:bCs/>
+                <w:sz w:val="28"/>
+                <w:szCs w:val="28"/>
+                <w:lang w:val="en-US"/>
+              </w:rPr>
+              <w:t>X</w:t>
+            </w:r>
+          </w:p>
+        </w:tc>
+      </w:tr>
+      <w:tr>
+        <w:trPr>
+          <w:trHeight w:val="1150"/>
+        </w:trPr>
+        <w:tc>
+          <w:tcPr>
+            <w:tcW w:w="4672" w:type="dxa"/>
+            <w:vMerge/>
+          </w:tcPr>
+          <w:p>
+            <w:pPr>
+              <w:rPr>
+                <w:rFonts w:ascii="Times New Roman" w:hAnsi="Times New Roman" w:cs="Times New Roman"/>
+              </w:rPr>
+            </w:pPr>
+          </w:p>
+        </w:tc>
+        <w:tc>
+          <w:tcPr>
+            <w:tcW w:w="4673" w:type="dxa"/>
+          </w:tcPr>
+          <w:p>
+            <w:pPr>
+              <w:jc w:val="center"/>
+              <w:rPr>
+                <w:rFonts w:ascii="Times New Roman" w:hAnsi="Times New Roman" w:cs="Times New Roman"/>
+                <w:b/>
+                <w:bCs/>
+                <w:sz w:val="28"/>
+                <w:szCs w:val="28"/>
+              </w:rPr>
+            </w:pPr>
+          </w:p>
+          <w:p>
+            <w:pPr>
+              <w:pStyle w:val="a7"/>
+              <w:numPr>
+                <w:ilvl w:val="0"/>
+                <w:numId w:val="1"/>
+              </w:numPr>
+              <w:rPr>
+                <w:rFonts w:ascii="Times New Roman" w:hAnsi="Times New Roman" w:cs="Times New Roman"/>
+                <w:b/>
+                <w:bCs/>
+                <w:sz w:val="28"/>
+                <w:szCs w:val="28"/>
+              </w:rPr>
+            </w:pPr>
+            <w:r>
+              <w:rPr>
+                <w:rFonts w:ascii="Times New Roman" w:hAnsi="Times New Roman" w:cs="Times New Roman"/>
+                <w:b/>
+                <w:bCs/>
+                <w:sz w:val="28"/>
+                <w:szCs w:val="28"/>
+              </w:rPr>
+              <w:t xml:space="preserve">Ввод </w:t>
+            </w:r>
+            <w:proofErr w:type="gramStart"/>
+            <w:r>
+              <w:rPr>
+                <w:rFonts w:ascii="Times New Roman" w:hAnsi="Times New Roman" w:cs="Times New Roman"/>
+                <w:b/>
+                <w:bCs/>
+                <w:sz w:val="28"/>
+                <w:szCs w:val="28"/>
+              </w:rPr>
+              <w:t>уравнения</w:t>
+            </w:r>
+            <w:proofErr w:type="gramEnd"/>
+            <w:r>
+              <w:rPr>
+                <w:rFonts w:ascii="Times New Roman" w:hAnsi="Times New Roman" w:cs="Times New Roman"/>
+                <w:b/>
+                <w:bCs/>
+                <w:sz w:val="28"/>
+                <w:szCs w:val="28"/>
+              </w:rPr>
+              <w:t xml:space="preserve"> для решения которого нужно ввести </w:t>
+            </w:r>
+            <w:r>
+              <w:rPr>
+                <w:rFonts w:ascii="Times New Roman" w:hAnsi="Times New Roman" w:cs="Times New Roman"/>
+                <w:b/>
+                <w:bCs/>
+                <w:sz w:val="28"/>
+                <w:szCs w:val="28"/>
+                <w:lang w:val="en-US"/>
+              </w:rPr>
+              <w:t>X</w:t>
+            </w:r>
+          </w:p>
+        </w:tc>
+      </w:tr>
+      <w:tr>
+        <w:trPr>
+          <w:trHeight w:val="1098"/>
+        </w:trPr>
+        <w:tc>
+          <w:tcPr>
+            <w:tcW w:w="4672" w:type="dxa"/>
+            <w:vMerge/>
+          </w:tcPr>
+          <w:p>
+            <w:pPr>
+              <w:rPr>
+                <w:rFonts w:ascii="Times New Roman" w:hAnsi="Times New Roman" w:cs="Times New Roman"/>
+              </w:rPr>
+            </w:pPr>
+          </w:p>
+        </w:tc>
+        <w:tc>
+          <w:tcPr>
+            <w:tcW w:w="4673" w:type="dxa"/>
+          </w:tcPr>
+          <w:p>
+            <w:pPr>
+              <w:jc w:val="center"/>
+              <w:rPr>
+                <w:rFonts w:ascii="Times New Roman" w:hAnsi="Times New Roman" w:cs="Times New Roman"/>
+                <w:b/>
+                <w:bCs/>
+                <w:sz w:val="28"/>
+                <w:szCs w:val="28"/>
+              </w:rPr>
+            </w:pPr>
+          </w:p>
+          <w:p>
+            <w:pPr>
+              <w:pStyle w:val="a7"/>
+              <w:numPr>
+                <w:ilvl w:val="0"/>
+                <w:numId w:val="1"/>
+              </w:numPr>
+              <w:rPr>
+                <w:rFonts w:ascii="Times New Roman" w:hAnsi="Times New Roman" w:cs="Times New Roman"/>
+                <w:b/>
+                <w:bCs/>
+                <w:sz w:val="28"/>
+                <w:szCs w:val="28"/>
+                <w:lang w:val="en-US"/>
+              </w:rPr>
+            </w:pPr>
+            <w:r>
+              <w:rPr>
+                <w:rFonts w:ascii="Times New Roman" w:hAnsi="Times New Roman" w:cs="Times New Roman"/>
+                <w:b/>
+                <w:bCs/>
+                <w:sz w:val="28"/>
+                <w:szCs w:val="28"/>
+              </w:rPr>
+              <w:t xml:space="preserve">Команда возврата функции </w:t>
+            </w:r>
+            <w:r>
+              <w:rPr>
+                <w:rFonts w:ascii="Times New Roman" w:hAnsi="Times New Roman" w:cs="Times New Roman"/>
+                <w:b/>
+                <w:bCs/>
+                <w:sz w:val="28"/>
+                <w:szCs w:val="28"/>
+                <w:lang w:val="en-US"/>
+              </w:rPr>
+              <w:t>(</w:t>
+            </w:r>
+            <w:proofErr w:type="gramStart"/>
+            <w:r>
+              <w:rPr>
+                <w:rFonts w:ascii="Times New Roman" w:hAnsi="Times New Roman" w:cs="Times New Roman"/>
+                <w:b/>
+                <w:bCs/>
+                <w:sz w:val="28"/>
+                <w:szCs w:val="28"/>
+                <w:lang w:val="en-US"/>
+              </w:rPr>
+              <w:t>Main(</w:t>
+            </w:r>
+            <w:proofErr w:type="gramEnd"/>
+            <w:r>
+              <w:rPr>
+                <w:rFonts w:ascii="Times New Roman" w:hAnsi="Times New Roman" w:cs="Times New Roman"/>
+                <w:b/>
+                <w:bCs/>
+                <w:sz w:val="28"/>
+                <w:szCs w:val="28"/>
+                <w:lang w:val="en-US"/>
+              </w:rPr>
+              <w:t>) = 0)</w:t>
+            </w:r>
+            <w:r>
+              <w:rPr>
+                <w:rFonts w:ascii="Times New Roman" w:hAnsi="Times New Roman" w:cs="Times New Roman"/>
+                <w:b/>
+                <w:bCs/>
+                <w:sz w:val="28"/>
+                <w:szCs w:val="28"/>
+              </w:rPr>
+              <w:t xml:space="preserve"> </w:t>
+            </w:r>
+          </w:p>
+        </w:tc>
+      </w:tr>
+    </w:tbl>
+    <w:p>
+      <w:pPr>
+        <w:rPr>
+          <w:rFonts w:ascii="Times New Roman" w:hAnsi="Times New Roman" w:cs="Times New Roman"/>
+          <w:sz w:val="24"/>
+          <w:szCs w:val="24"/>
+        </w:rPr>
+      </w:pPr>
+      <w:r>
+        <w:rPr>
+          <w:rFonts w:ascii="Times New Roman" w:hAnsi="Times New Roman" w:cs="Times New Roman"/>
+        </w:rPr>
+        <w:br w:type="textWrapping" w:clear="all"/>
+      </w:r>
+      <w:r>
+        <w:rPr>
+          <w:rFonts w:ascii="Times New Roman" w:hAnsi="Times New Roman" w:cs="Times New Roman"/>
+          <w:sz w:val="24"/>
+          <w:szCs w:val="24"/>
+        </w:rPr>
+        <w:t>//Демшин</w:t>
+      </w:r>
+    </w:p>
+    <w:p>
+      <w:pPr>
+        <w:rPr>
+          <w:rFonts w:ascii="Times New Roman" w:hAnsi="Times New Roman" w:cs="Times New Roman"/>
+          <w:sz w:val="24"/>
+          <w:szCs w:val="24"/>
+        </w:rPr>
+      </w:pPr>
+      <w:r>
+        <w:rPr>
+          <w:rFonts w:ascii="Times New Roman" w:hAnsi="Times New Roman" w:cs="Times New Roman"/>
+          <w:sz w:val="24"/>
+          <w:szCs w:val="24"/>
+        </w:rPr>
+        <w:t>//Ввод библиотек</w:t>
+      </w:r>
+    </w:p>
+    <w:p>
+      <w:pPr>
+        <w:rPr>
+          <w:rFonts w:ascii="Times New Roman" w:hAnsi="Times New Roman" w:cs="Times New Roman"/>
+          <w:sz w:val="24"/>
+          <w:szCs w:val="24"/>
+        </w:rPr>
+      </w:pPr>
+      <w:r>
+        <w:rPr>
+          <w:rFonts w:ascii="Times New Roman" w:hAnsi="Times New Roman" w:cs="Times New Roman"/>
+          <w:sz w:val="24"/>
+          <w:szCs w:val="24"/>
         </w:rPr>
         <w:t>#include &lt;</w:t>
       </w:r>
@@ -5557,7 +5628,43 @@
       <w:r>
         <w:rPr>
           <w:rFonts w:ascii="Times New Roman" w:hAnsi="Times New Roman" w:cs="Times New Roman"/>
-          <w:lang w:val="en-US"/>
+          <w:sz w:val="24"/>
+          <w:szCs w:val="24"/>
+        </w:rPr>
+        <w:t>iostream</w:t>
+      </w:r>
+      <w:proofErr w:type="spellEnd"/>
+      <w:r>
+        <w:rPr>
+          <w:rFonts w:ascii="Times New Roman" w:hAnsi="Times New Roman" w:cs="Times New Roman"/>
+          <w:sz w:val="24"/>
+          <w:szCs w:val="24"/>
+        </w:rPr>
+        <w:t>&gt;</w:t>
+      </w:r>
+    </w:p>
+    <w:p>
+      <w:pPr>
+        <w:rPr>
+          <w:rFonts w:ascii="Times New Roman" w:hAnsi="Times New Roman" w:cs="Times New Roman"/>
+          <w:sz w:val="24"/>
+          <w:szCs w:val="24"/>
+        </w:rPr>
+      </w:pPr>
+      <w:r>
+        <w:rPr>
+          <w:rFonts w:ascii="Times New Roman" w:hAnsi="Times New Roman" w:cs="Times New Roman"/>
+          <w:sz w:val="24"/>
+          <w:szCs w:val="24"/>
+        </w:rPr>
+        <w:t>#include &lt;</w:t>
+      </w:r>
+      <w:proofErr w:type="spellStart"/>
+      <w:r>
+        <w:rPr>
+          <w:rFonts w:ascii="Times New Roman" w:hAnsi="Times New Roman" w:cs="Times New Roman"/>
+          <w:sz w:val="24"/>
+          <w:szCs w:val="24"/>
         </w:rPr>
         <w:t>cmath</w:t>
       </w:r>
@@ -5565,7 +5672,8 @@
       <w:r>
         <w:rPr>
           <w:rFonts w:ascii="Times New Roman" w:hAnsi="Times New Roman" w:cs="Times New Roman"/>
-          <w:lang w:val="en-US"/>
+          <w:sz w:val="24"/>
+          <w:szCs w:val="24"/>
         </w:rPr>
         <w:t>&gt;</w:t>
       </w:r>
@@ -5574,107 +5682,116 @@
       <w:pPr>
         <w:rPr>
           <w:rFonts w:ascii="Times New Roman" w:hAnsi="Times New Roman" w:cs="Times New Roman"/>
-          <w:lang w:val="en-US"/>
-        </w:rPr>
-      </w:pPr>
-      <w:r>
-        <w:rPr>
-          <w:rFonts w:ascii="Times New Roman" w:hAnsi="Times New Roman" w:cs="Times New Roman"/>
-          <w:lang w:val="en-US"/>
-        </w:rPr>
-        <w:t>using namespace std;</w:t>
-      </w:r>
-    </w:p>
-    <w:p>
-      <w:pPr>
-        <w:rPr>
-          <w:rFonts w:ascii="Times New Roman" w:hAnsi="Times New Roman" w:cs="Times New Roman"/>
-          <w:lang w:val="en-US"/>
-        </w:rPr>
-      </w:pPr>
-    </w:p>
-    <w:p>
-      <w:pPr>
-        <w:rPr>
-          <w:rFonts w:ascii="Times New Roman" w:hAnsi="Times New Roman" w:cs="Times New Roman"/>
-          <w:lang w:val="en-US"/>
-        </w:rPr>
-      </w:pPr>
-      <w:r>
-        <w:rPr>
-          <w:rFonts w:ascii="Times New Roman" w:hAnsi="Times New Roman" w:cs="Times New Roman"/>
-          <w:lang w:val="en-US"/>
-        </w:rPr>
-        <w:t xml:space="preserve">int </w:t>
-      </w:r>
-      <w:proofErr w:type="gramStart"/>
-      <w:r>
-        <w:rPr>
-          <w:rFonts w:ascii="Times New Roman" w:hAnsi="Times New Roman" w:cs="Times New Roman"/>
-          <w:lang w:val="en-US"/>
-        </w:rPr>
-        <w:t>main(</w:t>
-      </w:r>
-      <w:proofErr w:type="gramEnd"/>
-      <w:r>
-        <w:rPr>
-          <w:rFonts w:ascii="Times New Roman" w:hAnsi="Times New Roman" w:cs="Times New Roman"/>
-          <w:lang w:val="en-US"/>
-        </w:rPr>
-        <w:t>)</w:t>
-      </w:r>
-    </w:p>
-    <w:p>
-      <w:pPr>
-        <w:rPr>
-          <w:rFonts w:ascii="Times New Roman" w:hAnsi="Times New Roman" w:cs="Times New Roman"/>
-          <w:lang w:val="en-US"/>
-        </w:rPr>
-      </w:pPr>
-      <w:r>
-        <w:rPr>
-          <w:rFonts w:ascii="Times New Roman" w:hAnsi="Times New Roman" w:cs="Times New Roman"/>
-          <w:lang w:val="en-US"/>
-        </w:rPr>
-        <w:t>{</w:t>
-      </w:r>
-    </w:p>
-    <w:p>
-      <w:pPr>
-        <w:rPr>
-          <w:rFonts w:ascii="Times New Roman" w:hAnsi="Times New Roman" w:cs="Times New Roman"/>
-          <w:lang w:val="en-US"/>
-        </w:rPr>
-      </w:pPr>
-    </w:p>
-    <w:p>
-      <w:pPr>
-        <w:rPr>
-          <w:rFonts w:ascii="Times New Roman" w:hAnsi="Times New Roman" w:cs="Times New Roman"/>
-          <w:lang w:val="en-US"/>
-        </w:rPr>
-      </w:pPr>
-      <w:r>
-        <w:rPr>
-          <w:rFonts w:ascii="Times New Roman" w:hAnsi="Times New Roman" w:cs="Times New Roman"/>
-          <w:lang w:val="en-US"/>
-        </w:rPr>
-        <w:t xml:space="preserve">    </w:t>
+          <w:sz w:val="24"/>
+          <w:szCs w:val="24"/>
+        </w:rPr>
+      </w:pPr>
+      <w:proofErr w:type="spellStart"/>
+      <w:r>
+        <w:rPr>
+          <w:rFonts w:ascii="Times New Roman" w:hAnsi="Times New Roman" w:cs="Times New Roman"/>
+          <w:sz w:val="24"/>
+          <w:szCs w:val="24"/>
+        </w:rPr>
+        <w:t>using</w:t>
+      </w:r>
+      <w:proofErr w:type="spellEnd"/>
+      <w:r>
+        <w:rPr>
+          <w:rFonts w:ascii="Times New Roman" w:hAnsi="Times New Roman" w:cs="Times New Roman"/>
+          <w:sz w:val="24"/>
+          <w:szCs w:val="24"/>
+        </w:rPr>
+        <w:t xml:space="preserve"> </w:t>
+      </w:r>
+      <w:proofErr w:type="spellStart"/>
+      <w:r>
+        <w:rPr>
+          <w:rFonts w:ascii="Times New Roman" w:hAnsi="Times New Roman" w:cs="Times New Roman"/>
+          <w:sz w:val="24"/>
+          <w:szCs w:val="24"/>
+        </w:rPr>
+        <w:t>namespace</w:t>
+      </w:r>
+      <w:proofErr w:type="spellEnd"/>
+      <w:r>
+        <w:rPr>
+          <w:rFonts w:ascii="Times New Roman" w:hAnsi="Times New Roman" w:cs="Times New Roman"/>
+          <w:sz w:val="24"/>
+          <w:szCs w:val="24"/>
+        </w:rPr>
+        <w:t xml:space="preserve"> </w:t>
+      </w:r>
+      <w:proofErr w:type="spellStart"/>
+      <w:r>
+        <w:rPr>
+          <w:rFonts w:ascii="Times New Roman" w:hAnsi="Times New Roman" w:cs="Times New Roman"/>
+          <w:sz w:val="24"/>
+          <w:szCs w:val="24"/>
+        </w:rPr>
+        <w:t>std</w:t>
+      </w:r>
+      <w:proofErr w:type="spellEnd"/>
+      <w:r>
+        <w:rPr>
+          <w:rFonts w:ascii="Times New Roman" w:hAnsi="Times New Roman" w:cs="Times New Roman"/>
+          <w:sz w:val="24"/>
+          <w:szCs w:val="24"/>
+        </w:rPr>
+        <w:t>;</w:t>
+      </w:r>
+    </w:p>
+    <w:p>
+      <w:pPr>
+        <w:rPr>
+          <w:rFonts w:ascii="Times New Roman" w:hAnsi="Times New Roman" w:cs="Times New Roman"/>
+          <w:sz w:val="24"/>
+          <w:szCs w:val="24"/>
+        </w:rPr>
+      </w:pPr>
+    </w:p>
+    <w:p>
+      <w:pPr>
+        <w:rPr>
+          <w:rFonts w:ascii="Times New Roman" w:hAnsi="Times New Roman" w:cs="Times New Roman"/>
+          <w:sz w:val="24"/>
+          <w:szCs w:val="24"/>
+        </w:rPr>
+      </w:pPr>
+      <w:proofErr w:type="spellStart"/>
+      <w:r>
+        <w:rPr>
+          <w:rFonts w:ascii="Times New Roman" w:hAnsi="Times New Roman" w:cs="Times New Roman"/>
+          <w:sz w:val="24"/>
+          <w:szCs w:val="24"/>
+        </w:rPr>
+        <w:t>int</w:t>
+      </w:r>
+      <w:proofErr w:type="spellEnd"/>
+      <w:r>
+        <w:rPr>
+          <w:rFonts w:ascii="Times New Roman" w:hAnsi="Times New Roman" w:cs="Times New Roman"/>
+          <w:sz w:val="24"/>
+          <w:szCs w:val="24"/>
+        </w:rPr>
+        <w:t xml:space="preserve"> </w:t>
       </w:r>
       <w:proofErr w:type="spellStart"/>
       <w:proofErr w:type="gramStart"/>
       <w:r>
         <w:rPr>
           <w:rFonts w:ascii="Times New Roman" w:hAnsi="Times New Roman" w:cs="Times New Roman"/>
-          <w:lang w:val="en-US"/>
-        </w:rPr>
-        <w:t>setlocale</w:t>
+          <w:sz w:val="24"/>
+          <w:szCs w:val="24"/>
+        </w:rPr>
+        <w:t>main</w:t>
       </w:r>
       <w:proofErr w:type="spellEnd"/>
       <w:r>
         <w:rPr>
           <w:rFonts w:ascii="Times New Roman" w:hAnsi="Times New Roman" w:cs="Times New Roman"/>
-          <w:lang w:val="en-US"/>
+          <w:sz w:val="24"/>
+          <w:szCs w:val="24"/>
         </w:rPr>
         <w:t>(</w:t>
       </w:r>
@@ -5682,119 +5799,289 @@
       <w:r>
         <w:rPr>
           <w:rFonts w:ascii="Times New Roman" w:hAnsi="Times New Roman" w:cs="Times New Roman"/>
-          <w:lang w:val="en-US"/>
-        </w:rPr>
-        <w:t>LC_ALL, "Russian");</w:t>
-      </w:r>
-    </w:p>
-    <w:p>
-      <w:pPr>
-        <w:rPr>
-          <w:rFonts w:ascii="Times New Roman" w:hAnsi="Times New Roman" w:cs="Times New Roman"/>
-          <w:lang w:val="en-US"/>
-        </w:rPr>
-      </w:pPr>
-    </w:p>
-    <w:p>
-      <w:pPr>
-        <w:rPr>
-          <w:rFonts w:ascii="Times New Roman" w:hAnsi="Times New Roman" w:cs="Times New Roman"/>
-          <w:lang w:val="en-US"/>
-        </w:rPr>
-      </w:pPr>
-      <w:r>
-        <w:rPr>
-          <w:rFonts w:ascii="Times New Roman" w:hAnsi="Times New Roman" w:cs="Times New Roman"/>
-          <w:lang w:val="en-US"/>
-        </w:rPr>
-        <w:t>double a = 0.45;</w:t>
-      </w:r>
-    </w:p>
-    <w:p>
-      <w:pPr>
-        <w:rPr>
-          <w:rFonts w:ascii="Times New Roman" w:hAnsi="Times New Roman" w:cs="Times New Roman"/>
-          <w:lang w:val="en-US"/>
-        </w:rPr>
-      </w:pPr>
-      <w:r>
-        <w:rPr>
-          <w:rFonts w:ascii="Times New Roman" w:hAnsi="Times New Roman" w:cs="Times New Roman"/>
-          <w:lang w:val="en-US"/>
-        </w:rPr>
-        <w:t>double b = 3.4;</w:t>
-      </w:r>
-    </w:p>
-    <w:p>
-      <w:pPr>
-        <w:rPr>
-          <w:rFonts w:ascii="Times New Roman" w:hAnsi="Times New Roman" w:cs="Times New Roman"/>
-          <w:lang w:val="en-US"/>
-        </w:rPr>
-      </w:pPr>
-      <w:r>
-        <w:rPr>
-          <w:rFonts w:ascii="Times New Roman" w:hAnsi="Times New Roman" w:cs="Times New Roman"/>
-          <w:lang w:val="en-US"/>
-        </w:rPr>
-        <w:t>double x, Q;</w:t>
-      </w:r>
-    </w:p>
-    <w:p>
-      <w:pPr>
-        <w:rPr>
-          <w:rFonts w:ascii="Times New Roman" w:hAnsi="Times New Roman" w:cs="Times New Roman"/>
-          <w:lang w:val="en-US"/>
-        </w:rPr>
-      </w:pPr>
-    </w:p>
-    <w:p>
-      <w:pPr>
-        <w:rPr>
-          <w:rFonts w:ascii="Times New Roman" w:hAnsi="Times New Roman" w:cs="Times New Roman"/>
-        </w:rPr>
-      </w:pPr>
-      <w:proofErr w:type="spellStart"/>
-      <w:r>
-        <w:rPr>
-          <w:rFonts w:ascii="Times New Roman" w:hAnsi="Times New Roman" w:cs="Times New Roman"/>
-        </w:rPr>
-        <w:lastRenderedPageBreak/>
-        <w:t>cout</w:t>
-      </w:r>
-      <w:proofErr w:type="spellEnd"/>
-      <w:r>
-        <w:rPr>
-          <w:rFonts w:ascii="Times New Roman" w:hAnsi="Times New Roman" w:cs="Times New Roman"/>
-        </w:rPr>
-        <w:t xml:space="preserve"> </w:t>
-      </w:r>
-      <w:proofErr w:type="gramStart"/>
-      <w:r>
-        <w:rPr>
-          <w:rFonts w:ascii="Times New Roman" w:hAnsi="Times New Roman" w:cs="Times New Roman"/>
-        </w:rPr>
-        <w:t>&lt;&lt; "</w:t>
-      </w:r>
-      <w:proofErr w:type="gramEnd"/>
-      <w:r>
-        <w:rPr>
-          <w:rFonts w:ascii="Times New Roman" w:hAnsi="Times New Roman" w:cs="Times New Roman"/>
-        </w:rPr>
-        <w:t>Введите x -&gt;";</w:t>
-      </w:r>
-    </w:p>
-    <w:p>
-      <w:pPr>
-        <w:rPr>
-          <w:rFonts w:ascii="Times New Roman" w:hAnsi="Times New Roman" w:cs="Times New Roman"/>
-        </w:rPr>
-      </w:pPr>
+          <w:sz w:val="24"/>
+          <w:szCs w:val="24"/>
+        </w:rPr>
+        <w:t>)</w:t>
+      </w:r>
+    </w:p>
+    <w:p>
+      <w:pPr>
+        <w:rPr>
+          <w:rFonts w:ascii="Times New Roman" w:hAnsi="Times New Roman" w:cs="Times New Roman"/>
+          <w:sz w:val="24"/>
+          <w:szCs w:val="24"/>
+        </w:rPr>
+      </w:pPr>
+      <w:r>
+        <w:rPr>
+          <w:rFonts w:ascii="Times New Roman" w:hAnsi="Times New Roman" w:cs="Times New Roman"/>
+          <w:sz w:val="24"/>
+          <w:szCs w:val="24"/>
+        </w:rPr>
+        <w:t>{</w:t>
+      </w:r>
+    </w:p>
+    <w:p>
+      <w:pPr>
+        <w:rPr>
+          <w:rFonts w:ascii="Times New Roman" w:hAnsi="Times New Roman" w:cs="Times New Roman"/>
+          <w:sz w:val="24"/>
+          <w:szCs w:val="24"/>
+        </w:rPr>
+      </w:pPr>
+    </w:p>
+    <w:p>
+      <w:pPr>
+        <w:rPr>
+          <w:rFonts w:ascii="Times New Roman" w:hAnsi="Times New Roman" w:cs="Times New Roman"/>
+          <w:sz w:val="24"/>
+          <w:szCs w:val="24"/>
+          <w:lang w:val="en-US"/>
+        </w:rPr>
+      </w:pPr>
+      <w:r>
+        <w:rPr>
+          <w:rFonts w:ascii="Times New Roman" w:hAnsi="Times New Roman" w:cs="Times New Roman"/>
+          <w:sz w:val="24"/>
+          <w:szCs w:val="24"/>
+          <w:lang w:val="en-US"/>
+        </w:rPr>
+        <w:t xml:space="preserve">    </w:t>
+      </w:r>
       <w:proofErr w:type="spellStart"/>
       <w:proofErr w:type="gramStart"/>
       <w:r>
         <w:rPr>
           <w:rFonts w:ascii="Times New Roman" w:hAnsi="Times New Roman" w:cs="Times New Roman"/>
+          <w:sz w:val="24"/>
+          <w:szCs w:val="24"/>
+          <w:lang w:val="en-US"/>
+        </w:rPr>
+        <w:t>setlocale</w:t>
+      </w:r>
+      <w:proofErr w:type="spellEnd"/>
+      <w:r>
+        <w:rPr>
+          <w:rFonts w:ascii="Times New Roman" w:hAnsi="Times New Roman" w:cs="Times New Roman"/>
+          <w:sz w:val="24"/>
+          <w:szCs w:val="24"/>
+          <w:lang w:val="en-US"/>
+        </w:rPr>
+        <w:t>(</w:t>
+      </w:r>
+      <w:proofErr w:type="gramEnd"/>
+      <w:r>
+        <w:rPr>
+          <w:rFonts w:ascii="Times New Roman" w:hAnsi="Times New Roman" w:cs="Times New Roman"/>
+          <w:sz w:val="24"/>
+          <w:szCs w:val="24"/>
+          <w:lang w:val="en-US"/>
+        </w:rPr>
+        <w:t>LC_ALL, "Russian"); //</w:t>
+      </w:r>
+      <w:r>
+        <w:rPr>
+          <w:rFonts w:ascii="Times New Roman" w:hAnsi="Times New Roman" w:cs="Times New Roman"/>
+          <w:sz w:val="24"/>
+          <w:szCs w:val="24"/>
+        </w:rPr>
+        <w:t>Ввод</w:t>
+      </w:r>
+      <w:r>
+        <w:rPr>
+          <w:rFonts w:ascii="Times New Roman" w:hAnsi="Times New Roman" w:cs="Times New Roman"/>
+          <w:sz w:val="24"/>
+          <w:szCs w:val="24"/>
+          <w:lang w:val="en-US"/>
+        </w:rPr>
+        <w:t xml:space="preserve"> </w:t>
+      </w:r>
+      <w:proofErr w:type="spellStart"/>
+      <w:r>
+        <w:rPr>
+          <w:rFonts w:ascii="Times New Roman" w:hAnsi="Times New Roman" w:cs="Times New Roman"/>
+          <w:sz w:val="24"/>
+          <w:szCs w:val="24"/>
+        </w:rPr>
+        <w:t>кирилици</w:t>
+      </w:r>
+      <w:proofErr w:type="spellEnd"/>
+    </w:p>
+    <w:p>
+      <w:pPr>
+        <w:rPr>
+          <w:rFonts w:ascii="Times New Roman" w:hAnsi="Times New Roman" w:cs="Times New Roman"/>
+          <w:sz w:val="24"/>
+          <w:szCs w:val="24"/>
+          <w:lang w:val="en-US"/>
+        </w:rPr>
+      </w:pPr>
+    </w:p>
+    <w:p>
+      <w:pPr>
+        <w:rPr>
+          <w:rFonts w:ascii="Times New Roman" w:hAnsi="Times New Roman" w:cs="Times New Roman"/>
+          <w:sz w:val="24"/>
+          <w:szCs w:val="24"/>
+        </w:rPr>
+      </w:pPr>
+      <w:r>
+        <w:rPr>
+          <w:rFonts w:ascii="Times New Roman" w:hAnsi="Times New Roman" w:cs="Times New Roman"/>
+          <w:sz w:val="24"/>
+          <w:szCs w:val="24"/>
+        </w:rPr>
+        <w:t>//Инициализация переменных</w:t>
+      </w:r>
+    </w:p>
+    <w:p>
+      <w:pPr>
+        <w:rPr>
+          <w:rFonts w:ascii="Times New Roman" w:hAnsi="Times New Roman" w:cs="Times New Roman"/>
+          <w:sz w:val="24"/>
+          <w:szCs w:val="24"/>
+        </w:rPr>
+      </w:pPr>
+      <w:proofErr w:type="spellStart"/>
+      <w:r>
+        <w:rPr>
+          <w:rFonts w:ascii="Times New Roman" w:hAnsi="Times New Roman" w:cs="Times New Roman"/>
+          <w:sz w:val="24"/>
+          <w:szCs w:val="24"/>
+        </w:rPr>
+        <w:t>double</w:t>
+      </w:r>
+      <w:proofErr w:type="spellEnd"/>
+      <w:r>
+        <w:rPr>
+          <w:rFonts w:ascii="Times New Roman" w:hAnsi="Times New Roman" w:cs="Times New Roman"/>
+          <w:sz w:val="24"/>
+          <w:szCs w:val="24"/>
+        </w:rPr>
+        <w:t xml:space="preserve"> a = 0.45;</w:t>
+      </w:r>
+    </w:p>
+    <w:p>
+      <w:pPr>
+        <w:rPr>
+          <w:rFonts w:ascii="Times New Roman" w:hAnsi="Times New Roman" w:cs="Times New Roman"/>
+          <w:sz w:val="24"/>
+          <w:szCs w:val="24"/>
+        </w:rPr>
+      </w:pPr>
+      <w:proofErr w:type="spellStart"/>
+      <w:r>
+        <w:rPr>
+          <w:rFonts w:ascii="Times New Roman" w:hAnsi="Times New Roman" w:cs="Times New Roman"/>
+          <w:sz w:val="24"/>
+          <w:szCs w:val="24"/>
+        </w:rPr>
+        <w:lastRenderedPageBreak/>
+        <w:t>double</w:t>
+      </w:r>
+      <w:proofErr w:type="spellEnd"/>
+      <w:r>
+        <w:rPr>
+          <w:rFonts w:ascii="Times New Roman" w:hAnsi="Times New Roman" w:cs="Times New Roman"/>
+          <w:sz w:val="24"/>
+          <w:szCs w:val="24"/>
+        </w:rPr>
+        <w:t xml:space="preserve"> b = 3.4;</w:t>
+      </w:r>
+    </w:p>
+    <w:p>
+      <w:pPr>
+        <w:rPr>
+          <w:rFonts w:ascii="Times New Roman" w:hAnsi="Times New Roman" w:cs="Times New Roman"/>
+          <w:sz w:val="24"/>
+          <w:szCs w:val="24"/>
+          <w:lang w:val="en-US"/>
+        </w:rPr>
+      </w:pPr>
+      <w:r>
+        <w:rPr>
+          <w:rFonts w:ascii="Times New Roman" w:hAnsi="Times New Roman" w:cs="Times New Roman"/>
+          <w:sz w:val="24"/>
+          <w:szCs w:val="24"/>
+          <w:lang w:val="en-US"/>
+        </w:rPr>
+        <w:t>double x, Q;</w:t>
+      </w:r>
+    </w:p>
+    <w:p>
+      <w:pPr>
+        <w:rPr>
+          <w:rFonts w:ascii="Times New Roman" w:hAnsi="Times New Roman" w:cs="Times New Roman"/>
+          <w:sz w:val="24"/>
+          <w:szCs w:val="24"/>
+          <w:lang w:val="en-US"/>
+        </w:rPr>
+      </w:pPr>
+    </w:p>
+    <w:p>
+      <w:pPr>
+        <w:rPr>
+          <w:rFonts w:ascii="Times New Roman" w:hAnsi="Times New Roman" w:cs="Times New Roman"/>
+          <w:sz w:val="24"/>
+          <w:szCs w:val="24"/>
+          <w:lang w:val="en-US"/>
+        </w:rPr>
+      </w:pPr>
+      <w:proofErr w:type="spellStart"/>
+      <w:r>
+        <w:rPr>
+          <w:rFonts w:ascii="Times New Roman" w:hAnsi="Times New Roman" w:cs="Times New Roman"/>
+          <w:sz w:val="24"/>
+          <w:szCs w:val="24"/>
+          <w:lang w:val="en-US"/>
+        </w:rPr>
+        <w:t>cout</w:t>
+      </w:r>
+      <w:proofErr w:type="spellEnd"/>
+      <w:r>
+        <w:rPr>
+          <w:rFonts w:ascii="Times New Roman" w:hAnsi="Times New Roman" w:cs="Times New Roman"/>
+          <w:sz w:val="24"/>
+          <w:szCs w:val="24"/>
+          <w:lang w:val="en-US"/>
+        </w:rPr>
+        <w:t xml:space="preserve"> &lt;&lt; "</w:t>
+      </w:r>
+      <w:r>
+        <w:rPr>
+          <w:rFonts w:ascii="Times New Roman" w:hAnsi="Times New Roman" w:cs="Times New Roman"/>
+          <w:sz w:val="24"/>
+          <w:szCs w:val="24"/>
+        </w:rPr>
+        <w:t>Введите</w:t>
+      </w:r>
+      <w:r>
+        <w:rPr>
+          <w:rFonts w:ascii="Times New Roman" w:hAnsi="Times New Roman" w:cs="Times New Roman"/>
+          <w:sz w:val="24"/>
+          <w:szCs w:val="24"/>
+          <w:lang w:val="en-US"/>
+        </w:rPr>
+        <w:t xml:space="preserve"> x -&gt;";</w:t>
+      </w:r>
+    </w:p>
+    <w:p>
+      <w:pPr>
+        <w:rPr>
+          <w:rFonts w:ascii="Times New Roman" w:hAnsi="Times New Roman" w:cs="Times New Roman"/>
+          <w:sz w:val="24"/>
+          <w:szCs w:val="24"/>
+          <w:lang w:val="en-US"/>
+        </w:rPr>
+      </w:pPr>
+      <w:proofErr w:type="spellStart"/>
+      <w:r>
+        <w:rPr>
+          <w:rFonts w:ascii="Times New Roman" w:hAnsi="Times New Roman" w:cs="Times New Roman"/>
+          <w:sz w:val="24"/>
+          <w:szCs w:val="24"/>
+          <w:lang w:val="en-US"/>
         </w:rPr>
         <w:t>cin</w:t>
       </w:r>
@@ -5802,50 +6089,57 @@
       <w:r>
         <w:rPr>
           <w:rFonts w:ascii="Times New Roman" w:hAnsi="Times New Roman" w:cs="Times New Roman"/>
-        </w:rPr>
-        <w:t xml:space="preserve"> &gt;</w:t>
+          <w:sz w:val="24"/>
+          <w:szCs w:val="24"/>
+          <w:lang w:val="en-US"/>
+        </w:rPr>
+        <w:t xml:space="preserve"> &gt;&gt; x;</w:t>
+      </w:r>
+    </w:p>
+    <w:p>
+      <w:pPr>
+        <w:rPr>
+          <w:rFonts w:ascii="Times New Roman" w:hAnsi="Times New Roman" w:cs="Times New Roman"/>
+          <w:sz w:val="24"/>
+          <w:szCs w:val="24"/>
+          <w:lang w:val="en-US"/>
+        </w:rPr>
+      </w:pPr>
+    </w:p>
+    <w:p>
+      <w:pPr>
+        <w:rPr>
+          <w:rFonts w:ascii="Times New Roman" w:hAnsi="Times New Roman" w:cs="Times New Roman"/>
+          <w:sz w:val="24"/>
+          <w:szCs w:val="24"/>
+          <w:lang w:val="en-US"/>
+        </w:rPr>
+      </w:pPr>
+      <w:r>
+        <w:rPr>
+          <w:rFonts w:ascii="Times New Roman" w:hAnsi="Times New Roman" w:cs="Times New Roman"/>
+          <w:sz w:val="24"/>
+          <w:szCs w:val="24"/>
+          <w:lang w:val="en-US"/>
+        </w:rPr>
+        <w:t>Q = (13.6 * tan(x) + pow(x,3) * sin(x/2)) / (</w:t>
+      </w:r>
+      <w:proofErr w:type="gramStart"/>
+      <w:r>
+        <w:rPr>
+          <w:rFonts w:ascii="Times New Roman" w:hAnsi="Times New Roman" w:cs="Times New Roman"/>
+          <w:sz w:val="24"/>
+          <w:szCs w:val="24"/>
+          <w:lang w:val="en-US"/>
+        </w:rPr>
+        <w:t>cos(</w:t>
       </w:r>
       <w:proofErr w:type="gramEnd"/>
       <w:r>
         <w:rPr>
           <w:rFonts w:ascii="Times New Roman" w:hAnsi="Times New Roman" w:cs="Times New Roman"/>
-        </w:rPr>
-        <w:t>&gt; x;</w:t>
-      </w:r>
-    </w:p>
-    <w:p>
-      <w:pPr>
-        <w:rPr>
-          <w:rFonts w:ascii="Times New Roman" w:hAnsi="Times New Roman" w:cs="Times New Roman"/>
-        </w:rPr>
-      </w:pPr>
-    </w:p>
-    <w:p>
-      <w:pPr>
-        <w:rPr>
-          <w:rFonts w:ascii="Times New Roman" w:hAnsi="Times New Roman" w:cs="Times New Roman"/>
-          <w:lang w:val="en-US"/>
-        </w:rPr>
-      </w:pPr>
-      <w:r>
-        <w:rPr>
-          <w:rFonts w:ascii="Times New Roman" w:hAnsi="Times New Roman" w:cs="Times New Roman"/>
-          <w:lang w:val="en-US"/>
-        </w:rPr>
-        <w:t>Q = (13.6 * tan(x) + pow(x,3) * sin(x/2)) / (</w:t>
-      </w:r>
-      <w:proofErr w:type="gramStart"/>
-      <w:r>
-        <w:rPr>
-          <w:rFonts w:ascii="Times New Roman" w:hAnsi="Times New Roman" w:cs="Times New Roman"/>
-          <w:lang w:val="en-US"/>
-        </w:rPr>
-        <w:t>cos(</w:t>
-      </w:r>
-      <w:proofErr w:type="gramEnd"/>
-      <w:r>
-        <w:rPr>
-          <w:rFonts w:ascii="Times New Roman" w:hAnsi="Times New Roman" w:cs="Times New Roman"/>
+          <w:sz w:val="24"/>
+          <w:szCs w:val="24"/>
           <w:lang w:val="en-US"/>
         </w:rPr>
         <w:t>pow(x, 2))) + pow(a, 2)* b - pow(2 * 2 - b, 3);</w:t>
@@ -5855,6 +6149,8 @@
       <w:pPr>
         <w:rPr>
           <w:rFonts w:ascii="Times New Roman" w:hAnsi="Times New Roman" w:cs="Times New Roman"/>
+          <w:sz w:val="24"/>
+          <w:szCs w:val="24"/>
           <w:lang w:val="en-US"/>
         </w:rPr>
       </w:pPr>
@@ -5862,6 +6158,8 @@
       <w:r>
         <w:rPr>
           <w:rFonts w:ascii="Times New Roman" w:hAnsi="Times New Roman" w:cs="Times New Roman"/>
+          <w:sz w:val="24"/>
+          <w:szCs w:val="24"/>
           <w:lang w:val="en-US"/>
         </w:rPr>
         <w:t>cout</w:t>
@@ -5870,6 +6168,8 @@
       <w:r>
         <w:rPr>
           <w:rFonts w:ascii="Times New Roman" w:hAnsi="Times New Roman" w:cs="Times New Roman"/>
+          <w:sz w:val="24"/>
+          <w:szCs w:val="24"/>
           <w:lang w:val="en-US"/>
         </w:rPr>
         <w:t xml:space="preserve"> &lt;&lt; "</w:t>
@@ -5877,12 +6177,16 @@
       <w:r>
         <w:rPr>
           <w:rFonts w:ascii="Times New Roman" w:hAnsi="Times New Roman" w:cs="Times New Roman"/>
+          <w:sz w:val="24"/>
+          <w:szCs w:val="24"/>
         </w:rPr>
         <w:t>Ответ</w:t>
       </w:r>
       <w:r>
         <w:rPr>
           <w:rFonts w:ascii="Times New Roman" w:hAnsi="Times New Roman" w:cs="Times New Roman"/>
+          <w:sz w:val="24"/>
+          <w:szCs w:val="24"/>
           <w:lang w:val="en-US"/>
         </w:rPr>
         <w:t xml:space="preserve"> -&gt; " &lt;&lt; Q &lt;&lt; </w:t>
@@ -5891,6 +6195,8 @@
       <w:r>
         <w:rPr>
           <w:rFonts w:ascii="Times New Roman" w:hAnsi="Times New Roman" w:cs="Times New Roman"/>
+          <w:sz w:val="24"/>
+          <w:szCs w:val="24"/>
           <w:lang w:val="en-US"/>
         </w:rPr>
         <w:t>endl</w:t>
@@ -5899,6 +6205,8 @@
       <w:r>
         <w:rPr>
           <w:rFonts w:ascii="Times New Roman" w:hAnsi="Times New Roman" w:cs="Times New Roman"/>
+          <w:sz w:val="24"/>
+          <w:szCs w:val="24"/>
           <w:lang w:val="en-US"/>
         </w:rPr>
         <w:t>;</w:t>
@@ -5908,36 +6216,44 @@
       <w:pPr>
         <w:rPr>
           <w:rFonts w:ascii="Times New Roman" w:hAnsi="Times New Roman" w:cs="Times New Roman"/>
-          <w:lang w:val="en-US"/>
-        </w:rPr>
-      </w:pPr>
-    </w:p>
-    <w:p>
-      <w:pPr>
-        <w:rPr>
-          <w:rFonts w:ascii="Times New Roman" w:hAnsi="Times New Roman" w:cs="Times New Roman"/>
-          <w:lang w:val="en-US"/>
-        </w:rPr>
-      </w:pPr>
-      <w:r>
-        <w:rPr>
-          <w:rFonts w:ascii="Times New Roman" w:hAnsi="Times New Roman" w:cs="Times New Roman"/>
-          <w:lang w:val="en-US"/>
-        </w:rPr>
-        <w:tab/>
-        <w:t>return 0;</w:t>
-      </w:r>
-    </w:p>
-    <w:p>
-      <w:pPr>
-        <w:rPr>
-          <w:rFonts w:ascii="Times New Roman" w:hAnsi="Times New Roman" w:cs="Times New Roman"/>
-          <w:lang w:val="en-US"/>
-        </w:rPr>
-      </w:pPr>
-      <w:r>
-        <w:rPr>
-          <w:rFonts w:ascii="Times New Roman" w:hAnsi="Times New Roman" w:cs="Times New Roman"/>
+          <w:sz w:val="24"/>
+          <w:szCs w:val="24"/>
+          <w:lang w:val="en-US"/>
+        </w:rPr>
+      </w:pPr>
+    </w:p>
+    <w:p>
+      <w:pPr>
+        <w:rPr>
+          <w:rFonts w:ascii="Times New Roman" w:hAnsi="Times New Roman" w:cs="Times New Roman"/>
+          <w:sz w:val="24"/>
+          <w:szCs w:val="24"/>
+          <w:lang w:val="en-US"/>
+        </w:rPr>
+      </w:pPr>
+      <w:r>
+        <w:rPr>
+          <w:rFonts w:ascii="Times New Roman" w:hAnsi="Times New Roman" w:cs="Times New Roman"/>
+          <w:sz w:val="24"/>
+          <w:szCs w:val="24"/>
+          <w:lang w:val="en-US"/>
+        </w:rPr>
+        <w:t>    return 0;</w:t>
+      </w:r>
+    </w:p>
+    <w:p>
+      <w:pPr>
+        <w:rPr>
+          <w:rFonts w:ascii="Times New Roman" w:hAnsi="Times New Roman" w:cs="Times New Roman"/>
+          <w:sz w:val="24"/>
+          <w:szCs w:val="24"/>
+        </w:rPr>
+      </w:pPr>
+      <w:r>
+        <w:rPr>
+          <w:rFonts w:ascii="Times New Roman" w:hAnsi="Times New Roman" w:cs="Times New Roman"/>
+          <w:sz w:val="24"/>
+          <w:szCs w:val="24"/>
         </w:rPr>
         <w:t>}</w:t>
       </w:r>
@@ -7011,6 +7327,7 @@
   <w:style w:type="character" w:default="1" w:styleId="a0">
     <w:name w:val="Default Paragraph Font"/>
     <w:uiPriority w:val="1"/>
+    <w:semiHidden/>
     <w:unhideWhenUsed/>
   </w:style>
   <w:style w:type="table" w:default="1" w:styleId="a1">
